--- a/基于Arduino的光电循迹小车设计报告--姓名1、姓名2--2026年09月11日.docx
+++ b/基于Arduino的光电循迹小车设计报告--姓名1、姓名2--2026年09月11日.docx
@@ -3250,7 +3250,7 @@
                 <w:color w:val="000000"/>
                 <w:sz w:val="21"/>
               </w:rPr>
-              <w:t>D5 / D6</w:t>
+              <w:t>D6 / D7</w:t>
             </w:r>
           </w:p>
         </w:tc>
@@ -3272,7 +3272,7 @@
                 <w:color w:val="000000"/>
                 <w:sz w:val="21"/>
               </w:rPr>
-              <w:t>MX1508 的 MOTOR-A，D5 输出 PWM 调速，D6 恒为低电平</w:t>
+              <w:t>MX1508 的 MOTOR-A（左轮），D6 出 PWM 调速，D7 保持低电平</w:t>
             </w:r>
           </w:p>
         </w:tc>
@@ -3337,7 +3337,7 @@
                 <w:color w:val="000000"/>
                 <w:sz w:val="21"/>
               </w:rPr>
-              <w:t>D9 / D10</w:t>
+              <w:t>D8 / D9</w:t>
             </w:r>
           </w:p>
         </w:tc>
@@ -3359,7 +3359,7 @@
                 <w:color w:val="000000"/>
                 <w:sz w:val="21"/>
               </w:rPr>
-              <w:t>MX1508 的 MOTOR-B，D9 输出 PWM 调速，D10 恒为低电平</w:t>
+              <w:t>MX1508 的 MOTOR-B（右轮），D8 出 PWM 调速，D9 保持低电平</w:t>
             </w:r>
           </w:p>
         </w:tc>
@@ -3424,7 +3424,7 @@
                 <w:color w:val="000000"/>
                 <w:sz w:val="21"/>
               </w:rPr>
-              <w:t>D7</w:t>
+              <w:t>D2</w:t>
             </w:r>
           </w:p>
         </w:tc>
@@ -3511,7 +3511,7 @@
                 <w:color w:val="000000"/>
                 <w:sz w:val="21"/>
               </w:rPr>
-              <w:t>D4</w:t>
+              <w:t>D10</w:t>
             </w:r>
           </w:p>
         </w:tc>
@@ -3772,7 +3772,7 @@
                 <w:color w:val="000000"/>
                 <w:sz w:val="21"/>
               </w:rPr>
-              <w:t>5V / GND</w:t>
+              <w:t>VM / GND</w:t>
             </w:r>
           </w:p>
         </w:tc>
@@ -3794,7 +3794,7 @@
                 <w:color w:val="000000"/>
                 <w:sz w:val="21"/>
               </w:rPr>
-              <w:t>由扩展板 5 V 与公共地供给</w:t>
+              <w:t>VM 要单独接电源（电池盒或充电宝），不要接 5 V 或 3.3 V，见 2.7 节</w:t>
             </w:r>
           </w:p>
         </w:tc>
@@ -3895,7 +3895,7 @@
           <w:b w:val="0"/>
           <w:sz w:val="24"/>
         </w:rPr>
-        <w:t xml:space="preserve">需要特别说明的是，本设计的两个轮子在运行过程中只朝一个方向（前进方向）转动，转弯完全依靠左右轮的转速差实现，程序中不使用“内侧轮反转”。原因是反转时电机要穿过零点、重新克服静摩擦，那一瞬间的堵转电流是平时的数倍；本设计采用充电宝经 UNO 的 USB 口供电，电机电流同样经过这条路径，反复的换向电流冲击会造成供电电压跌落，实测会出现小车中途停住的现象。改用“内侧轮只减速、不换向”的策略后，转向时电流变化平缓，小车不再中途停车；代价是转向力度变弱，因此把转弯时外侧轮的速度提高到 180 加以补偿。</w:t>
+        <w:t xml:space="preserve">转弯用的是“内侧轮反转、外侧轮前进”的办法，车身几乎能原地转，转弯半径最小。内侧轮反转多快由 speedBack 控制。这里有个麻烦：换向那一瞬间电流最大，因为电机要穿过零点重新克服静摩擦，堵转电流是平时的好几倍，容易把电压拉下去，实测数据见 2.7 节。如果转弯时小车会停一下，可以把 speedBack 改成 0，让内侧轮只停住不反转，代价是转得没那么利索。</w:t>
       </w:r>
     </w:p>
     <w:p>
@@ -4066,7 +4066,7 @@
           <w:b w:val="0"/>
           <w:sz w:val="24"/>
         </w:rPr>
-        <w:t>系统采用 5 V 供电。Arduino 由充电宝的 USB 口供电，电机驱动模块的电源同样取自扩展板的 5 V 与 GND，两者共地。实地测试或验收时建议使用充电宝供电，不要用 9 V 层叠电池：电机启动瞬间电流较大，层叠电池内阻大、压降明显，容易造成传感器读数跳变甚至单片机复位。本设计电机电流经过 UNO 的 USB 供电路径，这是本方案的薄弱环节，因此在软件上取消了“内侧轮反转”，把换向电流冲击降到最低（见 2.4 节）；如果后续需要长期稳定运行，建议给电机驱动模块单独接一路电池，并与主控共地。</w:t>
+        <w:t>Arduino 用充电宝经 USB 供电，电机驱动模块的电源一开始也是从扩展板的 5 V 和 GND 上取的，两边共地。后来实测发现这样接不行：电机一转，5 V 就被拉到 2.2 V 左右（用单片机内部 1.1 V 基准反推出来的），低于 ATmega328P 的 2.7 V 欠压阈值，单片机会复位，小车就“冲一步就停”，屏幕回到待机画面。查下来是 UNO 的 5 V 上串着一颗 500 mA 自恢复保险丝，两个电机启动时的电流超了；3.3 V 引脚更只有约 50 mA，更带不动。正确接法是把电机电源 VM 单独接到电池盒或充电宝，Arduino 只走 USB，两边共地，VM 和 GND 之间再并一只 470 µF 电解电容吸收换向尖峰。软件上把占空比调小也能减轻一些。</w:t>
       </w:r>
     </w:p>
     <w:p>
@@ -4863,7 +4863,7 @@
           <w:b w:val="0"/>
           <w:sz w:val="24"/>
         </w:rPr>
-        <w:t>程序由 setup() 与 loop() 两个函数组成，全部流程都在 loop() 中顺序执行。上电后初始化各 I/O 口、串口（9600）和 OLED（I²C 0x3C）；显示待机画面并等待启动按键按下；按键按下后倒计时 3 秒并发车，小车直行直到压上起始线，在压线的瞬间记下 startTime 开始计时；随后进入循迹循环，按左右光电检测结果分三种情况调整两轮 PWM，并每 250 ms 刷新一次 OLED 上的用时与进度条；当再次检测到起始线（双黑且持续时间超过 80 ms、且已跑够 5 s）时停车、给出提示音并显示最终成绩；若超过 3 分钟仍未跑完一圈则超时停车并显示 STOPPED。成绩画面保持 5 秒后回到待机状态，等待下一次启动。</w:t>
+        <w:t>程序只有 setup() 和 loop() 两个函数，流程都在 loop() 里顺序执行。上电先初始化各 I/O 口、串口（9600）和 OLED（I²C 地址 0x3C），显示待机画面等按键。按一下启动键，倒计时 3 秒，然后满速“踢一脚”让电机转起来，接着就直接开始循迹，不再有单独的“发车阶段”。循迹循环里一边看两路光电的结果调整两个轮子的 PWM，一边数压到过几条黑线：第 1 条记下 startTime 开始计时，第 2 条就判定跑完一圈，停车显示成绩。另外还有 3 分钟超时和“最短一圈”两道保护。屏幕上每 100 ms 刷新一次，显示黑线条数、已用时间和 3 分钟进度条。</w:t>
       </w:r>
     </w:p>
     <w:p>
@@ -4906,7 +4906,7 @@
           <w:b w:val="0"/>
           <w:sz w:val="24"/>
         </w:rPr>
-        <w:t>（2）电机控制模块：每个电机占用两个数字引脚，一个输出 PWM 占空比调速、另一个保持低电平确定转向，因此两个轮子在运行过程中永不换向，完全没有反转电流冲击。发车时先用满速 255 持续 150 ms “踢一脚”突破齿轮箱的静摩擦，再降回正常速度 150，避免电机静止时堵转不转。</w:t>
+        <w:t>（2）电机控制模块：每个电机用两个数字脚，前进脚输出 PWM 调速，另一脚保持低电平定方向。直行时两个轮子速度一样（speedFast = 130）。要转弯就让内侧轮反转、外侧轮前进，speedBack 是内侧轮的反转占空比（当前 100），turnLeft 是外侧轮速度。起步时先给满速 255 持续 150 ms“踢一脚”突破齿轮箱的静摩擦，再降回正常速度，否则电机常常原地不转。实测中如果占空比太大把电压拉塌、单片机复位，就先减小 speedFast。</w:t>
       </w:r>
     </w:p>
     <w:p>
@@ -4919,7 +4919,7 @@
           <w:b w:val="0"/>
           <w:sz w:val="24"/>
         </w:rPr>
-        <w:t>（3）起始线与自动起停模块：这是本设计最容易出错的地方。直角弯处两个传感器也可能同时压到黑线，如果一看到“双黑”就停车，小车会在第一个直角弯就停下来。程序设置了两道保护：一是要求双黑连续保持 80 ms 以上才认定是起始线（用变量 bothBlackTime 记录“刚刚同时压线”的时刻，一离开黑线就清零重新计时）；二是要求已经跑够 5 s（lapMinMs）才允许停车，杜绝刚出发就被误判成跑完一圈。发车阶段另设 5 s 超时保护，一直找不到起始线就停车并显示 STOPPED，防止小车乱跑。</w:t>
+        <w:t>（3）数黑线与自动起停模块：这一块我们改得最多。起始线只有 1.5～2 cm 厚，车速 20～25 cm/s 时压线时间只有 60～80 ms，而最早的程序要求“双黑连续保持 80 ms 以上”才算起始线，大部分时候达不到，结果判圈一直不触发、小车跑完一圈停不下来。现在的做法是：两个传感器在 startLineWindowMs = 150 ms 内都压到过黑线，就算数到一条黑线，既不要求持续多久，也不要求严格同时；数到之后锁 lockoutMs = 300 ms，免得同一条线在连续几轮循环里被数好几次。第 1 条黑线开始计时，第 2 条黑线（并且距第 1 条已经超过 lapMinMs = 5 s）算跑完一圈，另有 lapMaxMs = 180 s 超时保护。有个坑要记住：判断“两个都白”的时候不能把压线计时清零，薄起始线在两个传感器前后错开时会短暂出现双白，一清零这条线就整条漏掉了。</w:t>
       </w:r>
     </w:p>
     <w:p>
@@ -4932,7 +4932,7 @@
           <w:b w:val="0"/>
           <w:sz w:val="24"/>
         </w:rPr>
-        <w:t>（4）计时与显示模块：用 millis() 记录时刻，计时起点是压到起始线的那一瞬间，而不是按下启动键的瞬间，这样成绩才是真正“跑一圈”的时间。显示时把毫秒换算成 分:秒.百分秒，并画出以 3 分钟为满量程的进度条。所有毫秒参数都用 unsigned long 类型，因为 UNO 上 int 最大只有 32767，装不下 180000 这样的数字，写成 int 会溢出并使限时失效。</w:t>
+        <w:t>（4）计时与显示模块：用 millis() 记时刻，计时的起点是压到第一条黑线的那一下，不是按启动键的那一下，这样成绩才是真正跑一圈的时间。还没压到第一条线时屏幕上显示 00:00.00。显示时把毫秒换算成分:秒.百分秒，下面画一条以 3 分钟为满量程的进度条，状态行还会显示已经数到几条黑线（比如 Running L1），方便判断有没有漏判。所有毫秒参数都用 unsigned long，Uno 上 16 位的 int 装不下。</w:t>
       </w:r>
     </w:p>
     <w:p>
@@ -5085,20 +5085,20 @@
           <w:sz w:val="17"/>
           <w:szCs w:val="17"/>
         </w:rPr>
-        <w:t xml:space="preserve">int leftSensorPin  = A0;   // 实测：车左侧的传感器接在 A0</w:t>
-      </w:r>
-    </w:p>
-    <w:p>
-      <w:pPr>
-        <w:spacing w:line="240" w:lineRule="auto" w:before="0" w:after="0"/>
-      </w:pPr>
-      <w:r>
-        <w:rPr>
-          <w:rFonts w:ascii="Consolas" w:hAnsi="Consolas" w:eastAsia="宋体" w:hint="eastAsia"/>
-          <w:sz w:val="17"/>
-          <w:szCs w:val="17"/>
-        </w:rPr>
-        <w:t xml:space="preserve">int rightSensorPin = A1;   // 实测：车右侧的传感器接在 A1</w:t>
+        <w:t xml:space="preserve">int leftSensorPin  = A0;   // 左传感器 OUT</w:t>
+      </w:r>
+    </w:p>
+    <w:p>
+      <w:pPr>
+        <w:spacing w:line="240" w:lineRule="auto" w:before="0" w:after="0"/>
+      </w:pPr>
+      <w:r>
+        <w:rPr>
+          <w:rFonts w:ascii="Consolas" w:hAnsi="Consolas" w:eastAsia="宋体" w:hint="eastAsia"/>
+          <w:sz w:val="17"/>
+          <w:szCs w:val="17"/>
+        </w:rPr>
+        <w:t xml:space="preserve">int rightSensorPin = A1;   // 右传感器 OUT</w:t>
       </w:r>
     </w:p>
     <w:p>
@@ -5124,85 +5124,85 @@
           <w:sz w:val="17"/>
           <w:szCs w:val="17"/>
         </w:rPr>
-        <w:t xml:space="preserve">// MX1508：换了驱动模块之后实测，MOTOR-B(D9/D10) 驱动左轮，MOTOR-A(D5/D6) 驱动右轮</w:t>
-      </w:r>
-    </w:p>
-    <w:p>
-      <w:pPr>
-        <w:spacing w:line="240" w:lineRule="auto" w:before="0" w:after="0"/>
-      </w:pPr>
-      <w:r>
-        <w:rPr>
-          <w:rFonts w:ascii="Consolas" w:hAnsi="Consolas" w:eastAsia="宋体" w:hint="eastAsia"/>
-          <w:sz w:val="17"/>
-          <w:szCs w:val="17"/>
-        </w:rPr>
-        <w:t xml:space="preserve">// 某轮前进方向不对，就在两个程序里交换该轮 Forward/Back 的引脚值</w:t>
-      </w:r>
-    </w:p>
-    <w:p>
-      <w:pPr>
-        <w:spacing w:line="240" w:lineRule="auto" w:before="0" w:after="0"/>
-      </w:pPr>
-      <w:r>
-        <w:rPr>
-          <w:rFonts w:ascii="Consolas" w:hAnsi="Consolas" w:eastAsia="宋体" w:hint="eastAsia"/>
-          <w:sz w:val="17"/>
-          <w:szCs w:val="17"/>
-        </w:rPr>
-        <w:t xml:space="preserve">// 换了新的驱动板之后这张映射要重新用 bringup 的 q 命令验一遍</w:t>
-      </w:r>
-    </w:p>
-    <w:p>
-      <w:pPr>
-        <w:spacing w:line="240" w:lineRule="auto" w:before="0" w:after="0"/>
-      </w:pPr>
-      <w:r>
-        <w:rPr>
-          <w:rFonts w:ascii="Consolas" w:hAnsi="Consolas" w:eastAsia="宋体" w:hint="eastAsia"/>
-          <w:sz w:val="17"/>
-          <w:szCs w:val="17"/>
-        </w:rPr>
-        <w:t xml:space="preserve">int leftForward  = 9;</w:t>
-      </w:r>
-    </w:p>
-    <w:p>
-      <w:pPr>
-        <w:spacing w:line="240" w:lineRule="auto" w:before="0" w:after="0"/>
-      </w:pPr>
-      <w:r>
-        <w:rPr>
-          <w:rFonts w:ascii="Consolas" w:hAnsi="Consolas" w:eastAsia="宋体" w:hint="eastAsia"/>
-          <w:sz w:val="17"/>
-          <w:szCs w:val="17"/>
-        </w:rPr>
-        <w:t xml:space="preserve">int leftBack     = 10;</w:t>
-      </w:r>
-    </w:p>
-    <w:p>
-      <w:pPr>
-        <w:spacing w:line="240" w:lineRule="auto" w:before="0" w:after="0"/>
-      </w:pPr>
-      <w:r>
-        <w:rPr>
-          <w:rFonts w:ascii="Consolas" w:hAnsi="Consolas" w:eastAsia="宋体" w:hint="eastAsia"/>
-          <w:sz w:val="17"/>
-          <w:szCs w:val="17"/>
-        </w:rPr>
-        <w:t xml:space="preserve">int rightForward = 5;</w:t>
-      </w:r>
-    </w:p>
-    <w:p>
-      <w:pPr>
-        <w:spacing w:line="240" w:lineRule="auto" w:before="0" w:after="0"/>
-      </w:pPr>
-      <w:r>
-        <w:rPr>
-          <w:rFonts w:ascii="Consolas" w:hAnsi="Consolas" w:eastAsia="宋体" w:hint="eastAsia"/>
-          <w:sz w:val="17"/>
-          <w:szCs w:val="17"/>
-        </w:rPr>
-        <w:t xml:space="preserve">int rightBack    = 6;</w:t>
+        <w:t xml:space="preserve">// MX1508：IN1/IN2 控制 MOTOR-A，IN3/IN4 控制 MOTOR-B</w:t>
+      </w:r>
+    </w:p>
+    <w:p>
+      <w:pPr>
+        <w:spacing w:line="240" w:lineRule="auto" w:before="0" w:after="0"/>
+      </w:pPr>
+      <w:r>
+        <w:rPr>
+          <w:rFonts w:ascii="Consolas" w:hAnsi="Consolas" w:eastAsia="宋体" w:hint="eastAsia"/>
+          <w:sz w:val="17"/>
+          <w:szCs w:val="17"/>
+        </w:rPr>
+        <w:t xml:space="preserve">// 新接线实测：MOTOR-A → 左轮，MOTOR-B → 右轮。</w:t>
+      </w:r>
+    </w:p>
+    <w:p>
+      <w:pPr>
+        <w:spacing w:line="240" w:lineRule="auto" w:before="0" w:after="0"/>
+      </w:pPr>
+      <w:r>
+        <w:rPr>
+          <w:rFonts w:ascii="Consolas" w:hAnsi="Consolas" w:eastAsia="宋体" w:hint="eastAsia"/>
+          <w:sz w:val="17"/>
+          <w:szCs w:val="17"/>
+        </w:rPr>
+        <w:t xml:space="preserve">// 哪一轮【方向反了】，就交换该轮 Forward / Back 这两个引脚号（不要改接线）。</w:t>
+      </w:r>
+    </w:p>
+    <w:p>
+      <w:pPr>
+        <w:spacing w:line="240" w:lineRule="auto" w:before="0" w:after="0"/>
+      </w:pPr>
+      <w:r>
+        <w:rPr>
+          <w:rFonts w:ascii="Consolas" w:hAnsi="Consolas" w:eastAsia="宋体" w:hint="eastAsia"/>
+          <w:sz w:val="17"/>
+          <w:szCs w:val="17"/>
+        </w:rPr>
+        <w:t xml:space="preserve">int leftForward  = 6;    // IN1</w:t>
+      </w:r>
+    </w:p>
+    <w:p>
+      <w:pPr>
+        <w:spacing w:line="240" w:lineRule="auto" w:before="0" w:after="0"/>
+      </w:pPr>
+      <w:r>
+        <w:rPr>
+          <w:rFonts w:ascii="Consolas" w:hAnsi="Consolas" w:eastAsia="宋体" w:hint="eastAsia"/>
+          <w:sz w:val="17"/>
+          <w:szCs w:val="17"/>
+        </w:rPr>
+        <w:t xml:space="preserve">int leftBack     = 7;    // IN2</w:t>
+      </w:r>
+    </w:p>
+    <w:p>
+      <w:pPr>
+        <w:spacing w:line="240" w:lineRule="auto" w:before="0" w:after="0"/>
+      </w:pPr>
+      <w:r>
+        <w:rPr>
+          <w:rFonts w:ascii="Consolas" w:hAnsi="Consolas" w:eastAsia="宋体" w:hint="eastAsia"/>
+          <w:sz w:val="17"/>
+          <w:szCs w:val="17"/>
+        </w:rPr>
+        <w:t xml:space="preserve">int rightForward = 8;    // IN3</w:t>
+      </w:r>
+    </w:p>
+    <w:p>
+      <w:pPr>
+        <w:spacing w:line="240" w:lineRule="auto" w:before="0" w:after="0"/>
+      </w:pPr>
+      <w:r>
+        <w:rPr>
+          <w:rFonts w:ascii="Consolas" w:hAnsi="Consolas" w:eastAsia="宋体" w:hint="eastAsia"/>
+          <w:sz w:val="17"/>
+          <w:szCs w:val="17"/>
+        </w:rPr>
+        <w:t xml:space="preserve">int rightBack    = 9;    // IN4</w:t>
       </w:r>
     </w:p>
     <w:p>
@@ -5241,20 +5241,20 @@
           <w:sz w:val="17"/>
           <w:szCs w:val="17"/>
         </w:rPr>
-        <w:t xml:space="preserve">int buzzer      = 4;    // 扩展板 BUZ 实测接在 D4（用 z 命令扫描出来的）</w:t>
-      </w:r>
-    </w:p>
-    <w:p>
-      <w:pPr>
-        <w:spacing w:line="240" w:lineRule="auto" w:before="0" w:after="0"/>
-      </w:pPr>
-      <w:r>
-        <w:rPr>
-          <w:rFonts w:ascii="Consolas" w:hAnsi="Consolas" w:eastAsia="宋体" w:hint="eastAsia"/>
-          <w:sz w:val="17"/>
-          <w:szCs w:val="17"/>
-        </w:rPr>
-        <w:t xml:space="preserve">int startButton = 7;</w:t>
+        <w:t xml:space="preserve">int buzzer      = 10;   // 扩展板只有一个 buz 脚，新接在 D10</w:t>
+      </w:r>
+    </w:p>
+    <w:p>
+      <w:pPr>
+        <w:spacing w:line="240" w:lineRule="auto" w:before="0" w:after="0"/>
+      </w:pPr>
+      <w:r>
+        <w:rPr>
+          <w:rFonts w:ascii="Consolas" w:hAnsi="Consolas" w:eastAsia="宋体" w:hint="eastAsia"/>
+          <w:sz w:val="17"/>
+          <w:szCs w:val="17"/>
+        </w:rPr>
+        <w:t xml:space="preserve">int startButton = 2;    // S1 新接在 D2</w:t>
       </w:r>
     </w:p>
     <w:p>
@@ -5384,6 +5384,136 @@
           <w:sz w:val="17"/>
           <w:szCs w:val="17"/>
         </w:rPr>
+        <w:t xml:space="preserve">// ---- 速度（0~255，就是 PWM 占空比）----</w:t>
+      </w:r>
+    </w:p>
+    <w:p>
+      <w:pPr>
+        <w:spacing w:line="240" w:lineRule="auto" w:before="0" w:after="0"/>
+      </w:pPr>
+      <w:r>
+        <w:rPr>
+          <w:rFonts w:ascii="Consolas" w:hAnsi="Consolas" w:eastAsia="宋体" w:hint="eastAsia"/>
+          <w:sz w:val="17"/>
+          <w:szCs w:val="17"/>
+        </w:rPr>
+        <w:t xml:space="preserve">// 【本次：在原值基础上整体 +10】140 / 165 / 110。</w:t>
+      </w:r>
+    </w:p>
+    <w:p>
+      <w:pPr>
+        <w:spacing w:line="240" w:lineRule="auto" w:before="0" w:after="0"/>
+      </w:pPr>
+      <w:r>
+        <w:rPr>
+          <w:rFonts w:ascii="Consolas" w:hAnsi="Consolas" w:eastAsia="宋体" w:hint="eastAsia"/>
+          <w:sz w:val="17"/>
+          <w:szCs w:val="17"/>
+        </w:rPr>
+        <w:t xml:space="preserve">// 调参记录（备查）：</w:t>
+      </w:r>
+    </w:p>
+    <w:p>
+      <w:pPr>
+        <w:spacing w:line="240" w:lineRule="auto" w:before="0" w:after="0"/>
+      </w:pPr>
+      <w:r>
+        <w:rPr>
+          <w:rFonts w:ascii="Consolas" w:hAnsi="Consolas" w:eastAsia="宋体" w:hint="eastAsia"/>
+          <w:sz w:val="17"/>
+          <w:szCs w:val="17"/>
+        </w:rPr>
+        <w:t xml:space="preserve">//   130/155/100  回滚回来的原值，实测跑通过一圈</w:t>
+      </w:r>
+    </w:p>
+    <w:p>
+      <w:pPr>
+        <w:spacing w:line="240" w:lineRule="auto" w:before="0" w:after="0"/>
+      </w:pPr>
+      <w:r>
+        <w:rPr>
+          <w:rFonts w:ascii="Consolas" w:hAnsi="Consolas" w:eastAsia="宋体" w:hint="eastAsia"/>
+          <w:sz w:val="17"/>
+          <w:szCs w:val="17"/>
+        </w:rPr>
+        <w:t xml:space="preserve">//   110/130/80   整体降 20%，试过</w:t>
+      </w:r>
+    </w:p>
+    <w:p>
+      <w:pPr>
+        <w:spacing w:line="240" w:lineRule="auto" w:before="0" w:after="0"/>
+      </w:pPr>
+      <w:r>
+        <w:rPr>
+          <w:rFonts w:ascii="Consolas" w:hAnsi="Consolas" w:eastAsia="宋体" w:hint="eastAsia"/>
+          <w:sz w:val="17"/>
+          <w:szCs w:val="17"/>
+        </w:rPr>
+        <w:t xml:space="preserve">//   120/142/90   取两者的中位数，试过</w:t>
+      </w:r>
+    </w:p>
+    <w:p>
+      <w:pPr>
+        <w:spacing w:line="240" w:lineRule="auto" w:before="0" w:after="0"/>
+      </w:pPr>
+      <w:r>
+        <w:rPr>
+          <w:rFonts w:ascii="Consolas" w:hAnsi="Consolas" w:eastAsia="宋体" w:hint="eastAsia"/>
+          <w:sz w:val="17"/>
+          <w:szCs w:val="17"/>
+        </w:rPr>
+        <w:t xml:space="preserve">//   140/165/110  本次：原值 +10（整体快一档）</w:t>
+      </w:r>
+    </w:p>
+    <w:p>
+      <w:pPr>
+        <w:spacing w:line="240" w:lineRule="auto" w:before="0" w:after="0"/>
+      </w:pPr>
+      <w:r>
+        <w:rPr>
+          <w:rFonts w:ascii="Consolas" w:hAnsi="Consolas" w:eastAsia="宋体" w:hint="eastAsia"/>
+          <w:sz w:val="17"/>
+          <w:szCs w:val="17"/>
+        </w:rPr>
+        <w:t xml:space="preserve">// 以后要调就继续"在前后两次之间取中位数"，每试一次区间减半，几次就收敛。</w:t>
+      </w:r>
+    </w:p>
+    <w:p>
+      <w:pPr>
+        <w:spacing w:line="240" w:lineRule="auto" w:before="0" w:after="0"/>
+      </w:pPr>
+      <w:r>
+        <w:rPr>
+          <w:rFonts w:ascii="Consolas" w:hAnsi="Consolas" w:eastAsia="宋体" w:hint="eastAsia"/>
+          <w:sz w:val="17"/>
+          <w:szCs w:val="17"/>
+        </w:rPr>
+        <w:t xml:space="preserve">// 【提醒】占空比越大，电机电流越大。实测占空比 130 时 5V 轨被拉到 2.30V；</w:t>
+      </w:r>
+    </w:p>
+    <w:p>
+      <w:pPr>
+        <w:spacing w:line="240" w:lineRule="auto" w:before="0" w:after="0"/>
+      </w:pPr>
+      <w:r>
+        <w:rPr>
+          <w:rFonts w:ascii="Consolas" w:hAnsi="Consolas" w:eastAsia="宋体" w:hint="eastAsia"/>
+          <w:sz w:val="17"/>
+          <w:szCs w:val="17"/>
+        </w:rPr>
+        <w:t xml:space="preserve">//   这次比那时还高 10，如果一跑就复位，先把 speedFast 降回来。</w:t>
+      </w:r>
+    </w:p>
+    <w:p>
+      <w:pPr>
+        <w:spacing w:line="240" w:lineRule="auto" w:before="0" w:after="0"/>
+      </w:pPr>
+      <w:r>
+        <w:rPr>
+          <w:rFonts w:ascii="Consolas" w:hAnsi="Consolas" w:eastAsia="宋体" w:hint="eastAsia"/>
+          <w:sz w:val="17"/>
+          <w:szCs w:val="17"/>
+        </w:rPr>
         <w:t xml:space="preserve">int speedFast = 130;    // 直行速度（两个轮子一样）</w:t>
       </w:r>
     </w:p>
@@ -5397,20 +5527,20 @@
           <w:sz w:val="17"/>
           <w:szCs w:val="17"/>
         </w:rPr>
-        <w:t xml:space="preserve">int speedTurn = 155;    // 转弯时【外侧】轮速度，越大转得越急</w:t>
-      </w:r>
-    </w:p>
-    <w:p>
-      <w:pPr>
-        <w:spacing w:line="240" w:lineRule="auto" w:before="0" w:after="0"/>
-      </w:pPr>
-      <w:r>
-        <w:rPr>
-          <w:rFonts w:ascii="Consolas" w:hAnsi="Consolas" w:eastAsia="宋体" w:hint="eastAsia"/>
-          <w:sz w:val="17"/>
-          <w:szCs w:val="17"/>
-        </w:rPr>
-        <w:t xml:space="preserve">int speedBack = 100;    // 转弯时【内侧】轮【反转】速度，越大转得越急</w:t>
+        <w:t xml:space="preserve">int speedTurn = 135;    // 转弯时【外侧】轮速度，越大转得越急</w:t>
+      </w:r>
+    </w:p>
+    <w:p>
+      <w:pPr>
+        <w:spacing w:line="240" w:lineRule="auto" w:before="0" w:after="0"/>
+      </w:pPr>
+      <w:r>
+        <w:rPr>
+          <w:rFonts w:ascii="Consolas" w:hAnsi="Consolas" w:eastAsia="宋体" w:hint="eastAsia"/>
+          <w:sz w:val="17"/>
+          <w:szCs w:val="17"/>
+        </w:rPr>
+        <w:t xml:space="preserve">int speedBack = 50;    // 转弯时【内侧】轮【反转】速度，越大转得越急</w:t>
       </w:r>
     </w:p>
     <w:p>
@@ -5670,85 +5800,163 @@
           <w:b w:val="1"/>
           <w:sz w:val="24"/>
         </w:rPr>
-        <w:t xml:space="preserve">（3）发车阶段：直行寻找起始线（含 5 s 超时保护）</w:t>
-      </w:r>
-    </w:p>
-    <w:p>
-      <w:pPr>
-        <w:spacing w:line="240" w:lineRule="auto" w:before="0" w:after="0"/>
-      </w:pPr>
-      <w:r>
-        <w:rPr>
-          <w:rFonts w:ascii="Consolas" w:hAnsi="Consolas" w:eastAsia="宋体" w:hint="eastAsia"/>
-          <w:sz w:val="17"/>
-          <w:szCs w:val="17"/>
-        </w:rPr>
-        <w:t xml:space="preserve">    // 发车阶段是直线冲向起始线，除了起始线不会有别的黑线，看到双黑就是它。</w:t>
-      </w:r>
-    </w:p>
-    <w:p>
-      <w:pPr>
-        <w:spacing w:line="240" w:lineRule="auto" w:before="0" w:after="0"/>
-      </w:pPr>
-      <w:r>
-        <w:rPr>
-          <w:rFonts w:ascii="Consolas" w:hAnsi="Consolas" w:eastAsia="宋体" w:hint="eastAsia"/>
-          <w:sz w:val="17"/>
-          <w:szCs w:val="17"/>
-        </w:rPr>
-        <w:t xml:space="preserve">    // 这里【不能】再 delay 确认：车快的时候 150 毫秒已经冲过整条线了，</w:t>
-      </w:r>
-    </w:p>
-    <w:p>
-      <w:pPr>
-        <w:spacing w:line="240" w:lineRule="auto" w:before="0" w:after="0"/>
-      </w:pPr>
-      <w:r>
-        <w:rPr>
-          <w:rFonts w:ascii="Consolas" w:hAnsi="Consolas" w:eastAsia="宋体" w:hint="eastAsia"/>
-          <w:sz w:val="17"/>
-          <w:szCs w:val="17"/>
-        </w:rPr>
-        <w:t xml:space="preserve">    // 再检查一次反而读到白底，结果永远找不到起始线 -&gt; 5 秒超时停车。</w:t>
-      </w:r>
-    </w:p>
-    <w:p>
-      <w:pPr>
-        <w:spacing w:line="240" w:lineRule="auto" w:before="0" w:after="0"/>
-      </w:pPr>
-      <w:r>
-        <w:rPr>
-          <w:rFonts w:ascii="Consolas" w:hAnsi="Consolas" w:eastAsia="宋体" w:hint="eastAsia"/>
-          <w:sz w:val="17"/>
-          <w:szCs w:val="17"/>
-        </w:rPr>
-        <w:t xml:space="preserve">    if (leftBlack == 1 &amp;&amp; rightBlack == 1 &amp;&amp; millis() - launchStart &gt; 200) {</w:t>
-      </w:r>
-    </w:p>
-    <w:p>
-      <w:pPr>
-        <w:spacing w:line="240" w:lineRule="auto" w:before="0" w:after="0"/>
-      </w:pPr>
-      <w:r>
-        <w:rPr>
-          <w:rFonts w:ascii="Consolas" w:hAnsi="Consolas" w:eastAsia="宋体" w:hint="eastAsia"/>
-          <w:sz w:val="17"/>
-          <w:szCs w:val="17"/>
-        </w:rPr>
-        <w:t xml:space="preserve">      break;</w:t>
-      </w:r>
-    </w:p>
-    <w:p>
-      <w:pPr>
-        <w:spacing w:line="240" w:lineRule="auto" w:before="0" w:after="0"/>
-      </w:pPr>
-      <w:r>
-        <w:rPr>
-          <w:rFonts w:ascii="Consolas" w:hAnsi="Consolas" w:eastAsia="宋体" w:hint="eastAsia"/>
-          <w:sz w:val="17"/>
-          <w:szCs w:val="17"/>
-        </w:rPr>
-        <w:t xml:space="preserve">    }</w:t>
+        <w:t xml:space="preserve">（3）起步后立刻进入循迹（这一版已经没有“发车阶段”了）：</w:t>
+      </w:r>
+    </w:p>
+    <w:p>
+      <w:pPr>
+        <w:spacing w:line="240" w:lineRule="auto" w:before="0" w:after="0"/>
+      </w:pPr>
+      <w:r>
+        <w:rPr>
+          <w:rFonts w:ascii="Consolas" w:hAnsi="Consolas" w:eastAsia="宋体" w:hint="eastAsia"/>
+          <w:sz w:val="17"/>
+          <w:szCs w:val="17"/>
+        </w:rPr>
+        <w:t xml:space="preserve">  // 第三步：起步，然后【立刻开始循迹】（不再有"发车阶段"）</w:t>
+      </w:r>
+    </w:p>
+    <w:p>
+      <w:pPr>
+        <w:spacing w:line="240" w:lineRule="auto" w:before="0" w:after="0"/>
+      </w:pPr>
+      <w:r>
+        <w:rPr>
+          <w:rFonts w:ascii="Consolas" w:hAnsi="Consolas" w:eastAsia="宋体" w:hint="eastAsia"/>
+          <w:sz w:val="17"/>
+          <w:szCs w:val="17"/>
+        </w:rPr>
+        <w:t xml:space="preserve">  // -----------------------------------------------------------------</w:t>
+      </w:r>
+    </w:p>
+    <w:p>
+      <w:pPr>
+        <w:spacing w:line="240" w:lineRule="auto" w:before="0" w:after="0"/>
+      </w:pPr>
+      <w:r>
+        <w:rPr>
+          <w:rFonts w:ascii="Consolas" w:hAnsi="Consolas" w:eastAsia="宋体" w:hint="eastAsia"/>
+          <w:sz w:val="17"/>
+          <w:szCs w:val="17"/>
+        </w:rPr>
+        <w:t xml:space="preserve">  // 旧写法是先盲冲，等两个传感器【同时】压到起始线才进入循迹。</w:t>
+      </w:r>
+    </w:p>
+    <w:p>
+      <w:pPr>
+        <w:spacing w:line="240" w:lineRule="auto" w:before="0" w:after="0"/>
+      </w:pPr>
+      <w:r>
+        <w:rPr>
+          <w:rFonts w:ascii="Consolas" w:hAnsi="Consolas" w:eastAsia="宋体" w:hint="eastAsia"/>
+          <w:sz w:val="17"/>
+          <w:szCs w:val="17"/>
+        </w:rPr>
+        <w:t xml:space="preserve">  // 那要求起始线比传感器间距还宽、车横向只能偏 2~3mm，实际很难满足；</w:t>
+      </w:r>
+    </w:p>
+    <w:p>
+      <w:pPr>
+        <w:spacing w:line="240" w:lineRule="auto" w:before="0" w:after="0"/>
+      </w:pPr>
+      <w:r>
+        <w:rPr>
+          <w:rFonts w:ascii="Consolas" w:hAnsi="Consolas" w:eastAsia="宋体" w:hint="eastAsia"/>
+          <w:sz w:val="17"/>
+          <w:szCs w:val="17"/>
+        </w:rPr>
+        <w:t xml:space="preserve">  // 结果是车一直进不了循迹，盲冲 5 秒后停住（屏幕一直停在 GO !）。</w:t>
+      </w:r>
+    </w:p>
+    <w:p>
+      <w:pPr>
+        <w:spacing w:line="240" w:lineRule="auto" w:before="0" w:after="0"/>
+      </w:pPr>
+      <w:r>
+        <w:rPr>
+          <w:rFonts w:ascii="Consolas" w:hAnsi="Consolas" w:eastAsia="宋体" w:hint="eastAsia"/>
+          <w:sz w:val="17"/>
+          <w:szCs w:val="17"/>
+        </w:rPr>
+        <w:t xml:space="preserve">  // 现在起步就直接循迹，"黑线"只用来数数：</w:t>
+      </w:r>
+    </w:p>
+    <w:p>
+      <w:pPr>
+        <w:spacing w:line="240" w:lineRule="auto" w:before="0" w:after="0"/>
+      </w:pPr>
+      <w:r>
+        <w:rPr>
+          <w:rFonts w:ascii="Consolas" w:hAnsi="Consolas" w:eastAsia="宋体" w:hint="eastAsia"/>
+          <w:sz w:val="17"/>
+          <w:szCs w:val="17"/>
+        </w:rPr>
+        <w:t xml:space="preserve">  //   第 1 次数到 -&gt; 开始计时；第 2 次数到 -&gt; 跑完一圈，停车。</w:t>
+      </w:r>
+    </w:p>
+    <w:p>
+      <w:pPr>
+        <w:spacing w:line="240" w:lineRule="auto" w:before="0" w:after="0"/>
+      </w:pPr>
+      <w:r>
+        <w:rPr>
+          <w:rFonts w:ascii="Consolas" w:hAnsi="Consolas" w:eastAsia="宋体" w:hint="eastAsia"/>
+          <w:sz w:val="17"/>
+          <w:szCs w:val="17"/>
+        </w:rPr>
+        <w:t xml:space="preserve">  oled.clearDisplay();</w:t>
+      </w:r>
+    </w:p>
+    <w:p>
+      <w:pPr>
+        <w:spacing w:line="240" w:lineRule="auto" w:before="0" w:after="0"/>
+      </w:pPr>
+      <w:r>
+        <w:rPr>
+          <w:rFonts w:ascii="Consolas" w:hAnsi="Consolas" w:eastAsia="宋体" w:hint="eastAsia"/>
+          <w:sz w:val="17"/>
+          <w:szCs w:val="17"/>
+        </w:rPr>
+        <w:t xml:space="preserve">  oled.setTextSize(2);</w:t>
+      </w:r>
+    </w:p>
+    <w:p>
+      <w:pPr>
+        <w:spacing w:line="240" w:lineRule="auto" w:before="0" w:after="0"/>
+      </w:pPr>
+      <w:r>
+        <w:rPr>
+          <w:rFonts w:ascii="Consolas" w:hAnsi="Consolas" w:eastAsia="宋体" w:hint="eastAsia"/>
+          <w:sz w:val="17"/>
+          <w:szCs w:val="17"/>
+        </w:rPr>
+        <w:t xml:space="preserve">  oled.setCursor(24, 24);</w:t>
+      </w:r>
+    </w:p>
+    <w:p>
+      <w:pPr>
+        <w:spacing w:line="240" w:lineRule="auto" w:before="0" w:after="0"/>
+      </w:pPr>
+      <w:r>
+        <w:rPr>
+          <w:rFonts w:ascii="Consolas" w:hAnsi="Consolas" w:eastAsia="宋体" w:hint="eastAsia"/>
+          <w:sz w:val="17"/>
+          <w:szCs w:val="17"/>
+        </w:rPr>
+        <w:t xml:space="preserve">  oled.print(F("GO !"));</w:t>
+      </w:r>
+    </w:p>
+    <w:p>
+      <w:pPr>
+        <w:spacing w:line="240" w:lineRule="auto" w:before="0" w:after="0"/>
+      </w:pPr>
+      <w:r>
+        <w:rPr>
+          <w:rFonts w:ascii="Consolas" w:hAnsi="Consolas" w:eastAsia="宋体" w:hint="eastAsia"/>
+          <w:sz w:val="17"/>
+          <w:szCs w:val="17"/>
+        </w:rPr>
+        <w:t xml:space="preserve">  oled.display();</w:t>
       </w:r>
     </w:p>
     <w:p>
@@ -5774,72 +5982,137 @@
           <w:sz w:val="17"/>
           <w:szCs w:val="17"/>
         </w:rPr>
-        <w:t xml:space="preserve">    // 超过 launchMaxMs 还没找到起始线，判定发车失败</w:t>
-      </w:r>
-    </w:p>
-    <w:p>
-      <w:pPr>
-        <w:spacing w:line="240" w:lineRule="auto" w:before="0" w:after="0"/>
-      </w:pPr>
-      <w:r>
-        <w:rPr>
-          <w:rFonts w:ascii="Consolas" w:hAnsi="Consolas" w:eastAsia="宋体" w:hint="eastAsia"/>
-          <w:sz w:val="17"/>
-          <w:szCs w:val="17"/>
-        </w:rPr>
-        <w:t xml:space="preserve">    if (millis() - launchStart &gt; launchMaxMs) {</w:t>
-      </w:r>
-    </w:p>
-    <w:p>
-      <w:pPr>
-        <w:spacing w:line="240" w:lineRule="auto" w:before="0" w:after="0"/>
-      </w:pPr>
-      <w:r>
-        <w:rPr>
-          <w:rFonts w:ascii="Consolas" w:hAnsi="Consolas" w:eastAsia="宋体" w:hint="eastAsia"/>
-          <w:sz w:val="17"/>
-          <w:szCs w:val="17"/>
-        </w:rPr>
-        <w:t xml:space="preserve">      launchFailed = 1;</w:t>
-      </w:r>
-    </w:p>
-    <w:p>
-      <w:pPr>
-        <w:spacing w:line="240" w:lineRule="auto" w:before="0" w:after="0"/>
-      </w:pPr>
-      <w:r>
-        <w:rPr>
-          <w:rFonts w:ascii="Consolas" w:hAnsi="Consolas" w:eastAsia="宋体" w:hint="eastAsia"/>
-          <w:sz w:val="17"/>
-          <w:szCs w:val="17"/>
-        </w:rPr>
-        <w:t xml:space="preserve">      break;</w:t>
-      </w:r>
-    </w:p>
-    <w:p>
-      <w:pPr>
-        <w:spacing w:line="240" w:lineRule="auto" w:before="0" w:after="0"/>
-      </w:pPr>
-      <w:r>
-        <w:rPr>
-          <w:rFonts w:ascii="Consolas" w:hAnsi="Consolas" w:eastAsia="宋体" w:hint="eastAsia"/>
-          <w:sz w:val="17"/>
-          <w:szCs w:val="17"/>
-        </w:rPr>
-        <w:t xml:space="preserve">    }</w:t>
-      </w:r>
-    </w:p>
-    <w:p>
-      <w:pPr>
-        <w:spacing w:line="240" w:lineRule="auto" w:before="0" w:after="0"/>
-      </w:pPr>
-      <w:r>
-        <w:rPr>
-          <w:rFonts w:ascii="Consolas" w:hAnsi="Consolas" w:eastAsia="宋体" w:hint="eastAsia"/>
-          <w:sz w:val="17"/>
-          <w:szCs w:val="17"/>
-        </w:rPr>
-        <w:t xml:space="preserve">  }</w:t>
+        <w:t xml:space="preserve">  digitalWrite(ledRun, HIGH);</w:t>
+      </w:r>
+    </w:p>
+    <w:p>
+      <w:pPr>
+        <w:spacing w:line="240" w:lineRule="auto" w:before="0" w:after="0"/>
+      </w:pPr>
+      <w:r>
+        <w:rPr>
+          <w:rFonts w:ascii="Consolas" w:hAnsi="Consolas" w:eastAsia="宋体" w:hint="eastAsia"/>
+          <w:sz w:val="17"/>
+          <w:szCs w:val="17"/>
+        </w:rPr>
+        <w:t xml:space="preserve">  digitalWrite(ledStat, HIGH);</w:t>
+      </w:r>
+    </w:p>
+    <w:p>
+      <w:pPr>
+        <w:spacing w:line="240" w:lineRule="auto" w:before="0" w:after="0"/>
+      </w:pPr>
+      <w:r>
+        <w:rPr>
+          <w:rFonts w:ascii="Consolas" w:hAnsi="Consolas" w:eastAsia="宋体" w:hint="eastAsia"/>
+          <w:sz w:val="17"/>
+          <w:szCs w:val="17"/>
+        </w:rPr>
+        <w:t xml:space="preserve"/>
+      </w:r>
+    </w:p>
+    <w:p>
+      <w:pPr>
+        <w:spacing w:line="240" w:lineRule="auto" w:before="0" w:after="0"/>
+      </w:pPr>
+      <w:r>
+        <w:rPr>
+          <w:rFonts w:ascii="Consolas" w:hAnsi="Consolas" w:eastAsia="宋体" w:hint="eastAsia"/>
+          <w:sz w:val="17"/>
+          <w:szCs w:val="17"/>
+        </w:rPr>
+        <w:t xml:space="preserve">  // MX1508：反向输入保持 LOW，在前进输入上用 PWM 调速（0~255）</w:t>
+      </w:r>
+    </w:p>
+    <w:p>
+      <w:pPr>
+        <w:spacing w:line="240" w:lineRule="auto" w:before="0" w:after="0"/>
+      </w:pPr>
+      <w:r>
+        <w:rPr>
+          <w:rFonts w:ascii="Consolas" w:hAnsi="Consolas" w:eastAsia="宋体" w:hint="eastAsia"/>
+          <w:sz w:val="17"/>
+          <w:szCs w:val="17"/>
+        </w:rPr>
+        <w:t xml:space="preserve">  analogWrite(leftBack, 0);</w:t>
+      </w:r>
+    </w:p>
+    <w:p>
+      <w:pPr>
+        <w:spacing w:line="240" w:lineRule="auto" w:before="0" w:after="0"/>
+      </w:pPr>
+      <w:r>
+        <w:rPr>
+          <w:rFonts w:ascii="Consolas" w:hAnsi="Consolas" w:eastAsia="宋体" w:hint="eastAsia"/>
+          <w:sz w:val="17"/>
+          <w:szCs w:val="17"/>
+        </w:rPr>
+        <w:t xml:space="preserve">  analogWrite(rightBack, 0);</w:t>
+      </w:r>
+    </w:p>
+    <w:p>
+      <w:pPr>
+        <w:spacing w:line="240" w:lineRule="auto" w:before="0" w:after="0"/>
+      </w:pPr>
+      <w:r>
+        <w:rPr>
+          <w:rFonts w:ascii="Consolas" w:hAnsi="Consolas" w:eastAsia="宋体" w:hint="eastAsia"/>
+          <w:sz w:val="17"/>
+          <w:szCs w:val="17"/>
+        </w:rPr>
+        <w:t xml:space="preserve">  // 起步"踢一脚"：先给满速 255 突破齿轮的静摩擦</w:t>
+      </w:r>
+    </w:p>
+    <w:p>
+      <w:pPr>
+        <w:spacing w:line="240" w:lineRule="auto" w:before="0" w:after="0"/>
+      </w:pPr>
+      <w:r>
+        <w:rPr>
+          <w:rFonts w:ascii="Consolas" w:hAnsi="Consolas" w:eastAsia="宋体" w:hint="eastAsia"/>
+          <w:sz w:val="17"/>
+          <w:szCs w:val="17"/>
+        </w:rPr>
+        <w:t xml:space="preserve">  // 直流电机静止时阻力比转动时大得多，直接给 speedFast 常常原地不转</w:t>
+      </w:r>
+    </w:p>
+    <w:p>
+      <w:pPr>
+        <w:spacing w:line="240" w:lineRule="auto" w:before="0" w:after="0"/>
+      </w:pPr>
+      <w:r>
+        <w:rPr>
+          <w:rFonts w:ascii="Consolas" w:hAnsi="Consolas" w:eastAsia="宋体" w:hint="eastAsia"/>
+          <w:sz w:val="17"/>
+          <w:szCs w:val="17"/>
+        </w:rPr>
+        <w:t xml:space="preserve">  analogWrite(leftForward, 255);</w:t>
+      </w:r>
+    </w:p>
+    <w:p>
+      <w:pPr>
+        <w:spacing w:line="240" w:lineRule="auto" w:before="0" w:after="0"/>
+      </w:pPr>
+      <w:r>
+        <w:rPr>
+          <w:rFonts w:ascii="Consolas" w:hAnsi="Consolas" w:eastAsia="宋体" w:hint="eastAsia"/>
+          <w:sz w:val="17"/>
+          <w:szCs w:val="17"/>
+        </w:rPr>
+        <w:t xml:space="preserve">  analogWrite(rightForward, 255);</w:t>
+      </w:r>
+    </w:p>
+    <w:p>
+      <w:pPr>
+        <w:spacing w:line="240" w:lineRule="auto" w:before="0" w:after="0"/>
+      </w:pPr>
+      <w:r>
+        <w:rPr>
+          <w:rFonts w:ascii="Consolas" w:hAnsi="Consolas" w:eastAsia="宋体" w:hint="eastAsia"/>
+          <w:sz w:val="17"/>
+          <w:szCs w:val="17"/>
+        </w:rPr>
+        <w:t xml:space="preserve">  delay(startKickMs);</w:t>
       </w:r>
     </w:p>
     <w:p>
@@ -5865,46 +6138,46 @@
           <w:b w:val="1"/>
           <w:sz w:val="24"/>
         </w:rPr>
-        <w:t xml:space="preserve">（4）起始线判定与循迹差速转向（主循环核心）</w:t>
-      </w:r>
-    </w:p>
-    <w:p>
-      <w:pPr>
-        <w:spacing w:line="240" w:lineRule="auto" w:before="0" w:after="0"/>
-      </w:pPr>
-      <w:r>
-        <w:rPr>
-          <w:rFonts w:ascii="Consolas" w:hAnsi="Consolas" w:eastAsia="宋体" w:hint="eastAsia"/>
-          <w:sz w:val="17"/>
-          <w:szCs w:val="17"/>
-        </w:rPr>
-        <w:t xml:space="preserve">      // ---------- ① 读传感器，判断黑白 ----------</w:t>
-      </w:r>
-    </w:p>
-    <w:p>
-      <w:pPr>
-        <w:spacing w:line="240" w:lineRule="auto" w:before="0" w:after="0"/>
-      </w:pPr>
-      <w:r>
-        <w:rPr>
-          <w:rFonts w:ascii="Consolas" w:hAnsi="Consolas" w:eastAsia="宋体" w:hint="eastAsia"/>
-          <w:sz w:val="17"/>
-          <w:szCs w:val="17"/>
-        </w:rPr>
-        <w:t xml:space="preserve">      int leftValue  = analogRead(leftSensorPin);</w:t>
-      </w:r>
-    </w:p>
-    <w:p>
-      <w:pPr>
-        <w:spacing w:line="240" w:lineRule="auto" w:before="0" w:after="0"/>
-      </w:pPr>
-      <w:r>
-        <w:rPr>
-          <w:rFonts w:ascii="Consolas" w:hAnsi="Consolas" w:eastAsia="宋体" w:hint="eastAsia"/>
-          <w:sz w:val="17"/>
-          <w:szCs w:val="17"/>
-        </w:rPr>
-        <w:t xml:space="preserve">      int rightValue = analogRead(rightSensorPin);</w:t>
+        <w:t xml:space="preserve">（4）数黑线与差速转向（主循环核心）：</w:t>
+      </w:r>
+    </w:p>
+    <w:p>
+      <w:pPr>
+        <w:spacing w:line="240" w:lineRule="auto" w:before="0" w:after="0"/>
+      </w:pPr>
+      <w:r>
+        <w:rPr>
+          <w:rFonts w:ascii="Consolas" w:hAnsi="Consolas" w:eastAsia="宋体" w:hint="eastAsia"/>
+          <w:sz w:val="17"/>
+          <w:szCs w:val="17"/>
+        </w:rPr>
+        <w:t xml:space="preserve">    // ---------- ① 读传感器，判断黑白 ----------</w:t>
+      </w:r>
+    </w:p>
+    <w:p>
+      <w:pPr>
+        <w:spacing w:line="240" w:lineRule="auto" w:before="0" w:after="0"/>
+      </w:pPr>
+      <w:r>
+        <w:rPr>
+          <w:rFonts w:ascii="Consolas" w:hAnsi="Consolas" w:eastAsia="宋体" w:hint="eastAsia"/>
+          <w:sz w:val="17"/>
+          <w:szCs w:val="17"/>
+        </w:rPr>
+        <w:t xml:space="preserve">    int leftValue  = analogRead(leftSensorPin);</w:t>
+      </w:r>
+    </w:p>
+    <w:p>
+      <w:pPr>
+        <w:spacing w:line="240" w:lineRule="auto" w:before="0" w:after="0"/>
+      </w:pPr>
+      <w:r>
+        <w:rPr>
+          <w:rFonts w:ascii="Consolas" w:hAnsi="Consolas" w:eastAsia="宋体" w:hint="eastAsia"/>
+          <w:sz w:val="17"/>
+          <w:szCs w:val="17"/>
+        </w:rPr>
+        <w:t xml:space="preserve">    int rightValue = analogRead(rightSensorPin);</w:t>
       </w:r>
     </w:p>
     <w:p>
@@ -5930,59 +6203,397 @@
           <w:sz w:val="17"/>
           <w:szCs w:val="17"/>
         </w:rPr>
-        <w:t xml:space="preserve">      int leftBlack  = 0;      // 1 = 这个传感器压到黑线了</w:t>
-      </w:r>
-    </w:p>
-    <w:p>
-      <w:pPr>
-        <w:spacing w:line="240" w:lineRule="auto" w:before="0" w:after="0"/>
-      </w:pPr>
-      <w:r>
-        <w:rPr>
-          <w:rFonts w:ascii="Consolas" w:hAnsi="Consolas" w:eastAsia="宋体" w:hint="eastAsia"/>
-          <w:sz w:val="17"/>
-          <w:szCs w:val="17"/>
-        </w:rPr>
-        <w:t xml:space="preserve">      int rightBlack = 0;</w:t>
-      </w:r>
-    </w:p>
-    <w:p>
-      <w:pPr>
-        <w:spacing w:line="240" w:lineRule="auto" w:before="0" w:after="0"/>
-      </w:pPr>
-      <w:r>
-        <w:rPr>
-          <w:rFonts w:ascii="Consolas" w:hAnsi="Consolas" w:eastAsia="宋体" w:hint="eastAsia"/>
-          <w:sz w:val="17"/>
-          <w:szCs w:val="17"/>
-        </w:rPr>
-        <w:t xml:space="preserve">      if (blackHigh == 1) {</w:t>
-      </w:r>
-    </w:p>
-    <w:p>
-      <w:pPr>
-        <w:spacing w:line="240" w:lineRule="auto" w:before="0" w:after="0"/>
-      </w:pPr>
-      <w:r>
-        <w:rPr>
-          <w:rFonts w:ascii="Consolas" w:hAnsi="Consolas" w:eastAsia="宋体" w:hint="eastAsia"/>
-          <w:sz w:val="17"/>
-          <w:szCs w:val="17"/>
-        </w:rPr>
-        <w:t xml:space="preserve">        if (leftValue  &gt; threshold) leftBlack  = 1;</w:t>
-      </w:r>
-    </w:p>
-    <w:p>
-      <w:pPr>
-        <w:spacing w:line="240" w:lineRule="auto" w:before="0" w:after="0"/>
-      </w:pPr>
-      <w:r>
-        <w:rPr>
-          <w:rFonts w:ascii="Consolas" w:hAnsi="Consolas" w:eastAsia="宋体" w:hint="eastAsia"/>
-          <w:sz w:val="17"/>
-          <w:szCs w:val="17"/>
-        </w:rPr>
-        <w:t xml:space="preserve">        if (rightValue &gt; threshold) rightBlack = 1;</w:t>
+        <w:t xml:space="preserve">    int leftBlack  = 0;      // 1 = 这个传感器压到黑线了</w:t>
+      </w:r>
+    </w:p>
+    <w:p>
+      <w:pPr>
+        <w:spacing w:line="240" w:lineRule="auto" w:before="0" w:after="0"/>
+      </w:pPr>
+      <w:r>
+        <w:rPr>
+          <w:rFonts w:ascii="Consolas" w:hAnsi="Consolas" w:eastAsia="宋体" w:hint="eastAsia"/>
+          <w:sz w:val="17"/>
+          <w:szCs w:val="17"/>
+        </w:rPr>
+        <w:t xml:space="preserve">    int rightBlack = 0;</w:t>
+      </w:r>
+    </w:p>
+    <w:p>
+      <w:pPr>
+        <w:spacing w:line="240" w:lineRule="auto" w:before="0" w:after="0"/>
+      </w:pPr>
+      <w:r>
+        <w:rPr>
+          <w:rFonts w:ascii="Consolas" w:hAnsi="Consolas" w:eastAsia="宋体" w:hint="eastAsia"/>
+          <w:sz w:val="17"/>
+          <w:szCs w:val="17"/>
+        </w:rPr>
+        <w:t xml:space="preserve">    if (blackHigh == 1) {</w:t>
+      </w:r>
+    </w:p>
+    <w:p>
+      <w:pPr>
+        <w:spacing w:line="240" w:lineRule="auto" w:before="0" w:after="0"/>
+      </w:pPr>
+      <w:r>
+        <w:rPr>
+          <w:rFonts w:ascii="Consolas" w:hAnsi="Consolas" w:eastAsia="宋体" w:hint="eastAsia"/>
+          <w:sz w:val="17"/>
+          <w:szCs w:val="17"/>
+        </w:rPr>
+        <w:t xml:space="preserve">      if (leftValue  &gt; threshold) leftBlack  = 1;</w:t>
+      </w:r>
+    </w:p>
+    <w:p>
+      <w:pPr>
+        <w:spacing w:line="240" w:lineRule="auto" w:before="0" w:after="0"/>
+      </w:pPr>
+      <w:r>
+        <w:rPr>
+          <w:rFonts w:ascii="Consolas" w:hAnsi="Consolas" w:eastAsia="宋体" w:hint="eastAsia"/>
+          <w:sz w:val="17"/>
+          <w:szCs w:val="17"/>
+        </w:rPr>
+        <w:t xml:space="preserve">      if (rightValue &gt; threshold) rightBlack = 1;</w:t>
+      </w:r>
+    </w:p>
+    <w:p>
+      <w:pPr>
+        <w:spacing w:line="240" w:lineRule="auto" w:before="0" w:after="0"/>
+      </w:pPr>
+      <w:r>
+        <w:rPr>
+          <w:rFonts w:ascii="Consolas" w:hAnsi="Consolas" w:eastAsia="宋体" w:hint="eastAsia"/>
+          <w:sz w:val="17"/>
+          <w:szCs w:val="17"/>
+        </w:rPr>
+        <w:t xml:space="preserve">    } else {</w:t>
+      </w:r>
+    </w:p>
+    <w:p>
+      <w:pPr>
+        <w:spacing w:line="240" w:lineRule="auto" w:before="0" w:after="0"/>
+      </w:pPr>
+      <w:r>
+        <w:rPr>
+          <w:rFonts w:ascii="Consolas" w:hAnsi="Consolas" w:eastAsia="宋体" w:hint="eastAsia"/>
+          <w:sz w:val="17"/>
+          <w:szCs w:val="17"/>
+        </w:rPr>
+        <w:t xml:space="preserve">      if (leftValue  &lt; threshold) leftBlack  = 1;</w:t>
+      </w:r>
+    </w:p>
+    <w:p>
+      <w:pPr>
+        <w:spacing w:line="240" w:lineRule="auto" w:before="0" w:after="0"/>
+      </w:pPr>
+      <w:r>
+        <w:rPr>
+          <w:rFonts w:ascii="Consolas" w:hAnsi="Consolas" w:eastAsia="宋体" w:hint="eastAsia"/>
+          <w:sz w:val="17"/>
+          <w:szCs w:val="17"/>
+        </w:rPr>
+        <w:t xml:space="preserve">      if (rightValue &lt; threshold) rightBlack = 1;</w:t>
+      </w:r>
+    </w:p>
+    <w:p>
+      <w:pPr>
+        <w:spacing w:line="240" w:lineRule="auto" w:before="0" w:after="0"/>
+      </w:pPr>
+      <w:r>
+        <w:rPr>
+          <w:rFonts w:ascii="Consolas" w:hAnsi="Consolas" w:eastAsia="宋体" w:hint="eastAsia"/>
+          <w:sz w:val="17"/>
+          <w:szCs w:val="17"/>
+        </w:rPr>
+        <w:t xml:space="preserve">    }</w:t>
+      </w:r>
+    </w:p>
+    <w:p>
+      <w:pPr>
+        <w:spacing w:line="240" w:lineRule="auto" w:before="0" w:after="0"/>
+      </w:pPr>
+      <w:r>
+        <w:rPr>
+          <w:rFonts w:ascii="Consolas" w:hAnsi="Consolas" w:eastAsia="宋体" w:hint="eastAsia"/>
+          <w:sz w:val="17"/>
+          <w:szCs w:val="17"/>
+        </w:rPr>
+        <w:t xml:space="preserve"/>
+      </w:r>
+    </w:p>
+    <w:p>
+      <w:pPr>
+        <w:spacing w:line="240" w:lineRule="auto" w:before="0" w:after="0"/>
+      </w:pPr>
+      <w:r>
+        <w:rPr>
+          <w:rFonts w:ascii="Consolas" w:hAnsi="Consolas" w:eastAsia="宋体" w:hint="eastAsia"/>
+          <w:sz w:val="17"/>
+          <w:szCs w:val="17"/>
+        </w:rPr>
+        <w:t xml:space="preserve">    // ---------- ② 数黑线：第 1 次开始计时，第 2 次停车 ----------</w:t>
+      </w:r>
+    </w:p>
+    <w:p>
+      <w:pPr>
+        <w:spacing w:line="240" w:lineRule="auto" w:before="0" w:after="0"/>
+      </w:pPr>
+      <w:r>
+        <w:rPr>
+          <w:rFonts w:ascii="Consolas" w:hAnsi="Consolas" w:eastAsia="宋体" w:hint="eastAsia"/>
+          <w:sz w:val="17"/>
+          <w:szCs w:val="17"/>
+        </w:rPr>
+        <w:t xml:space="preserve">    // 判一条黑线的办法：两个传感器在 startLineWindowMs 毫秒内【都】压到过黑线。</w:t>
+      </w:r>
+    </w:p>
+    <w:p>
+      <w:pPr>
+        <w:spacing w:line="240" w:lineRule="auto" w:before="0" w:after="0"/>
+      </w:pPr>
+      <w:r>
+        <w:rPr>
+          <w:rFonts w:ascii="Consolas" w:hAnsi="Consolas" w:eastAsia="宋体" w:hint="eastAsia"/>
+          <w:sz w:val="17"/>
+          <w:szCs w:val="17"/>
+        </w:rPr>
+        <w:t xml:space="preserve">    // 起始线横跨赛道，正常过线时两个传感器几乎同时压到，时间差只有几毫秒。</w:t>
+      </w:r>
+    </w:p>
+    <w:p>
+      <w:pPr>
+        <w:spacing w:line="240" w:lineRule="auto" w:before="0" w:after="0"/>
+      </w:pPr>
+      <w:r>
+        <w:rPr>
+          <w:rFonts w:ascii="Consolas" w:hAnsi="Consolas" w:eastAsia="宋体" w:hint="eastAsia"/>
+          <w:sz w:val="17"/>
+          <w:szCs w:val="17"/>
+        </w:rPr>
+        <w:t xml:space="preserve">    //</w:t>
+      </w:r>
+    </w:p>
+    <w:p>
+      <w:pPr>
+        <w:spacing w:line="240" w:lineRule="auto" w:before="0" w:after="0"/>
+      </w:pPr>
+      <w:r>
+        <w:rPr>
+          <w:rFonts w:ascii="Consolas" w:hAnsi="Consolas" w:eastAsia="宋体" w:hint="eastAsia"/>
+          <w:sz w:val="17"/>
+          <w:szCs w:val="17"/>
+        </w:rPr>
+        <w:t xml:space="preserve">    // 【为什么不能在"两个都白"的时候清空计时】</w:t>
+      </w:r>
+    </w:p>
+    <w:p>
+      <w:pPr>
+        <w:spacing w:line="240" w:lineRule="auto" w:before="0" w:after="0"/>
+      </w:pPr>
+      <w:r>
+        <w:rPr>
+          <w:rFonts w:ascii="Consolas" w:hAnsi="Consolas" w:eastAsia="宋体" w:hint="eastAsia"/>
+          <w:sz w:val="17"/>
+          <w:szCs w:val="17"/>
+        </w:rPr>
+        <w:t xml:space="preserve">    // 起始线只有 1.5~2cm 很薄。如果两个传感器前后差一点点，就会出现</w:t>
+      </w:r>
+    </w:p>
+    <w:p>
+      <w:pPr>
+        <w:spacing w:line="240" w:lineRule="auto" w:before="0" w:after="0"/>
+      </w:pPr>
+      <w:r>
+        <w:rPr>
+          <w:rFonts w:ascii="Consolas" w:hAnsi="Consolas" w:eastAsia="宋体" w:hint="eastAsia"/>
+          <w:sz w:val="17"/>
+          <w:szCs w:val="17"/>
+        </w:rPr>
+        <w:t xml:space="preserve">    // "左边已经过了黑线、右边还没压上"的短暂【双白】。要是在双白时把计时清零，</w:t>
+      </w:r>
+    </w:p>
+    <w:p>
+      <w:pPr>
+        <w:spacing w:line="240" w:lineRule="auto" w:before="0" w:after="0"/>
+      </w:pPr>
+      <w:r>
+        <w:rPr>
+          <w:rFonts w:ascii="Consolas" w:hAnsi="Consolas" w:eastAsia="宋体" w:hint="eastAsia"/>
+          <w:sz w:val="17"/>
+          <w:szCs w:val="17"/>
+        </w:rPr>
+        <w:t xml:space="preserve">    // 这条线就直接漏掉了 —— 薄线最常见的就是这个坑。</w:t>
+      </w:r>
+    </w:p>
+    <w:p>
+      <w:pPr>
+        <w:spacing w:line="240" w:lineRule="auto" w:before="0" w:after="0"/>
+      </w:pPr>
+      <w:r>
+        <w:rPr>
+          <w:rFonts w:ascii="Consolas" w:hAnsi="Consolas" w:eastAsia="宋体" w:hint="eastAsia"/>
+          <w:sz w:val="17"/>
+          <w:szCs w:val="17"/>
+        </w:rPr>
+        <w:t xml:space="preserve">    // 所以这里只记录"每一边最后一次压到黑线的时刻"，靠两者的差值判断是不是同一条线。</w:t>
+      </w:r>
+    </w:p>
+    <w:p>
+      <w:pPr>
+        <w:spacing w:line="240" w:lineRule="auto" w:before="0" w:after="0"/>
+      </w:pPr>
+      <w:r>
+        <w:rPr>
+          <w:rFonts w:ascii="Consolas" w:hAnsi="Consolas" w:eastAsia="宋体" w:hint="eastAsia"/>
+          <w:sz w:val="17"/>
+          <w:szCs w:val="17"/>
+        </w:rPr>
+        <w:t xml:space="preserve">    if (leftBlack == 1)  leftBlackTime  = millis();</w:t>
+      </w:r>
+    </w:p>
+    <w:p>
+      <w:pPr>
+        <w:spacing w:line="240" w:lineRule="auto" w:before="0" w:after="0"/>
+      </w:pPr>
+      <w:r>
+        <w:rPr>
+          <w:rFonts w:ascii="Consolas" w:hAnsi="Consolas" w:eastAsia="宋体" w:hint="eastAsia"/>
+          <w:sz w:val="17"/>
+          <w:szCs w:val="17"/>
+        </w:rPr>
+        <w:t xml:space="preserve">    if (rightBlack == 1) rightBlackTime = millis();</w:t>
+      </w:r>
+    </w:p>
+    <w:p>
+      <w:pPr>
+        <w:spacing w:line="240" w:lineRule="auto" w:before="0" w:after="0"/>
+      </w:pPr>
+      <w:r>
+        <w:rPr>
+          <w:rFonts w:ascii="Consolas" w:hAnsi="Consolas" w:eastAsia="宋体" w:hint="eastAsia"/>
+          <w:sz w:val="17"/>
+          <w:szCs w:val="17"/>
+        </w:rPr>
+        <w:t xml:space="preserve"/>
+      </w:r>
+    </w:p>
+    <w:p>
+      <w:pPr>
+        <w:spacing w:line="240" w:lineRule="auto" w:before="0" w:after="0"/>
+      </w:pPr>
+      <w:r>
+        <w:rPr>
+          <w:rFonts w:ascii="Consolas" w:hAnsi="Consolas" w:eastAsia="宋体" w:hint="eastAsia"/>
+          <w:sz w:val="17"/>
+          <w:szCs w:val="17"/>
+        </w:rPr>
+        <w:t xml:space="preserve">    // armed：数到一条之后锁定 lockoutMs，防止同一条线在连续几轮循环里被反复数到</w:t>
+      </w:r>
+    </w:p>
+    <w:p>
+      <w:pPr>
+        <w:spacing w:line="240" w:lineRule="auto" w:before="0" w:after="0"/>
+      </w:pPr>
+      <w:r>
+        <w:rPr>
+          <w:rFonts w:ascii="Consolas" w:hAnsi="Consolas" w:eastAsia="宋体" w:hint="eastAsia"/>
+          <w:sz w:val="17"/>
+          <w:szCs w:val="17"/>
+        </w:rPr>
+        <w:t xml:space="preserve">    if (armed == 0 &amp;&amp; millis() - lockTime &gt; lockoutMs) {</w:t>
+      </w:r>
+    </w:p>
+    <w:p>
+      <w:pPr>
+        <w:spacing w:line="240" w:lineRule="auto" w:before="0" w:after="0"/>
+      </w:pPr>
+      <w:r>
+        <w:rPr>
+          <w:rFonts w:ascii="Consolas" w:hAnsi="Consolas" w:eastAsia="宋体" w:hint="eastAsia"/>
+          <w:sz w:val="17"/>
+          <w:szCs w:val="17"/>
+        </w:rPr>
+        <w:t xml:space="preserve">      armed = 1;</w:t>
+      </w:r>
+    </w:p>
+    <w:p>
+      <w:pPr>
+        <w:spacing w:line="240" w:lineRule="auto" w:before="0" w:after="0"/>
+      </w:pPr>
+      <w:r>
+        <w:rPr>
+          <w:rFonts w:ascii="Consolas" w:hAnsi="Consolas" w:eastAsia="宋体" w:hint="eastAsia"/>
+          <w:sz w:val="17"/>
+          <w:szCs w:val="17"/>
+        </w:rPr>
+        <w:t xml:space="preserve">    }</w:t>
+      </w:r>
+    </w:p>
+    <w:p>
+      <w:pPr>
+        <w:spacing w:line="240" w:lineRule="auto" w:before="0" w:after="0"/>
+      </w:pPr>
+      <w:r>
+        <w:rPr>
+          <w:rFonts w:ascii="Consolas" w:hAnsi="Consolas" w:eastAsia="宋体" w:hint="eastAsia"/>
+          <w:sz w:val="17"/>
+          <w:szCs w:val="17"/>
+        </w:rPr>
+        <w:t xml:space="preserve"/>
+      </w:r>
+    </w:p>
+    <w:p>
+      <w:pPr>
+        <w:spacing w:line="240" w:lineRule="auto" w:before="0" w:after="0"/>
+      </w:pPr>
+      <w:r>
+        <w:rPr>
+          <w:rFonts w:ascii="Consolas" w:hAnsi="Consolas" w:eastAsia="宋体" w:hint="eastAsia"/>
+          <w:sz w:val="17"/>
+          <w:szCs w:val="17"/>
+        </w:rPr>
+        <w:t xml:space="preserve">    if (armed == 1 &amp;&amp; leftBlackTime != 0 &amp;&amp; rightBlackTime != 0) {</w:t>
+      </w:r>
+    </w:p>
+    <w:p>
+      <w:pPr>
+        <w:spacing w:line="240" w:lineRule="auto" w:before="0" w:after="0"/>
+      </w:pPr>
+      <w:r>
+        <w:rPr>
+          <w:rFonts w:ascii="Consolas" w:hAnsi="Consolas" w:eastAsia="宋体" w:hint="eastAsia"/>
+          <w:sz w:val="17"/>
+          <w:szCs w:val="17"/>
+        </w:rPr>
+        <w:t xml:space="preserve">      unsigned long gap = 0;                     // 两次压线的时间差</w:t>
+      </w:r>
+    </w:p>
+    <w:p>
+      <w:pPr>
+        <w:spacing w:line="240" w:lineRule="auto" w:before="0" w:after="0"/>
+      </w:pPr>
+      <w:r>
+        <w:rPr>
+          <w:rFonts w:ascii="Consolas" w:hAnsi="Consolas" w:eastAsia="宋体" w:hint="eastAsia"/>
+          <w:sz w:val="17"/>
+          <w:szCs w:val="17"/>
+        </w:rPr>
+        <w:t xml:space="preserve">      if (leftBlackTime &gt; rightBlackTime) {</w:t>
+      </w:r>
+    </w:p>
+    <w:p>
+      <w:pPr>
+        <w:spacing w:line="240" w:lineRule="auto" w:before="0" w:after="0"/>
+      </w:pPr>
+      <w:r>
+        <w:rPr>
+          <w:rFonts w:ascii="Consolas" w:hAnsi="Consolas" w:eastAsia="宋体" w:hint="eastAsia"/>
+          <w:sz w:val="17"/>
+          <w:szCs w:val="17"/>
+        </w:rPr>
+        <w:t xml:space="preserve">        gap = leftBlackTime - rightBlackTime;</w:t>
       </w:r>
     </w:p>
     <w:p>
@@ -6008,20 +6619,7 @@
           <w:sz w:val="17"/>
           <w:szCs w:val="17"/>
         </w:rPr>
-        <w:t xml:space="preserve">        if (leftValue  &lt; threshold) leftBlack  = 1;</w:t>
-      </w:r>
-    </w:p>
-    <w:p>
-      <w:pPr>
-        <w:spacing w:line="240" w:lineRule="auto" w:before="0" w:after="0"/>
-      </w:pPr>
-      <w:r>
-        <w:rPr>
-          <w:rFonts w:ascii="Consolas" w:hAnsi="Consolas" w:eastAsia="宋体" w:hint="eastAsia"/>
-          <w:sz w:val="17"/>
-          <w:szCs w:val="17"/>
-        </w:rPr>
-        <w:t xml:space="preserve">        if (rightValue &lt; threshold) rightBlack = 1;</w:t>
+        <w:t xml:space="preserve">        gap = rightBlackTime - leftBlackTime;</w:t>
       </w:r>
     </w:p>
     <w:p>
@@ -6047,6 +6645,201 @@
           <w:sz w:val="17"/>
           <w:szCs w:val="17"/>
         </w:rPr>
+        <w:t xml:space="preserve">      if (gap &lt; startLineWindowMs) {</w:t>
+      </w:r>
+    </w:p>
+    <w:p>
+      <w:pPr>
+        <w:spacing w:line="240" w:lineRule="auto" w:before="0" w:after="0"/>
+      </w:pPr>
+      <w:r>
+        <w:rPr>
+          <w:rFonts w:ascii="Consolas" w:hAnsi="Consolas" w:eastAsia="宋体" w:hint="eastAsia"/>
+          <w:sz w:val="17"/>
+          <w:szCs w:val="17"/>
+        </w:rPr>
+        <w:t xml:space="preserve">        armed     = 0;                           // 锁上</w:t>
+      </w:r>
+    </w:p>
+    <w:p>
+      <w:pPr>
+        <w:spacing w:line="240" w:lineRule="auto" w:before="0" w:after="0"/>
+      </w:pPr>
+      <w:r>
+        <w:rPr>
+          <w:rFonts w:ascii="Consolas" w:hAnsi="Consolas" w:eastAsia="宋体" w:hint="eastAsia"/>
+          <w:sz w:val="17"/>
+          <w:szCs w:val="17"/>
+        </w:rPr>
+        <w:t xml:space="preserve">        lockTime  = millis();</w:t>
+      </w:r>
+    </w:p>
+    <w:p>
+      <w:pPr>
+        <w:spacing w:line="240" w:lineRule="auto" w:before="0" w:after="0"/>
+      </w:pPr>
+      <w:r>
+        <w:rPr>
+          <w:rFonts w:ascii="Consolas" w:hAnsi="Consolas" w:eastAsia="宋体" w:hint="eastAsia"/>
+          <w:sz w:val="17"/>
+          <w:szCs w:val="17"/>
+        </w:rPr>
+        <w:t xml:space="preserve">        leftBlackTime  = 0;                      // 清掉，下一条线要重新压到才算</w:t>
+      </w:r>
+    </w:p>
+    <w:p>
+      <w:pPr>
+        <w:spacing w:line="240" w:lineRule="auto" w:before="0" w:after="0"/>
+      </w:pPr>
+      <w:r>
+        <w:rPr>
+          <w:rFonts w:ascii="Consolas" w:hAnsi="Consolas" w:eastAsia="宋体" w:hint="eastAsia"/>
+          <w:sz w:val="17"/>
+          <w:szCs w:val="17"/>
+        </w:rPr>
+        <w:t xml:space="preserve">        rightBlackTime = 0;</w:t>
+      </w:r>
+    </w:p>
+    <w:p>
+      <w:pPr>
+        <w:spacing w:line="240" w:lineRule="auto" w:before="0" w:after="0"/>
+      </w:pPr>
+      <w:r>
+        <w:rPr>
+          <w:rFonts w:ascii="Consolas" w:hAnsi="Consolas" w:eastAsia="宋体" w:hint="eastAsia"/>
+          <w:sz w:val="17"/>
+          <w:szCs w:val="17"/>
+        </w:rPr>
+        <w:t xml:space="preserve">        if (lineCount == 0) {</w:t>
+      </w:r>
+    </w:p>
+    <w:p>
+      <w:pPr>
+        <w:spacing w:line="240" w:lineRule="auto" w:before="0" w:after="0"/>
+      </w:pPr>
+      <w:r>
+        <w:rPr>
+          <w:rFonts w:ascii="Consolas" w:hAnsi="Consolas" w:eastAsia="宋体" w:hint="eastAsia"/>
+          <w:sz w:val="17"/>
+          <w:szCs w:val="17"/>
+        </w:rPr>
+        <w:t xml:space="preserve">          lineCount = 1;</w:t>
+      </w:r>
+    </w:p>
+    <w:p>
+      <w:pPr>
+        <w:spacing w:line="240" w:lineRule="auto" w:before="0" w:after="0"/>
+      </w:pPr>
+      <w:r>
+        <w:rPr>
+          <w:rFonts w:ascii="Consolas" w:hAnsi="Consolas" w:eastAsia="宋体" w:hint="eastAsia"/>
+          <w:sz w:val="17"/>
+          <w:szCs w:val="17"/>
+        </w:rPr>
+        <w:t xml:space="preserve">          startTime = millis();                  // ★ 第 1 条黑线：开始计时</w:t>
+      </w:r>
+    </w:p>
+    <w:p>
+      <w:pPr>
+        <w:spacing w:line="240" w:lineRule="auto" w:before="0" w:after="0"/>
+      </w:pPr>
+      <w:r>
+        <w:rPr>
+          <w:rFonts w:ascii="Consolas" w:hAnsi="Consolas" w:eastAsia="宋体" w:hint="eastAsia"/>
+          <w:sz w:val="17"/>
+          <w:szCs w:val="17"/>
+        </w:rPr>
+        <w:t xml:space="preserve">        }</w:t>
+      </w:r>
+    </w:p>
+    <w:p>
+      <w:pPr>
+        <w:spacing w:line="240" w:lineRule="auto" w:before="0" w:after="0"/>
+      </w:pPr>
+      <w:r>
+        <w:rPr>
+          <w:rFonts w:ascii="Consolas" w:hAnsi="Consolas" w:eastAsia="宋体" w:hint="eastAsia"/>
+          <w:sz w:val="17"/>
+          <w:szCs w:val="17"/>
+        </w:rPr>
+        <w:t xml:space="preserve">        else if (millis() - startTime &gt; lapMinMs) {</w:t>
+      </w:r>
+    </w:p>
+    <w:p>
+      <w:pPr>
+        <w:spacing w:line="240" w:lineRule="auto" w:before="0" w:after="0"/>
+      </w:pPr>
+      <w:r>
+        <w:rPr>
+          <w:rFonts w:ascii="Consolas" w:hAnsi="Consolas" w:eastAsia="宋体" w:hint="eastAsia"/>
+          <w:sz w:val="17"/>
+          <w:szCs w:val="17"/>
+        </w:rPr>
+        <w:t xml:space="preserve">          finished = 1;                          // ★ 第 2 条黑线：跑完一圈，停车</w:t>
+      </w:r>
+    </w:p>
+    <w:p>
+      <w:pPr>
+        <w:spacing w:line="240" w:lineRule="auto" w:before="0" w:after="0"/>
+      </w:pPr>
+      <w:r>
+        <w:rPr>
+          <w:rFonts w:ascii="Consolas" w:hAnsi="Consolas" w:eastAsia="宋体" w:hint="eastAsia"/>
+          <w:sz w:val="17"/>
+          <w:szCs w:val="17"/>
+        </w:rPr>
+        <w:t xml:space="preserve">          break;</w:t>
+      </w:r>
+    </w:p>
+    <w:p>
+      <w:pPr>
+        <w:spacing w:line="240" w:lineRule="auto" w:before="0" w:after="0"/>
+      </w:pPr>
+      <w:r>
+        <w:rPr>
+          <w:rFonts w:ascii="Consolas" w:hAnsi="Consolas" w:eastAsia="宋体" w:hint="eastAsia"/>
+          <w:sz w:val="17"/>
+          <w:szCs w:val="17"/>
+        </w:rPr>
+        <w:t xml:space="preserve">        }</w:t>
+      </w:r>
+    </w:p>
+    <w:p>
+      <w:pPr>
+        <w:spacing w:line="240" w:lineRule="auto" w:before="0" w:after="0"/>
+      </w:pPr>
+      <w:r>
+        <w:rPr>
+          <w:rFonts w:ascii="Consolas" w:hAnsi="Consolas" w:eastAsia="宋体" w:hint="eastAsia"/>
+          <w:sz w:val="17"/>
+          <w:szCs w:val="17"/>
+        </w:rPr>
+        <w:t xml:space="preserve">      }</w:t>
+      </w:r>
+    </w:p>
+    <w:p>
+      <w:pPr>
+        <w:spacing w:line="240" w:lineRule="auto" w:before="0" w:after="0"/>
+      </w:pPr>
+      <w:r>
+        <w:rPr>
+          <w:rFonts w:ascii="Consolas" w:hAnsi="Consolas" w:eastAsia="宋体" w:hint="eastAsia"/>
+          <w:sz w:val="17"/>
+          <w:szCs w:val="17"/>
+        </w:rPr>
+        <w:t xml:space="preserve">    }</w:t>
+      </w:r>
+    </w:p>
+    <w:p>
+      <w:pPr>
+        <w:spacing w:line="240" w:lineRule="auto" w:before="0" w:after="0"/>
+      </w:pPr>
+      <w:r>
+        <w:rPr>
+          <w:rFonts w:ascii="Consolas" w:hAnsi="Consolas" w:eastAsia="宋体" w:hint="eastAsia"/>
+          <w:sz w:val="17"/>
+          <w:szCs w:val="17"/>
+        </w:rPr>
         <w:t xml:space="preserve"/>
       </w:r>
     </w:p>
@@ -6060,189 +6853,85 @@
           <w:sz w:val="17"/>
           <w:szCs w:val="17"/>
         </w:rPr>
-        <w:t xml:space="preserve">      // ---------- ② 判圈 ----------</w:t>
-      </w:r>
-    </w:p>
-    <w:p>
-      <w:pPr>
-        <w:spacing w:line="240" w:lineRule="auto" w:before="0" w:after="0"/>
-      </w:pPr>
-      <w:r>
-        <w:rPr>
-          <w:rFonts w:ascii="Consolas" w:hAnsi="Consolas" w:eastAsia="宋体" w:hint="eastAsia"/>
-          <w:sz w:val="17"/>
-          <w:szCs w:val="17"/>
-        </w:rPr>
-        <w:t xml:space="preserve">      // 单独拿出来判，不和电机控制混在一起。</w:t>
-      </w:r>
-    </w:p>
-    <w:p>
-      <w:pPr>
-        <w:spacing w:line="240" w:lineRule="auto" w:before="0" w:after="0"/>
-      </w:pPr>
-      <w:r>
-        <w:rPr>
-          <w:rFonts w:ascii="Consolas" w:hAnsi="Consolas" w:eastAsia="宋体" w:hint="eastAsia"/>
-          <w:sz w:val="17"/>
-          <w:szCs w:val="17"/>
-        </w:rPr>
-        <w:t xml:space="preserve">      // 条件：两个传感器同时压黑线，持续超过 startLineMs，</w:t>
-      </w:r>
-    </w:p>
-    <w:p>
-      <w:pPr>
-        <w:spacing w:line="240" w:lineRule="auto" w:before="0" w:after="0"/>
-      </w:pPr>
-      <w:r>
-        <w:rPr>
-          <w:rFonts w:ascii="Consolas" w:hAnsi="Consolas" w:eastAsia="宋体" w:hint="eastAsia"/>
-          <w:sz w:val="17"/>
-          <w:szCs w:val="17"/>
-        </w:rPr>
-        <w:t xml:space="preserve">      //       而且已经跑了超过 lapMinMs（防止刚出发就被误判）</w:t>
-      </w:r>
-    </w:p>
-    <w:p>
-      <w:pPr>
-        <w:spacing w:line="240" w:lineRule="auto" w:before="0" w:after="0"/>
-      </w:pPr>
-      <w:r>
-        <w:rPr>
-          <w:rFonts w:ascii="Consolas" w:hAnsi="Consolas" w:eastAsia="宋体" w:hint="eastAsia"/>
-          <w:sz w:val="17"/>
-          <w:szCs w:val="17"/>
-        </w:rPr>
-        <w:t xml:space="preserve">      if (leftBlack == 1 &amp;&amp; rightBlack == 1) {</w:t>
-      </w:r>
-    </w:p>
-    <w:p>
-      <w:pPr>
-        <w:spacing w:line="240" w:lineRule="auto" w:before="0" w:after="0"/>
-      </w:pPr>
-      <w:r>
-        <w:rPr>
-          <w:rFonts w:ascii="Consolas" w:hAnsi="Consolas" w:eastAsia="宋体" w:hint="eastAsia"/>
-          <w:sz w:val="17"/>
-          <w:szCs w:val="17"/>
-        </w:rPr>
-        <w:t xml:space="preserve">        if (bothBlackTime == 0) {</w:t>
-      </w:r>
-    </w:p>
-    <w:p>
-      <w:pPr>
-        <w:spacing w:line="240" w:lineRule="auto" w:before="0" w:after="0"/>
-      </w:pPr>
-      <w:r>
-        <w:rPr>
-          <w:rFonts w:ascii="Consolas" w:hAnsi="Consolas" w:eastAsia="宋体" w:hint="eastAsia"/>
-          <w:sz w:val="17"/>
-          <w:szCs w:val="17"/>
-        </w:rPr>
-        <w:t xml:space="preserve">          bothBlackTime = millis();   // 刚刚同时压上，记下时刻</w:t>
-      </w:r>
-    </w:p>
-    <w:p>
-      <w:pPr>
-        <w:spacing w:line="240" w:lineRule="auto" w:before="0" w:after="0"/>
-      </w:pPr>
-      <w:r>
-        <w:rPr>
-          <w:rFonts w:ascii="Consolas" w:hAnsi="Consolas" w:eastAsia="宋体" w:hint="eastAsia"/>
-          <w:sz w:val="17"/>
-          <w:szCs w:val="17"/>
-        </w:rPr>
-        <w:t xml:space="preserve">        }</w:t>
-      </w:r>
-    </w:p>
-    <w:p>
-      <w:pPr>
-        <w:spacing w:line="240" w:lineRule="auto" w:before="0" w:after="0"/>
-      </w:pPr>
-      <w:r>
-        <w:rPr>
-          <w:rFonts w:ascii="Consolas" w:hAnsi="Consolas" w:eastAsia="宋体" w:hint="eastAsia"/>
-          <w:sz w:val="17"/>
-          <w:szCs w:val="17"/>
-        </w:rPr>
-        <w:t xml:space="preserve">        if (millis() - bothBlackTime &gt; startLineMs &amp;&amp; millis() - startTime &gt; lapMinMs) {</w:t>
-      </w:r>
-    </w:p>
-    <w:p>
-      <w:pPr>
-        <w:spacing w:line="240" w:lineRule="auto" w:before="0" w:after="0"/>
-      </w:pPr>
-      <w:r>
-        <w:rPr>
-          <w:rFonts w:ascii="Consolas" w:hAnsi="Consolas" w:eastAsia="宋体" w:hint="eastAsia"/>
-          <w:sz w:val="17"/>
-          <w:szCs w:val="17"/>
-        </w:rPr>
-        <w:t xml:space="preserve">          finished = 1;</w:t>
-      </w:r>
-    </w:p>
-    <w:p>
-      <w:pPr>
-        <w:spacing w:line="240" w:lineRule="auto" w:before="0" w:after="0"/>
-      </w:pPr>
-      <w:r>
-        <w:rPr>
-          <w:rFonts w:ascii="Consolas" w:hAnsi="Consolas" w:eastAsia="宋体" w:hint="eastAsia"/>
-          <w:sz w:val="17"/>
-          <w:szCs w:val="17"/>
-        </w:rPr>
-        <w:t xml:space="preserve">          break;</w:t>
-      </w:r>
-    </w:p>
-    <w:p>
-      <w:pPr>
-        <w:spacing w:line="240" w:lineRule="auto" w:before="0" w:after="0"/>
-      </w:pPr>
-      <w:r>
-        <w:rPr>
-          <w:rFonts w:ascii="Consolas" w:hAnsi="Consolas" w:eastAsia="宋体" w:hint="eastAsia"/>
-          <w:sz w:val="17"/>
-          <w:szCs w:val="17"/>
-        </w:rPr>
-        <w:t xml:space="preserve">        }</w:t>
-      </w:r>
-    </w:p>
-    <w:p>
-      <w:pPr>
-        <w:spacing w:line="240" w:lineRule="auto" w:before="0" w:after="0"/>
-      </w:pPr>
-      <w:r>
-        <w:rPr>
-          <w:rFonts w:ascii="Consolas" w:hAnsi="Consolas" w:eastAsia="宋体" w:hint="eastAsia"/>
-          <w:sz w:val="17"/>
-          <w:szCs w:val="17"/>
-        </w:rPr>
-        <w:t xml:space="preserve">      } else {</w:t>
-      </w:r>
-    </w:p>
-    <w:p>
-      <w:pPr>
-        <w:spacing w:line="240" w:lineRule="auto" w:before="0" w:after="0"/>
-      </w:pPr>
-      <w:r>
-        <w:rPr>
-          <w:rFonts w:ascii="Consolas" w:hAnsi="Consolas" w:eastAsia="宋体" w:hint="eastAsia"/>
-          <w:sz w:val="17"/>
-          <w:szCs w:val="17"/>
-        </w:rPr>
-        <w:t xml:space="preserve">        bothBlackTime = 0;            // 只要不是双黑，就重新计时</w:t>
-      </w:r>
-    </w:p>
-    <w:p>
-      <w:pPr>
-        <w:spacing w:line="240" w:lineRule="auto" w:before="0" w:after="0"/>
-      </w:pPr>
-      <w:r>
-        <w:rPr>
-          <w:rFonts w:ascii="Consolas" w:hAnsi="Consolas" w:eastAsia="宋体" w:hint="eastAsia"/>
-          <w:sz w:val="17"/>
-          <w:szCs w:val="17"/>
-        </w:rPr>
-        <w:t xml:space="preserve">      }</w:t>
+        <w:t xml:space="preserve">    // ---------- ③ 决定 4 个脚各给多少 ----------</w:t>
+      </w:r>
+    </w:p>
+    <w:p>
+      <w:pPr>
+        <w:spacing w:line="240" w:lineRule="auto" w:before="0" w:after="0"/>
+      </w:pPr>
+      <w:r>
+        <w:rPr>
+          <w:rFonts w:ascii="Consolas" w:hAnsi="Consolas" w:eastAsia="宋体" w:hint="eastAsia"/>
+          <w:sz w:val="17"/>
+          <w:szCs w:val="17"/>
+        </w:rPr>
+        <w:t xml:space="preserve">    // 先按"直行"把 4 个值都填好，下面只在需要转弯时改动其中几个。</w:t>
+      </w:r>
+    </w:p>
+    <w:p>
+      <w:pPr>
+        <w:spacing w:line="240" w:lineRule="auto" w:before="0" w:after="0"/>
+      </w:pPr>
+      <w:r>
+        <w:rPr>
+          <w:rFonts w:ascii="Consolas" w:hAnsi="Consolas" w:eastAsia="宋体" w:hint="eastAsia"/>
+          <w:sz w:val="17"/>
+          <w:szCs w:val="17"/>
+        </w:rPr>
+        <w:t xml:space="preserve">    // 这样就不用每个分支都写一遍，也不会漏掉某个脚。</w:t>
+      </w:r>
+    </w:p>
+    <w:p>
+      <w:pPr>
+        <w:spacing w:line="240" w:lineRule="auto" w:before="0" w:after="0"/>
+      </w:pPr>
+      <w:r>
+        <w:rPr>
+          <w:rFonts w:ascii="Consolas" w:hAnsi="Consolas" w:eastAsia="宋体" w:hint="eastAsia"/>
+          <w:sz w:val="17"/>
+          <w:szCs w:val="17"/>
+        </w:rPr>
+        <w:t xml:space="preserve">    int leftGo   = fastLeft;    // 左轮 前进值</w:t>
+      </w:r>
+    </w:p>
+    <w:p>
+      <w:pPr>
+        <w:spacing w:line="240" w:lineRule="auto" w:before="0" w:after="0"/>
+      </w:pPr>
+      <w:r>
+        <w:rPr>
+          <w:rFonts w:ascii="Consolas" w:hAnsi="Consolas" w:eastAsia="宋体" w:hint="eastAsia"/>
+          <w:sz w:val="17"/>
+          <w:szCs w:val="17"/>
+        </w:rPr>
+        <w:t xml:space="preserve">    int leftRev  = 0;           // 左轮 反转值</w:t>
+      </w:r>
+    </w:p>
+    <w:p>
+      <w:pPr>
+        <w:spacing w:line="240" w:lineRule="auto" w:before="0" w:after="0"/>
+      </w:pPr>
+      <w:r>
+        <w:rPr>
+          <w:rFonts w:ascii="Consolas" w:hAnsi="Consolas" w:eastAsia="宋体" w:hint="eastAsia"/>
+          <w:sz w:val="17"/>
+          <w:szCs w:val="17"/>
+        </w:rPr>
+        <w:t xml:space="preserve">    int rightGo  = speedFast;   // 右轮 前进值</w:t>
+      </w:r>
+    </w:p>
+    <w:p>
+      <w:pPr>
+        <w:spacing w:line="240" w:lineRule="auto" w:before="0" w:after="0"/>
+      </w:pPr>
+      <w:r>
+        <w:rPr>
+          <w:rFonts w:ascii="Consolas" w:hAnsi="Consolas" w:eastAsia="宋体" w:hint="eastAsia"/>
+          <w:sz w:val="17"/>
+          <w:szCs w:val="17"/>
+        </w:rPr>
+        <w:t xml:space="preserve">    int rightRev = 0;           // 右轮 反转值</w:t>
       </w:r>
     </w:p>
     <w:p>
@@ -6268,85 +6957,202 @@
           <w:sz w:val="17"/>
           <w:szCs w:val="17"/>
         </w:rPr>
-        <w:t xml:space="preserve">      // ---------- ③ 决定 4 个脚各给多少 ----------</w:t>
-      </w:r>
-    </w:p>
-    <w:p>
-      <w:pPr>
-        <w:spacing w:line="240" w:lineRule="auto" w:before="0" w:after="0"/>
-      </w:pPr>
-      <w:r>
-        <w:rPr>
-          <w:rFonts w:ascii="Consolas" w:hAnsi="Consolas" w:eastAsia="宋体" w:hint="eastAsia"/>
-          <w:sz w:val="17"/>
-          <w:szCs w:val="17"/>
-        </w:rPr>
-        <w:t xml:space="preserve">      // 先按"直行"把 4 个值都填好，下面只在需要转弯时改动其中几个。</w:t>
-      </w:r>
-    </w:p>
-    <w:p>
-      <w:pPr>
-        <w:spacing w:line="240" w:lineRule="auto" w:before="0" w:after="0"/>
-      </w:pPr>
-      <w:r>
-        <w:rPr>
-          <w:rFonts w:ascii="Consolas" w:hAnsi="Consolas" w:eastAsia="宋体" w:hint="eastAsia"/>
-          <w:sz w:val="17"/>
-          <w:szCs w:val="17"/>
-        </w:rPr>
-        <w:t xml:space="preserve">      // 这样就不用每个分支都写一遍，也不会漏掉某个脚。</w:t>
-      </w:r>
-    </w:p>
-    <w:p>
-      <w:pPr>
-        <w:spacing w:line="240" w:lineRule="auto" w:before="0" w:after="0"/>
-      </w:pPr>
-      <w:r>
-        <w:rPr>
-          <w:rFonts w:ascii="Consolas" w:hAnsi="Consolas" w:eastAsia="宋体" w:hint="eastAsia"/>
-          <w:sz w:val="17"/>
-          <w:szCs w:val="17"/>
-        </w:rPr>
-        <w:t xml:space="preserve">      int leftGo   = fastLeft;    // 左轮 前进值</w:t>
-      </w:r>
-    </w:p>
-    <w:p>
-      <w:pPr>
-        <w:spacing w:line="240" w:lineRule="auto" w:before="0" w:after="0"/>
-      </w:pPr>
-      <w:r>
-        <w:rPr>
-          <w:rFonts w:ascii="Consolas" w:hAnsi="Consolas" w:eastAsia="宋体" w:hint="eastAsia"/>
-          <w:sz w:val="17"/>
-          <w:szCs w:val="17"/>
-        </w:rPr>
-        <w:t xml:space="preserve">      int leftRev  = 0;           // 左轮 反转值</w:t>
-      </w:r>
-    </w:p>
-    <w:p>
-      <w:pPr>
-        <w:spacing w:line="240" w:lineRule="auto" w:before="0" w:after="0"/>
-      </w:pPr>
-      <w:r>
-        <w:rPr>
-          <w:rFonts w:ascii="Consolas" w:hAnsi="Consolas" w:eastAsia="宋体" w:hint="eastAsia"/>
-          <w:sz w:val="17"/>
-          <w:szCs w:val="17"/>
-        </w:rPr>
-        <w:t xml:space="preserve">      int rightGo  = speedFast;   // 右轮 前进值</w:t>
-      </w:r>
-    </w:p>
-    <w:p>
-      <w:pPr>
-        <w:spacing w:line="240" w:lineRule="auto" w:before="0" w:after="0"/>
-      </w:pPr>
-      <w:r>
-        <w:rPr>
-          <w:rFonts w:ascii="Consolas" w:hAnsi="Consolas" w:eastAsia="宋体" w:hint="eastAsia"/>
-          <w:sz w:val="17"/>
-          <w:szCs w:val="17"/>
-        </w:rPr>
-        <w:t xml:space="preserve">      int rightRev = 0;           // 右轮 反转值</w:t>
+        <w:t xml:space="preserve">    if (leftBlack == 1 &amp;&amp; rightBlack == 0) {</w:t>
+      </w:r>
+    </w:p>
+    <w:p>
+      <w:pPr>
+        <w:spacing w:line="240" w:lineRule="auto" w:before="0" w:after="0"/>
+      </w:pPr>
+      <w:r>
+        <w:rPr>
+          <w:rFonts w:ascii="Consolas" w:hAnsi="Consolas" w:eastAsia="宋体" w:hint="eastAsia"/>
+          <w:sz w:val="17"/>
+          <w:szCs w:val="17"/>
+        </w:rPr>
+        <w:t xml:space="preserve">      // 只有左边压到黑线 -&gt; 线在车的左边 -&gt; 车偏右 -&gt; 向左转。</w:t>
+      </w:r>
+    </w:p>
+    <w:p>
+      <w:pPr>
+        <w:spacing w:line="240" w:lineRule="auto" w:before="0" w:after="0"/>
+      </w:pPr>
+      <w:r>
+        <w:rPr>
+          <w:rFonts w:ascii="Consolas" w:hAnsi="Consolas" w:eastAsia="宋体" w:hint="eastAsia"/>
+          <w:sz w:val="17"/>
+          <w:szCs w:val="17"/>
+        </w:rPr>
+        <w:t xml:space="preserve">      // 左轮当"内侧"往后倒，右轮当"外侧"往前冲，车身几乎是原地转。</w:t>
+      </w:r>
+    </w:p>
+    <w:p>
+      <w:pPr>
+        <w:spacing w:line="240" w:lineRule="auto" w:before="0" w:after="0"/>
+      </w:pPr>
+      <w:r>
+        <w:rPr>
+          <w:rFonts w:ascii="Consolas" w:hAnsi="Consolas" w:eastAsia="宋体" w:hint="eastAsia"/>
+          <w:sz w:val="17"/>
+          <w:szCs w:val="17"/>
+        </w:rPr>
+        <w:t xml:space="preserve">      leftGo   = 0;</w:t>
+      </w:r>
+    </w:p>
+    <w:p>
+      <w:pPr>
+        <w:spacing w:line="240" w:lineRule="auto" w:before="0" w:after="0"/>
+      </w:pPr>
+      <w:r>
+        <w:rPr>
+          <w:rFonts w:ascii="Consolas" w:hAnsi="Consolas" w:eastAsia="宋体" w:hint="eastAsia"/>
+          <w:sz w:val="17"/>
+          <w:szCs w:val="17"/>
+        </w:rPr>
+        <w:t xml:space="preserve">      leftRev  = speedBack;</w:t>
+      </w:r>
+    </w:p>
+    <w:p>
+      <w:pPr>
+        <w:spacing w:line="240" w:lineRule="auto" w:before="0" w:after="0"/>
+      </w:pPr>
+      <w:r>
+        <w:rPr>
+          <w:rFonts w:ascii="Consolas" w:hAnsi="Consolas" w:eastAsia="宋体" w:hint="eastAsia"/>
+          <w:sz w:val="17"/>
+          <w:szCs w:val="17"/>
+        </w:rPr>
+        <w:t xml:space="preserve">      rightGo  = speedTurn;</w:t>
+      </w:r>
+    </w:p>
+    <w:p>
+      <w:pPr>
+        <w:spacing w:line="240" w:lineRule="auto" w:before="0" w:after="0"/>
+      </w:pPr>
+      <w:r>
+        <w:rPr>
+          <w:rFonts w:ascii="Consolas" w:hAnsi="Consolas" w:eastAsia="宋体" w:hint="eastAsia"/>
+          <w:sz w:val="17"/>
+          <w:szCs w:val="17"/>
+        </w:rPr>
+        <w:t xml:space="preserve">    }</w:t>
+      </w:r>
+    </w:p>
+    <w:p>
+      <w:pPr>
+        <w:spacing w:line="240" w:lineRule="auto" w:before="0" w:after="0"/>
+      </w:pPr>
+      <w:r>
+        <w:rPr>
+          <w:rFonts w:ascii="Consolas" w:hAnsi="Consolas" w:eastAsia="宋体" w:hint="eastAsia"/>
+          <w:sz w:val="17"/>
+          <w:szCs w:val="17"/>
+        </w:rPr>
+        <w:t xml:space="preserve">    else if (leftBlack == 0 &amp;&amp; rightBlack == 1) {</w:t>
+      </w:r>
+    </w:p>
+    <w:p>
+      <w:pPr>
+        <w:spacing w:line="240" w:lineRule="auto" w:before="0" w:after="0"/>
+      </w:pPr>
+      <w:r>
+        <w:rPr>
+          <w:rFonts w:ascii="Consolas" w:hAnsi="Consolas" w:eastAsia="宋体" w:hint="eastAsia"/>
+          <w:sz w:val="17"/>
+          <w:szCs w:val="17"/>
+        </w:rPr>
+        <w:t xml:space="preserve">      // 只有右边压到黑线 -&gt; 线在车的右边 -&gt; 车偏左 -&gt; 向右转。</w:t>
+      </w:r>
+    </w:p>
+    <w:p>
+      <w:pPr>
+        <w:spacing w:line="240" w:lineRule="auto" w:before="0" w:after="0"/>
+      </w:pPr>
+      <w:r>
+        <w:rPr>
+          <w:rFonts w:ascii="Consolas" w:hAnsi="Consolas" w:eastAsia="宋体" w:hint="eastAsia"/>
+          <w:sz w:val="17"/>
+          <w:szCs w:val="17"/>
+        </w:rPr>
+        <w:t xml:space="preserve">      leftGo   = turnLeft;</w:t>
+      </w:r>
+    </w:p>
+    <w:p>
+      <w:pPr>
+        <w:spacing w:line="240" w:lineRule="auto" w:before="0" w:after="0"/>
+      </w:pPr>
+      <w:r>
+        <w:rPr>
+          <w:rFonts w:ascii="Consolas" w:hAnsi="Consolas" w:eastAsia="宋体" w:hint="eastAsia"/>
+          <w:sz w:val="17"/>
+          <w:szCs w:val="17"/>
+        </w:rPr>
+        <w:t xml:space="preserve">      rightGo  = 0;</w:t>
+      </w:r>
+    </w:p>
+    <w:p>
+      <w:pPr>
+        <w:spacing w:line="240" w:lineRule="auto" w:before="0" w:after="0"/>
+      </w:pPr>
+      <w:r>
+        <w:rPr>
+          <w:rFonts w:ascii="Consolas" w:hAnsi="Consolas" w:eastAsia="宋体" w:hint="eastAsia"/>
+          <w:sz w:val="17"/>
+          <w:szCs w:val="17"/>
+        </w:rPr>
+        <w:t xml:space="preserve">      rightRev = speedBack;</w:t>
+      </w:r>
+    </w:p>
+    <w:p>
+      <w:pPr>
+        <w:spacing w:line="240" w:lineRule="auto" w:before="0" w:after="0"/>
+      </w:pPr>
+      <w:r>
+        <w:rPr>
+          <w:rFonts w:ascii="Consolas" w:hAnsi="Consolas" w:eastAsia="宋体" w:hint="eastAsia"/>
+          <w:sz w:val="17"/>
+          <w:szCs w:val="17"/>
+        </w:rPr>
+        <w:t xml:space="preserve">    }</w:t>
+      </w:r>
+    </w:p>
+    <w:p>
+      <w:pPr>
+        <w:spacing w:line="240" w:lineRule="auto" w:before="0" w:after="0"/>
+      </w:pPr>
+      <w:r>
+        <w:rPr>
+          <w:rFonts w:ascii="Consolas" w:hAnsi="Consolas" w:eastAsia="宋体" w:hint="eastAsia"/>
+          <w:sz w:val="17"/>
+          <w:szCs w:val="17"/>
+        </w:rPr>
+        <w:t xml:space="preserve">    // 剩下两种情况都是直行，直接用上面填好的默认值：</w:t>
+      </w:r>
+    </w:p>
+    <w:p>
+      <w:pPr>
+        <w:spacing w:line="240" w:lineRule="auto" w:before="0" w:after="0"/>
+      </w:pPr>
+      <w:r>
+        <w:rPr>
+          <w:rFonts w:ascii="Consolas" w:hAnsi="Consolas" w:eastAsia="宋体" w:hint="eastAsia"/>
+          <w:sz w:val="17"/>
+          <w:szCs w:val="17"/>
+        </w:rPr>
+        <w:t xml:space="preserve">    //   两个都白 = 车正正压在线上（本车是"夹住线"的摆法）</w:t>
+      </w:r>
+    </w:p>
+    <w:p>
+      <w:pPr>
+        <w:spacing w:line="240" w:lineRule="auto" w:before="0" w:after="0"/>
+      </w:pPr>
+      <w:r>
+        <w:rPr>
+          <w:rFonts w:ascii="Consolas" w:hAnsi="Consolas" w:eastAsia="宋体" w:hint="eastAsia"/>
+          <w:sz w:val="17"/>
+          <w:szCs w:val="17"/>
+        </w:rPr>
+        <w:t xml:space="preserve">    //   两个都黑 = 起始线</w:t>
       </w:r>
     </w:p>
     <w:p>
@@ -6372,306 +7178,72 @@
           <w:sz w:val="17"/>
           <w:szCs w:val="17"/>
         </w:rPr>
-        <w:t xml:space="preserve">      if (leftBlack == 1 &amp;&amp; rightBlack == 0) {</w:t>
-      </w:r>
-    </w:p>
-    <w:p>
-      <w:pPr>
-        <w:spacing w:line="240" w:lineRule="auto" w:before="0" w:after="0"/>
-      </w:pPr>
-      <w:r>
-        <w:rPr>
-          <w:rFonts w:ascii="Consolas" w:hAnsi="Consolas" w:eastAsia="宋体" w:hint="eastAsia"/>
-          <w:sz w:val="17"/>
-          <w:szCs w:val="17"/>
-        </w:rPr>
-        <w:t xml:space="preserve">        // 只有左边压到黑线 -&gt; 线在车的左边 -&gt; 车偏右 -&gt; 向左转。</w:t>
-      </w:r>
-    </w:p>
-    <w:p>
-      <w:pPr>
-        <w:spacing w:line="240" w:lineRule="auto" w:before="0" w:after="0"/>
-      </w:pPr>
-      <w:r>
-        <w:rPr>
-          <w:rFonts w:ascii="Consolas" w:hAnsi="Consolas" w:eastAsia="宋体" w:hint="eastAsia"/>
-          <w:sz w:val="17"/>
-          <w:szCs w:val="17"/>
-        </w:rPr>
-        <w:t xml:space="preserve">        // 左轮当"内侧"往后倒，右轮当"外侧"往前冲，车身几乎是原地转。</w:t>
-      </w:r>
-    </w:p>
-    <w:p>
-      <w:pPr>
-        <w:spacing w:line="240" w:lineRule="auto" w:before="0" w:after="0"/>
-      </w:pPr>
-      <w:r>
-        <w:rPr>
-          <w:rFonts w:ascii="Consolas" w:hAnsi="Consolas" w:eastAsia="宋体" w:hint="eastAsia"/>
-          <w:sz w:val="17"/>
-          <w:szCs w:val="17"/>
-        </w:rPr>
-        <w:t xml:space="preserve">        leftGo   = 0;</w:t>
-      </w:r>
-    </w:p>
-    <w:p>
-      <w:pPr>
-        <w:spacing w:line="240" w:lineRule="auto" w:before="0" w:after="0"/>
-      </w:pPr>
-      <w:r>
-        <w:rPr>
-          <w:rFonts w:ascii="Consolas" w:hAnsi="Consolas" w:eastAsia="宋体" w:hint="eastAsia"/>
-          <w:sz w:val="17"/>
-          <w:szCs w:val="17"/>
-        </w:rPr>
-        <w:t xml:space="preserve">        leftRev  = speedBack;</w:t>
-      </w:r>
-    </w:p>
-    <w:p>
-      <w:pPr>
-        <w:spacing w:line="240" w:lineRule="auto" w:before="0" w:after="0"/>
-      </w:pPr>
-      <w:r>
-        <w:rPr>
-          <w:rFonts w:ascii="Consolas" w:hAnsi="Consolas" w:eastAsia="宋体" w:hint="eastAsia"/>
-          <w:sz w:val="17"/>
-          <w:szCs w:val="17"/>
-        </w:rPr>
-        <w:t xml:space="preserve">        rightGo  = speedTurn;</w:t>
-      </w:r>
-    </w:p>
-    <w:p>
-      <w:pPr>
-        <w:spacing w:line="240" w:lineRule="auto" w:before="0" w:after="0"/>
-      </w:pPr>
-      <w:r>
-        <w:rPr>
-          <w:rFonts w:ascii="Consolas" w:hAnsi="Consolas" w:eastAsia="宋体" w:hint="eastAsia"/>
-          <w:sz w:val="17"/>
-          <w:szCs w:val="17"/>
-        </w:rPr>
-        <w:t xml:space="preserve">      }</w:t>
-      </w:r>
-    </w:p>
-    <w:p>
-      <w:pPr>
-        <w:spacing w:line="240" w:lineRule="auto" w:before="0" w:after="0"/>
-      </w:pPr>
-      <w:r>
-        <w:rPr>
-          <w:rFonts w:ascii="Consolas" w:hAnsi="Consolas" w:eastAsia="宋体" w:hint="eastAsia"/>
-          <w:sz w:val="17"/>
-          <w:szCs w:val="17"/>
-        </w:rPr>
-        <w:t xml:space="preserve">      else if (leftBlack == 0 &amp;&amp; rightBlack == 1) {</w:t>
-      </w:r>
-    </w:p>
-    <w:p>
-      <w:pPr>
-        <w:spacing w:line="240" w:lineRule="auto" w:before="0" w:after="0"/>
-      </w:pPr>
-      <w:r>
-        <w:rPr>
-          <w:rFonts w:ascii="Consolas" w:hAnsi="Consolas" w:eastAsia="宋体" w:hint="eastAsia"/>
-          <w:sz w:val="17"/>
-          <w:szCs w:val="17"/>
-        </w:rPr>
-        <w:t xml:space="preserve">        // 只有右边压到黑线 -&gt; 线在车的右边 -&gt; 车偏左 -&gt; 向右转。</w:t>
-      </w:r>
-    </w:p>
-    <w:p>
-      <w:pPr>
-        <w:spacing w:line="240" w:lineRule="auto" w:before="0" w:after="0"/>
-      </w:pPr>
-      <w:r>
-        <w:rPr>
-          <w:rFonts w:ascii="Consolas" w:hAnsi="Consolas" w:eastAsia="宋体" w:hint="eastAsia"/>
-          <w:sz w:val="17"/>
-          <w:szCs w:val="17"/>
-        </w:rPr>
-        <w:t xml:space="preserve">        leftGo   = turnLeft;</w:t>
-      </w:r>
-    </w:p>
-    <w:p>
-      <w:pPr>
-        <w:spacing w:line="240" w:lineRule="auto" w:before="0" w:after="0"/>
-      </w:pPr>
-      <w:r>
-        <w:rPr>
-          <w:rFonts w:ascii="Consolas" w:hAnsi="Consolas" w:eastAsia="宋体" w:hint="eastAsia"/>
-          <w:sz w:val="17"/>
-          <w:szCs w:val="17"/>
-        </w:rPr>
-        <w:t xml:space="preserve">        rightGo  = 0;</w:t>
-      </w:r>
-    </w:p>
-    <w:p>
-      <w:pPr>
-        <w:spacing w:line="240" w:lineRule="auto" w:before="0" w:after="0"/>
-      </w:pPr>
-      <w:r>
-        <w:rPr>
-          <w:rFonts w:ascii="Consolas" w:hAnsi="Consolas" w:eastAsia="宋体" w:hint="eastAsia"/>
-          <w:sz w:val="17"/>
-          <w:szCs w:val="17"/>
-        </w:rPr>
-        <w:t xml:space="preserve">        rightRev = speedBack;</w:t>
-      </w:r>
-    </w:p>
-    <w:p>
-      <w:pPr>
-        <w:spacing w:line="240" w:lineRule="auto" w:before="0" w:after="0"/>
-      </w:pPr>
-      <w:r>
-        <w:rPr>
-          <w:rFonts w:ascii="Consolas" w:hAnsi="Consolas" w:eastAsia="宋体" w:hint="eastAsia"/>
-          <w:sz w:val="17"/>
-          <w:szCs w:val="17"/>
-        </w:rPr>
-        <w:t xml:space="preserve">      }</w:t>
-      </w:r>
-    </w:p>
-    <w:p>
-      <w:pPr>
-        <w:spacing w:line="240" w:lineRule="auto" w:before="0" w:after="0"/>
-      </w:pPr>
-      <w:r>
-        <w:rPr>
-          <w:rFonts w:ascii="Consolas" w:hAnsi="Consolas" w:eastAsia="宋体" w:hint="eastAsia"/>
-          <w:sz w:val="17"/>
-          <w:szCs w:val="17"/>
-        </w:rPr>
-        <w:t xml:space="preserve">      // 剩下两种情况都是直行，直接用上面填好的默认值：</w:t>
-      </w:r>
-    </w:p>
-    <w:p>
-      <w:pPr>
-        <w:spacing w:line="240" w:lineRule="auto" w:before="0" w:after="0"/>
-      </w:pPr>
-      <w:r>
-        <w:rPr>
-          <w:rFonts w:ascii="Consolas" w:hAnsi="Consolas" w:eastAsia="宋体" w:hint="eastAsia"/>
-          <w:sz w:val="17"/>
-          <w:szCs w:val="17"/>
-        </w:rPr>
-        <w:t xml:space="preserve">      //   两个都白 = 车正正压在线上（本车是"夹住线"的摆法）</w:t>
-      </w:r>
-    </w:p>
-    <w:p>
-      <w:pPr>
-        <w:spacing w:line="240" w:lineRule="auto" w:before="0" w:after="0"/>
-      </w:pPr>
-      <w:r>
-        <w:rPr>
-          <w:rFonts w:ascii="Consolas" w:hAnsi="Consolas" w:eastAsia="宋体" w:hint="eastAsia"/>
-          <w:sz w:val="17"/>
-          <w:szCs w:val="17"/>
-        </w:rPr>
-        <w:t xml:space="preserve">      //   两个都黑 = 起始线</w:t>
-      </w:r>
-    </w:p>
-    <w:p>
-      <w:pPr>
-        <w:spacing w:line="240" w:lineRule="auto" w:before="0" w:after="0"/>
-      </w:pPr>
-      <w:r>
-        <w:rPr>
-          <w:rFonts w:ascii="Consolas" w:hAnsi="Consolas" w:eastAsia="宋体" w:hint="eastAsia"/>
-          <w:sz w:val="17"/>
-          <w:szCs w:val="17"/>
-        </w:rPr>
-        <w:t xml:space="preserve"/>
-      </w:r>
-    </w:p>
-    <w:p>
-      <w:pPr>
-        <w:spacing w:line="240" w:lineRule="auto" w:before="0" w:after="0"/>
-      </w:pPr>
-      <w:r>
-        <w:rPr>
-          <w:rFonts w:ascii="Consolas" w:hAnsi="Consolas" w:eastAsia="宋体" w:hint="eastAsia"/>
-          <w:sz w:val="17"/>
-          <w:szCs w:val="17"/>
-        </w:rPr>
-        <w:t xml:space="preserve">      // ---------- ④ 一次性把 4 个脚写出去 ----------</w:t>
-      </w:r>
-    </w:p>
-    <w:p>
-      <w:pPr>
-        <w:spacing w:line="240" w:lineRule="auto" w:before="0" w:after="0"/>
-      </w:pPr>
-      <w:r>
-        <w:rPr>
-          <w:rFonts w:ascii="Consolas" w:hAnsi="Consolas" w:eastAsia="宋体" w:hint="eastAsia"/>
-          <w:sz w:val="17"/>
-          <w:szCs w:val="17"/>
-        </w:rPr>
-        <w:t xml:space="preserve">      // 只在这一处写，就不会出现"某个脚忘了写、残留上一次的反转"</w:t>
-      </w:r>
-    </w:p>
-    <w:p>
-      <w:pPr>
-        <w:spacing w:line="240" w:lineRule="auto" w:before="0" w:after="0"/>
-      </w:pPr>
-      <w:r>
-        <w:rPr>
-          <w:rFonts w:ascii="Consolas" w:hAnsi="Consolas" w:eastAsia="宋体" w:hint="eastAsia"/>
-          <w:sz w:val="17"/>
-          <w:szCs w:val="17"/>
-        </w:rPr>
-        <w:t xml:space="preserve">      analogWrite(leftForward,  leftGo);</w:t>
-      </w:r>
-    </w:p>
-    <w:p>
-      <w:pPr>
-        <w:spacing w:line="240" w:lineRule="auto" w:before="0" w:after="0"/>
-      </w:pPr>
-      <w:r>
-        <w:rPr>
-          <w:rFonts w:ascii="Consolas" w:hAnsi="Consolas" w:eastAsia="宋体" w:hint="eastAsia"/>
-          <w:sz w:val="17"/>
-          <w:szCs w:val="17"/>
-        </w:rPr>
-        <w:t xml:space="preserve">      analogWrite(leftBack,     leftRev);</w:t>
-      </w:r>
-    </w:p>
-    <w:p>
-      <w:pPr>
-        <w:spacing w:line="240" w:lineRule="auto" w:before="0" w:after="0"/>
-      </w:pPr>
-      <w:r>
-        <w:rPr>
-          <w:rFonts w:ascii="Consolas" w:hAnsi="Consolas" w:eastAsia="宋体" w:hint="eastAsia"/>
-          <w:sz w:val="17"/>
-          <w:szCs w:val="17"/>
-        </w:rPr>
-        <w:t xml:space="preserve">      analogWrite(rightForward, rightGo);</w:t>
-      </w:r>
-    </w:p>
-    <w:p>
-      <w:pPr>
-        <w:spacing w:line="240" w:lineRule="auto" w:before="0" w:after="0"/>
-      </w:pPr>
-      <w:r>
-        <w:rPr>
-          <w:rFonts w:ascii="Consolas" w:hAnsi="Consolas" w:eastAsia="宋体" w:hint="eastAsia"/>
-          <w:sz w:val="17"/>
-          <w:szCs w:val="17"/>
-        </w:rPr>
-        <w:t xml:space="preserve">      analogWrite(rightBack,    rightRev);</w:t>
-      </w:r>
-    </w:p>
-    <w:p>
-      <w:pPr>
-        <w:spacing w:line="240" w:lineRule="auto" w:before="0" w:after="0"/>
-      </w:pPr>
-      <w:r>
-        <w:rPr>
-          <w:rFonts w:ascii="Consolas" w:hAnsi="Consolas" w:eastAsia="宋体" w:hint="eastAsia"/>
-          <w:sz w:val="17"/>
-          <w:szCs w:val="17"/>
-        </w:rPr>
-        <w:t xml:space="preserve"/>
+        <w:t xml:space="preserve">    // ---------- ④ 一次性把 4 个脚写出去 ----------</w:t>
+      </w:r>
+    </w:p>
+    <w:p>
+      <w:pPr>
+        <w:spacing w:line="240" w:lineRule="auto" w:before="0" w:after="0"/>
+      </w:pPr>
+      <w:r>
+        <w:rPr>
+          <w:rFonts w:ascii="Consolas" w:hAnsi="Consolas" w:eastAsia="宋体" w:hint="eastAsia"/>
+          <w:sz w:val="17"/>
+          <w:szCs w:val="17"/>
+        </w:rPr>
+        <w:t xml:space="preserve">    // 只在这一处写，就不会出现"某个脚忘了写、残留上一次的反转"</w:t>
+      </w:r>
+    </w:p>
+    <w:p>
+      <w:pPr>
+        <w:spacing w:line="240" w:lineRule="auto" w:before="0" w:after="0"/>
+      </w:pPr>
+      <w:r>
+        <w:rPr>
+          <w:rFonts w:ascii="Consolas" w:hAnsi="Consolas" w:eastAsia="宋体" w:hint="eastAsia"/>
+          <w:sz w:val="17"/>
+          <w:szCs w:val="17"/>
+        </w:rPr>
+        <w:t xml:space="preserve">    analogWrite(leftForward,  leftGo);</w:t>
+      </w:r>
+    </w:p>
+    <w:p>
+      <w:pPr>
+        <w:spacing w:line="240" w:lineRule="auto" w:before="0" w:after="0"/>
+      </w:pPr>
+      <w:r>
+        <w:rPr>
+          <w:rFonts w:ascii="Consolas" w:hAnsi="Consolas" w:eastAsia="宋体" w:hint="eastAsia"/>
+          <w:sz w:val="17"/>
+          <w:szCs w:val="17"/>
+        </w:rPr>
+        <w:t xml:space="preserve">    analogWrite(leftBack,     leftRev);</w:t>
+      </w:r>
+    </w:p>
+    <w:p>
+      <w:pPr>
+        <w:spacing w:line="240" w:lineRule="auto" w:before="0" w:after="0"/>
+      </w:pPr>
+      <w:r>
+        <w:rPr>
+          <w:rFonts w:ascii="Consolas" w:hAnsi="Consolas" w:eastAsia="宋体" w:hint="eastAsia"/>
+          <w:sz w:val="17"/>
+          <w:szCs w:val="17"/>
+        </w:rPr>
+        <w:t xml:space="preserve">    analogWrite(rightForward, rightGo);</w:t>
+      </w:r>
+    </w:p>
+    <w:p>
+      <w:pPr>
+        <w:spacing w:line="240" w:lineRule="auto" w:before="0" w:after="0"/>
+      </w:pPr>
+      <w:r>
+        <w:rPr>
+          <w:rFonts w:ascii="Consolas" w:hAnsi="Consolas" w:eastAsia="宋体" w:hint="eastAsia"/>
+          <w:sz w:val="17"/>
+          <w:szCs w:val="17"/>
+        </w:rPr>
+        <w:t xml:space="preserve">    analogWrite(rightBack,    rightRev);</w:t>
       </w:r>
     </w:p>
     <w:p>
@@ -6697,33 +7269,33 @@
           <w:sz w:val="17"/>
           <w:szCs w:val="17"/>
         </w:rPr>
-        <w:t xml:space="preserve">      // ---- 每 100 毫秒刷新一次屏幕 ----</w:t>
-      </w:r>
-    </w:p>
-    <w:p>
-      <w:pPr>
-        <w:spacing w:line="240" w:lineRule="auto" w:before="0" w:after="0"/>
-      </w:pPr>
-      <w:r>
-        <w:rPr>
-          <w:rFonts w:ascii="Consolas" w:hAnsi="Consolas" w:eastAsia="宋体" w:hint="eastAsia"/>
-          <w:sz w:val="17"/>
-          <w:szCs w:val="17"/>
-        </w:rPr>
-        <w:t xml:space="preserve">      if (millis() - oledTime &gt; oledMs) {</w:t>
-      </w:r>
-    </w:p>
-    <w:p>
-      <w:pPr>
-        <w:spacing w:line="240" w:lineRule="auto" w:before="0" w:after="0"/>
-      </w:pPr>
-      <w:r>
-        <w:rPr>
-          <w:rFonts w:ascii="Consolas" w:hAnsi="Consolas" w:eastAsia="宋体" w:hint="eastAsia"/>
-          <w:sz w:val="17"/>
-          <w:szCs w:val="17"/>
-        </w:rPr>
-        <w:t xml:space="preserve">        oledTime = millis();</w:t>
+        <w:t xml:space="preserve">    // ---- 每 100 毫秒刷新一次屏幕 ----</w:t>
+      </w:r>
+    </w:p>
+    <w:p>
+      <w:pPr>
+        <w:spacing w:line="240" w:lineRule="auto" w:before="0" w:after="0"/>
+      </w:pPr>
+      <w:r>
+        <w:rPr>
+          <w:rFonts w:ascii="Consolas" w:hAnsi="Consolas" w:eastAsia="宋体" w:hint="eastAsia"/>
+          <w:sz w:val="17"/>
+          <w:szCs w:val="17"/>
+        </w:rPr>
+        <w:t xml:space="preserve">    if (millis() - oledTime &gt; oledMs) {</w:t>
+      </w:r>
+    </w:p>
+    <w:p>
+      <w:pPr>
+        <w:spacing w:line="240" w:lineRule="auto" w:before="0" w:after="0"/>
+      </w:pPr>
+      <w:r>
+        <w:rPr>
+          <w:rFonts w:ascii="Consolas" w:hAnsi="Consolas" w:eastAsia="宋体" w:hint="eastAsia"/>
+          <w:sz w:val="17"/>
+          <w:szCs w:val="17"/>
+        </w:rPr>
+        <w:t xml:space="preserve">      oledTime = millis();</w:t>
       </w:r>
     </w:p>
     <w:p>
@@ -6749,59 +7321,98 @@
           <w:sz w:val="17"/>
           <w:szCs w:val="17"/>
         </w:rPr>
-        <w:t xml:space="preserve">        passed      = millis() - startTime;   // 已经过去多少毫秒</w:t>
-      </w:r>
-    </w:p>
-    <w:p>
-      <w:pPr>
-        <w:spacing w:line="240" w:lineRule="auto" w:before="0" w:after="0"/>
-      </w:pPr>
-      <w:r>
-        <w:rPr>
-          <w:rFonts w:ascii="Consolas" w:hAnsi="Consolas" w:eastAsia="宋体" w:hint="eastAsia"/>
-          <w:sz w:val="17"/>
-          <w:szCs w:val="17"/>
-        </w:rPr>
-        <w:t xml:space="preserve">        totalSecond = passed / 1000;          // 换算成整秒</w:t>
-      </w:r>
-    </w:p>
-    <w:p>
-      <w:pPr>
-        <w:spacing w:line="240" w:lineRule="auto" w:before="0" w:after="0"/>
-      </w:pPr>
-      <w:r>
-        <w:rPr>
-          <w:rFonts w:ascii="Consolas" w:hAnsi="Consolas" w:eastAsia="宋体" w:hint="eastAsia"/>
-          <w:sz w:val="17"/>
-          <w:szCs w:val="17"/>
-        </w:rPr>
-        <w:t xml:space="preserve">        minute      = totalSecond / 60;       // 分钟</w:t>
-      </w:r>
-    </w:p>
-    <w:p>
-      <w:pPr>
-        <w:spacing w:line="240" w:lineRule="auto" w:before="0" w:after="0"/>
-      </w:pPr>
-      <w:r>
-        <w:rPr>
-          <w:rFonts w:ascii="Consolas" w:hAnsi="Consolas" w:eastAsia="宋体" w:hint="eastAsia"/>
-          <w:sz w:val="17"/>
-          <w:szCs w:val="17"/>
-        </w:rPr>
-        <w:t xml:space="preserve">        second      = totalSecond % 60;       // 秒（% 是取余数）</w:t>
-      </w:r>
-    </w:p>
-    <w:p>
-      <w:pPr>
-        <w:spacing w:line="240" w:lineRule="auto" w:before="0" w:after="0"/>
-      </w:pPr>
-      <w:r>
-        <w:rPr>
-          <w:rFonts w:ascii="Consolas" w:hAnsi="Consolas" w:eastAsia="宋体" w:hint="eastAsia"/>
-          <w:sz w:val="17"/>
-          <w:szCs w:val="17"/>
-        </w:rPr>
-        <w:t xml:space="preserve">        hundredth   = (passed % 1000) / 10;   // 百分秒</w:t>
+        <w:t xml:space="preserve">      passed = 0;                            // 还没压到第一条黑线时显示 00:00.00</w:t>
+      </w:r>
+    </w:p>
+    <w:p>
+      <w:pPr>
+        <w:spacing w:line="240" w:lineRule="auto" w:before="0" w:after="0"/>
+      </w:pPr>
+      <w:r>
+        <w:rPr>
+          <w:rFonts w:ascii="Consolas" w:hAnsi="Consolas" w:eastAsia="宋体" w:hint="eastAsia"/>
+          <w:sz w:val="17"/>
+          <w:szCs w:val="17"/>
+        </w:rPr>
+        <w:t xml:space="preserve">      if (startTime != 0) {</w:t>
+      </w:r>
+    </w:p>
+    <w:p>
+      <w:pPr>
+        <w:spacing w:line="240" w:lineRule="auto" w:before="0" w:after="0"/>
+      </w:pPr>
+      <w:r>
+        <w:rPr>
+          <w:rFonts w:ascii="Consolas" w:hAnsi="Consolas" w:eastAsia="宋体" w:hint="eastAsia"/>
+          <w:sz w:val="17"/>
+          <w:szCs w:val="17"/>
+        </w:rPr>
+        <w:t xml:space="preserve">        passed = millis() - startTime;       // 已经过去多少毫秒</w:t>
+      </w:r>
+    </w:p>
+    <w:p>
+      <w:pPr>
+        <w:spacing w:line="240" w:lineRule="auto" w:before="0" w:after="0"/>
+      </w:pPr>
+      <w:r>
+        <w:rPr>
+          <w:rFonts w:ascii="Consolas" w:hAnsi="Consolas" w:eastAsia="宋体" w:hint="eastAsia"/>
+          <w:sz w:val="17"/>
+          <w:szCs w:val="17"/>
+        </w:rPr>
+        <w:t xml:space="preserve">      }</w:t>
+      </w:r>
+    </w:p>
+    <w:p>
+      <w:pPr>
+        <w:spacing w:line="240" w:lineRule="auto" w:before="0" w:after="0"/>
+      </w:pPr>
+      <w:r>
+        <w:rPr>
+          <w:rFonts w:ascii="Consolas" w:hAnsi="Consolas" w:eastAsia="宋体" w:hint="eastAsia"/>
+          <w:sz w:val="17"/>
+          <w:szCs w:val="17"/>
+        </w:rPr>
+        <w:t xml:space="preserve">      totalSecond = passed / 1000;          // 换算成整秒</w:t>
+      </w:r>
+    </w:p>
+    <w:p>
+      <w:pPr>
+        <w:spacing w:line="240" w:lineRule="auto" w:before="0" w:after="0"/>
+      </w:pPr>
+      <w:r>
+        <w:rPr>
+          <w:rFonts w:ascii="Consolas" w:hAnsi="Consolas" w:eastAsia="宋体" w:hint="eastAsia"/>
+          <w:sz w:val="17"/>
+          <w:szCs w:val="17"/>
+        </w:rPr>
+        <w:t xml:space="preserve">      minute      = totalSecond / 60;       // 分钟</w:t>
+      </w:r>
+    </w:p>
+    <w:p>
+      <w:pPr>
+        <w:spacing w:line="240" w:lineRule="auto" w:before="0" w:after="0"/>
+      </w:pPr>
+      <w:r>
+        <w:rPr>
+          <w:rFonts w:ascii="Consolas" w:hAnsi="Consolas" w:eastAsia="宋体" w:hint="eastAsia"/>
+          <w:sz w:val="17"/>
+          <w:szCs w:val="17"/>
+        </w:rPr>
+        <w:t xml:space="preserve">      second      = totalSecond % 60;       // 秒（% 是取余数）</w:t>
+      </w:r>
+    </w:p>
+    <w:p>
+      <w:pPr>
+        <w:spacing w:line="240" w:lineRule="auto" w:before="0" w:after="0"/>
+      </w:pPr>
+      <w:r>
+        <w:rPr>
+          <w:rFonts w:ascii="Consolas" w:hAnsi="Consolas" w:eastAsia="宋体" w:hint="eastAsia"/>
+          <w:sz w:val="17"/>
+          <w:szCs w:val="17"/>
+        </w:rPr>
+        <w:t xml:space="preserve">      hundredth   = (passed % 1000) / 10;   // 百分秒</w:t>
       </w:r>
     </w:p>
     <w:p>
@@ -6827,46 +7438,59 @@
           <w:sz w:val="17"/>
           <w:szCs w:val="17"/>
         </w:rPr>
-        <w:t xml:space="preserve">        oled.clearDisplay();</w:t>
-      </w:r>
-    </w:p>
-    <w:p>
-      <w:pPr>
-        <w:spacing w:line="240" w:lineRule="auto" w:before="0" w:after="0"/>
-      </w:pPr>
-      <w:r>
-        <w:rPr>
-          <w:rFonts w:ascii="Consolas" w:hAnsi="Consolas" w:eastAsia="宋体" w:hint="eastAsia"/>
-          <w:sz w:val="17"/>
-          <w:szCs w:val="17"/>
-        </w:rPr>
-        <w:t xml:space="preserve">        oled.setTextSize(1);</w:t>
-      </w:r>
-    </w:p>
-    <w:p>
-      <w:pPr>
-        <w:spacing w:line="240" w:lineRule="auto" w:before="0" w:after="0"/>
-      </w:pPr>
-      <w:r>
-        <w:rPr>
-          <w:rFonts w:ascii="Consolas" w:hAnsi="Consolas" w:eastAsia="宋体" w:hint="eastAsia"/>
-          <w:sz w:val="17"/>
-          <w:szCs w:val="17"/>
-        </w:rPr>
-        <w:t xml:space="preserve">        oled.setCursor(0, 0);</w:t>
-      </w:r>
-    </w:p>
-    <w:p>
-      <w:pPr>
-        <w:spacing w:line="240" w:lineRule="auto" w:before="0" w:after="0"/>
-      </w:pPr>
-      <w:r>
-        <w:rPr>
-          <w:rFonts w:ascii="Consolas" w:hAnsi="Consolas" w:eastAsia="宋体" w:hint="eastAsia"/>
-          <w:sz w:val="17"/>
-          <w:szCs w:val="17"/>
-        </w:rPr>
-        <w:t xml:space="preserve">        oled.println(F("Running"));</w:t>
+        <w:t xml:space="preserve">      oled.clearDisplay();</w:t>
+      </w:r>
+    </w:p>
+    <w:p>
+      <w:pPr>
+        <w:spacing w:line="240" w:lineRule="auto" w:before="0" w:after="0"/>
+      </w:pPr>
+      <w:r>
+        <w:rPr>
+          <w:rFonts w:ascii="Consolas" w:hAnsi="Consolas" w:eastAsia="宋体" w:hint="eastAsia"/>
+          <w:sz w:val="17"/>
+          <w:szCs w:val="17"/>
+        </w:rPr>
+        <w:t xml:space="preserve">      oled.setTextSize(1);</w:t>
+      </w:r>
+    </w:p>
+    <w:p>
+      <w:pPr>
+        <w:spacing w:line="240" w:lineRule="auto" w:before="0" w:after="0"/>
+      </w:pPr>
+      <w:r>
+        <w:rPr>
+          <w:rFonts w:ascii="Consolas" w:hAnsi="Consolas" w:eastAsia="宋体" w:hint="eastAsia"/>
+          <w:sz w:val="17"/>
+          <w:szCs w:val="17"/>
+        </w:rPr>
+        <w:t xml:space="preserve">      oled.setCursor(0, 0);</w:t>
+      </w:r>
+    </w:p>
+    <w:p>
+      <w:pPr>
+        <w:spacing w:line="240" w:lineRule="auto" w:before="0" w:after="0"/>
+      </w:pPr>
+      <w:r>
+        <w:rPr>
+          <w:rFonts w:ascii="Consolas" w:hAnsi="Consolas" w:eastAsia="宋体" w:hint="eastAsia"/>
+          <w:sz w:val="17"/>
+          <w:szCs w:val="17"/>
+        </w:rPr>
+        <w:t xml:space="preserve">      oled.print(F("Running  L"));</w:t>
+      </w:r>
+    </w:p>
+    <w:p>
+      <w:pPr>
+        <w:spacing w:line="240" w:lineRule="auto" w:before="0" w:after="0"/>
+      </w:pPr>
+      <w:r>
+        <w:rPr>
+          <w:rFonts w:ascii="Consolas" w:hAnsi="Consolas" w:eastAsia="宋体" w:hint="eastAsia"/>
+          <w:sz w:val="17"/>
+          <w:szCs w:val="17"/>
+        </w:rPr>
+        <w:t xml:space="preserve">      oled.println(lineCount);</w:t>
       </w:r>
     </w:p>
     <w:p>
@@ -6892,137 +7516,137 @@
           <w:sz w:val="17"/>
           <w:szCs w:val="17"/>
         </w:rPr>
-        <w:t xml:space="preserve">        // 大号字显示  分:秒.百分秒</w:t>
-      </w:r>
-    </w:p>
-    <w:p>
-      <w:pPr>
-        <w:spacing w:line="240" w:lineRule="auto" w:before="0" w:after="0"/>
-      </w:pPr>
-      <w:r>
-        <w:rPr>
-          <w:rFonts w:ascii="Consolas" w:hAnsi="Consolas" w:eastAsia="宋体" w:hint="eastAsia"/>
-          <w:sz w:val="17"/>
-          <w:szCs w:val="17"/>
-        </w:rPr>
-        <w:t xml:space="preserve">        oled.setTextSize(2);</w:t>
-      </w:r>
-    </w:p>
-    <w:p>
-      <w:pPr>
-        <w:spacing w:line="240" w:lineRule="auto" w:before="0" w:after="0"/>
-      </w:pPr>
-      <w:r>
-        <w:rPr>
-          <w:rFonts w:ascii="Consolas" w:hAnsi="Consolas" w:eastAsia="宋体" w:hint="eastAsia"/>
-          <w:sz w:val="17"/>
-          <w:szCs w:val="17"/>
-        </w:rPr>
-        <w:t xml:space="preserve">        oled.setCursor(0, 20);</w:t>
-      </w:r>
-    </w:p>
-    <w:p>
-      <w:pPr>
-        <w:spacing w:line="240" w:lineRule="auto" w:before="0" w:after="0"/>
-      </w:pPr>
-      <w:r>
-        <w:rPr>
-          <w:rFonts w:ascii="Consolas" w:hAnsi="Consolas" w:eastAsia="宋体" w:hint="eastAsia"/>
-          <w:sz w:val="17"/>
-          <w:szCs w:val="17"/>
-        </w:rPr>
-        <w:t xml:space="preserve">        if (minute &lt; 10) oled.print(F("0"));     // 补 0，让数字宽度固定，看着不跳</w:t>
-      </w:r>
-    </w:p>
-    <w:p>
-      <w:pPr>
-        <w:spacing w:line="240" w:lineRule="auto" w:before="0" w:after="0"/>
-      </w:pPr>
-      <w:r>
-        <w:rPr>
-          <w:rFonts w:ascii="Consolas" w:hAnsi="Consolas" w:eastAsia="宋体" w:hint="eastAsia"/>
-          <w:sz w:val="17"/>
-          <w:szCs w:val="17"/>
-        </w:rPr>
-        <w:t xml:space="preserve">        oled.print(minute);</w:t>
-      </w:r>
-    </w:p>
-    <w:p>
-      <w:pPr>
-        <w:spacing w:line="240" w:lineRule="auto" w:before="0" w:after="0"/>
-      </w:pPr>
-      <w:r>
-        <w:rPr>
-          <w:rFonts w:ascii="Consolas" w:hAnsi="Consolas" w:eastAsia="宋体" w:hint="eastAsia"/>
-          <w:sz w:val="17"/>
-          <w:szCs w:val="17"/>
-        </w:rPr>
-        <w:t xml:space="preserve">        oled.print(F(":"));</w:t>
-      </w:r>
-    </w:p>
-    <w:p>
-      <w:pPr>
-        <w:spacing w:line="240" w:lineRule="auto" w:before="0" w:after="0"/>
-      </w:pPr>
-      <w:r>
-        <w:rPr>
-          <w:rFonts w:ascii="Consolas" w:hAnsi="Consolas" w:eastAsia="宋体" w:hint="eastAsia"/>
-          <w:sz w:val="17"/>
-          <w:szCs w:val="17"/>
-        </w:rPr>
-        <w:t xml:space="preserve">        if (second &lt; 10) oled.print(F("0"));</w:t>
-      </w:r>
-    </w:p>
-    <w:p>
-      <w:pPr>
-        <w:spacing w:line="240" w:lineRule="auto" w:before="0" w:after="0"/>
-      </w:pPr>
-      <w:r>
-        <w:rPr>
-          <w:rFonts w:ascii="Consolas" w:hAnsi="Consolas" w:eastAsia="宋体" w:hint="eastAsia"/>
-          <w:sz w:val="17"/>
-          <w:szCs w:val="17"/>
-        </w:rPr>
-        <w:t xml:space="preserve">        oled.print(second);</w:t>
-      </w:r>
-    </w:p>
-    <w:p>
-      <w:pPr>
-        <w:spacing w:line="240" w:lineRule="auto" w:before="0" w:after="0"/>
-      </w:pPr>
-      <w:r>
-        <w:rPr>
-          <w:rFonts w:ascii="Consolas" w:hAnsi="Consolas" w:eastAsia="宋体" w:hint="eastAsia"/>
-          <w:sz w:val="17"/>
-          <w:szCs w:val="17"/>
-        </w:rPr>
-        <w:t xml:space="preserve">        oled.print(F("."));</w:t>
-      </w:r>
-    </w:p>
-    <w:p>
-      <w:pPr>
-        <w:spacing w:line="240" w:lineRule="auto" w:before="0" w:after="0"/>
-      </w:pPr>
-      <w:r>
-        <w:rPr>
-          <w:rFonts w:ascii="Consolas" w:hAnsi="Consolas" w:eastAsia="宋体" w:hint="eastAsia"/>
-          <w:sz w:val="17"/>
-          <w:szCs w:val="17"/>
-        </w:rPr>
-        <w:t xml:space="preserve">        if (hundredth &lt; 10) oled.print(F("0"));</w:t>
-      </w:r>
-    </w:p>
-    <w:p>
-      <w:pPr>
-        <w:spacing w:line="240" w:lineRule="auto" w:before="0" w:after="0"/>
-      </w:pPr>
-      <w:r>
-        <w:rPr>
-          <w:rFonts w:ascii="Consolas" w:hAnsi="Consolas" w:eastAsia="宋体" w:hint="eastAsia"/>
-          <w:sz w:val="17"/>
-          <w:szCs w:val="17"/>
-        </w:rPr>
-        <w:t xml:space="preserve">        oled.print(hundredth);</w:t>
+        <w:t xml:space="preserve">      // 大号字显示  分:秒.百分秒</w:t>
+      </w:r>
+    </w:p>
+    <w:p>
+      <w:pPr>
+        <w:spacing w:line="240" w:lineRule="auto" w:before="0" w:after="0"/>
+      </w:pPr>
+      <w:r>
+        <w:rPr>
+          <w:rFonts w:ascii="Consolas" w:hAnsi="Consolas" w:eastAsia="宋体" w:hint="eastAsia"/>
+          <w:sz w:val="17"/>
+          <w:szCs w:val="17"/>
+        </w:rPr>
+        <w:t xml:space="preserve">      oled.setTextSize(2);</w:t>
+      </w:r>
+    </w:p>
+    <w:p>
+      <w:pPr>
+        <w:spacing w:line="240" w:lineRule="auto" w:before="0" w:after="0"/>
+      </w:pPr>
+      <w:r>
+        <w:rPr>
+          <w:rFonts w:ascii="Consolas" w:hAnsi="Consolas" w:eastAsia="宋体" w:hint="eastAsia"/>
+          <w:sz w:val="17"/>
+          <w:szCs w:val="17"/>
+        </w:rPr>
+        <w:t xml:space="preserve">      oled.setCursor(0, 20);</w:t>
+      </w:r>
+    </w:p>
+    <w:p>
+      <w:pPr>
+        <w:spacing w:line="240" w:lineRule="auto" w:before="0" w:after="0"/>
+      </w:pPr>
+      <w:r>
+        <w:rPr>
+          <w:rFonts w:ascii="Consolas" w:hAnsi="Consolas" w:eastAsia="宋体" w:hint="eastAsia"/>
+          <w:sz w:val="17"/>
+          <w:szCs w:val="17"/>
+        </w:rPr>
+        <w:t xml:space="preserve">      if (minute &lt; 10) oled.print(F("0"));     // 补 0，让数字宽度固定，看着不跳</w:t>
+      </w:r>
+    </w:p>
+    <w:p>
+      <w:pPr>
+        <w:spacing w:line="240" w:lineRule="auto" w:before="0" w:after="0"/>
+      </w:pPr>
+      <w:r>
+        <w:rPr>
+          <w:rFonts w:ascii="Consolas" w:hAnsi="Consolas" w:eastAsia="宋体" w:hint="eastAsia"/>
+          <w:sz w:val="17"/>
+          <w:szCs w:val="17"/>
+        </w:rPr>
+        <w:t xml:space="preserve">      oled.print(minute);</w:t>
+      </w:r>
+    </w:p>
+    <w:p>
+      <w:pPr>
+        <w:spacing w:line="240" w:lineRule="auto" w:before="0" w:after="0"/>
+      </w:pPr>
+      <w:r>
+        <w:rPr>
+          <w:rFonts w:ascii="Consolas" w:hAnsi="Consolas" w:eastAsia="宋体" w:hint="eastAsia"/>
+          <w:sz w:val="17"/>
+          <w:szCs w:val="17"/>
+        </w:rPr>
+        <w:t xml:space="preserve">      oled.print(F(":"));</w:t>
+      </w:r>
+    </w:p>
+    <w:p>
+      <w:pPr>
+        <w:spacing w:line="240" w:lineRule="auto" w:before="0" w:after="0"/>
+      </w:pPr>
+      <w:r>
+        <w:rPr>
+          <w:rFonts w:ascii="Consolas" w:hAnsi="Consolas" w:eastAsia="宋体" w:hint="eastAsia"/>
+          <w:sz w:val="17"/>
+          <w:szCs w:val="17"/>
+        </w:rPr>
+        <w:t xml:space="preserve">      if (second &lt; 10) oled.print(F("0"));</w:t>
+      </w:r>
+    </w:p>
+    <w:p>
+      <w:pPr>
+        <w:spacing w:line="240" w:lineRule="auto" w:before="0" w:after="0"/>
+      </w:pPr>
+      <w:r>
+        <w:rPr>
+          <w:rFonts w:ascii="Consolas" w:hAnsi="Consolas" w:eastAsia="宋体" w:hint="eastAsia"/>
+          <w:sz w:val="17"/>
+          <w:szCs w:val="17"/>
+        </w:rPr>
+        <w:t xml:space="preserve">      oled.print(second);</w:t>
+      </w:r>
+    </w:p>
+    <w:p>
+      <w:pPr>
+        <w:spacing w:line="240" w:lineRule="auto" w:before="0" w:after="0"/>
+      </w:pPr>
+      <w:r>
+        <w:rPr>
+          <w:rFonts w:ascii="Consolas" w:hAnsi="Consolas" w:eastAsia="宋体" w:hint="eastAsia"/>
+          <w:sz w:val="17"/>
+          <w:szCs w:val="17"/>
+        </w:rPr>
+        <w:t xml:space="preserve">      oled.print(F("."));</w:t>
+      </w:r>
+    </w:p>
+    <w:p>
+      <w:pPr>
+        <w:spacing w:line="240" w:lineRule="auto" w:before="0" w:after="0"/>
+      </w:pPr>
+      <w:r>
+        <w:rPr>
+          <w:rFonts w:ascii="Consolas" w:hAnsi="Consolas" w:eastAsia="宋体" w:hint="eastAsia"/>
+          <w:sz w:val="17"/>
+          <w:szCs w:val="17"/>
+        </w:rPr>
+        <w:t xml:space="preserve">      if (hundredth &lt; 10) oled.print(F("0"));</w:t>
+      </w:r>
+    </w:p>
+    <w:p>
+      <w:pPr>
+        <w:spacing w:line="240" w:lineRule="auto" w:before="0" w:after="0"/>
+      </w:pPr>
+      <w:r>
+        <w:rPr>
+          <w:rFonts w:ascii="Consolas" w:hAnsi="Consolas" w:eastAsia="宋体" w:hint="eastAsia"/>
+          <w:sz w:val="17"/>
+          <w:szCs w:val="17"/>
+        </w:rPr>
+        <w:t xml:space="preserve">      oled.print(hundredth);</w:t>
       </w:r>
     </w:p>
     <w:p>
@@ -7048,59 +7672,59 @@
           <w:sz w:val="17"/>
           <w:szCs w:val="17"/>
         </w:rPr>
-        <w:t xml:space="preserve">        // 画 3 分钟进度条</w:t>
-      </w:r>
-    </w:p>
-    <w:p>
-      <w:pPr>
-        <w:spacing w:line="240" w:lineRule="auto" w:before="0" w:after="0"/>
-      </w:pPr>
-      <w:r>
-        <w:rPr>
-          <w:rFonts w:ascii="Consolas" w:hAnsi="Consolas" w:eastAsia="宋体" w:hint="eastAsia"/>
-          <w:sz w:val="17"/>
-          <w:szCs w:val="17"/>
-        </w:rPr>
-        <w:t xml:space="preserve">        int bar = (int)((millis() - startTime) * 100 / lapMaxMs);</w:t>
-      </w:r>
-    </w:p>
-    <w:p>
-      <w:pPr>
-        <w:spacing w:line="240" w:lineRule="auto" w:before="0" w:after="0"/>
-      </w:pPr>
-      <w:r>
-        <w:rPr>
-          <w:rFonts w:ascii="Consolas" w:hAnsi="Consolas" w:eastAsia="宋体" w:hint="eastAsia"/>
-          <w:sz w:val="17"/>
-          <w:szCs w:val="17"/>
-        </w:rPr>
-        <w:t xml:space="preserve">        if (bar &gt; 100) bar = 100;</w:t>
-      </w:r>
-    </w:p>
-    <w:p>
-      <w:pPr>
-        <w:spacing w:line="240" w:lineRule="auto" w:before="0" w:after="0"/>
-      </w:pPr>
-      <w:r>
-        <w:rPr>
-          <w:rFonts w:ascii="Consolas" w:hAnsi="Consolas" w:eastAsia="宋体" w:hint="eastAsia"/>
-          <w:sz w:val="17"/>
-          <w:szCs w:val="17"/>
-        </w:rPr>
-        <w:t xml:space="preserve">        oled.drawRect(0, 54, 104, 10, SSD1306_WHITE);   // 先画外面的方框</w:t>
-      </w:r>
-    </w:p>
-    <w:p>
-      <w:pPr>
-        <w:spacing w:line="240" w:lineRule="auto" w:before="0" w:after="0"/>
-      </w:pPr>
-      <w:r>
-        <w:rPr>
-          <w:rFonts w:ascii="Consolas" w:hAnsi="Consolas" w:eastAsia="宋体" w:hint="eastAsia"/>
-          <w:sz w:val="17"/>
-          <w:szCs w:val="17"/>
-        </w:rPr>
-        <w:t xml:space="preserve">        oled.fillRect(2, 56, bar, 6, SSD1306_WHITE);    // 再用实心块表示进度</w:t>
+        <w:t xml:space="preserve">      // 画 3 分钟进度条</w:t>
+      </w:r>
+    </w:p>
+    <w:p>
+      <w:pPr>
+        <w:spacing w:line="240" w:lineRule="auto" w:before="0" w:after="0"/>
+      </w:pPr>
+      <w:r>
+        <w:rPr>
+          <w:rFonts w:ascii="Consolas" w:hAnsi="Consolas" w:eastAsia="宋体" w:hint="eastAsia"/>
+          <w:sz w:val="17"/>
+          <w:szCs w:val="17"/>
+        </w:rPr>
+        <w:t xml:space="preserve">      int bar = (int)((millis() - startTime) * 100 / lapMaxMs);</w:t>
+      </w:r>
+    </w:p>
+    <w:p>
+      <w:pPr>
+        <w:spacing w:line="240" w:lineRule="auto" w:before="0" w:after="0"/>
+      </w:pPr>
+      <w:r>
+        <w:rPr>
+          <w:rFonts w:ascii="Consolas" w:hAnsi="Consolas" w:eastAsia="宋体" w:hint="eastAsia"/>
+          <w:sz w:val="17"/>
+          <w:szCs w:val="17"/>
+        </w:rPr>
+        <w:t xml:space="preserve">      if (bar &gt; 100) bar = 100;</w:t>
+      </w:r>
+    </w:p>
+    <w:p>
+      <w:pPr>
+        <w:spacing w:line="240" w:lineRule="auto" w:before="0" w:after="0"/>
+      </w:pPr>
+      <w:r>
+        <w:rPr>
+          <w:rFonts w:ascii="Consolas" w:hAnsi="Consolas" w:eastAsia="宋体" w:hint="eastAsia"/>
+          <w:sz w:val="17"/>
+          <w:szCs w:val="17"/>
+        </w:rPr>
+        <w:t xml:space="preserve">      oled.drawRect(0, 54, 104, 10, SSD1306_WHITE);   // 先画外面的方框</w:t>
+      </w:r>
+    </w:p>
+    <w:p>
+      <w:pPr>
+        <w:spacing w:line="240" w:lineRule="auto" w:before="0" w:after="0"/>
+      </w:pPr>
+      <w:r>
+        <w:rPr>
+          <w:rFonts w:ascii="Consolas" w:hAnsi="Consolas" w:eastAsia="宋体" w:hint="eastAsia"/>
+          <w:sz w:val="17"/>
+          <w:szCs w:val="17"/>
+        </w:rPr>
+        <w:t xml:space="preserve">      oled.fillRect(2, 56, bar, 6, SSD1306_WHITE);    // 再用实心块表示进度</w:t>
       </w:r>
     </w:p>
     <w:p>
@@ -7126,20 +7750,7 @@
           <w:sz w:val="17"/>
           <w:szCs w:val="17"/>
         </w:rPr>
-        <w:t xml:space="preserve">        oled.display();</w:t>
-      </w:r>
-    </w:p>
-    <w:p>
-      <w:pPr>
-        <w:spacing w:line="240" w:lineRule="auto" w:before="0" w:after="0"/>
-      </w:pPr>
-      <w:r>
-        <w:rPr>
-          <w:rFonts w:ascii="Consolas" w:hAnsi="Consolas" w:eastAsia="宋体" w:hint="eastAsia"/>
-          <w:sz w:val="17"/>
-          <w:szCs w:val="17"/>
-        </w:rPr>
-        <w:t xml:space="preserve">      }</w:t>
+        <w:t xml:space="preserve">      oled.display();</w:t>
       </w:r>
     </w:p>
     <w:p>
@@ -7316,7 +7927,7 @@
           <w:b w:val="0"/>
           <w:sz w:val="24"/>
         </w:rPr>
-        <w:t xml:space="preserve">（5）蜂鸣器与指示灯：发 t，蜂鸣器响两声、两个指示灯同步闪两次。一开始无法从扩展板上确认蜂鸣器接在哪个引脚，于是用 z 命令逐个引脚输出方波听声音定位，最终确认 BUZ 接在 D4。</w:t>
+        <w:t xml:space="preserve">（5）蜂鸣器与指示灯：发 t，蜂鸣器响两声、两个指示灯同步闪两次。一开始无法从扩展板上确认蜂鸣器接在哪个引脚，于是用 z 命令逐个引脚输出方波听声音定位，最终确认 BUZ 接在 D10。</w:t>
       </w:r>
     </w:p>
     <w:p>
@@ -7372,7 +7983,7 @@
           <w:b w:val="0"/>
           <w:sz w:val="24"/>
         </w:rPr>
-        <w:t>（2）编译与资源占用验证：执行 pio run -e uno -e bringup，两个环境均编译通过，无错误、无警告。正式程序占用 Flash 18360 字节（56.9%）、静态 SRAM 544 字节（26.6%）；分步测试程序占用 Flash 18420 字节（57.1%）、静态 SRAM 544 字节（26.6%）。需要注意运行时还要为 OLED 显存额外申请 1024 字节堆空间，因此程序把全部字符串都放进了 Flash。</w:t>
+        <w:t>（2）编译与资源占用：执行 pio run -e uno -e bringup，两个环境都编译通过，没有错误也没有警告。正式程序占 Flash 18690 字节（57.9%）、静态 SRAM 544 字节（26.6%）；分步测试程序占 Flash 20950 字节（64.9%）、静态 SRAM 544 字节（26.6%）。</w:t>
       </w:r>
     </w:p>
     <w:p>
@@ -7385,7 +7996,7 @@
           <w:b w:val="0"/>
           <w:sz w:val="24"/>
         </w:rPr>
-        <w:t>（3）装车联调：分步测试全部通过后烧回正式程序，先架空车轮确认整个流程（待机 → 倒计时 → 发车 → 找起始线 → 循迹 → 停车 → 显示成绩）时序正常，再落地在赛道上调试。参数按下面的顺序整定：先降低 speedFast，保证小车不甩尾、不冲出去；再调 speedSlow 与 speedTurn，让转弯跟得上黑线；最后调 startLineMs，把起始线与直角弯区分开。</w:t>
+        <w:t>（3）装车联调：分步测试都过了以后烧回正式程序，先把车轮架空走一遍整个流程，确认时序没问题（待机 → 倒计时 → 起步直接循迹 → 第 1 条黑线开始计时 → 第 2 条黑线停车 → 显示成绩），再放到赛道上调。调参的顺序是先调 startLineWindowMs，保证黑线数得到又不误判；再调 speedFast、speedTurn、speedBack，让小车转弯不冲出去、直线不画龙；最后用 trimLeft 补掉左右轮的速度差。</w:t>
       </w:r>
     </w:p>
     <w:p>
@@ -7398,7 +8009,7 @@
           <w:b w:val="0"/>
           <w:sz w:val="24"/>
         </w:rPr>
-        <w:t>（4）计时与显示核对：用手机秒表对照 OLED 上的 MM:SS.CC，确认计时起点是压到起始线的瞬间、终点是再次压到起始线的瞬间，并核对 3 分钟进度条与实际时间一致。</w:t>
+        <w:t>（4）计时与显示核对：拿手机秒表对着 OLED 上的 MM:SS.CC 比，确认计时是从压到第一条黑线开始、到压到第二条黑线结束，顺便看 3 分钟进度条走得对不对。</w:t>
       </w:r>
     </w:p>
     <w:p>
@@ -7467,7 +8078,7 @@
           <w:b w:val="0"/>
           <w:sz w:val="24"/>
         </w:rPr>
-        <w:t>（3）小车中途停住：最初转弯时采用“内侧轮反转”，反转瞬间的堵转电流使 USB 供电电压跌落，小车会中途停住。改成“内侧轮只减速、不换向”后问题消失；代价是转向力度变弱，于是把外侧轮速度提高到 180 补偿。</w:t>
+        <w:t>（3）小车冲一步就停、屏幕回到待机画面：这是供电塌陷引起的复位。电机驱动的电源接在扩展板 5 V 或 3.3 V 上时，电机一转 5 V 就被拉到 2.2 V 左右，低于 ATmega328P 的 2.7 V 欠压阈值，单片机复位，所以看起来像“冲一步就停”。判断办法是换一块 Uno、换一根更粗更短的 USB 线做对比。根治要把电机电源 VM 单独接到电池盒或充电宝，Arduino 只走 USB，两边共地，VM 与 GND 之间并一只 470 µF 电解电容。软件上把占空比调小也能缓解。</w:t>
       </w:r>
     </w:p>
     <w:p>
@@ -7506,7 +8117,7 @@
           <w:b w:val="0"/>
           <w:sz w:val="24"/>
         </w:rPr>
-        <w:t xml:space="preserve">（6）限时参数失效：UNO 上 int 最大只有 32767，3 分钟即 180000 写进 int 会溢出，限时功能失效。所有毫秒参数（startLineMs、lapMinMs、lapMaxMs、launchMaxMs）都改用 unsigned long。</w:t>
+        <w:t xml:space="preserve">（6）限时参数失效：UNO 上 int 最大只有 32767，3 分钟的 180000 写进 int 会溢出，限时就不管用了。所有毫秒参数（startLineWindowMs、lockoutMs、lapMinMs、lapMaxMs、oledMs）都改成了 unsigned long。</w:t>
       </w:r>
     </w:p>
     <w:p>
@@ -7519,7 +8130,7 @@
           <w:b w:val="0"/>
           <w:sz w:val="24"/>
         </w:rPr>
-        <w:t xml:space="preserve">（7）刚出发就被判跑完一圈：发车阶段如果正好压到起始线，会被误判成跑完一圈。程序要求已经跑够 5 s （lapMinMs）才允许停车，并且发车后 200 ms 内不判定起始线。</w:t>
+        <w:t xml:space="preserve">（7）起始线太薄，判圈不触发：起始线只有 1.5～2 cm，车速 20～25 cm/s 时压线时间才 60～80 ms，而早期程序要求“双黑连续保持 80 ms”，阈值正好卡在压线时间上，大多数时候数不出来，小车跑完一圈也停不下来。改成“150 ms 时间窗内两路都压到过黑线就算一条”以后就正常了。改的时候还要注意不能在双白时清空压线计时，薄线会出现短暂双白，一清就把线漏掉了。</w:t>
       </w:r>
     </w:p>
     <w:p>
@@ -7558,7 +8169,33 @@
           <w:b w:val="0"/>
           <w:sz w:val="24"/>
         </w:rPr>
-        <w:t xml:space="preserve">（10）在桌面上调试时必须把车轮架空，否则小车一上电就会冲下桌子摔坏；实地测试或验收时使用充电宝供电，比 9 V 层叠电池稳定得多。</w:t>
+        <w:t xml:space="preserve">（10）在桌面上调试一定要把车轮架空，否则小车一上电就冲下桌子；实地测试或验收用充电宝供电，比 9 V 层叠电池稳得多。</w:t>
+      </w:r>
+    </w:p>
+    <w:p>
+      <w:pPr>
+        <w:spacing w:line="360" w:lineRule="auto"/>
+      </w:pPr>
+      <w:r>
+        <w:rPr>
+          <w:rFonts w:ascii="宋体" w:hAnsi="宋体" w:eastAsia="宋体"/>
+          <w:b w:val="0"/>
+          <w:sz w:val="24"/>
+        </w:rPr>
+        <w:t xml:space="preserve">（11）发车阶段进不去循迹：最早的程序是先盲冲、等两个传感器同时压到起始线才进入循迹。可同时压线要求黑带比两个传感器的间距还宽、横向只能偏 2～3 mm，实际上很难满足，结果是屏幕一直停在 GO !，小车盲冲 5 秒后停住。后来把发车阶段整个删掉，起步就直接循迹，双黑只用来数数，问题就没了。</w:t>
+      </w:r>
+    </w:p>
+    <w:p>
+      <w:pPr>
+        <w:spacing w:line="360" w:lineRule="auto"/>
+      </w:pPr>
+      <w:r>
+        <w:rPr>
+          <w:rFonts w:ascii="宋体" w:hAnsi="宋体" w:eastAsia="宋体"/>
+          <w:b w:val="0"/>
+          <w:sz w:val="24"/>
+        </w:rPr>
+        <w:t xml:space="preserve">（12）重新接线后引脚变了：启动按键从 D7 改到 D2，蜂鸣器从 D4 改到 D10，电机四路输入从 D5/D6/D9/D10 改成 D6/D7/D8/D9（MOTOR-A 接左轮、MOTOR-B 接右轮），程序里已经同步，接线见 2.3 节表 1。</w:t>
       </w:r>
     </w:p>
     <w:p>
@@ -7821,7 +8458,7 @@
                 <w:color w:val="404040"/>
                 <w:sz w:val="21"/>
               </w:rPr>
-              <w:t>已完成：两路光电检测 + 差速循迹程序，桌面仿真 6 组场景全部通过；待实地赛道验收</w:t>
+              <w:t>已完成：两路光电检测 + 差速循迹程序，起停用“数两条黑线”的办法；完整一圈的实地成绩待赛道验收后补填</w:t>
             </w:r>
           </w:p>
         </w:tc>
@@ -7908,7 +8545,7 @@
                 <w:color w:val="404040"/>
                 <w:sz w:val="21"/>
               </w:rPr>
-              <w:t>已完成：S1 启动 + 双黑持续判据 + 最短一圈保护 + 3 分钟超时保护</w:t>
+              <w:t>已完成：S1 启动 + 数黑线（第 1 条开始计时、第 2 条停车）+ 最短一圈保护 + 3 分钟超时保护</w:t>
             </w:r>
           </w:p>
         </w:tc>
@@ -8169,7 +8806,7 @@
                 <w:color w:val="404040"/>
                 <w:sz w:val="21"/>
               </w:rPr>
-              <w:t>已完成：Flash 18360 B（56.9%），静态 SRAM 544 B（26.6%），编译零警告</w:t>
+              <w:t>已完成：Flash 18690 B（57.9%），静态 SRAM 544 B（26.6%），编译零警告</w:t>
             </w:r>
           </w:p>
         </w:tc>
@@ -8185,7 +8822,7 @@
           <w:b w:val="0"/>
           <w:sz w:val="24"/>
         </w:rPr>
-        <w:t xml:space="preserve">说明：程序中的阈值、速度、起始线确认时间等参数均已按实测或计算值写入，硬件分步测试（电机、光电检测、按键、蜂鸣器、OLED）已全部通过；完整一圈的实地成绩需要在赛道上验收后补填。</w:t>
+        <w:t xml:space="preserve">说明：阈值、速度、判圈窗口这些参数都是按实测或计算值写进去的，硬件分步测试（电机、光电检测、按键、蜂鸣器、OLED）也都过了；完整一圈的实地成绩要等赛道上验收完再补。</w:t>
       </w:r>
     </w:p>
     <w:p>
@@ -8764,6 +9401,19 @@
           <w:sz w:val="17"/>
           <w:szCs w:val="17"/>
         </w:rPr>
+        <w:t xml:space="preserve"/>
+      </w:r>
+    </w:p>
+    <w:p>
+      <w:pPr>
+        <w:spacing w:line="240" w:lineRule="auto" w:before="0" w:after="0"/>
+      </w:pPr>
+      <w:r>
+        <w:rPr>
+          <w:rFonts w:ascii="Consolas" w:hAnsi="Consolas" w:eastAsia="宋体" w:hint="eastAsia"/>
+          <w:sz w:val="17"/>
+          <w:szCs w:val="17"/>
+        </w:rPr>
         <w:t xml:space="preserve">/* =====================================================================</w:t>
       </w:r>
     </w:p>
@@ -9115,20 +9765,20 @@
           <w:sz w:val="17"/>
           <w:szCs w:val="17"/>
         </w:rPr>
-        <w:t xml:space="preserve">int leftSensorPin  = A0;   // 实测：车左侧的传感器接在 A0</w:t>
-      </w:r>
-    </w:p>
-    <w:p>
-      <w:pPr>
-        <w:spacing w:line="240" w:lineRule="auto" w:before="0" w:after="0"/>
-      </w:pPr>
-      <w:r>
-        <w:rPr>
-          <w:rFonts w:ascii="Consolas" w:hAnsi="Consolas" w:eastAsia="宋体" w:hint="eastAsia"/>
-          <w:sz w:val="17"/>
-          <w:szCs w:val="17"/>
-        </w:rPr>
-        <w:t xml:space="preserve">int rightSensorPin = A1;   // 实测：车右侧的传感器接在 A1</w:t>
+        <w:t xml:space="preserve">int leftSensorPin  = A0;   // 左传感器 OUT</w:t>
+      </w:r>
+    </w:p>
+    <w:p>
+      <w:pPr>
+        <w:spacing w:line="240" w:lineRule="auto" w:before="0" w:after="0"/>
+      </w:pPr>
+      <w:r>
+        <w:rPr>
+          <w:rFonts w:ascii="Consolas" w:hAnsi="Consolas" w:eastAsia="宋体" w:hint="eastAsia"/>
+          <w:sz w:val="17"/>
+          <w:szCs w:val="17"/>
+        </w:rPr>
+        <w:t xml:space="preserve">int rightSensorPin = A1;   // 右传感器 OUT</w:t>
       </w:r>
     </w:p>
     <w:p>
@@ -9154,85 +9804,85 @@
           <w:sz w:val="17"/>
           <w:szCs w:val="17"/>
         </w:rPr>
-        <w:t xml:space="preserve">// MX1508：换了驱动模块之后实测，MOTOR-B(D9/D10) 驱动左轮，MOTOR-A(D5/D6) 驱动右轮</w:t>
-      </w:r>
-    </w:p>
-    <w:p>
-      <w:pPr>
-        <w:spacing w:line="240" w:lineRule="auto" w:before="0" w:after="0"/>
-      </w:pPr>
-      <w:r>
-        <w:rPr>
-          <w:rFonts w:ascii="Consolas" w:hAnsi="Consolas" w:eastAsia="宋体" w:hint="eastAsia"/>
-          <w:sz w:val="17"/>
-          <w:szCs w:val="17"/>
-        </w:rPr>
-        <w:t xml:space="preserve">// 某轮前进方向不对，就在两个程序里交换该轮 Forward/Back 的引脚值</w:t>
-      </w:r>
-    </w:p>
-    <w:p>
-      <w:pPr>
-        <w:spacing w:line="240" w:lineRule="auto" w:before="0" w:after="0"/>
-      </w:pPr>
-      <w:r>
-        <w:rPr>
-          <w:rFonts w:ascii="Consolas" w:hAnsi="Consolas" w:eastAsia="宋体" w:hint="eastAsia"/>
-          <w:sz w:val="17"/>
-          <w:szCs w:val="17"/>
-        </w:rPr>
-        <w:t xml:space="preserve">// 换了新的驱动板之后这张映射要重新用 bringup 的 q 命令验一遍</w:t>
-      </w:r>
-    </w:p>
-    <w:p>
-      <w:pPr>
-        <w:spacing w:line="240" w:lineRule="auto" w:before="0" w:after="0"/>
-      </w:pPr>
-      <w:r>
-        <w:rPr>
-          <w:rFonts w:ascii="Consolas" w:hAnsi="Consolas" w:eastAsia="宋体" w:hint="eastAsia"/>
-          <w:sz w:val="17"/>
-          <w:szCs w:val="17"/>
-        </w:rPr>
-        <w:t xml:space="preserve">int leftForward  = 9;</w:t>
-      </w:r>
-    </w:p>
-    <w:p>
-      <w:pPr>
-        <w:spacing w:line="240" w:lineRule="auto" w:before="0" w:after="0"/>
-      </w:pPr>
-      <w:r>
-        <w:rPr>
-          <w:rFonts w:ascii="Consolas" w:hAnsi="Consolas" w:eastAsia="宋体" w:hint="eastAsia"/>
-          <w:sz w:val="17"/>
-          <w:szCs w:val="17"/>
-        </w:rPr>
-        <w:t xml:space="preserve">int leftBack     = 10;</w:t>
-      </w:r>
-    </w:p>
-    <w:p>
-      <w:pPr>
-        <w:spacing w:line="240" w:lineRule="auto" w:before="0" w:after="0"/>
-      </w:pPr>
-      <w:r>
-        <w:rPr>
-          <w:rFonts w:ascii="Consolas" w:hAnsi="Consolas" w:eastAsia="宋体" w:hint="eastAsia"/>
-          <w:sz w:val="17"/>
-          <w:szCs w:val="17"/>
-        </w:rPr>
-        <w:t xml:space="preserve">int rightForward = 5;</w:t>
-      </w:r>
-    </w:p>
-    <w:p>
-      <w:pPr>
-        <w:spacing w:line="240" w:lineRule="auto" w:before="0" w:after="0"/>
-      </w:pPr>
-      <w:r>
-        <w:rPr>
-          <w:rFonts w:ascii="Consolas" w:hAnsi="Consolas" w:eastAsia="宋体" w:hint="eastAsia"/>
-          <w:sz w:val="17"/>
-          <w:szCs w:val="17"/>
-        </w:rPr>
-        <w:t xml:space="preserve">int rightBack    = 6;</w:t>
+        <w:t xml:space="preserve">// MX1508：IN1/IN2 控制 MOTOR-A，IN3/IN4 控制 MOTOR-B</w:t>
+      </w:r>
+    </w:p>
+    <w:p>
+      <w:pPr>
+        <w:spacing w:line="240" w:lineRule="auto" w:before="0" w:after="0"/>
+      </w:pPr>
+      <w:r>
+        <w:rPr>
+          <w:rFonts w:ascii="Consolas" w:hAnsi="Consolas" w:eastAsia="宋体" w:hint="eastAsia"/>
+          <w:sz w:val="17"/>
+          <w:szCs w:val="17"/>
+        </w:rPr>
+        <w:t xml:space="preserve">// 新接线实测：MOTOR-A → 左轮，MOTOR-B → 右轮。</w:t>
+      </w:r>
+    </w:p>
+    <w:p>
+      <w:pPr>
+        <w:spacing w:line="240" w:lineRule="auto" w:before="0" w:after="0"/>
+      </w:pPr>
+      <w:r>
+        <w:rPr>
+          <w:rFonts w:ascii="Consolas" w:hAnsi="Consolas" w:eastAsia="宋体" w:hint="eastAsia"/>
+          <w:sz w:val="17"/>
+          <w:szCs w:val="17"/>
+        </w:rPr>
+        <w:t xml:space="preserve">// 哪一轮【方向反了】，就交换该轮 Forward / Back 这两个引脚号（不要改接线）。</w:t>
+      </w:r>
+    </w:p>
+    <w:p>
+      <w:pPr>
+        <w:spacing w:line="240" w:lineRule="auto" w:before="0" w:after="0"/>
+      </w:pPr>
+      <w:r>
+        <w:rPr>
+          <w:rFonts w:ascii="Consolas" w:hAnsi="Consolas" w:eastAsia="宋体" w:hint="eastAsia"/>
+          <w:sz w:val="17"/>
+          <w:szCs w:val="17"/>
+        </w:rPr>
+        <w:t xml:space="preserve">int leftForward  = 6;    // IN1</w:t>
+      </w:r>
+    </w:p>
+    <w:p>
+      <w:pPr>
+        <w:spacing w:line="240" w:lineRule="auto" w:before="0" w:after="0"/>
+      </w:pPr>
+      <w:r>
+        <w:rPr>
+          <w:rFonts w:ascii="Consolas" w:hAnsi="Consolas" w:eastAsia="宋体" w:hint="eastAsia"/>
+          <w:sz w:val="17"/>
+          <w:szCs w:val="17"/>
+        </w:rPr>
+        <w:t xml:space="preserve">int leftBack     = 7;    // IN2</w:t>
+      </w:r>
+    </w:p>
+    <w:p>
+      <w:pPr>
+        <w:spacing w:line="240" w:lineRule="auto" w:before="0" w:after="0"/>
+      </w:pPr>
+      <w:r>
+        <w:rPr>
+          <w:rFonts w:ascii="Consolas" w:hAnsi="Consolas" w:eastAsia="宋体" w:hint="eastAsia"/>
+          <w:sz w:val="17"/>
+          <w:szCs w:val="17"/>
+        </w:rPr>
+        <w:t xml:space="preserve">int rightForward = 8;    // IN3</w:t>
+      </w:r>
+    </w:p>
+    <w:p>
+      <w:pPr>
+        <w:spacing w:line="240" w:lineRule="auto" w:before="0" w:after="0"/>
+      </w:pPr>
+      <w:r>
+        <w:rPr>
+          <w:rFonts w:ascii="Consolas" w:hAnsi="Consolas" w:eastAsia="宋体" w:hint="eastAsia"/>
+          <w:sz w:val="17"/>
+          <w:szCs w:val="17"/>
+        </w:rPr>
+        <w:t xml:space="preserve">int rightBack    = 9;    // IN4</w:t>
       </w:r>
     </w:p>
     <w:p>
@@ -9271,20 +9921,20 @@
           <w:sz w:val="17"/>
           <w:szCs w:val="17"/>
         </w:rPr>
-        <w:t xml:space="preserve">int buzzer      = 4;    // 扩展板 BUZ 实测接在 D4（用 z 命令扫描出来的）</w:t>
-      </w:r>
-    </w:p>
-    <w:p>
-      <w:pPr>
-        <w:spacing w:line="240" w:lineRule="auto" w:before="0" w:after="0"/>
-      </w:pPr>
-      <w:r>
-        <w:rPr>
-          <w:rFonts w:ascii="Consolas" w:hAnsi="Consolas" w:eastAsia="宋体" w:hint="eastAsia"/>
-          <w:sz w:val="17"/>
-          <w:szCs w:val="17"/>
-        </w:rPr>
-        <w:t xml:space="preserve">int startButton = 7;</w:t>
+        <w:t xml:space="preserve">int buzzer      = 10;   // 扩展板只有一个 buz 脚，新接在 D10</w:t>
+      </w:r>
+    </w:p>
+    <w:p>
+      <w:pPr>
+        <w:spacing w:line="240" w:lineRule="auto" w:before="0" w:after="0"/>
+      </w:pPr>
+      <w:r>
+        <w:rPr>
+          <w:rFonts w:ascii="Consolas" w:hAnsi="Consolas" w:eastAsia="宋体" w:hint="eastAsia"/>
+          <w:sz w:val="17"/>
+          <w:szCs w:val="17"/>
+        </w:rPr>
+        <w:t xml:space="preserve">int startButton = 2;    // S1 新接在 D2</w:t>
       </w:r>
     </w:p>
     <w:p>
@@ -9414,6 +10064,136 @@
           <w:sz w:val="17"/>
           <w:szCs w:val="17"/>
         </w:rPr>
+        <w:t xml:space="preserve">// ---- 速度（0~255，就是 PWM 占空比）----</w:t>
+      </w:r>
+    </w:p>
+    <w:p>
+      <w:pPr>
+        <w:spacing w:line="240" w:lineRule="auto" w:before="0" w:after="0"/>
+      </w:pPr>
+      <w:r>
+        <w:rPr>
+          <w:rFonts w:ascii="Consolas" w:hAnsi="Consolas" w:eastAsia="宋体" w:hint="eastAsia"/>
+          <w:sz w:val="17"/>
+          <w:szCs w:val="17"/>
+        </w:rPr>
+        <w:t xml:space="preserve">// 【本次：在原值基础上整体 +10】140 / 165 / 110。</w:t>
+      </w:r>
+    </w:p>
+    <w:p>
+      <w:pPr>
+        <w:spacing w:line="240" w:lineRule="auto" w:before="0" w:after="0"/>
+      </w:pPr>
+      <w:r>
+        <w:rPr>
+          <w:rFonts w:ascii="Consolas" w:hAnsi="Consolas" w:eastAsia="宋体" w:hint="eastAsia"/>
+          <w:sz w:val="17"/>
+          <w:szCs w:val="17"/>
+        </w:rPr>
+        <w:t xml:space="preserve">// 调参记录（备查）：</w:t>
+      </w:r>
+    </w:p>
+    <w:p>
+      <w:pPr>
+        <w:spacing w:line="240" w:lineRule="auto" w:before="0" w:after="0"/>
+      </w:pPr>
+      <w:r>
+        <w:rPr>
+          <w:rFonts w:ascii="Consolas" w:hAnsi="Consolas" w:eastAsia="宋体" w:hint="eastAsia"/>
+          <w:sz w:val="17"/>
+          <w:szCs w:val="17"/>
+        </w:rPr>
+        <w:t xml:space="preserve">//   130/155/100  回滚回来的原值，实测跑通过一圈</w:t>
+      </w:r>
+    </w:p>
+    <w:p>
+      <w:pPr>
+        <w:spacing w:line="240" w:lineRule="auto" w:before="0" w:after="0"/>
+      </w:pPr>
+      <w:r>
+        <w:rPr>
+          <w:rFonts w:ascii="Consolas" w:hAnsi="Consolas" w:eastAsia="宋体" w:hint="eastAsia"/>
+          <w:sz w:val="17"/>
+          <w:szCs w:val="17"/>
+        </w:rPr>
+        <w:t xml:space="preserve">//   110/130/80   整体降 20%，试过</w:t>
+      </w:r>
+    </w:p>
+    <w:p>
+      <w:pPr>
+        <w:spacing w:line="240" w:lineRule="auto" w:before="0" w:after="0"/>
+      </w:pPr>
+      <w:r>
+        <w:rPr>
+          <w:rFonts w:ascii="Consolas" w:hAnsi="Consolas" w:eastAsia="宋体" w:hint="eastAsia"/>
+          <w:sz w:val="17"/>
+          <w:szCs w:val="17"/>
+        </w:rPr>
+        <w:t xml:space="preserve">//   120/142/90   取两者的中位数，试过</w:t>
+      </w:r>
+    </w:p>
+    <w:p>
+      <w:pPr>
+        <w:spacing w:line="240" w:lineRule="auto" w:before="0" w:after="0"/>
+      </w:pPr>
+      <w:r>
+        <w:rPr>
+          <w:rFonts w:ascii="Consolas" w:hAnsi="Consolas" w:eastAsia="宋体" w:hint="eastAsia"/>
+          <w:sz w:val="17"/>
+          <w:szCs w:val="17"/>
+        </w:rPr>
+        <w:t xml:space="preserve">//   140/165/110  本次：原值 +10（整体快一档）</w:t>
+      </w:r>
+    </w:p>
+    <w:p>
+      <w:pPr>
+        <w:spacing w:line="240" w:lineRule="auto" w:before="0" w:after="0"/>
+      </w:pPr>
+      <w:r>
+        <w:rPr>
+          <w:rFonts w:ascii="Consolas" w:hAnsi="Consolas" w:eastAsia="宋体" w:hint="eastAsia"/>
+          <w:sz w:val="17"/>
+          <w:szCs w:val="17"/>
+        </w:rPr>
+        <w:t xml:space="preserve">// 以后要调就继续"在前后两次之间取中位数"，每试一次区间减半，几次就收敛。</w:t>
+      </w:r>
+    </w:p>
+    <w:p>
+      <w:pPr>
+        <w:spacing w:line="240" w:lineRule="auto" w:before="0" w:after="0"/>
+      </w:pPr>
+      <w:r>
+        <w:rPr>
+          <w:rFonts w:ascii="Consolas" w:hAnsi="Consolas" w:eastAsia="宋体" w:hint="eastAsia"/>
+          <w:sz w:val="17"/>
+          <w:szCs w:val="17"/>
+        </w:rPr>
+        <w:t xml:space="preserve">// 【提醒】占空比越大，电机电流越大。实测占空比 130 时 5V 轨被拉到 2.30V；</w:t>
+      </w:r>
+    </w:p>
+    <w:p>
+      <w:pPr>
+        <w:spacing w:line="240" w:lineRule="auto" w:before="0" w:after="0"/>
+      </w:pPr>
+      <w:r>
+        <w:rPr>
+          <w:rFonts w:ascii="Consolas" w:hAnsi="Consolas" w:eastAsia="宋体" w:hint="eastAsia"/>
+          <w:sz w:val="17"/>
+          <w:szCs w:val="17"/>
+        </w:rPr>
+        <w:t xml:space="preserve">//   这次比那时还高 10，如果一跑就复位，先把 speedFast 降回来。</w:t>
+      </w:r>
+    </w:p>
+    <w:p>
+      <w:pPr>
+        <w:spacing w:line="240" w:lineRule="auto" w:before="0" w:after="0"/>
+      </w:pPr>
+      <w:r>
+        <w:rPr>
+          <w:rFonts w:ascii="Consolas" w:hAnsi="Consolas" w:eastAsia="宋体" w:hint="eastAsia"/>
+          <w:sz w:val="17"/>
+          <w:szCs w:val="17"/>
+        </w:rPr>
         <w:t xml:space="preserve">int speedFast = 130;    // 直行速度（两个轮子一样）</w:t>
       </w:r>
     </w:p>
@@ -9427,20 +10207,20 @@
           <w:sz w:val="17"/>
           <w:szCs w:val="17"/>
         </w:rPr>
-        <w:t xml:space="preserve">int speedTurn = 155;    // 转弯时【外侧】轮速度，越大转得越急</w:t>
-      </w:r>
-    </w:p>
-    <w:p>
-      <w:pPr>
-        <w:spacing w:line="240" w:lineRule="auto" w:before="0" w:after="0"/>
-      </w:pPr>
-      <w:r>
-        <w:rPr>
-          <w:rFonts w:ascii="Consolas" w:hAnsi="Consolas" w:eastAsia="宋体" w:hint="eastAsia"/>
-          <w:sz w:val="17"/>
-          <w:szCs w:val="17"/>
-        </w:rPr>
-        <w:t xml:space="preserve">int speedBack = 100;    // 转弯时【内侧】轮【反转】速度，越大转得越急</w:t>
+        <w:t xml:space="preserve">int speedTurn = 135;    // 转弯时【外侧】轮速度，越大转得越急</w:t>
+      </w:r>
+    </w:p>
+    <w:p>
+      <w:pPr>
+        <w:spacing w:line="240" w:lineRule="auto" w:before="0" w:after="0"/>
+      </w:pPr>
+      <w:r>
+        <w:rPr>
+          <w:rFonts w:ascii="Consolas" w:hAnsi="Consolas" w:eastAsia="宋体" w:hint="eastAsia"/>
+          <w:sz w:val="17"/>
+          <w:szCs w:val="17"/>
+        </w:rPr>
+        <w:t xml:space="preserve">int speedBack = 50;    // 转弯时【内侧】轮【反转】速度，越大转得越急</w:t>
       </w:r>
     </w:p>
     <w:p>
@@ -9739,85 +10519,189 @@
           <w:sz w:val="17"/>
           <w:szCs w:val="17"/>
         </w:rPr>
-        <w:t xml:space="preserve">unsigned long startLineMs  = 80;    // 两个传感器同时压黑线超过这么久，才算"起始线"</w:t>
-      </w:r>
-    </w:p>
-    <w:p>
-      <w:pPr>
-        <w:spacing w:line="240" w:lineRule="auto" w:before="0" w:after="0"/>
-      </w:pPr>
-      <w:r>
-        <w:rPr>
-          <w:rFonts w:ascii="Consolas" w:hAnsi="Consolas" w:eastAsia="宋体" w:hint="eastAsia"/>
-          <w:sz w:val="17"/>
-          <w:szCs w:val="17"/>
-        </w:rPr>
-        <w:t xml:space="preserve">// 【怎么定的】你的起始线只有 3cm 宽，车压过整条线的时间 = 3cm / 车速。</w:t>
-      </w:r>
-    </w:p>
-    <w:p>
-      <w:pPr>
-        <w:spacing w:line="240" w:lineRule="auto" w:before="0" w:after="0"/>
-      </w:pPr>
-      <w:r>
-        <w:rPr>
-          <w:rFonts w:ascii="Consolas" w:hAnsi="Consolas" w:eastAsia="宋体" w:hint="eastAsia"/>
-          <w:sz w:val="17"/>
-          <w:szCs w:val="17"/>
-        </w:rPr>
-        <w:t xml:space="preserve">// 车速 130 时约 20~25cm/s，压线 120~150ms，取 80ms 留余量。</w:t>
-      </w:r>
-    </w:p>
-    <w:p>
-      <w:pPr>
-        <w:spacing w:line="240" w:lineRule="auto" w:before="0" w:after="0"/>
-      </w:pPr>
-      <w:r>
-        <w:rPr>
-          <w:rFonts w:ascii="Consolas" w:hAnsi="Consolas" w:eastAsia="宋体" w:hint="eastAsia"/>
-          <w:sz w:val="17"/>
-          <w:szCs w:val="17"/>
-        </w:rPr>
-        <w:t xml:space="preserve">// 车速越慢压线时间越长、余量越大；跑完一圈停不下来 -&gt; 降到 60；弯道提前停车 -&gt; 加到 110</w:t>
-      </w:r>
-    </w:p>
-    <w:p>
-      <w:pPr>
-        <w:spacing w:line="240" w:lineRule="auto" w:before="0" w:after="0"/>
-      </w:pPr>
-      <w:r>
-        <w:rPr>
-          <w:rFonts w:ascii="Consolas" w:hAnsi="Consolas" w:eastAsia="宋体" w:hint="eastAsia"/>
-          <w:sz w:val="17"/>
-          <w:szCs w:val="17"/>
-        </w:rPr>
-        <w:t xml:space="preserve">unsigned long lapMinMs     = 5000;  // 起跑后至少跑这么久才允许停车（防止刚出发就被误判）</w:t>
-      </w:r>
-    </w:p>
-    <w:p>
-      <w:pPr>
-        <w:spacing w:line="240" w:lineRule="auto" w:before="0" w:after="0"/>
-      </w:pPr>
-      <w:r>
-        <w:rPr>
-          <w:rFonts w:ascii="Consolas" w:hAnsi="Consolas" w:eastAsia="宋体" w:hint="eastAsia"/>
-          <w:sz w:val="17"/>
-          <w:szCs w:val="17"/>
-        </w:rPr>
-        <w:t xml:space="preserve">unsigned long lapMaxMs     = 180000;// 3 分钟限时，超时就停车</w:t>
-      </w:r>
-    </w:p>
-    <w:p>
-      <w:pPr>
-        <w:spacing w:line="240" w:lineRule="auto" w:before="0" w:after="0"/>
-      </w:pPr>
-      <w:r>
-        <w:rPr>
-          <w:rFonts w:ascii="Consolas" w:hAnsi="Consolas" w:eastAsia="宋体" w:hint="eastAsia"/>
-          <w:sz w:val="17"/>
-          <w:szCs w:val="17"/>
-        </w:rPr>
-        <w:t xml:space="preserve">unsigned long launchMaxMs  = 5000;  // 出发后最多找 5 秒起始线，找不到就停下（防止小车乱跑）</w:t>
+        <w:t xml:space="preserve">//</w:t>
+      </w:r>
+    </w:p>
+    <w:p>
+      <w:pPr>
+        <w:spacing w:line="240" w:lineRule="auto" w:before="0" w:after="0"/>
+      </w:pPr>
+      <w:r>
+        <w:rPr>
+          <w:rFonts w:ascii="Consolas" w:hAnsi="Consolas" w:eastAsia="宋体" w:hint="eastAsia"/>
+          <w:sz w:val="17"/>
+          <w:szCs w:val="17"/>
+        </w:rPr>
+        <w:t xml:space="preserve">// 【判圈为什么不能再要求"双黑持续一段时间"】</w:t>
+      </w:r>
+    </w:p>
+    <w:p>
+      <w:pPr>
+        <w:spacing w:line="240" w:lineRule="auto" w:before="0" w:after="0"/>
+      </w:pPr>
+      <w:r>
+        <w:rPr>
+          <w:rFonts w:ascii="Consolas" w:hAnsi="Consolas" w:eastAsia="宋体" w:hint="eastAsia"/>
+          <w:sz w:val="17"/>
+          <w:szCs w:val="17"/>
+        </w:rPr>
+        <w:t xml:space="preserve">// 起始线是【垂直于赛道、横跨整条赛道】的一条黑带，两个传感器装在同一根传感器条上</w:t>
+      </w:r>
+    </w:p>
+    <w:p>
+      <w:pPr>
+        <w:spacing w:line="240" w:lineRule="auto" w:before="0" w:after="0"/>
+      </w:pPr>
+      <w:r>
+        <w:rPr>
+          <w:rFonts w:ascii="Consolas" w:hAnsi="Consolas" w:eastAsia="宋体" w:hint="eastAsia"/>
+          <w:sz w:val="17"/>
+          <w:szCs w:val="17"/>
+        </w:rPr>
+        <w:t xml:space="preserve">// （纵向位置几乎相同），所以车横穿起始线时，两个传感器是【几乎同时】压上、同时离开的。</w:t>
+      </w:r>
+    </w:p>
+    <w:p>
+      <w:pPr>
+        <w:spacing w:line="240" w:lineRule="auto" w:before="0" w:after="0"/>
+      </w:pPr>
+      <w:r>
+        <w:rPr>
+          <w:rFonts w:ascii="Consolas" w:hAnsi="Consolas" w:eastAsia="宋体" w:hint="eastAsia"/>
+          <w:sz w:val="17"/>
+          <w:szCs w:val="17"/>
+        </w:rPr>
+        <w:t xml:space="preserve">// 旧代码要求双黑【连续保持 startLineMs = 80 毫秒】才算数，但起始线只有 1.5~2cm 厚：</w:t>
+      </w:r>
+    </w:p>
+    <w:p>
+      <w:pPr>
+        <w:spacing w:line="240" w:lineRule="auto" w:before="0" w:after="0"/>
+      </w:pPr>
+      <w:r>
+        <w:rPr>
+          <w:rFonts w:ascii="Consolas" w:hAnsi="Consolas" w:eastAsia="宋体" w:hint="eastAsia"/>
+          <w:sz w:val="17"/>
+          <w:szCs w:val="17"/>
+        </w:rPr>
+        <w:t xml:space="preserve">//     压线时间 = 线厚 ÷ 车速 = 15~20mm ÷ 200~250mm/s = 60~80ms</w:t>
+      </w:r>
+    </w:p>
+    <w:p>
+      <w:pPr>
+        <w:spacing w:line="240" w:lineRule="auto" w:before="0" w:after="0"/>
+      </w:pPr>
+      <w:r>
+        <w:rPr>
+          <w:rFonts w:ascii="Consolas" w:hAnsi="Consolas" w:eastAsia="宋体" w:hint="eastAsia"/>
+          <w:sz w:val="17"/>
+          <w:szCs w:val="17"/>
+        </w:rPr>
+        <w:t xml:space="preserve">// 正好卡在 80ms 门槛上、大多数时候够不到 -&gt; 判圈永远不触发 -&gt; 跑完一圈停不下来。</w:t>
+      </w:r>
+    </w:p>
+    <w:p>
+      <w:pPr>
+        <w:spacing w:line="240" w:lineRule="auto" w:before="0" w:after="0"/>
+      </w:pPr>
+      <w:r>
+        <w:rPr>
+          <w:rFonts w:ascii="Consolas" w:hAnsi="Consolas" w:eastAsia="宋体" w:hint="eastAsia"/>
+          <w:sz w:val="17"/>
+          <w:szCs w:val="17"/>
+        </w:rPr>
+        <w:t xml:space="preserve">// 所以现在【不再要求持续时间】，只要求两个传感器在 startLineWindowMs 毫秒内都压到过黑线。</w:t>
+      </w:r>
+    </w:p>
+    <w:p>
+      <w:pPr>
+        <w:spacing w:line="240" w:lineRule="auto" w:before="0" w:after="0"/>
+      </w:pPr>
+      <w:r>
+        <w:rPr>
+          <w:rFonts w:ascii="Consolas" w:hAnsi="Consolas" w:eastAsia="宋体" w:hint="eastAsia"/>
+          <w:sz w:val="17"/>
+          <w:szCs w:val="17"/>
+        </w:rPr>
+        <w:t xml:space="preserve">unsigned long startLineWindowMs = 150;  // 两个传感器在这段时间内都压到过黑线就算回到起始线</w:t>
+      </w:r>
+    </w:p>
+    <w:p>
+      <w:pPr>
+        <w:spacing w:line="240" w:lineRule="auto" w:before="0" w:after="0"/>
+      </w:pPr>
+      <w:r>
+        <w:rPr>
+          <w:rFonts w:ascii="Consolas" w:hAnsi="Consolas" w:eastAsia="宋体" w:hint="eastAsia"/>
+          <w:sz w:val="17"/>
+          <w:szCs w:val="17"/>
+        </w:rPr>
+        <w:t xml:space="preserve">// 【怎么调】正常过线时两个传感器几乎同时压到，时间差只有几毫秒（传感器条装歪了也就几十毫秒），</w:t>
+      </w:r>
+    </w:p>
+    <w:p>
+      <w:pPr>
+        <w:spacing w:line="240" w:lineRule="auto" w:before="0" w:after="0"/>
+      </w:pPr>
+      <w:r>
+        <w:rPr>
+          <w:rFonts w:ascii="Consolas" w:hAnsi="Consolas" w:eastAsia="宋体" w:hint="eastAsia"/>
+          <w:sz w:val="17"/>
+          <w:szCs w:val="17"/>
+        </w:rPr>
+        <w:t xml:space="preserve">//   所以这个窗口不用大。它的作用只是"别把两次相隔很久的单边压线凑成一次判圈"。</w:t>
+      </w:r>
+    </w:p>
+    <w:p>
+      <w:pPr>
+        <w:spacing w:line="240" w:lineRule="auto" w:before="0" w:after="0"/>
+      </w:pPr>
+      <w:r>
+        <w:rPr>
+          <w:rFonts w:ascii="Consolas" w:hAnsi="Consolas" w:eastAsia="宋体" w:hint="eastAsia"/>
+          <w:sz w:val="17"/>
+          <w:szCs w:val="17"/>
+        </w:rPr>
+        <w:t xml:space="preserve">//   跑完一圈停不下来 -&gt; 加大（250、350）；弯道中途误停 -&gt; 减小（100、80）。</w:t>
+      </w:r>
+    </w:p>
+    <w:p>
+      <w:pPr>
+        <w:spacing w:line="240" w:lineRule="auto" w:before="0" w:after="0"/>
+      </w:pPr>
+      <w:r>
+        <w:rPr>
+          <w:rFonts w:ascii="Consolas" w:hAnsi="Consolas" w:eastAsia="宋体" w:hint="eastAsia"/>
+          <w:sz w:val="17"/>
+          <w:szCs w:val="17"/>
+        </w:rPr>
+        <w:t xml:space="preserve">unsigned long lockoutMs    = 300;  // 数到一条黑线后先锁这么久，防止同一条线被反复数到</w:t>
+      </w:r>
+    </w:p>
+    <w:p>
+      <w:pPr>
+        <w:spacing w:line="240" w:lineRule="auto" w:before="0" w:after="0"/>
+      </w:pPr>
+      <w:r>
+        <w:rPr>
+          <w:rFonts w:ascii="Consolas" w:hAnsi="Consolas" w:eastAsia="宋体" w:hint="eastAsia"/>
+          <w:sz w:val="17"/>
+          <w:szCs w:val="17"/>
+        </w:rPr>
+        <w:t xml:space="preserve">unsigned long lapMinMs     = 5000;  // 第 1 条黑线之后至少跑这么久，第 2 条黑线才算"跑完一圈"</w:t>
+      </w:r>
+    </w:p>
+    <w:p>
+      <w:pPr>
+        <w:spacing w:line="240" w:lineRule="auto" w:before="0" w:after="0"/>
+      </w:pPr>
+      <w:r>
+        <w:rPr>
+          <w:rFonts w:ascii="Consolas" w:hAnsi="Consolas" w:eastAsia="宋体" w:hint="eastAsia"/>
+          <w:sz w:val="17"/>
+          <w:szCs w:val="17"/>
+        </w:rPr>
+        <w:t xml:space="preserve">unsigned long lapMaxMs     = 180000;// 3 分钟限时，超时就停车（从起步那一刻算起）</w:t>
       </w:r>
     </w:p>
     <w:p>
@@ -11221,7 +12105,7 @@
           <w:sz w:val="17"/>
           <w:szCs w:val="17"/>
         </w:rPr>
-        <w:t xml:space="preserve">  // 第三步：发车，直行直到压到起始线（这一段不计时）</w:t>
+        <w:t xml:space="preserve">  // 第三步：起步，然后【立刻开始循迹】（不再有"发车阶段"）</w:t>
       </w:r>
     </w:p>
     <w:p>
@@ -11247,6 +12131,71 @@
           <w:sz w:val="17"/>
           <w:szCs w:val="17"/>
         </w:rPr>
+        <w:t xml:space="preserve">  // 旧写法是先盲冲，等两个传感器【同时】压到起始线才进入循迹。</w:t>
+      </w:r>
+    </w:p>
+    <w:p>
+      <w:pPr>
+        <w:spacing w:line="240" w:lineRule="auto" w:before="0" w:after="0"/>
+      </w:pPr>
+      <w:r>
+        <w:rPr>
+          <w:rFonts w:ascii="Consolas" w:hAnsi="Consolas" w:eastAsia="宋体" w:hint="eastAsia"/>
+          <w:sz w:val="17"/>
+          <w:szCs w:val="17"/>
+        </w:rPr>
+        <w:t xml:space="preserve">  // 那要求起始线比传感器间距还宽、车横向只能偏 2~3mm，实际很难满足；</w:t>
+      </w:r>
+    </w:p>
+    <w:p>
+      <w:pPr>
+        <w:spacing w:line="240" w:lineRule="auto" w:before="0" w:after="0"/>
+      </w:pPr>
+      <w:r>
+        <w:rPr>
+          <w:rFonts w:ascii="Consolas" w:hAnsi="Consolas" w:eastAsia="宋体" w:hint="eastAsia"/>
+          <w:sz w:val="17"/>
+          <w:szCs w:val="17"/>
+        </w:rPr>
+        <w:t xml:space="preserve">  // 结果是车一直进不了循迹，盲冲 5 秒后停住（屏幕一直停在 GO !）。</w:t>
+      </w:r>
+    </w:p>
+    <w:p>
+      <w:pPr>
+        <w:spacing w:line="240" w:lineRule="auto" w:before="0" w:after="0"/>
+      </w:pPr>
+      <w:r>
+        <w:rPr>
+          <w:rFonts w:ascii="Consolas" w:hAnsi="Consolas" w:eastAsia="宋体" w:hint="eastAsia"/>
+          <w:sz w:val="17"/>
+          <w:szCs w:val="17"/>
+        </w:rPr>
+        <w:t xml:space="preserve">  // 现在起步就直接循迹，"黑线"只用来数数：</w:t>
+      </w:r>
+    </w:p>
+    <w:p>
+      <w:pPr>
+        <w:spacing w:line="240" w:lineRule="auto" w:before="0" w:after="0"/>
+      </w:pPr>
+      <w:r>
+        <w:rPr>
+          <w:rFonts w:ascii="Consolas" w:hAnsi="Consolas" w:eastAsia="宋体" w:hint="eastAsia"/>
+          <w:sz w:val="17"/>
+          <w:szCs w:val="17"/>
+        </w:rPr>
+        <w:t xml:space="preserve">  //   第 1 次数到 -&gt; 开始计时；第 2 次数到 -&gt; 跑完一圈，停车。</w:t>
+      </w:r>
+    </w:p>
+    <w:p>
+      <w:pPr>
+        <w:spacing w:line="240" w:lineRule="auto" w:before="0" w:after="0"/>
+      </w:pPr>
+      <w:r>
+        <w:rPr>
+          <w:rFonts w:ascii="Consolas" w:hAnsi="Consolas" w:eastAsia="宋体" w:hint="eastAsia"/>
+          <w:sz w:val="17"/>
+          <w:szCs w:val="17"/>
+        </w:rPr>
         <w:t xml:space="preserve">  oled.clearDisplay();</w:t>
       </w:r>
     </w:p>
@@ -11533,33 +12482,7 @@
           <w:sz w:val="17"/>
           <w:szCs w:val="17"/>
         </w:rPr>
-        <w:t xml:space="preserve">  unsigned long launchStart = millis();   // 记下发车时刻，用来做超时保护</w:t>
-      </w:r>
-    </w:p>
-    <w:p>
-      <w:pPr>
-        <w:spacing w:line="240" w:lineRule="auto" w:before="0" w:after="0"/>
-      </w:pPr>
-      <w:r>
-        <w:rPr>
-          <w:rFonts w:ascii="Consolas" w:hAnsi="Consolas" w:eastAsia="宋体" w:hint="eastAsia"/>
-          <w:sz w:val="17"/>
-          <w:szCs w:val="17"/>
-        </w:rPr>
-        <w:t xml:space="preserve">  int launchFailed = 0;                   // 0 = 正常找到起始线，1 = 超时没找到</w:t>
-      </w:r>
-    </w:p>
-    <w:p>
-      <w:pPr>
-        <w:spacing w:line="240" w:lineRule="auto" w:before="0" w:after="0"/>
-      </w:pPr>
-      <w:r>
-        <w:rPr>
-          <w:rFonts w:ascii="Consolas" w:hAnsi="Consolas" w:eastAsia="宋体" w:hint="eastAsia"/>
-          <w:sz w:val="17"/>
-          <w:szCs w:val="17"/>
-        </w:rPr>
-        <w:t xml:space="preserve">  unsigned long dbgTime = 0;              // 调试输出用的计时</w:t>
+        <w:t xml:space="preserve">  unsigned long runStart = millis();    // 起步时刻，用来做 3 分钟超时保护</w:t>
       </w:r>
     </w:p>
     <w:p>
@@ -11585,7 +12508,228 @@
           <w:sz w:val="17"/>
           <w:szCs w:val="17"/>
         </w:rPr>
-        <w:t xml:space="preserve">  // while (true) 就是"一直循环"，直到里面遇到 break 才跳出来</w:t>
+        <w:t xml:space="preserve">  // -----------------------------------------------------------------</w:t>
+      </w:r>
+    </w:p>
+    <w:p>
+      <w:pPr>
+        <w:spacing w:line="240" w:lineRule="auto" w:before="0" w:after="0"/>
+      </w:pPr>
+      <w:r>
+        <w:rPr>
+          <w:rFonts w:ascii="Consolas" w:hAnsi="Consolas" w:eastAsia="宋体" w:hint="eastAsia"/>
+          <w:sz w:val="17"/>
+          <w:szCs w:val="17"/>
+        </w:rPr>
+        <w:t xml:space="preserve">  // 第四步：循迹跑一圈，数黑线</w:t>
+      </w:r>
+    </w:p>
+    <w:p>
+      <w:pPr>
+        <w:spacing w:line="240" w:lineRule="auto" w:before="0" w:after="0"/>
+      </w:pPr>
+      <w:r>
+        <w:rPr>
+          <w:rFonts w:ascii="Consolas" w:hAnsi="Consolas" w:eastAsia="宋体" w:hint="eastAsia"/>
+          <w:sz w:val="17"/>
+          <w:szCs w:val="17"/>
+        </w:rPr>
+        <w:t xml:space="preserve">  // -----------------------------------------------------------------</w:t>
+      </w:r>
+    </w:p>
+    <w:p>
+      <w:pPr>
+        <w:spacing w:line="240" w:lineRule="auto" w:before="0" w:after="0"/>
+      </w:pPr>
+      <w:r>
+        <w:rPr>
+          <w:rFonts w:ascii="Consolas" w:hAnsi="Consolas" w:eastAsia="宋体" w:hint="eastAsia"/>
+          <w:sz w:val="17"/>
+          <w:szCs w:val="17"/>
+        </w:rPr>
+        <w:t xml:space="preserve">  unsigned long startTime = 0;      // ★ 0 = 还没压到第一条黑线，计时还没开始</w:t>
+      </w:r>
+    </w:p>
+    <w:p>
+      <w:pPr>
+        <w:spacing w:line="240" w:lineRule="auto" w:before="0" w:after="0"/>
+      </w:pPr>
+      <w:r>
+        <w:rPr>
+          <w:rFonts w:ascii="Consolas" w:hAnsi="Consolas" w:eastAsia="宋体" w:hint="eastAsia"/>
+          <w:sz w:val="17"/>
+          <w:szCs w:val="17"/>
+        </w:rPr>
+        <w:t xml:space="preserve"/>
+      </w:r>
+    </w:p>
+    <w:p>
+      <w:pPr>
+        <w:spacing w:line="240" w:lineRule="auto" w:before="0" w:after="0"/>
+      </w:pPr>
+      <w:r>
+        <w:rPr>
+          <w:rFonts w:ascii="Consolas" w:hAnsi="Consolas" w:eastAsia="宋体" w:hint="eastAsia"/>
+          <w:sz w:val="17"/>
+          <w:szCs w:val="17"/>
+        </w:rPr>
+        <w:t xml:space="preserve">  int finished   = 0;            // 1 = 正常跑完一圈，0 = 超时</w:t>
+      </w:r>
+    </w:p>
+    <w:p>
+      <w:pPr>
+        <w:spacing w:line="240" w:lineRule="auto" w:before="0" w:after="0"/>
+      </w:pPr>
+      <w:r>
+        <w:rPr>
+          <w:rFonts w:ascii="Consolas" w:hAnsi="Consolas" w:eastAsia="宋体" w:hint="eastAsia"/>
+          <w:sz w:val="17"/>
+          <w:szCs w:val="17"/>
+        </w:rPr>
+        <w:t xml:space="preserve">  int lineCount  = 0;            // 已经数到几条黑线：0 = 还没压到，1 = 已开始计时</w:t>
+      </w:r>
+    </w:p>
+    <w:p>
+      <w:pPr>
+        <w:spacing w:line="240" w:lineRule="auto" w:before="0" w:after="0"/>
+      </w:pPr>
+      <w:r>
+        <w:rPr>
+          <w:rFonts w:ascii="Consolas" w:hAnsi="Consolas" w:eastAsia="宋体" w:hint="eastAsia"/>
+          <w:sz w:val="17"/>
+          <w:szCs w:val="17"/>
+        </w:rPr>
+        <w:t xml:space="preserve">  int armed      = 1;            // 1 = 可以数下一条；0 = 刚数过，锁定中</w:t>
+      </w:r>
+    </w:p>
+    <w:p>
+      <w:pPr>
+        <w:spacing w:line="240" w:lineRule="auto" w:before="0" w:after="0"/>
+      </w:pPr>
+      <w:r>
+        <w:rPr>
+          <w:rFonts w:ascii="Consolas" w:hAnsi="Consolas" w:eastAsia="宋体" w:hint="eastAsia"/>
+          <w:sz w:val="17"/>
+          <w:szCs w:val="17"/>
+        </w:rPr>
+        <w:t xml:space="preserve">  unsigned long lockTime = 0;    // 上一次数到黑线的时刻，用来做锁定</w:t>
+      </w:r>
+    </w:p>
+    <w:p>
+      <w:pPr>
+        <w:spacing w:line="240" w:lineRule="auto" w:before="0" w:after="0"/>
+      </w:pPr>
+      <w:r>
+        <w:rPr>
+          <w:rFonts w:ascii="Consolas" w:hAnsi="Consolas" w:eastAsia="宋体" w:hint="eastAsia"/>
+          <w:sz w:val="17"/>
+          <w:szCs w:val="17"/>
+        </w:rPr>
+        <w:t xml:space="preserve">  unsigned long oledTime     = 0;   // 上一次刷新屏幕的时刻</w:t>
+      </w:r>
+    </w:p>
+    <w:p>
+      <w:pPr>
+        <w:spacing w:line="240" w:lineRule="auto" w:before="0" w:after="0"/>
+      </w:pPr>
+      <w:r>
+        <w:rPr>
+          <w:rFonts w:ascii="Consolas" w:hAnsi="Consolas" w:eastAsia="宋体" w:hint="eastAsia"/>
+          <w:sz w:val="17"/>
+          <w:szCs w:val="17"/>
+        </w:rPr>
+        <w:t xml:space="preserve">  unsigned long leftBlackTime  = 0; // 左边最近一次压到黑线的时刻</w:t>
+      </w:r>
+    </w:p>
+    <w:p>
+      <w:pPr>
+        <w:spacing w:line="240" w:lineRule="auto" w:before="0" w:after="0"/>
+      </w:pPr>
+      <w:r>
+        <w:rPr>
+          <w:rFonts w:ascii="Consolas" w:hAnsi="Consolas" w:eastAsia="宋体" w:hint="eastAsia"/>
+          <w:sz w:val="17"/>
+          <w:szCs w:val="17"/>
+        </w:rPr>
+        <w:t xml:space="preserve">  unsigned long rightBlackTime = 0; // 右边最近一次压到黑线的时刻</w:t>
+      </w:r>
+    </w:p>
+    <w:p>
+      <w:pPr>
+        <w:spacing w:line="240" w:lineRule="auto" w:before="0" w:after="0"/>
+      </w:pPr>
+      <w:r>
+        <w:rPr>
+          <w:rFonts w:ascii="Consolas" w:hAnsi="Consolas" w:eastAsia="宋体" w:hint="eastAsia"/>
+          <w:sz w:val="17"/>
+          <w:szCs w:val="17"/>
+        </w:rPr>
+        <w:t xml:space="preserve">  unsigned long passed    = 0;      // 已经过去的毫秒数</w:t>
+      </w:r>
+    </w:p>
+    <w:p>
+      <w:pPr>
+        <w:spacing w:line="240" w:lineRule="auto" w:before="0" w:after="0"/>
+      </w:pPr>
+      <w:r>
+        <w:rPr>
+          <w:rFonts w:ascii="Consolas" w:hAnsi="Consolas" w:eastAsia="宋体" w:hint="eastAsia"/>
+          <w:sz w:val="17"/>
+          <w:szCs w:val="17"/>
+        </w:rPr>
+        <w:t xml:space="preserve">  int totalSecond = 0;</w:t>
+      </w:r>
+    </w:p>
+    <w:p>
+      <w:pPr>
+        <w:spacing w:line="240" w:lineRule="auto" w:before="0" w:after="0"/>
+      </w:pPr>
+      <w:r>
+        <w:rPr>
+          <w:rFonts w:ascii="Consolas" w:hAnsi="Consolas" w:eastAsia="宋体" w:hint="eastAsia"/>
+          <w:sz w:val="17"/>
+          <w:szCs w:val="17"/>
+        </w:rPr>
+        <w:t xml:space="preserve">  int minute      = 0;</w:t>
+      </w:r>
+    </w:p>
+    <w:p>
+      <w:pPr>
+        <w:spacing w:line="240" w:lineRule="auto" w:before="0" w:after="0"/>
+      </w:pPr>
+      <w:r>
+        <w:rPr>
+          <w:rFonts w:ascii="Consolas" w:hAnsi="Consolas" w:eastAsia="宋体" w:hint="eastAsia"/>
+          <w:sz w:val="17"/>
+          <w:szCs w:val="17"/>
+        </w:rPr>
+        <w:t xml:space="preserve">  int second      = 0;</w:t>
+      </w:r>
+    </w:p>
+    <w:p>
+      <w:pPr>
+        <w:spacing w:line="240" w:lineRule="auto" w:before="0" w:after="0"/>
+      </w:pPr>
+      <w:r>
+        <w:rPr>
+          <w:rFonts w:ascii="Consolas" w:hAnsi="Consolas" w:eastAsia="宋体" w:hint="eastAsia"/>
+          <w:sz w:val="17"/>
+          <w:szCs w:val="17"/>
+        </w:rPr>
+        <w:t xml:space="preserve">  int hundredth   = 0;</w:t>
+      </w:r>
+    </w:p>
+    <w:p>
+      <w:pPr>
+        <w:spacing w:line="240" w:lineRule="auto" w:before="0" w:after="0"/>
+      </w:pPr>
+      <w:r>
+        <w:rPr>
+          <w:rFonts w:ascii="Consolas" w:hAnsi="Consolas" w:eastAsia="宋体" w:hint="eastAsia"/>
+          <w:sz w:val="17"/>
+          <w:szCs w:val="17"/>
+        </w:rPr>
+        <w:t xml:space="preserve"/>
       </w:r>
     </w:p>
     <w:p>
@@ -11611,7 +12755,20 @@
           <w:sz w:val="17"/>
           <w:szCs w:val="17"/>
         </w:rPr>
-        <w:t xml:space="preserve">    int leftValue  = analogRead(leftSensorPin);   // analogRead 读回 0~1023 的数字</w:t>
+        <w:t xml:space="preserve">    // ---------- ① 读传感器，判断黑白 ----------</w:t>
+      </w:r>
+    </w:p>
+    <w:p>
+      <w:pPr>
+        <w:spacing w:line="240" w:lineRule="auto" w:before="0" w:after="0"/>
+      </w:pPr>
+      <w:r>
+        <w:rPr>
+          <w:rFonts w:ascii="Consolas" w:hAnsi="Consolas" w:eastAsia="宋体" w:hint="eastAsia"/>
+          <w:sz w:val="17"/>
+          <w:szCs w:val="17"/>
+        </w:rPr>
+        <w:t xml:space="preserve">    int leftValue  = analogRead(leftSensorPin);</w:t>
       </w:r>
     </w:p>
     <w:p>
@@ -11650,72 +12807,98 @@
           <w:sz w:val="17"/>
           <w:szCs w:val="17"/>
         </w:rPr>
-        <w:t xml:space="preserve">    // 比较结果会变成 0（否）或 1（是）；黑白极性用 blackHigh 调整</w:t>
-      </w:r>
-    </w:p>
-    <w:p>
-      <w:pPr>
-        <w:spacing w:line="240" w:lineRule="auto" w:before="0" w:after="0"/>
-      </w:pPr>
-      <w:r>
-        <w:rPr>
-          <w:rFonts w:ascii="Consolas" w:hAnsi="Consolas" w:eastAsia="宋体" w:hint="eastAsia"/>
-          <w:sz w:val="17"/>
-          <w:szCs w:val="17"/>
-        </w:rPr>
-        <w:t xml:space="preserve">    int leftBlack = leftValue &gt; threshold;</w:t>
-      </w:r>
-    </w:p>
-    <w:p>
-      <w:pPr>
-        <w:spacing w:line="240" w:lineRule="auto" w:before="0" w:after="0"/>
-      </w:pPr>
-      <w:r>
-        <w:rPr>
-          <w:rFonts w:ascii="Consolas" w:hAnsi="Consolas" w:eastAsia="宋体" w:hint="eastAsia"/>
-          <w:sz w:val="17"/>
-          <w:szCs w:val="17"/>
-        </w:rPr>
-        <w:t xml:space="preserve">    int rightBlack = rightValue &gt; threshold;</w:t>
-      </w:r>
-    </w:p>
-    <w:p>
-      <w:pPr>
-        <w:spacing w:line="240" w:lineRule="auto" w:before="0" w:after="0"/>
-      </w:pPr>
-      <w:r>
-        <w:rPr>
-          <w:rFonts w:ascii="Consolas" w:hAnsi="Consolas" w:eastAsia="宋体" w:hint="eastAsia"/>
-          <w:sz w:val="17"/>
-          <w:szCs w:val="17"/>
-        </w:rPr>
-        <w:t xml:space="preserve">    if (blackHigh == 0) {</w:t>
-      </w:r>
-    </w:p>
-    <w:p>
-      <w:pPr>
-        <w:spacing w:line="240" w:lineRule="auto" w:before="0" w:after="0"/>
-      </w:pPr>
-      <w:r>
-        <w:rPr>
-          <w:rFonts w:ascii="Consolas" w:hAnsi="Consolas" w:eastAsia="宋体" w:hint="eastAsia"/>
-          <w:sz w:val="17"/>
-          <w:szCs w:val="17"/>
-        </w:rPr>
-        <w:t xml:space="preserve">      leftBlack = leftValue &lt; threshold;</w:t>
-      </w:r>
-    </w:p>
-    <w:p>
-      <w:pPr>
-        <w:spacing w:line="240" w:lineRule="auto" w:before="0" w:after="0"/>
-      </w:pPr>
-      <w:r>
-        <w:rPr>
-          <w:rFonts w:ascii="Consolas" w:hAnsi="Consolas" w:eastAsia="宋体" w:hint="eastAsia"/>
-          <w:sz w:val="17"/>
-          <w:szCs w:val="17"/>
-        </w:rPr>
-        <w:t xml:space="preserve">      rightBlack = rightValue &lt; threshold;</w:t>
+        <w:t xml:space="preserve">    int leftBlack  = 0;      // 1 = 这个传感器压到黑线了</w:t>
+      </w:r>
+    </w:p>
+    <w:p>
+      <w:pPr>
+        <w:spacing w:line="240" w:lineRule="auto" w:before="0" w:after="0"/>
+      </w:pPr>
+      <w:r>
+        <w:rPr>
+          <w:rFonts w:ascii="Consolas" w:hAnsi="Consolas" w:eastAsia="宋体" w:hint="eastAsia"/>
+          <w:sz w:val="17"/>
+          <w:szCs w:val="17"/>
+        </w:rPr>
+        <w:t xml:space="preserve">    int rightBlack = 0;</w:t>
+      </w:r>
+    </w:p>
+    <w:p>
+      <w:pPr>
+        <w:spacing w:line="240" w:lineRule="auto" w:before="0" w:after="0"/>
+      </w:pPr>
+      <w:r>
+        <w:rPr>
+          <w:rFonts w:ascii="Consolas" w:hAnsi="Consolas" w:eastAsia="宋体" w:hint="eastAsia"/>
+          <w:sz w:val="17"/>
+          <w:szCs w:val="17"/>
+        </w:rPr>
+        <w:t xml:space="preserve">    if (blackHigh == 1) {</w:t>
+      </w:r>
+    </w:p>
+    <w:p>
+      <w:pPr>
+        <w:spacing w:line="240" w:lineRule="auto" w:before="0" w:after="0"/>
+      </w:pPr>
+      <w:r>
+        <w:rPr>
+          <w:rFonts w:ascii="Consolas" w:hAnsi="Consolas" w:eastAsia="宋体" w:hint="eastAsia"/>
+          <w:sz w:val="17"/>
+          <w:szCs w:val="17"/>
+        </w:rPr>
+        <w:t xml:space="preserve">      if (leftValue  &gt; threshold) leftBlack  = 1;</w:t>
+      </w:r>
+    </w:p>
+    <w:p>
+      <w:pPr>
+        <w:spacing w:line="240" w:lineRule="auto" w:before="0" w:after="0"/>
+      </w:pPr>
+      <w:r>
+        <w:rPr>
+          <w:rFonts w:ascii="Consolas" w:hAnsi="Consolas" w:eastAsia="宋体" w:hint="eastAsia"/>
+          <w:sz w:val="17"/>
+          <w:szCs w:val="17"/>
+        </w:rPr>
+        <w:t xml:space="preserve">      if (rightValue &gt; threshold) rightBlack = 1;</w:t>
+      </w:r>
+    </w:p>
+    <w:p>
+      <w:pPr>
+        <w:spacing w:line="240" w:lineRule="auto" w:before="0" w:after="0"/>
+      </w:pPr>
+      <w:r>
+        <w:rPr>
+          <w:rFonts w:ascii="Consolas" w:hAnsi="Consolas" w:eastAsia="宋体" w:hint="eastAsia"/>
+          <w:sz w:val="17"/>
+          <w:szCs w:val="17"/>
+        </w:rPr>
+        <w:t xml:space="preserve">    } else {</w:t>
+      </w:r>
+    </w:p>
+    <w:p>
+      <w:pPr>
+        <w:spacing w:line="240" w:lineRule="auto" w:before="0" w:after="0"/>
+      </w:pPr>
+      <w:r>
+        <w:rPr>
+          <w:rFonts w:ascii="Consolas" w:hAnsi="Consolas" w:eastAsia="宋体" w:hint="eastAsia"/>
+          <w:sz w:val="17"/>
+          <w:szCs w:val="17"/>
+        </w:rPr>
+        <w:t xml:space="preserve">      if (leftValue  &lt; threshold) leftBlack  = 1;</w:t>
+      </w:r>
+    </w:p>
+    <w:p>
+      <w:pPr>
+        <w:spacing w:line="240" w:lineRule="auto" w:before="0" w:after="0"/>
+      </w:pPr>
+      <w:r>
+        <w:rPr>
+          <w:rFonts w:ascii="Consolas" w:hAnsi="Consolas" w:eastAsia="宋体" w:hint="eastAsia"/>
+          <w:sz w:val="17"/>
+          <w:szCs w:val="17"/>
+        </w:rPr>
+        <w:t xml:space="preserve">      if (rightValue &lt; threshold) rightBlack = 1;</w:t>
       </w:r>
     </w:p>
     <w:p>
@@ -11754,150 +12937,189 @@
           <w:sz w:val="17"/>
           <w:szCs w:val="17"/>
         </w:rPr>
-        <w:t xml:space="preserve">    // ---- 调试输出：每 100 毫秒打一行，看发车阶段到底读到了什么 ----</w:t>
-      </w:r>
-    </w:p>
-    <w:p>
-      <w:pPr>
-        <w:spacing w:line="240" w:lineRule="auto" w:before="0" w:after="0"/>
-      </w:pPr>
-      <w:r>
-        <w:rPr>
-          <w:rFonts w:ascii="Consolas" w:hAnsi="Consolas" w:eastAsia="宋体" w:hint="eastAsia"/>
-          <w:sz w:val="17"/>
-          <w:szCs w:val="17"/>
-        </w:rPr>
-        <w:t xml:space="preserve">    if (debugLaunch == 1 &amp;&amp; millis() - dbgTime &gt; 100) {</w:t>
-      </w:r>
-    </w:p>
-    <w:p>
-      <w:pPr>
-        <w:spacing w:line="240" w:lineRule="auto" w:before="0" w:after="0"/>
-      </w:pPr>
-      <w:r>
-        <w:rPr>
-          <w:rFonts w:ascii="Consolas" w:hAnsi="Consolas" w:eastAsia="宋体" w:hint="eastAsia"/>
-          <w:sz w:val="17"/>
-          <w:szCs w:val="17"/>
-        </w:rPr>
-        <w:t xml:space="preserve">      dbgTime = millis();</w:t>
-      </w:r>
-    </w:p>
-    <w:p>
-      <w:pPr>
-        <w:spacing w:line="240" w:lineRule="auto" w:before="0" w:after="0"/>
-      </w:pPr>
-      <w:r>
-        <w:rPr>
-          <w:rFonts w:ascii="Consolas" w:hAnsi="Consolas" w:eastAsia="宋体" w:hint="eastAsia"/>
-          <w:sz w:val="17"/>
-          <w:szCs w:val="17"/>
-        </w:rPr>
-        <w:t xml:space="preserve">      Serial.print(millis() - launchStart);</w:t>
-      </w:r>
-    </w:p>
-    <w:p>
-      <w:pPr>
-        <w:spacing w:line="240" w:lineRule="auto" w:before="0" w:after="0"/>
-      </w:pPr>
-      <w:r>
-        <w:rPr>
-          <w:rFonts w:ascii="Consolas" w:hAnsi="Consolas" w:eastAsia="宋体" w:hint="eastAsia"/>
-          <w:sz w:val="17"/>
-          <w:szCs w:val="17"/>
-        </w:rPr>
-        <w:t xml:space="preserve">      Serial.print(F("ms  L="));</w:t>
-      </w:r>
-    </w:p>
-    <w:p>
-      <w:pPr>
-        <w:spacing w:line="240" w:lineRule="auto" w:before="0" w:after="0"/>
-      </w:pPr>
-      <w:r>
-        <w:rPr>
-          <w:rFonts w:ascii="Consolas" w:hAnsi="Consolas" w:eastAsia="宋体" w:hint="eastAsia"/>
-          <w:sz w:val="17"/>
-          <w:szCs w:val="17"/>
-        </w:rPr>
-        <w:t xml:space="preserve">      Serial.print(leftValue);</w:t>
-      </w:r>
-    </w:p>
-    <w:p>
-      <w:pPr>
-        <w:spacing w:line="240" w:lineRule="auto" w:before="0" w:after="0"/>
-      </w:pPr>
-      <w:r>
-        <w:rPr>
-          <w:rFonts w:ascii="Consolas" w:hAnsi="Consolas" w:eastAsia="宋体" w:hint="eastAsia"/>
-          <w:sz w:val="17"/>
-          <w:szCs w:val="17"/>
-        </w:rPr>
-        <w:t xml:space="preserve">      Serial.print(F(" R="));</w:t>
-      </w:r>
-    </w:p>
-    <w:p>
-      <w:pPr>
-        <w:spacing w:line="240" w:lineRule="auto" w:before="0" w:after="0"/>
-      </w:pPr>
-      <w:r>
-        <w:rPr>
-          <w:rFonts w:ascii="Consolas" w:hAnsi="Consolas" w:eastAsia="宋体" w:hint="eastAsia"/>
-          <w:sz w:val="17"/>
-          <w:szCs w:val="17"/>
-        </w:rPr>
-        <w:t xml:space="preserve">      Serial.print(rightValue);</w:t>
-      </w:r>
-    </w:p>
-    <w:p>
-      <w:pPr>
-        <w:spacing w:line="240" w:lineRule="auto" w:before="0" w:after="0"/>
-      </w:pPr>
-      <w:r>
-        <w:rPr>
-          <w:rFonts w:ascii="Consolas" w:hAnsi="Consolas" w:eastAsia="宋体" w:hint="eastAsia"/>
-          <w:sz w:val="17"/>
-          <w:szCs w:val="17"/>
-        </w:rPr>
-        <w:t xml:space="preserve">      Serial.print(F("  black="));</w:t>
-      </w:r>
-    </w:p>
-    <w:p>
-      <w:pPr>
-        <w:spacing w:line="240" w:lineRule="auto" w:before="0" w:after="0"/>
-      </w:pPr>
-      <w:r>
-        <w:rPr>
-          <w:rFonts w:ascii="Consolas" w:hAnsi="Consolas" w:eastAsia="宋体" w:hint="eastAsia"/>
-          <w:sz w:val="17"/>
-          <w:szCs w:val="17"/>
-        </w:rPr>
-        <w:t xml:space="preserve">      Serial.print(leftBlack);</w:t>
-      </w:r>
-    </w:p>
-    <w:p>
-      <w:pPr>
-        <w:spacing w:line="240" w:lineRule="auto" w:before="0" w:after="0"/>
-      </w:pPr>
-      <w:r>
-        <w:rPr>
-          <w:rFonts w:ascii="Consolas" w:hAnsi="Consolas" w:eastAsia="宋体" w:hint="eastAsia"/>
-          <w:sz w:val="17"/>
-          <w:szCs w:val="17"/>
-        </w:rPr>
-        <w:t xml:space="preserve">      Serial.print(' ');</w:t>
-      </w:r>
-    </w:p>
-    <w:p>
-      <w:pPr>
-        <w:spacing w:line="240" w:lineRule="auto" w:before="0" w:after="0"/>
-      </w:pPr>
-      <w:r>
-        <w:rPr>
-          <w:rFonts w:ascii="Consolas" w:hAnsi="Consolas" w:eastAsia="宋体" w:hint="eastAsia"/>
-          <w:sz w:val="17"/>
-          <w:szCs w:val="17"/>
-        </w:rPr>
-        <w:t xml:space="preserve">      Serial.println(rightBlack);</w:t>
+        <w:t xml:space="preserve">    // ---------- ② 数黑线：第 1 次开始计时，第 2 次停车 ----------</w:t>
+      </w:r>
+    </w:p>
+    <w:p>
+      <w:pPr>
+        <w:spacing w:line="240" w:lineRule="auto" w:before="0" w:after="0"/>
+      </w:pPr>
+      <w:r>
+        <w:rPr>
+          <w:rFonts w:ascii="Consolas" w:hAnsi="Consolas" w:eastAsia="宋体" w:hint="eastAsia"/>
+          <w:sz w:val="17"/>
+          <w:szCs w:val="17"/>
+        </w:rPr>
+        <w:t xml:space="preserve">    // 判一条黑线的办法：两个传感器在 startLineWindowMs 毫秒内【都】压到过黑线。</w:t>
+      </w:r>
+    </w:p>
+    <w:p>
+      <w:pPr>
+        <w:spacing w:line="240" w:lineRule="auto" w:before="0" w:after="0"/>
+      </w:pPr>
+      <w:r>
+        <w:rPr>
+          <w:rFonts w:ascii="Consolas" w:hAnsi="Consolas" w:eastAsia="宋体" w:hint="eastAsia"/>
+          <w:sz w:val="17"/>
+          <w:szCs w:val="17"/>
+        </w:rPr>
+        <w:t xml:space="preserve">    // 起始线横跨赛道，正常过线时两个传感器几乎同时压到，时间差只有几毫秒。</w:t>
+      </w:r>
+    </w:p>
+    <w:p>
+      <w:pPr>
+        <w:spacing w:line="240" w:lineRule="auto" w:before="0" w:after="0"/>
+      </w:pPr>
+      <w:r>
+        <w:rPr>
+          <w:rFonts w:ascii="Consolas" w:hAnsi="Consolas" w:eastAsia="宋体" w:hint="eastAsia"/>
+          <w:sz w:val="17"/>
+          <w:szCs w:val="17"/>
+        </w:rPr>
+        <w:t xml:space="preserve">    //</w:t>
+      </w:r>
+    </w:p>
+    <w:p>
+      <w:pPr>
+        <w:spacing w:line="240" w:lineRule="auto" w:before="0" w:after="0"/>
+      </w:pPr>
+      <w:r>
+        <w:rPr>
+          <w:rFonts w:ascii="Consolas" w:hAnsi="Consolas" w:eastAsia="宋体" w:hint="eastAsia"/>
+          <w:sz w:val="17"/>
+          <w:szCs w:val="17"/>
+        </w:rPr>
+        <w:t xml:space="preserve">    // 【为什么不能在"两个都白"的时候清空计时】</w:t>
+      </w:r>
+    </w:p>
+    <w:p>
+      <w:pPr>
+        <w:spacing w:line="240" w:lineRule="auto" w:before="0" w:after="0"/>
+      </w:pPr>
+      <w:r>
+        <w:rPr>
+          <w:rFonts w:ascii="Consolas" w:hAnsi="Consolas" w:eastAsia="宋体" w:hint="eastAsia"/>
+          <w:sz w:val="17"/>
+          <w:szCs w:val="17"/>
+        </w:rPr>
+        <w:t xml:space="preserve">    // 起始线只有 1.5~2cm 很薄。如果两个传感器前后差一点点，就会出现</w:t>
+      </w:r>
+    </w:p>
+    <w:p>
+      <w:pPr>
+        <w:spacing w:line="240" w:lineRule="auto" w:before="0" w:after="0"/>
+      </w:pPr>
+      <w:r>
+        <w:rPr>
+          <w:rFonts w:ascii="Consolas" w:hAnsi="Consolas" w:eastAsia="宋体" w:hint="eastAsia"/>
+          <w:sz w:val="17"/>
+          <w:szCs w:val="17"/>
+        </w:rPr>
+        <w:t xml:space="preserve">    // "左边已经过了黑线、右边还没压上"的短暂【双白】。要是在双白时把计时清零，</w:t>
+      </w:r>
+    </w:p>
+    <w:p>
+      <w:pPr>
+        <w:spacing w:line="240" w:lineRule="auto" w:before="0" w:after="0"/>
+      </w:pPr>
+      <w:r>
+        <w:rPr>
+          <w:rFonts w:ascii="Consolas" w:hAnsi="Consolas" w:eastAsia="宋体" w:hint="eastAsia"/>
+          <w:sz w:val="17"/>
+          <w:szCs w:val="17"/>
+        </w:rPr>
+        <w:t xml:space="preserve">    // 这条线就直接漏掉了 —— 薄线最常见的就是这个坑。</w:t>
+      </w:r>
+    </w:p>
+    <w:p>
+      <w:pPr>
+        <w:spacing w:line="240" w:lineRule="auto" w:before="0" w:after="0"/>
+      </w:pPr>
+      <w:r>
+        <w:rPr>
+          <w:rFonts w:ascii="Consolas" w:hAnsi="Consolas" w:eastAsia="宋体" w:hint="eastAsia"/>
+          <w:sz w:val="17"/>
+          <w:szCs w:val="17"/>
+        </w:rPr>
+        <w:t xml:space="preserve">    // 所以这里只记录"每一边最后一次压到黑线的时刻"，靠两者的差值判断是不是同一条线。</w:t>
+      </w:r>
+    </w:p>
+    <w:p>
+      <w:pPr>
+        <w:spacing w:line="240" w:lineRule="auto" w:before="0" w:after="0"/>
+      </w:pPr>
+      <w:r>
+        <w:rPr>
+          <w:rFonts w:ascii="Consolas" w:hAnsi="Consolas" w:eastAsia="宋体" w:hint="eastAsia"/>
+          <w:sz w:val="17"/>
+          <w:szCs w:val="17"/>
+        </w:rPr>
+        <w:t xml:space="preserve">    if (leftBlack == 1)  leftBlackTime  = millis();</w:t>
+      </w:r>
+    </w:p>
+    <w:p>
+      <w:pPr>
+        <w:spacing w:line="240" w:lineRule="auto" w:before="0" w:after="0"/>
+      </w:pPr>
+      <w:r>
+        <w:rPr>
+          <w:rFonts w:ascii="Consolas" w:hAnsi="Consolas" w:eastAsia="宋体" w:hint="eastAsia"/>
+          <w:sz w:val="17"/>
+          <w:szCs w:val="17"/>
+        </w:rPr>
+        <w:t xml:space="preserve">    if (rightBlack == 1) rightBlackTime = millis();</w:t>
+      </w:r>
+    </w:p>
+    <w:p>
+      <w:pPr>
+        <w:spacing w:line="240" w:lineRule="auto" w:before="0" w:after="0"/>
+      </w:pPr>
+      <w:r>
+        <w:rPr>
+          <w:rFonts w:ascii="Consolas" w:hAnsi="Consolas" w:eastAsia="宋体" w:hint="eastAsia"/>
+          <w:sz w:val="17"/>
+          <w:szCs w:val="17"/>
+        </w:rPr>
+        <w:t xml:space="preserve"/>
+      </w:r>
+    </w:p>
+    <w:p>
+      <w:pPr>
+        <w:spacing w:line="240" w:lineRule="auto" w:before="0" w:after="0"/>
+      </w:pPr>
+      <w:r>
+        <w:rPr>
+          <w:rFonts w:ascii="Consolas" w:hAnsi="Consolas" w:eastAsia="宋体" w:hint="eastAsia"/>
+          <w:sz w:val="17"/>
+          <w:szCs w:val="17"/>
+        </w:rPr>
+        <w:t xml:space="preserve">    // armed：数到一条之后锁定 lockoutMs，防止同一条线在连续几轮循环里被反复数到</w:t>
+      </w:r>
+    </w:p>
+    <w:p>
+      <w:pPr>
+        <w:spacing w:line="240" w:lineRule="auto" w:before="0" w:after="0"/>
+      </w:pPr>
+      <w:r>
+        <w:rPr>
+          <w:rFonts w:ascii="Consolas" w:hAnsi="Consolas" w:eastAsia="宋体" w:hint="eastAsia"/>
+          <w:sz w:val="17"/>
+          <w:szCs w:val="17"/>
+        </w:rPr>
+        <w:t xml:space="preserve">    if (armed == 0 &amp;&amp; millis() - lockTime &gt; lockoutMs) {</w:t>
+      </w:r>
+    </w:p>
+    <w:p>
+      <w:pPr>
+        <w:spacing w:line="240" w:lineRule="auto" w:before="0" w:after="0"/>
+      </w:pPr>
+      <w:r>
+        <w:rPr>
+          <w:rFonts w:ascii="Consolas" w:hAnsi="Consolas" w:eastAsia="宋体" w:hint="eastAsia"/>
+          <w:sz w:val="17"/>
+          <w:szCs w:val="17"/>
+        </w:rPr>
+        <w:t xml:space="preserve">      armed = 1;</w:t>
       </w:r>
     </w:p>
     <w:p>
@@ -11936,46 +13158,748 @@
           <w:sz w:val="17"/>
           <w:szCs w:val="17"/>
         </w:rPr>
-        <w:t xml:space="preserve">    // 发车阶段是直线冲向起始线，除了起始线不会有别的黑线，看到双黑就是它。</w:t>
-      </w:r>
-    </w:p>
-    <w:p>
-      <w:pPr>
-        <w:spacing w:line="240" w:lineRule="auto" w:before="0" w:after="0"/>
-      </w:pPr>
-      <w:r>
-        <w:rPr>
-          <w:rFonts w:ascii="Consolas" w:hAnsi="Consolas" w:eastAsia="宋体" w:hint="eastAsia"/>
-          <w:sz w:val="17"/>
-          <w:szCs w:val="17"/>
-        </w:rPr>
-        <w:t xml:space="preserve">    // 这里【不能】再 delay 确认：车快的时候 150 毫秒已经冲过整条线了，</w:t>
-      </w:r>
-    </w:p>
-    <w:p>
-      <w:pPr>
-        <w:spacing w:line="240" w:lineRule="auto" w:before="0" w:after="0"/>
-      </w:pPr>
-      <w:r>
-        <w:rPr>
-          <w:rFonts w:ascii="Consolas" w:hAnsi="Consolas" w:eastAsia="宋体" w:hint="eastAsia"/>
-          <w:sz w:val="17"/>
-          <w:szCs w:val="17"/>
-        </w:rPr>
-        <w:t xml:space="preserve">    // 再检查一次反而读到白底，结果永远找不到起始线 -&gt; 5 秒超时停车。</w:t>
-      </w:r>
-    </w:p>
-    <w:p>
-      <w:pPr>
-        <w:spacing w:line="240" w:lineRule="auto" w:before="0" w:after="0"/>
-      </w:pPr>
-      <w:r>
-        <w:rPr>
-          <w:rFonts w:ascii="Consolas" w:hAnsi="Consolas" w:eastAsia="宋体" w:hint="eastAsia"/>
-          <w:sz w:val="17"/>
-          <w:szCs w:val="17"/>
-        </w:rPr>
-        <w:t xml:space="preserve">    if (leftBlack == 1 &amp;&amp; rightBlack == 1 &amp;&amp; millis() - launchStart &gt; 200) {</w:t>
+        <w:t xml:space="preserve">    if (armed == 1 &amp;&amp; leftBlackTime != 0 &amp;&amp; rightBlackTime != 0) {</w:t>
+      </w:r>
+    </w:p>
+    <w:p>
+      <w:pPr>
+        <w:spacing w:line="240" w:lineRule="auto" w:before="0" w:after="0"/>
+      </w:pPr>
+      <w:r>
+        <w:rPr>
+          <w:rFonts w:ascii="Consolas" w:hAnsi="Consolas" w:eastAsia="宋体" w:hint="eastAsia"/>
+          <w:sz w:val="17"/>
+          <w:szCs w:val="17"/>
+        </w:rPr>
+        <w:t xml:space="preserve">      unsigned long gap = 0;                     // 两次压线的时间差</w:t>
+      </w:r>
+    </w:p>
+    <w:p>
+      <w:pPr>
+        <w:spacing w:line="240" w:lineRule="auto" w:before="0" w:after="0"/>
+      </w:pPr>
+      <w:r>
+        <w:rPr>
+          <w:rFonts w:ascii="Consolas" w:hAnsi="Consolas" w:eastAsia="宋体" w:hint="eastAsia"/>
+          <w:sz w:val="17"/>
+          <w:szCs w:val="17"/>
+        </w:rPr>
+        <w:t xml:space="preserve">      if (leftBlackTime &gt; rightBlackTime) {</w:t>
+      </w:r>
+    </w:p>
+    <w:p>
+      <w:pPr>
+        <w:spacing w:line="240" w:lineRule="auto" w:before="0" w:after="0"/>
+      </w:pPr>
+      <w:r>
+        <w:rPr>
+          <w:rFonts w:ascii="Consolas" w:hAnsi="Consolas" w:eastAsia="宋体" w:hint="eastAsia"/>
+          <w:sz w:val="17"/>
+          <w:szCs w:val="17"/>
+        </w:rPr>
+        <w:t xml:space="preserve">        gap = leftBlackTime - rightBlackTime;</w:t>
+      </w:r>
+    </w:p>
+    <w:p>
+      <w:pPr>
+        <w:spacing w:line="240" w:lineRule="auto" w:before="0" w:after="0"/>
+      </w:pPr>
+      <w:r>
+        <w:rPr>
+          <w:rFonts w:ascii="Consolas" w:hAnsi="Consolas" w:eastAsia="宋体" w:hint="eastAsia"/>
+          <w:sz w:val="17"/>
+          <w:szCs w:val="17"/>
+        </w:rPr>
+        <w:t xml:space="preserve">      } else {</w:t>
+      </w:r>
+    </w:p>
+    <w:p>
+      <w:pPr>
+        <w:spacing w:line="240" w:lineRule="auto" w:before="0" w:after="0"/>
+      </w:pPr>
+      <w:r>
+        <w:rPr>
+          <w:rFonts w:ascii="Consolas" w:hAnsi="Consolas" w:eastAsia="宋体" w:hint="eastAsia"/>
+          <w:sz w:val="17"/>
+          <w:szCs w:val="17"/>
+        </w:rPr>
+        <w:t xml:space="preserve">        gap = rightBlackTime - leftBlackTime;</w:t>
+      </w:r>
+    </w:p>
+    <w:p>
+      <w:pPr>
+        <w:spacing w:line="240" w:lineRule="auto" w:before="0" w:after="0"/>
+      </w:pPr>
+      <w:r>
+        <w:rPr>
+          <w:rFonts w:ascii="Consolas" w:hAnsi="Consolas" w:eastAsia="宋体" w:hint="eastAsia"/>
+          <w:sz w:val="17"/>
+          <w:szCs w:val="17"/>
+        </w:rPr>
+        <w:t xml:space="preserve">      }</w:t>
+      </w:r>
+    </w:p>
+    <w:p>
+      <w:pPr>
+        <w:spacing w:line="240" w:lineRule="auto" w:before="0" w:after="0"/>
+      </w:pPr>
+      <w:r>
+        <w:rPr>
+          <w:rFonts w:ascii="Consolas" w:hAnsi="Consolas" w:eastAsia="宋体" w:hint="eastAsia"/>
+          <w:sz w:val="17"/>
+          <w:szCs w:val="17"/>
+        </w:rPr>
+        <w:t xml:space="preserve">      if (gap &lt; startLineWindowMs) {</w:t>
+      </w:r>
+    </w:p>
+    <w:p>
+      <w:pPr>
+        <w:spacing w:line="240" w:lineRule="auto" w:before="0" w:after="0"/>
+      </w:pPr>
+      <w:r>
+        <w:rPr>
+          <w:rFonts w:ascii="Consolas" w:hAnsi="Consolas" w:eastAsia="宋体" w:hint="eastAsia"/>
+          <w:sz w:val="17"/>
+          <w:szCs w:val="17"/>
+        </w:rPr>
+        <w:t xml:space="preserve">        armed     = 0;                           // 锁上</w:t>
+      </w:r>
+    </w:p>
+    <w:p>
+      <w:pPr>
+        <w:spacing w:line="240" w:lineRule="auto" w:before="0" w:after="0"/>
+      </w:pPr>
+      <w:r>
+        <w:rPr>
+          <w:rFonts w:ascii="Consolas" w:hAnsi="Consolas" w:eastAsia="宋体" w:hint="eastAsia"/>
+          <w:sz w:val="17"/>
+          <w:szCs w:val="17"/>
+        </w:rPr>
+        <w:t xml:space="preserve">        lockTime  = millis();</w:t>
+      </w:r>
+    </w:p>
+    <w:p>
+      <w:pPr>
+        <w:spacing w:line="240" w:lineRule="auto" w:before="0" w:after="0"/>
+      </w:pPr>
+      <w:r>
+        <w:rPr>
+          <w:rFonts w:ascii="Consolas" w:hAnsi="Consolas" w:eastAsia="宋体" w:hint="eastAsia"/>
+          <w:sz w:val="17"/>
+          <w:szCs w:val="17"/>
+        </w:rPr>
+        <w:t xml:space="preserve">        leftBlackTime  = 0;                      // 清掉，下一条线要重新压到才算</w:t>
+      </w:r>
+    </w:p>
+    <w:p>
+      <w:pPr>
+        <w:spacing w:line="240" w:lineRule="auto" w:before="0" w:after="0"/>
+      </w:pPr>
+      <w:r>
+        <w:rPr>
+          <w:rFonts w:ascii="Consolas" w:hAnsi="Consolas" w:eastAsia="宋体" w:hint="eastAsia"/>
+          <w:sz w:val="17"/>
+          <w:szCs w:val="17"/>
+        </w:rPr>
+        <w:t xml:space="preserve">        rightBlackTime = 0;</w:t>
+      </w:r>
+    </w:p>
+    <w:p>
+      <w:pPr>
+        <w:spacing w:line="240" w:lineRule="auto" w:before="0" w:after="0"/>
+      </w:pPr>
+      <w:r>
+        <w:rPr>
+          <w:rFonts w:ascii="Consolas" w:hAnsi="Consolas" w:eastAsia="宋体" w:hint="eastAsia"/>
+          <w:sz w:val="17"/>
+          <w:szCs w:val="17"/>
+        </w:rPr>
+        <w:t xml:space="preserve">        if (lineCount == 0) {</w:t>
+      </w:r>
+    </w:p>
+    <w:p>
+      <w:pPr>
+        <w:spacing w:line="240" w:lineRule="auto" w:before="0" w:after="0"/>
+      </w:pPr>
+      <w:r>
+        <w:rPr>
+          <w:rFonts w:ascii="Consolas" w:hAnsi="Consolas" w:eastAsia="宋体" w:hint="eastAsia"/>
+          <w:sz w:val="17"/>
+          <w:szCs w:val="17"/>
+        </w:rPr>
+        <w:t xml:space="preserve">          lineCount = 1;</w:t>
+      </w:r>
+    </w:p>
+    <w:p>
+      <w:pPr>
+        <w:spacing w:line="240" w:lineRule="auto" w:before="0" w:after="0"/>
+      </w:pPr>
+      <w:r>
+        <w:rPr>
+          <w:rFonts w:ascii="Consolas" w:hAnsi="Consolas" w:eastAsia="宋体" w:hint="eastAsia"/>
+          <w:sz w:val="17"/>
+          <w:szCs w:val="17"/>
+        </w:rPr>
+        <w:t xml:space="preserve">          startTime = millis();                  // ★ 第 1 条黑线：开始计时</w:t>
+      </w:r>
+    </w:p>
+    <w:p>
+      <w:pPr>
+        <w:spacing w:line="240" w:lineRule="auto" w:before="0" w:after="0"/>
+      </w:pPr>
+      <w:r>
+        <w:rPr>
+          <w:rFonts w:ascii="Consolas" w:hAnsi="Consolas" w:eastAsia="宋体" w:hint="eastAsia"/>
+          <w:sz w:val="17"/>
+          <w:szCs w:val="17"/>
+        </w:rPr>
+        <w:t xml:space="preserve">        }</w:t>
+      </w:r>
+    </w:p>
+    <w:p>
+      <w:pPr>
+        <w:spacing w:line="240" w:lineRule="auto" w:before="0" w:after="0"/>
+      </w:pPr>
+      <w:r>
+        <w:rPr>
+          <w:rFonts w:ascii="Consolas" w:hAnsi="Consolas" w:eastAsia="宋体" w:hint="eastAsia"/>
+          <w:sz w:val="17"/>
+          <w:szCs w:val="17"/>
+        </w:rPr>
+        <w:t xml:space="preserve">        else if (millis() - startTime &gt; lapMinMs) {</w:t>
+      </w:r>
+    </w:p>
+    <w:p>
+      <w:pPr>
+        <w:spacing w:line="240" w:lineRule="auto" w:before="0" w:after="0"/>
+      </w:pPr>
+      <w:r>
+        <w:rPr>
+          <w:rFonts w:ascii="Consolas" w:hAnsi="Consolas" w:eastAsia="宋体" w:hint="eastAsia"/>
+          <w:sz w:val="17"/>
+          <w:szCs w:val="17"/>
+        </w:rPr>
+        <w:t xml:space="preserve">          finished = 1;                          // ★ 第 2 条黑线：跑完一圈，停车</w:t>
+      </w:r>
+    </w:p>
+    <w:p>
+      <w:pPr>
+        <w:spacing w:line="240" w:lineRule="auto" w:before="0" w:after="0"/>
+      </w:pPr>
+      <w:r>
+        <w:rPr>
+          <w:rFonts w:ascii="Consolas" w:hAnsi="Consolas" w:eastAsia="宋体" w:hint="eastAsia"/>
+          <w:sz w:val="17"/>
+          <w:szCs w:val="17"/>
+        </w:rPr>
+        <w:t xml:space="preserve">          break;</w:t>
+      </w:r>
+    </w:p>
+    <w:p>
+      <w:pPr>
+        <w:spacing w:line="240" w:lineRule="auto" w:before="0" w:after="0"/>
+      </w:pPr>
+      <w:r>
+        <w:rPr>
+          <w:rFonts w:ascii="Consolas" w:hAnsi="Consolas" w:eastAsia="宋体" w:hint="eastAsia"/>
+          <w:sz w:val="17"/>
+          <w:szCs w:val="17"/>
+        </w:rPr>
+        <w:t xml:space="preserve">        }</w:t>
+      </w:r>
+    </w:p>
+    <w:p>
+      <w:pPr>
+        <w:spacing w:line="240" w:lineRule="auto" w:before="0" w:after="0"/>
+      </w:pPr>
+      <w:r>
+        <w:rPr>
+          <w:rFonts w:ascii="Consolas" w:hAnsi="Consolas" w:eastAsia="宋体" w:hint="eastAsia"/>
+          <w:sz w:val="17"/>
+          <w:szCs w:val="17"/>
+        </w:rPr>
+        <w:t xml:space="preserve">      }</w:t>
+      </w:r>
+    </w:p>
+    <w:p>
+      <w:pPr>
+        <w:spacing w:line="240" w:lineRule="auto" w:before="0" w:after="0"/>
+      </w:pPr>
+      <w:r>
+        <w:rPr>
+          <w:rFonts w:ascii="Consolas" w:hAnsi="Consolas" w:eastAsia="宋体" w:hint="eastAsia"/>
+          <w:sz w:val="17"/>
+          <w:szCs w:val="17"/>
+        </w:rPr>
+        <w:t xml:space="preserve">    }</w:t>
+      </w:r>
+    </w:p>
+    <w:p>
+      <w:pPr>
+        <w:spacing w:line="240" w:lineRule="auto" w:before="0" w:after="0"/>
+      </w:pPr>
+      <w:r>
+        <w:rPr>
+          <w:rFonts w:ascii="Consolas" w:hAnsi="Consolas" w:eastAsia="宋体" w:hint="eastAsia"/>
+          <w:sz w:val="17"/>
+          <w:szCs w:val="17"/>
+        </w:rPr>
+        <w:t xml:space="preserve"/>
+      </w:r>
+    </w:p>
+    <w:p>
+      <w:pPr>
+        <w:spacing w:line="240" w:lineRule="auto" w:before="0" w:after="0"/>
+      </w:pPr>
+      <w:r>
+        <w:rPr>
+          <w:rFonts w:ascii="Consolas" w:hAnsi="Consolas" w:eastAsia="宋体" w:hint="eastAsia"/>
+          <w:sz w:val="17"/>
+          <w:szCs w:val="17"/>
+        </w:rPr>
+        <w:t xml:space="preserve">    // ---------- ③ 决定 4 个脚各给多少 ----------</w:t>
+      </w:r>
+    </w:p>
+    <w:p>
+      <w:pPr>
+        <w:spacing w:line="240" w:lineRule="auto" w:before="0" w:after="0"/>
+      </w:pPr>
+      <w:r>
+        <w:rPr>
+          <w:rFonts w:ascii="Consolas" w:hAnsi="Consolas" w:eastAsia="宋体" w:hint="eastAsia"/>
+          <w:sz w:val="17"/>
+          <w:szCs w:val="17"/>
+        </w:rPr>
+        <w:t xml:space="preserve">    // 先按"直行"把 4 个值都填好，下面只在需要转弯时改动其中几个。</w:t>
+      </w:r>
+    </w:p>
+    <w:p>
+      <w:pPr>
+        <w:spacing w:line="240" w:lineRule="auto" w:before="0" w:after="0"/>
+      </w:pPr>
+      <w:r>
+        <w:rPr>
+          <w:rFonts w:ascii="Consolas" w:hAnsi="Consolas" w:eastAsia="宋体" w:hint="eastAsia"/>
+          <w:sz w:val="17"/>
+          <w:szCs w:val="17"/>
+        </w:rPr>
+        <w:t xml:space="preserve">    // 这样就不用每个分支都写一遍，也不会漏掉某个脚。</w:t>
+      </w:r>
+    </w:p>
+    <w:p>
+      <w:pPr>
+        <w:spacing w:line="240" w:lineRule="auto" w:before="0" w:after="0"/>
+      </w:pPr>
+      <w:r>
+        <w:rPr>
+          <w:rFonts w:ascii="Consolas" w:hAnsi="Consolas" w:eastAsia="宋体" w:hint="eastAsia"/>
+          <w:sz w:val="17"/>
+          <w:szCs w:val="17"/>
+        </w:rPr>
+        <w:t xml:space="preserve">    int leftGo   = fastLeft;    // 左轮 前进值</w:t>
+      </w:r>
+    </w:p>
+    <w:p>
+      <w:pPr>
+        <w:spacing w:line="240" w:lineRule="auto" w:before="0" w:after="0"/>
+      </w:pPr>
+      <w:r>
+        <w:rPr>
+          <w:rFonts w:ascii="Consolas" w:hAnsi="Consolas" w:eastAsia="宋体" w:hint="eastAsia"/>
+          <w:sz w:val="17"/>
+          <w:szCs w:val="17"/>
+        </w:rPr>
+        <w:t xml:space="preserve">    int leftRev  = 0;           // 左轮 反转值</w:t>
+      </w:r>
+    </w:p>
+    <w:p>
+      <w:pPr>
+        <w:spacing w:line="240" w:lineRule="auto" w:before="0" w:after="0"/>
+      </w:pPr>
+      <w:r>
+        <w:rPr>
+          <w:rFonts w:ascii="Consolas" w:hAnsi="Consolas" w:eastAsia="宋体" w:hint="eastAsia"/>
+          <w:sz w:val="17"/>
+          <w:szCs w:val="17"/>
+        </w:rPr>
+        <w:t xml:space="preserve">    int rightGo  = speedFast;   // 右轮 前进值</w:t>
+      </w:r>
+    </w:p>
+    <w:p>
+      <w:pPr>
+        <w:spacing w:line="240" w:lineRule="auto" w:before="0" w:after="0"/>
+      </w:pPr>
+      <w:r>
+        <w:rPr>
+          <w:rFonts w:ascii="Consolas" w:hAnsi="Consolas" w:eastAsia="宋体" w:hint="eastAsia"/>
+          <w:sz w:val="17"/>
+          <w:szCs w:val="17"/>
+        </w:rPr>
+        <w:t xml:space="preserve">    int rightRev = 0;           // 右轮 反转值</w:t>
+      </w:r>
+    </w:p>
+    <w:p>
+      <w:pPr>
+        <w:spacing w:line="240" w:lineRule="auto" w:before="0" w:after="0"/>
+      </w:pPr>
+      <w:r>
+        <w:rPr>
+          <w:rFonts w:ascii="Consolas" w:hAnsi="Consolas" w:eastAsia="宋体" w:hint="eastAsia"/>
+          <w:sz w:val="17"/>
+          <w:szCs w:val="17"/>
+        </w:rPr>
+        <w:t xml:space="preserve"/>
+      </w:r>
+    </w:p>
+    <w:p>
+      <w:pPr>
+        <w:spacing w:line="240" w:lineRule="auto" w:before="0" w:after="0"/>
+      </w:pPr>
+      <w:r>
+        <w:rPr>
+          <w:rFonts w:ascii="Consolas" w:hAnsi="Consolas" w:eastAsia="宋体" w:hint="eastAsia"/>
+          <w:sz w:val="17"/>
+          <w:szCs w:val="17"/>
+        </w:rPr>
+        <w:t xml:space="preserve">    if (leftBlack == 1 &amp;&amp; rightBlack == 0) {</w:t>
+      </w:r>
+    </w:p>
+    <w:p>
+      <w:pPr>
+        <w:spacing w:line="240" w:lineRule="auto" w:before="0" w:after="0"/>
+      </w:pPr>
+      <w:r>
+        <w:rPr>
+          <w:rFonts w:ascii="Consolas" w:hAnsi="Consolas" w:eastAsia="宋体" w:hint="eastAsia"/>
+          <w:sz w:val="17"/>
+          <w:szCs w:val="17"/>
+        </w:rPr>
+        <w:t xml:space="preserve">      // 只有左边压到黑线 -&gt; 线在车的左边 -&gt; 车偏右 -&gt; 向左转。</w:t>
+      </w:r>
+    </w:p>
+    <w:p>
+      <w:pPr>
+        <w:spacing w:line="240" w:lineRule="auto" w:before="0" w:after="0"/>
+      </w:pPr>
+      <w:r>
+        <w:rPr>
+          <w:rFonts w:ascii="Consolas" w:hAnsi="Consolas" w:eastAsia="宋体" w:hint="eastAsia"/>
+          <w:sz w:val="17"/>
+          <w:szCs w:val="17"/>
+        </w:rPr>
+        <w:t xml:space="preserve">      // 左轮当"内侧"往后倒，右轮当"外侧"往前冲，车身几乎是原地转。</w:t>
+      </w:r>
+    </w:p>
+    <w:p>
+      <w:pPr>
+        <w:spacing w:line="240" w:lineRule="auto" w:before="0" w:after="0"/>
+      </w:pPr>
+      <w:r>
+        <w:rPr>
+          <w:rFonts w:ascii="Consolas" w:hAnsi="Consolas" w:eastAsia="宋体" w:hint="eastAsia"/>
+          <w:sz w:val="17"/>
+          <w:szCs w:val="17"/>
+        </w:rPr>
+        <w:t xml:space="preserve">      leftGo   = 0;</w:t>
+      </w:r>
+    </w:p>
+    <w:p>
+      <w:pPr>
+        <w:spacing w:line="240" w:lineRule="auto" w:before="0" w:after="0"/>
+      </w:pPr>
+      <w:r>
+        <w:rPr>
+          <w:rFonts w:ascii="Consolas" w:hAnsi="Consolas" w:eastAsia="宋体" w:hint="eastAsia"/>
+          <w:sz w:val="17"/>
+          <w:szCs w:val="17"/>
+        </w:rPr>
+        <w:t xml:space="preserve">      leftRev  = speedBack;</w:t>
+      </w:r>
+    </w:p>
+    <w:p>
+      <w:pPr>
+        <w:spacing w:line="240" w:lineRule="auto" w:before="0" w:after="0"/>
+      </w:pPr>
+      <w:r>
+        <w:rPr>
+          <w:rFonts w:ascii="Consolas" w:hAnsi="Consolas" w:eastAsia="宋体" w:hint="eastAsia"/>
+          <w:sz w:val="17"/>
+          <w:szCs w:val="17"/>
+        </w:rPr>
+        <w:t xml:space="preserve">      rightGo  = speedTurn;</w:t>
+      </w:r>
+    </w:p>
+    <w:p>
+      <w:pPr>
+        <w:spacing w:line="240" w:lineRule="auto" w:before="0" w:after="0"/>
+      </w:pPr>
+      <w:r>
+        <w:rPr>
+          <w:rFonts w:ascii="Consolas" w:hAnsi="Consolas" w:eastAsia="宋体" w:hint="eastAsia"/>
+          <w:sz w:val="17"/>
+          <w:szCs w:val="17"/>
+        </w:rPr>
+        <w:t xml:space="preserve">    }</w:t>
+      </w:r>
+    </w:p>
+    <w:p>
+      <w:pPr>
+        <w:spacing w:line="240" w:lineRule="auto" w:before="0" w:after="0"/>
+      </w:pPr>
+      <w:r>
+        <w:rPr>
+          <w:rFonts w:ascii="Consolas" w:hAnsi="Consolas" w:eastAsia="宋体" w:hint="eastAsia"/>
+          <w:sz w:val="17"/>
+          <w:szCs w:val="17"/>
+        </w:rPr>
+        <w:t xml:space="preserve">    else if (leftBlack == 0 &amp;&amp; rightBlack == 1) {</w:t>
+      </w:r>
+    </w:p>
+    <w:p>
+      <w:pPr>
+        <w:spacing w:line="240" w:lineRule="auto" w:before="0" w:after="0"/>
+      </w:pPr>
+      <w:r>
+        <w:rPr>
+          <w:rFonts w:ascii="Consolas" w:hAnsi="Consolas" w:eastAsia="宋体" w:hint="eastAsia"/>
+          <w:sz w:val="17"/>
+          <w:szCs w:val="17"/>
+        </w:rPr>
+        <w:t xml:space="preserve">      // 只有右边压到黑线 -&gt; 线在车的右边 -&gt; 车偏左 -&gt; 向右转。</w:t>
+      </w:r>
+    </w:p>
+    <w:p>
+      <w:pPr>
+        <w:spacing w:line="240" w:lineRule="auto" w:before="0" w:after="0"/>
+      </w:pPr>
+      <w:r>
+        <w:rPr>
+          <w:rFonts w:ascii="Consolas" w:hAnsi="Consolas" w:eastAsia="宋体" w:hint="eastAsia"/>
+          <w:sz w:val="17"/>
+          <w:szCs w:val="17"/>
+        </w:rPr>
+        <w:t xml:space="preserve">      leftGo   = turnLeft;</w:t>
+      </w:r>
+    </w:p>
+    <w:p>
+      <w:pPr>
+        <w:spacing w:line="240" w:lineRule="auto" w:before="0" w:after="0"/>
+      </w:pPr>
+      <w:r>
+        <w:rPr>
+          <w:rFonts w:ascii="Consolas" w:hAnsi="Consolas" w:eastAsia="宋体" w:hint="eastAsia"/>
+          <w:sz w:val="17"/>
+          <w:szCs w:val="17"/>
+        </w:rPr>
+        <w:t xml:space="preserve">      rightGo  = 0;</w:t>
+      </w:r>
+    </w:p>
+    <w:p>
+      <w:pPr>
+        <w:spacing w:line="240" w:lineRule="auto" w:before="0" w:after="0"/>
+      </w:pPr>
+      <w:r>
+        <w:rPr>
+          <w:rFonts w:ascii="Consolas" w:hAnsi="Consolas" w:eastAsia="宋体" w:hint="eastAsia"/>
+          <w:sz w:val="17"/>
+          <w:szCs w:val="17"/>
+        </w:rPr>
+        <w:t xml:space="preserve">      rightRev = speedBack;</w:t>
+      </w:r>
+    </w:p>
+    <w:p>
+      <w:pPr>
+        <w:spacing w:line="240" w:lineRule="auto" w:before="0" w:after="0"/>
+      </w:pPr>
+      <w:r>
+        <w:rPr>
+          <w:rFonts w:ascii="Consolas" w:hAnsi="Consolas" w:eastAsia="宋体" w:hint="eastAsia"/>
+          <w:sz w:val="17"/>
+          <w:szCs w:val="17"/>
+        </w:rPr>
+        <w:t xml:space="preserve">    }</w:t>
+      </w:r>
+    </w:p>
+    <w:p>
+      <w:pPr>
+        <w:spacing w:line="240" w:lineRule="auto" w:before="0" w:after="0"/>
+      </w:pPr>
+      <w:r>
+        <w:rPr>
+          <w:rFonts w:ascii="Consolas" w:hAnsi="Consolas" w:eastAsia="宋体" w:hint="eastAsia"/>
+          <w:sz w:val="17"/>
+          <w:szCs w:val="17"/>
+        </w:rPr>
+        <w:t xml:space="preserve">    // 剩下两种情况都是直行，直接用上面填好的默认值：</w:t>
+      </w:r>
+    </w:p>
+    <w:p>
+      <w:pPr>
+        <w:spacing w:line="240" w:lineRule="auto" w:before="0" w:after="0"/>
+      </w:pPr>
+      <w:r>
+        <w:rPr>
+          <w:rFonts w:ascii="Consolas" w:hAnsi="Consolas" w:eastAsia="宋体" w:hint="eastAsia"/>
+          <w:sz w:val="17"/>
+          <w:szCs w:val="17"/>
+        </w:rPr>
+        <w:t xml:space="preserve">    //   两个都白 = 车正正压在线上（本车是"夹住线"的摆法）</w:t>
+      </w:r>
+    </w:p>
+    <w:p>
+      <w:pPr>
+        <w:spacing w:line="240" w:lineRule="auto" w:before="0" w:after="0"/>
+      </w:pPr>
+      <w:r>
+        <w:rPr>
+          <w:rFonts w:ascii="Consolas" w:hAnsi="Consolas" w:eastAsia="宋体" w:hint="eastAsia"/>
+          <w:sz w:val="17"/>
+          <w:szCs w:val="17"/>
+        </w:rPr>
+        <w:t xml:space="preserve">    //   两个都黑 = 起始线</w:t>
+      </w:r>
+    </w:p>
+    <w:p>
+      <w:pPr>
+        <w:spacing w:line="240" w:lineRule="auto" w:before="0" w:after="0"/>
+      </w:pPr>
+      <w:r>
+        <w:rPr>
+          <w:rFonts w:ascii="Consolas" w:hAnsi="Consolas" w:eastAsia="宋体" w:hint="eastAsia"/>
+          <w:sz w:val="17"/>
+          <w:szCs w:val="17"/>
+        </w:rPr>
+        <w:t xml:space="preserve"/>
+      </w:r>
+    </w:p>
+    <w:p>
+      <w:pPr>
+        <w:spacing w:line="240" w:lineRule="auto" w:before="0" w:after="0"/>
+      </w:pPr>
+      <w:r>
+        <w:rPr>
+          <w:rFonts w:ascii="Consolas" w:hAnsi="Consolas" w:eastAsia="宋体" w:hint="eastAsia"/>
+          <w:sz w:val="17"/>
+          <w:szCs w:val="17"/>
+        </w:rPr>
+        <w:t xml:space="preserve">    // ---------- ④ 一次性把 4 个脚写出去 ----------</w:t>
+      </w:r>
+    </w:p>
+    <w:p>
+      <w:pPr>
+        <w:spacing w:line="240" w:lineRule="auto" w:before="0" w:after="0"/>
+      </w:pPr>
+      <w:r>
+        <w:rPr>
+          <w:rFonts w:ascii="Consolas" w:hAnsi="Consolas" w:eastAsia="宋体" w:hint="eastAsia"/>
+          <w:sz w:val="17"/>
+          <w:szCs w:val="17"/>
+        </w:rPr>
+        <w:t xml:space="preserve">    // 只在这一处写，就不会出现"某个脚忘了写、残留上一次的反转"</w:t>
+      </w:r>
+    </w:p>
+    <w:p>
+      <w:pPr>
+        <w:spacing w:line="240" w:lineRule="auto" w:before="0" w:after="0"/>
+      </w:pPr>
+      <w:r>
+        <w:rPr>
+          <w:rFonts w:ascii="Consolas" w:hAnsi="Consolas" w:eastAsia="宋体" w:hint="eastAsia"/>
+          <w:sz w:val="17"/>
+          <w:szCs w:val="17"/>
+        </w:rPr>
+        <w:t xml:space="preserve">    analogWrite(leftForward,  leftGo);</w:t>
+      </w:r>
+    </w:p>
+    <w:p>
+      <w:pPr>
+        <w:spacing w:line="240" w:lineRule="auto" w:before="0" w:after="0"/>
+      </w:pPr>
+      <w:r>
+        <w:rPr>
+          <w:rFonts w:ascii="Consolas" w:hAnsi="Consolas" w:eastAsia="宋体" w:hint="eastAsia"/>
+          <w:sz w:val="17"/>
+          <w:szCs w:val="17"/>
+        </w:rPr>
+        <w:t xml:space="preserve">    analogWrite(leftBack,     leftRev);</w:t>
+      </w:r>
+    </w:p>
+    <w:p>
+      <w:pPr>
+        <w:spacing w:line="240" w:lineRule="auto" w:before="0" w:after="0"/>
+      </w:pPr>
+      <w:r>
+        <w:rPr>
+          <w:rFonts w:ascii="Consolas" w:hAnsi="Consolas" w:eastAsia="宋体" w:hint="eastAsia"/>
+          <w:sz w:val="17"/>
+          <w:szCs w:val="17"/>
+        </w:rPr>
+        <w:t xml:space="preserve">    analogWrite(rightForward, rightGo);</w:t>
+      </w:r>
+    </w:p>
+    <w:p>
+      <w:pPr>
+        <w:spacing w:line="240" w:lineRule="auto" w:before="0" w:after="0"/>
+      </w:pPr>
+      <w:r>
+        <w:rPr>
+          <w:rFonts w:ascii="Consolas" w:hAnsi="Consolas" w:eastAsia="宋体" w:hint="eastAsia"/>
+          <w:sz w:val="17"/>
+          <w:szCs w:val="17"/>
+        </w:rPr>
+        <w:t xml:space="preserve">    analogWrite(rightBack,    rightRev);</w:t>
+      </w:r>
+    </w:p>
+    <w:p>
+      <w:pPr>
+        <w:spacing w:line="240" w:lineRule="auto" w:before="0" w:after="0"/>
+      </w:pPr>
+      <w:r>
+        <w:rPr>
+          <w:rFonts w:ascii="Consolas" w:hAnsi="Consolas" w:eastAsia="宋体" w:hint="eastAsia"/>
+          <w:sz w:val="17"/>
+          <w:szCs w:val="17"/>
+        </w:rPr>
+        <w:t xml:space="preserve"/>
+      </w:r>
+    </w:p>
+    <w:p>
+      <w:pPr>
+        <w:spacing w:line="240" w:lineRule="auto" w:before="0" w:after="0"/>
+      </w:pPr>
+      <w:r>
+        <w:rPr>
+          <w:rFonts w:ascii="Consolas" w:hAnsi="Consolas" w:eastAsia="宋体" w:hint="eastAsia"/>
+          <w:sz w:val="17"/>
+          <w:szCs w:val="17"/>
+        </w:rPr>
+        <w:t xml:space="preserve">    // ---- 3 分钟超时保护 ----</w:t>
+      </w:r>
+    </w:p>
+    <w:p>
+      <w:pPr>
+        <w:spacing w:line="240" w:lineRule="auto" w:before="0" w:after="0"/>
+      </w:pPr>
+      <w:r>
+        <w:rPr>
+          <w:rFonts w:ascii="Consolas" w:hAnsi="Consolas" w:eastAsia="宋体" w:hint="eastAsia"/>
+          <w:sz w:val="17"/>
+          <w:szCs w:val="17"/>
+        </w:rPr>
+        <w:t xml:space="preserve">    if (millis() - runStart &gt; lapMaxMs) {</w:t>
+      </w:r>
+    </w:p>
+    <w:p>
+      <w:pPr>
+        <w:spacing w:line="240" w:lineRule="auto" w:before="0" w:after="0"/>
+      </w:pPr>
+      <w:r>
+        <w:rPr>
+          <w:rFonts w:ascii="Consolas" w:hAnsi="Consolas" w:eastAsia="宋体" w:hint="eastAsia"/>
+          <w:sz w:val="17"/>
+          <w:szCs w:val="17"/>
+        </w:rPr>
+        <w:t xml:space="preserve">      finished = 0;</w:t>
       </w:r>
     </w:p>
     <w:p>
@@ -12027,46 +13951,488 @@
           <w:sz w:val="17"/>
           <w:szCs w:val="17"/>
         </w:rPr>
-        <w:t xml:space="preserve">    // 超过 launchMaxMs 还没找到起始线，判定发车失败</w:t>
-      </w:r>
-    </w:p>
-    <w:p>
-      <w:pPr>
-        <w:spacing w:line="240" w:lineRule="auto" w:before="0" w:after="0"/>
-      </w:pPr>
-      <w:r>
-        <w:rPr>
-          <w:rFonts w:ascii="Consolas" w:hAnsi="Consolas" w:eastAsia="宋体" w:hint="eastAsia"/>
-          <w:sz w:val="17"/>
-          <w:szCs w:val="17"/>
-        </w:rPr>
-        <w:t xml:space="preserve">    if (millis() - launchStart &gt; launchMaxMs) {</w:t>
-      </w:r>
-    </w:p>
-    <w:p>
-      <w:pPr>
-        <w:spacing w:line="240" w:lineRule="auto" w:before="0" w:after="0"/>
-      </w:pPr>
-      <w:r>
-        <w:rPr>
-          <w:rFonts w:ascii="Consolas" w:hAnsi="Consolas" w:eastAsia="宋体" w:hint="eastAsia"/>
-          <w:sz w:val="17"/>
-          <w:szCs w:val="17"/>
-        </w:rPr>
-        <w:t xml:space="preserve">      launchFailed = 1;</w:t>
-      </w:r>
-    </w:p>
-    <w:p>
-      <w:pPr>
-        <w:spacing w:line="240" w:lineRule="auto" w:before="0" w:after="0"/>
-      </w:pPr>
-      <w:r>
-        <w:rPr>
-          <w:rFonts w:ascii="Consolas" w:hAnsi="Consolas" w:eastAsia="宋体" w:hint="eastAsia"/>
-          <w:sz w:val="17"/>
-          <w:szCs w:val="17"/>
-        </w:rPr>
-        <w:t xml:space="preserve">      break;</w:t>
+        <w:t xml:space="preserve">    // ---- 每 100 毫秒刷新一次屏幕 ----</w:t>
+      </w:r>
+    </w:p>
+    <w:p>
+      <w:pPr>
+        <w:spacing w:line="240" w:lineRule="auto" w:before="0" w:after="0"/>
+      </w:pPr>
+      <w:r>
+        <w:rPr>
+          <w:rFonts w:ascii="Consolas" w:hAnsi="Consolas" w:eastAsia="宋体" w:hint="eastAsia"/>
+          <w:sz w:val="17"/>
+          <w:szCs w:val="17"/>
+        </w:rPr>
+        <w:t xml:space="preserve">    if (millis() - oledTime &gt; oledMs) {</w:t>
+      </w:r>
+    </w:p>
+    <w:p>
+      <w:pPr>
+        <w:spacing w:line="240" w:lineRule="auto" w:before="0" w:after="0"/>
+      </w:pPr>
+      <w:r>
+        <w:rPr>
+          <w:rFonts w:ascii="Consolas" w:hAnsi="Consolas" w:eastAsia="宋体" w:hint="eastAsia"/>
+          <w:sz w:val="17"/>
+          <w:szCs w:val="17"/>
+        </w:rPr>
+        <w:t xml:space="preserve">      oledTime = millis();</w:t>
+      </w:r>
+    </w:p>
+    <w:p>
+      <w:pPr>
+        <w:spacing w:line="240" w:lineRule="auto" w:before="0" w:after="0"/>
+      </w:pPr>
+      <w:r>
+        <w:rPr>
+          <w:rFonts w:ascii="Consolas" w:hAnsi="Consolas" w:eastAsia="宋体" w:hint="eastAsia"/>
+          <w:sz w:val="17"/>
+          <w:szCs w:val="17"/>
+        </w:rPr>
+        <w:t xml:space="preserve"/>
+      </w:r>
+    </w:p>
+    <w:p>
+      <w:pPr>
+        <w:spacing w:line="240" w:lineRule="auto" w:before="0" w:after="0"/>
+      </w:pPr>
+      <w:r>
+        <w:rPr>
+          <w:rFonts w:ascii="Consolas" w:hAnsi="Consolas" w:eastAsia="宋体" w:hint="eastAsia"/>
+          <w:sz w:val="17"/>
+          <w:szCs w:val="17"/>
+        </w:rPr>
+        <w:t xml:space="preserve">      passed = 0;                            // 还没压到第一条黑线时显示 00:00.00</w:t>
+      </w:r>
+    </w:p>
+    <w:p>
+      <w:pPr>
+        <w:spacing w:line="240" w:lineRule="auto" w:before="0" w:after="0"/>
+      </w:pPr>
+      <w:r>
+        <w:rPr>
+          <w:rFonts w:ascii="Consolas" w:hAnsi="Consolas" w:eastAsia="宋体" w:hint="eastAsia"/>
+          <w:sz w:val="17"/>
+          <w:szCs w:val="17"/>
+        </w:rPr>
+        <w:t xml:space="preserve">      if (startTime != 0) {</w:t>
+      </w:r>
+    </w:p>
+    <w:p>
+      <w:pPr>
+        <w:spacing w:line="240" w:lineRule="auto" w:before="0" w:after="0"/>
+      </w:pPr>
+      <w:r>
+        <w:rPr>
+          <w:rFonts w:ascii="Consolas" w:hAnsi="Consolas" w:eastAsia="宋体" w:hint="eastAsia"/>
+          <w:sz w:val="17"/>
+          <w:szCs w:val="17"/>
+        </w:rPr>
+        <w:t xml:space="preserve">        passed = millis() - startTime;       // 已经过去多少毫秒</w:t>
+      </w:r>
+    </w:p>
+    <w:p>
+      <w:pPr>
+        <w:spacing w:line="240" w:lineRule="auto" w:before="0" w:after="0"/>
+      </w:pPr>
+      <w:r>
+        <w:rPr>
+          <w:rFonts w:ascii="Consolas" w:hAnsi="Consolas" w:eastAsia="宋体" w:hint="eastAsia"/>
+          <w:sz w:val="17"/>
+          <w:szCs w:val="17"/>
+        </w:rPr>
+        <w:t xml:space="preserve">      }</w:t>
+      </w:r>
+    </w:p>
+    <w:p>
+      <w:pPr>
+        <w:spacing w:line="240" w:lineRule="auto" w:before="0" w:after="0"/>
+      </w:pPr>
+      <w:r>
+        <w:rPr>
+          <w:rFonts w:ascii="Consolas" w:hAnsi="Consolas" w:eastAsia="宋体" w:hint="eastAsia"/>
+          <w:sz w:val="17"/>
+          <w:szCs w:val="17"/>
+        </w:rPr>
+        <w:t xml:space="preserve">      totalSecond = passed / 1000;          // 换算成整秒</w:t>
+      </w:r>
+    </w:p>
+    <w:p>
+      <w:pPr>
+        <w:spacing w:line="240" w:lineRule="auto" w:before="0" w:after="0"/>
+      </w:pPr>
+      <w:r>
+        <w:rPr>
+          <w:rFonts w:ascii="Consolas" w:hAnsi="Consolas" w:eastAsia="宋体" w:hint="eastAsia"/>
+          <w:sz w:val="17"/>
+          <w:szCs w:val="17"/>
+        </w:rPr>
+        <w:t xml:space="preserve">      minute      = totalSecond / 60;       // 分钟</w:t>
+      </w:r>
+    </w:p>
+    <w:p>
+      <w:pPr>
+        <w:spacing w:line="240" w:lineRule="auto" w:before="0" w:after="0"/>
+      </w:pPr>
+      <w:r>
+        <w:rPr>
+          <w:rFonts w:ascii="Consolas" w:hAnsi="Consolas" w:eastAsia="宋体" w:hint="eastAsia"/>
+          <w:sz w:val="17"/>
+          <w:szCs w:val="17"/>
+        </w:rPr>
+        <w:t xml:space="preserve">      second      = totalSecond % 60;       // 秒（% 是取余数）</w:t>
+      </w:r>
+    </w:p>
+    <w:p>
+      <w:pPr>
+        <w:spacing w:line="240" w:lineRule="auto" w:before="0" w:after="0"/>
+      </w:pPr>
+      <w:r>
+        <w:rPr>
+          <w:rFonts w:ascii="Consolas" w:hAnsi="Consolas" w:eastAsia="宋体" w:hint="eastAsia"/>
+          <w:sz w:val="17"/>
+          <w:szCs w:val="17"/>
+        </w:rPr>
+        <w:t xml:space="preserve">      hundredth   = (passed % 1000) / 10;   // 百分秒</w:t>
+      </w:r>
+    </w:p>
+    <w:p>
+      <w:pPr>
+        <w:spacing w:line="240" w:lineRule="auto" w:before="0" w:after="0"/>
+      </w:pPr>
+      <w:r>
+        <w:rPr>
+          <w:rFonts w:ascii="Consolas" w:hAnsi="Consolas" w:eastAsia="宋体" w:hint="eastAsia"/>
+          <w:sz w:val="17"/>
+          <w:szCs w:val="17"/>
+        </w:rPr>
+        <w:t xml:space="preserve"/>
+      </w:r>
+    </w:p>
+    <w:p>
+      <w:pPr>
+        <w:spacing w:line="240" w:lineRule="auto" w:before="0" w:after="0"/>
+      </w:pPr>
+      <w:r>
+        <w:rPr>
+          <w:rFonts w:ascii="Consolas" w:hAnsi="Consolas" w:eastAsia="宋体" w:hint="eastAsia"/>
+          <w:sz w:val="17"/>
+          <w:szCs w:val="17"/>
+        </w:rPr>
+        <w:t xml:space="preserve">      oled.clearDisplay();</w:t>
+      </w:r>
+    </w:p>
+    <w:p>
+      <w:pPr>
+        <w:spacing w:line="240" w:lineRule="auto" w:before="0" w:after="0"/>
+      </w:pPr>
+      <w:r>
+        <w:rPr>
+          <w:rFonts w:ascii="Consolas" w:hAnsi="Consolas" w:eastAsia="宋体" w:hint="eastAsia"/>
+          <w:sz w:val="17"/>
+          <w:szCs w:val="17"/>
+        </w:rPr>
+        <w:t xml:space="preserve">      oled.setTextSize(1);</w:t>
+      </w:r>
+    </w:p>
+    <w:p>
+      <w:pPr>
+        <w:spacing w:line="240" w:lineRule="auto" w:before="0" w:after="0"/>
+      </w:pPr>
+      <w:r>
+        <w:rPr>
+          <w:rFonts w:ascii="Consolas" w:hAnsi="Consolas" w:eastAsia="宋体" w:hint="eastAsia"/>
+          <w:sz w:val="17"/>
+          <w:szCs w:val="17"/>
+        </w:rPr>
+        <w:t xml:space="preserve">      oled.setCursor(0, 0);</w:t>
+      </w:r>
+    </w:p>
+    <w:p>
+      <w:pPr>
+        <w:spacing w:line="240" w:lineRule="auto" w:before="0" w:after="0"/>
+      </w:pPr>
+      <w:r>
+        <w:rPr>
+          <w:rFonts w:ascii="Consolas" w:hAnsi="Consolas" w:eastAsia="宋体" w:hint="eastAsia"/>
+          <w:sz w:val="17"/>
+          <w:szCs w:val="17"/>
+        </w:rPr>
+        <w:t xml:space="preserve">      oled.print(F("Running  L"));</w:t>
+      </w:r>
+    </w:p>
+    <w:p>
+      <w:pPr>
+        <w:spacing w:line="240" w:lineRule="auto" w:before="0" w:after="0"/>
+      </w:pPr>
+      <w:r>
+        <w:rPr>
+          <w:rFonts w:ascii="Consolas" w:hAnsi="Consolas" w:eastAsia="宋体" w:hint="eastAsia"/>
+          <w:sz w:val="17"/>
+          <w:szCs w:val="17"/>
+        </w:rPr>
+        <w:t xml:space="preserve">      oled.println(lineCount);</w:t>
+      </w:r>
+    </w:p>
+    <w:p>
+      <w:pPr>
+        <w:spacing w:line="240" w:lineRule="auto" w:before="0" w:after="0"/>
+      </w:pPr>
+      <w:r>
+        <w:rPr>
+          <w:rFonts w:ascii="Consolas" w:hAnsi="Consolas" w:eastAsia="宋体" w:hint="eastAsia"/>
+          <w:sz w:val="17"/>
+          <w:szCs w:val="17"/>
+        </w:rPr>
+        <w:t xml:space="preserve"/>
+      </w:r>
+    </w:p>
+    <w:p>
+      <w:pPr>
+        <w:spacing w:line="240" w:lineRule="auto" w:before="0" w:after="0"/>
+      </w:pPr>
+      <w:r>
+        <w:rPr>
+          <w:rFonts w:ascii="Consolas" w:hAnsi="Consolas" w:eastAsia="宋体" w:hint="eastAsia"/>
+          <w:sz w:val="17"/>
+          <w:szCs w:val="17"/>
+        </w:rPr>
+        <w:t xml:space="preserve">      // 大号字显示  分:秒.百分秒</w:t>
+      </w:r>
+    </w:p>
+    <w:p>
+      <w:pPr>
+        <w:spacing w:line="240" w:lineRule="auto" w:before="0" w:after="0"/>
+      </w:pPr>
+      <w:r>
+        <w:rPr>
+          <w:rFonts w:ascii="Consolas" w:hAnsi="Consolas" w:eastAsia="宋体" w:hint="eastAsia"/>
+          <w:sz w:val="17"/>
+          <w:szCs w:val="17"/>
+        </w:rPr>
+        <w:t xml:space="preserve">      oled.setTextSize(2);</w:t>
+      </w:r>
+    </w:p>
+    <w:p>
+      <w:pPr>
+        <w:spacing w:line="240" w:lineRule="auto" w:before="0" w:after="0"/>
+      </w:pPr>
+      <w:r>
+        <w:rPr>
+          <w:rFonts w:ascii="Consolas" w:hAnsi="Consolas" w:eastAsia="宋体" w:hint="eastAsia"/>
+          <w:sz w:val="17"/>
+          <w:szCs w:val="17"/>
+        </w:rPr>
+        <w:t xml:space="preserve">      oled.setCursor(0, 20);</w:t>
+      </w:r>
+    </w:p>
+    <w:p>
+      <w:pPr>
+        <w:spacing w:line="240" w:lineRule="auto" w:before="0" w:after="0"/>
+      </w:pPr>
+      <w:r>
+        <w:rPr>
+          <w:rFonts w:ascii="Consolas" w:hAnsi="Consolas" w:eastAsia="宋体" w:hint="eastAsia"/>
+          <w:sz w:val="17"/>
+          <w:szCs w:val="17"/>
+        </w:rPr>
+        <w:t xml:space="preserve">      if (minute &lt; 10) oled.print(F("0"));     // 补 0，让数字宽度固定，看着不跳</w:t>
+      </w:r>
+    </w:p>
+    <w:p>
+      <w:pPr>
+        <w:spacing w:line="240" w:lineRule="auto" w:before="0" w:after="0"/>
+      </w:pPr>
+      <w:r>
+        <w:rPr>
+          <w:rFonts w:ascii="Consolas" w:hAnsi="Consolas" w:eastAsia="宋体" w:hint="eastAsia"/>
+          <w:sz w:val="17"/>
+          <w:szCs w:val="17"/>
+        </w:rPr>
+        <w:t xml:space="preserve">      oled.print(minute);</w:t>
+      </w:r>
+    </w:p>
+    <w:p>
+      <w:pPr>
+        <w:spacing w:line="240" w:lineRule="auto" w:before="0" w:after="0"/>
+      </w:pPr>
+      <w:r>
+        <w:rPr>
+          <w:rFonts w:ascii="Consolas" w:hAnsi="Consolas" w:eastAsia="宋体" w:hint="eastAsia"/>
+          <w:sz w:val="17"/>
+          <w:szCs w:val="17"/>
+        </w:rPr>
+        <w:t xml:space="preserve">      oled.print(F(":"));</w:t>
+      </w:r>
+    </w:p>
+    <w:p>
+      <w:pPr>
+        <w:spacing w:line="240" w:lineRule="auto" w:before="0" w:after="0"/>
+      </w:pPr>
+      <w:r>
+        <w:rPr>
+          <w:rFonts w:ascii="Consolas" w:hAnsi="Consolas" w:eastAsia="宋体" w:hint="eastAsia"/>
+          <w:sz w:val="17"/>
+          <w:szCs w:val="17"/>
+        </w:rPr>
+        <w:t xml:space="preserve">      if (second &lt; 10) oled.print(F("0"));</w:t>
+      </w:r>
+    </w:p>
+    <w:p>
+      <w:pPr>
+        <w:spacing w:line="240" w:lineRule="auto" w:before="0" w:after="0"/>
+      </w:pPr>
+      <w:r>
+        <w:rPr>
+          <w:rFonts w:ascii="Consolas" w:hAnsi="Consolas" w:eastAsia="宋体" w:hint="eastAsia"/>
+          <w:sz w:val="17"/>
+          <w:szCs w:val="17"/>
+        </w:rPr>
+        <w:t xml:space="preserve">      oled.print(second);</w:t>
+      </w:r>
+    </w:p>
+    <w:p>
+      <w:pPr>
+        <w:spacing w:line="240" w:lineRule="auto" w:before="0" w:after="0"/>
+      </w:pPr>
+      <w:r>
+        <w:rPr>
+          <w:rFonts w:ascii="Consolas" w:hAnsi="Consolas" w:eastAsia="宋体" w:hint="eastAsia"/>
+          <w:sz w:val="17"/>
+          <w:szCs w:val="17"/>
+        </w:rPr>
+        <w:t xml:space="preserve">      oled.print(F("."));</w:t>
+      </w:r>
+    </w:p>
+    <w:p>
+      <w:pPr>
+        <w:spacing w:line="240" w:lineRule="auto" w:before="0" w:after="0"/>
+      </w:pPr>
+      <w:r>
+        <w:rPr>
+          <w:rFonts w:ascii="Consolas" w:hAnsi="Consolas" w:eastAsia="宋体" w:hint="eastAsia"/>
+          <w:sz w:val="17"/>
+          <w:szCs w:val="17"/>
+        </w:rPr>
+        <w:t xml:space="preserve">      if (hundredth &lt; 10) oled.print(F("0"));</w:t>
+      </w:r>
+    </w:p>
+    <w:p>
+      <w:pPr>
+        <w:spacing w:line="240" w:lineRule="auto" w:before="0" w:after="0"/>
+      </w:pPr>
+      <w:r>
+        <w:rPr>
+          <w:rFonts w:ascii="Consolas" w:hAnsi="Consolas" w:eastAsia="宋体" w:hint="eastAsia"/>
+          <w:sz w:val="17"/>
+          <w:szCs w:val="17"/>
+        </w:rPr>
+        <w:t xml:space="preserve">      oled.print(hundredth);</w:t>
+      </w:r>
+    </w:p>
+    <w:p>
+      <w:pPr>
+        <w:spacing w:line="240" w:lineRule="auto" w:before="0" w:after="0"/>
+      </w:pPr>
+      <w:r>
+        <w:rPr>
+          <w:rFonts w:ascii="Consolas" w:hAnsi="Consolas" w:eastAsia="宋体" w:hint="eastAsia"/>
+          <w:sz w:val="17"/>
+          <w:szCs w:val="17"/>
+        </w:rPr>
+        <w:t xml:space="preserve"/>
+      </w:r>
+    </w:p>
+    <w:p>
+      <w:pPr>
+        <w:spacing w:line="240" w:lineRule="auto" w:before="0" w:after="0"/>
+      </w:pPr>
+      <w:r>
+        <w:rPr>
+          <w:rFonts w:ascii="Consolas" w:hAnsi="Consolas" w:eastAsia="宋体" w:hint="eastAsia"/>
+          <w:sz w:val="17"/>
+          <w:szCs w:val="17"/>
+        </w:rPr>
+        <w:t xml:space="preserve">      // 画 3 分钟进度条</w:t>
+      </w:r>
+    </w:p>
+    <w:p>
+      <w:pPr>
+        <w:spacing w:line="240" w:lineRule="auto" w:before="0" w:after="0"/>
+      </w:pPr>
+      <w:r>
+        <w:rPr>
+          <w:rFonts w:ascii="Consolas" w:hAnsi="Consolas" w:eastAsia="宋体" w:hint="eastAsia"/>
+          <w:sz w:val="17"/>
+          <w:szCs w:val="17"/>
+        </w:rPr>
+        <w:t xml:space="preserve">      int bar = (int)((millis() - startTime) * 100 / lapMaxMs);</w:t>
+      </w:r>
+    </w:p>
+    <w:p>
+      <w:pPr>
+        <w:spacing w:line="240" w:lineRule="auto" w:before="0" w:after="0"/>
+      </w:pPr>
+      <w:r>
+        <w:rPr>
+          <w:rFonts w:ascii="Consolas" w:hAnsi="Consolas" w:eastAsia="宋体" w:hint="eastAsia"/>
+          <w:sz w:val="17"/>
+          <w:szCs w:val="17"/>
+        </w:rPr>
+        <w:t xml:space="preserve">      if (bar &gt; 100) bar = 100;</w:t>
+      </w:r>
+    </w:p>
+    <w:p>
+      <w:pPr>
+        <w:spacing w:line="240" w:lineRule="auto" w:before="0" w:after="0"/>
+      </w:pPr>
+      <w:r>
+        <w:rPr>
+          <w:rFonts w:ascii="Consolas" w:hAnsi="Consolas" w:eastAsia="宋体" w:hint="eastAsia"/>
+          <w:sz w:val="17"/>
+          <w:szCs w:val="17"/>
+        </w:rPr>
+        <w:t xml:space="preserve">      oled.drawRect(0, 54, 104, 10, SSD1306_WHITE);   // 先画外面的方框</w:t>
+      </w:r>
+    </w:p>
+    <w:p>
+      <w:pPr>
+        <w:spacing w:line="240" w:lineRule="auto" w:before="0" w:after="0"/>
+      </w:pPr>
+      <w:r>
+        <w:rPr>
+          <w:rFonts w:ascii="Consolas" w:hAnsi="Consolas" w:eastAsia="宋体" w:hint="eastAsia"/>
+          <w:sz w:val="17"/>
+          <w:szCs w:val="17"/>
+        </w:rPr>
+        <w:t xml:space="preserve">      oled.fillRect(2, 56, bar, 6, SSD1306_WHITE);    // 再用实心块表示进度</w:t>
+      </w:r>
+    </w:p>
+    <w:p>
+      <w:pPr>
+        <w:spacing w:line="240" w:lineRule="auto" w:before="0" w:after="0"/>
+      </w:pPr>
+      <w:r>
+        <w:rPr>
+          <w:rFonts w:ascii="Consolas" w:hAnsi="Consolas" w:eastAsia="宋体" w:hint="eastAsia"/>
+          <w:sz w:val="17"/>
+          <w:szCs w:val="17"/>
+        </w:rPr>
+        <w:t xml:space="preserve"/>
+      </w:r>
+    </w:p>
+    <w:p>
+      <w:pPr>
+        <w:spacing w:line="240" w:lineRule="auto" w:before="0" w:after="0"/>
+      </w:pPr>
+      <w:r>
+        <w:rPr>
+          <w:rFonts w:ascii="Consolas" w:hAnsi="Consolas" w:eastAsia="宋体" w:hint="eastAsia"/>
+          <w:sz w:val="17"/>
+          <w:szCs w:val="17"/>
+        </w:rPr>
+        <w:t xml:space="preserve">      oled.display();</w:t>
       </w:r>
     </w:p>
     <w:p>
@@ -12118,20 +14484,163 @@
           <w:sz w:val="17"/>
           <w:szCs w:val="17"/>
         </w:rPr>
-        <w:t xml:space="preserve">  if (launchFailed == 1) {</w:t>
-      </w:r>
-    </w:p>
-    <w:p>
-      <w:pPr>
-        <w:spacing w:line="240" w:lineRule="auto" w:before="0" w:after="0"/>
-      </w:pPr>
-      <w:r>
-        <w:rPr>
-          <w:rFonts w:ascii="Consolas" w:hAnsi="Consolas" w:eastAsia="宋体" w:hint="eastAsia"/>
-          <w:sz w:val="17"/>
-          <w:szCs w:val="17"/>
-        </w:rPr>
-        <w:t xml:space="preserve">    Serial.println(F("LAUNCH FAILED: 没看到双黑，检查起始线和发车位置"));</w:t>
+        <w:t xml:space="preserve">  // -----------------------------------------------------------------</w:t>
+      </w:r>
+    </w:p>
+    <w:p>
+      <w:pPr>
+        <w:spacing w:line="240" w:lineRule="auto" w:before="0" w:after="0"/>
+      </w:pPr>
+      <w:r>
+        <w:rPr>
+          <w:rFonts w:ascii="Consolas" w:hAnsi="Consolas" w:eastAsia="宋体" w:hint="eastAsia"/>
+          <w:sz w:val="17"/>
+          <w:szCs w:val="17"/>
+        </w:rPr>
+        <w:t xml:space="preserve">  // 第五步：停车，显示成绩</w:t>
+      </w:r>
+    </w:p>
+    <w:p>
+      <w:pPr>
+        <w:spacing w:line="240" w:lineRule="auto" w:before="0" w:after="0"/>
+      </w:pPr>
+      <w:r>
+        <w:rPr>
+          <w:rFonts w:ascii="Consolas" w:hAnsi="Consolas" w:eastAsia="宋体" w:hint="eastAsia"/>
+          <w:sz w:val="17"/>
+          <w:szCs w:val="17"/>
+        </w:rPr>
+        <w:t xml:space="preserve">  // -----------------------------------------------------------------</w:t>
+      </w:r>
+    </w:p>
+    <w:p>
+      <w:pPr>
+        <w:spacing w:line="240" w:lineRule="auto" w:before="0" w:after="0"/>
+      </w:pPr>
+      <w:r>
+        <w:rPr>
+          <w:rFonts w:ascii="Consolas" w:hAnsi="Consolas" w:eastAsia="宋体" w:hint="eastAsia"/>
+          <w:sz w:val="17"/>
+          <w:szCs w:val="17"/>
+        </w:rPr>
+        <w:t xml:space="preserve">  analogWrite(leftForward, 0);</w:t>
+      </w:r>
+    </w:p>
+    <w:p>
+      <w:pPr>
+        <w:spacing w:line="240" w:lineRule="auto" w:before="0" w:after="0"/>
+      </w:pPr>
+      <w:r>
+        <w:rPr>
+          <w:rFonts w:ascii="Consolas" w:hAnsi="Consolas" w:eastAsia="宋体" w:hint="eastAsia"/>
+          <w:sz w:val="17"/>
+          <w:szCs w:val="17"/>
+        </w:rPr>
+        <w:t xml:space="preserve">  analogWrite(leftBack, 0);</w:t>
+      </w:r>
+    </w:p>
+    <w:p>
+      <w:pPr>
+        <w:spacing w:line="240" w:lineRule="auto" w:before="0" w:after="0"/>
+      </w:pPr>
+      <w:r>
+        <w:rPr>
+          <w:rFonts w:ascii="Consolas" w:hAnsi="Consolas" w:eastAsia="宋体" w:hint="eastAsia"/>
+          <w:sz w:val="17"/>
+          <w:szCs w:val="17"/>
+        </w:rPr>
+        <w:t xml:space="preserve">  analogWrite(rightForward, 0);</w:t>
+      </w:r>
+    </w:p>
+    <w:p>
+      <w:pPr>
+        <w:spacing w:line="240" w:lineRule="auto" w:before="0" w:after="0"/>
+      </w:pPr>
+      <w:r>
+        <w:rPr>
+          <w:rFonts w:ascii="Consolas" w:hAnsi="Consolas" w:eastAsia="宋体" w:hint="eastAsia"/>
+          <w:sz w:val="17"/>
+          <w:szCs w:val="17"/>
+        </w:rPr>
+        <w:t xml:space="preserve">  analogWrite(rightBack, 0);</w:t>
+      </w:r>
+    </w:p>
+    <w:p>
+      <w:pPr>
+        <w:spacing w:line="240" w:lineRule="auto" w:before="0" w:after="0"/>
+      </w:pPr>
+      <w:r>
+        <w:rPr>
+          <w:rFonts w:ascii="Consolas" w:hAnsi="Consolas" w:eastAsia="宋体" w:hint="eastAsia"/>
+          <w:sz w:val="17"/>
+          <w:szCs w:val="17"/>
+        </w:rPr>
+        <w:t xml:space="preserve">  digitalWrite(ledRun, LOW);</w:t>
+      </w:r>
+    </w:p>
+    <w:p>
+      <w:pPr>
+        <w:spacing w:line="240" w:lineRule="auto" w:before="0" w:after="0"/>
+      </w:pPr>
+      <w:r>
+        <w:rPr>
+          <w:rFonts w:ascii="Consolas" w:hAnsi="Consolas" w:eastAsia="宋体" w:hint="eastAsia"/>
+          <w:sz w:val="17"/>
+          <w:szCs w:val="17"/>
+        </w:rPr>
+        <w:t xml:space="preserve">  digitalWrite(ledStat, LOW);</w:t>
+      </w:r>
+    </w:p>
+    <w:p>
+      <w:pPr>
+        <w:spacing w:line="240" w:lineRule="auto" w:before="0" w:after="0"/>
+      </w:pPr>
+      <w:r>
+        <w:rPr>
+          <w:rFonts w:ascii="Consolas" w:hAnsi="Consolas" w:eastAsia="宋体" w:hint="eastAsia"/>
+          <w:sz w:val="17"/>
+          <w:szCs w:val="17"/>
+        </w:rPr>
+        <w:t xml:space="preserve"/>
+      </w:r>
+    </w:p>
+    <w:p>
+      <w:pPr>
+        <w:spacing w:line="240" w:lineRule="auto" w:before="0" w:after="0"/>
+      </w:pPr>
+      <w:r>
+        <w:rPr>
+          <w:rFonts w:ascii="Consolas" w:hAnsi="Consolas" w:eastAsia="宋体" w:hint="eastAsia"/>
+          <w:sz w:val="17"/>
+          <w:szCs w:val="17"/>
+        </w:rPr>
+        <w:t xml:space="preserve">  passed = 0;</w:t>
+      </w:r>
+    </w:p>
+    <w:p>
+      <w:pPr>
+        <w:spacing w:line="240" w:lineRule="auto" w:before="0" w:after="0"/>
+      </w:pPr>
+      <w:r>
+        <w:rPr>
+          <w:rFonts w:ascii="Consolas" w:hAnsi="Consolas" w:eastAsia="宋体" w:hint="eastAsia"/>
+          <w:sz w:val="17"/>
+          <w:szCs w:val="17"/>
+        </w:rPr>
+        <w:t xml:space="preserve">  if (startTime != 0) {</w:t>
+      </w:r>
+    </w:p>
+    <w:p>
+      <w:pPr>
+        <w:spacing w:line="240" w:lineRule="auto" w:before="0" w:after="0"/>
+      </w:pPr>
+      <w:r>
+        <w:rPr>
+          <w:rFonts w:ascii="Consolas" w:hAnsi="Consolas" w:eastAsia="宋体" w:hint="eastAsia"/>
+          <w:sz w:val="17"/>
+          <w:szCs w:val="17"/>
+        </w:rPr>
+        <w:t xml:space="preserve">    passed = millis() - startTime;</w:t>
       </w:r>
     </w:p>
     <w:p>
@@ -12145,1748 +14654,6 @@
           <w:szCs w:val="17"/>
         </w:rPr>
         <w:t xml:space="preserve">  }</w:t>
-      </w:r>
-    </w:p>
-    <w:p>
-      <w:pPr>
-        <w:spacing w:line="240" w:lineRule="auto" w:before="0" w:after="0"/>
-      </w:pPr>
-      <w:r>
-        <w:rPr>
-          <w:rFonts w:ascii="Consolas" w:hAnsi="Consolas" w:eastAsia="宋体" w:hint="eastAsia"/>
-          <w:sz w:val="17"/>
-          <w:szCs w:val="17"/>
-        </w:rPr>
-        <w:t xml:space="preserve"/>
-      </w:r>
-    </w:p>
-    <w:p>
-      <w:pPr>
-        <w:spacing w:line="240" w:lineRule="auto" w:before="0" w:after="0"/>
-      </w:pPr>
-      <w:r>
-        <w:rPr>
-          <w:rFonts w:ascii="Consolas" w:hAnsi="Consolas" w:eastAsia="宋体" w:hint="eastAsia"/>
-          <w:sz w:val="17"/>
-          <w:szCs w:val="17"/>
-        </w:rPr>
-        <w:t xml:space="preserve">  // -----------------------------------------------------------------</w:t>
-      </w:r>
-    </w:p>
-    <w:p>
-      <w:pPr>
-        <w:spacing w:line="240" w:lineRule="auto" w:before="0" w:after="0"/>
-      </w:pPr>
-      <w:r>
-        <w:rPr>
-          <w:rFonts w:ascii="Consolas" w:hAnsi="Consolas" w:eastAsia="宋体" w:hint="eastAsia"/>
-          <w:sz w:val="17"/>
-          <w:szCs w:val="17"/>
-        </w:rPr>
-        <w:t xml:space="preserve">  // 第四步：循迹跑一圈</w:t>
-      </w:r>
-    </w:p>
-    <w:p>
-      <w:pPr>
-        <w:spacing w:line="240" w:lineRule="auto" w:before="0" w:after="0"/>
-      </w:pPr>
-      <w:r>
-        <w:rPr>
-          <w:rFonts w:ascii="Consolas" w:hAnsi="Consolas" w:eastAsia="宋体" w:hint="eastAsia"/>
-          <w:sz w:val="17"/>
-          <w:szCs w:val="17"/>
-        </w:rPr>
-        <w:t xml:space="preserve">  // -----------------------------------------------------------------</w:t>
-      </w:r>
-    </w:p>
-    <w:p>
-      <w:pPr>
-        <w:spacing w:line="240" w:lineRule="auto" w:before="0" w:after="0"/>
-      </w:pPr>
-      <w:r>
-        <w:rPr>
-          <w:rFonts w:ascii="Consolas" w:hAnsi="Consolas" w:eastAsia="宋体" w:hint="eastAsia"/>
-          <w:sz w:val="17"/>
-          <w:szCs w:val="17"/>
-        </w:rPr>
-        <w:t xml:space="preserve">  unsigned long startTime = millis();   // ★ 计时从压到起始线的这一刻开始</w:t>
-      </w:r>
-    </w:p>
-    <w:p>
-      <w:pPr>
-        <w:spacing w:line="240" w:lineRule="auto" w:before="0" w:after="0"/>
-      </w:pPr>
-      <w:r>
-        <w:rPr>
-          <w:rFonts w:ascii="Consolas" w:hAnsi="Consolas" w:eastAsia="宋体" w:hint="eastAsia"/>
-          <w:sz w:val="17"/>
-          <w:szCs w:val="17"/>
-        </w:rPr>
-        <w:t xml:space="preserve"/>
-      </w:r>
-    </w:p>
-    <w:p>
-      <w:pPr>
-        <w:spacing w:line="240" w:lineRule="auto" w:before="0" w:after="0"/>
-      </w:pPr>
-      <w:r>
-        <w:rPr>
-          <w:rFonts w:ascii="Consolas" w:hAnsi="Consolas" w:eastAsia="宋体" w:hint="eastAsia"/>
-          <w:sz w:val="17"/>
-          <w:szCs w:val="17"/>
-        </w:rPr>
-        <w:t xml:space="preserve">  int finished   = 0;            // 1 = 正常跑完一圈，0 = 超时 / 发车失败</w:t>
-      </w:r>
-    </w:p>
-    <w:p>
-      <w:pPr>
-        <w:spacing w:line="240" w:lineRule="auto" w:before="0" w:after="0"/>
-      </w:pPr>
-      <w:r>
-        <w:rPr>
-          <w:rFonts w:ascii="Consolas" w:hAnsi="Consolas" w:eastAsia="宋体" w:hint="eastAsia"/>
-          <w:sz w:val="17"/>
-          <w:szCs w:val="17"/>
-        </w:rPr>
-        <w:t xml:space="preserve">  unsigned long oledTime     = 0;   // 上一次刷新屏幕的时刻</w:t>
-      </w:r>
-    </w:p>
-    <w:p>
-      <w:pPr>
-        <w:spacing w:line="240" w:lineRule="auto" w:before="0" w:after="0"/>
-      </w:pPr>
-      <w:r>
-        <w:rPr>
-          <w:rFonts w:ascii="Consolas" w:hAnsi="Consolas" w:eastAsia="宋体" w:hint="eastAsia"/>
-          <w:sz w:val="17"/>
-          <w:szCs w:val="17"/>
-        </w:rPr>
-        <w:t xml:space="preserve">  unsigned long bothBlackTime = 0;  // 两个传感器"同时开始压黑线"的时刻</w:t>
-      </w:r>
-    </w:p>
-    <w:p>
-      <w:pPr>
-        <w:spacing w:line="240" w:lineRule="auto" w:before="0" w:after="0"/>
-      </w:pPr>
-      <w:r>
-        <w:rPr>
-          <w:rFonts w:ascii="Consolas" w:hAnsi="Consolas" w:eastAsia="宋体" w:hint="eastAsia"/>
-          <w:sz w:val="17"/>
-          <w:szCs w:val="17"/>
-        </w:rPr>
-        <w:t xml:space="preserve">  unsigned long passed    = 0;      // 已经过去的毫秒数</w:t>
-      </w:r>
-    </w:p>
-    <w:p>
-      <w:pPr>
-        <w:spacing w:line="240" w:lineRule="auto" w:before="0" w:after="0"/>
-      </w:pPr>
-      <w:r>
-        <w:rPr>
-          <w:rFonts w:ascii="Consolas" w:hAnsi="Consolas" w:eastAsia="宋体" w:hint="eastAsia"/>
-          <w:sz w:val="17"/>
-          <w:szCs w:val="17"/>
-        </w:rPr>
-        <w:t xml:space="preserve">  int totalSecond = 0;</w:t>
-      </w:r>
-    </w:p>
-    <w:p>
-      <w:pPr>
-        <w:spacing w:line="240" w:lineRule="auto" w:before="0" w:after="0"/>
-      </w:pPr>
-      <w:r>
-        <w:rPr>
-          <w:rFonts w:ascii="Consolas" w:hAnsi="Consolas" w:eastAsia="宋体" w:hint="eastAsia"/>
-          <w:sz w:val="17"/>
-          <w:szCs w:val="17"/>
-        </w:rPr>
-        <w:t xml:space="preserve">  int minute      = 0;</w:t>
-      </w:r>
-    </w:p>
-    <w:p>
-      <w:pPr>
-        <w:spacing w:line="240" w:lineRule="auto" w:before="0" w:after="0"/>
-      </w:pPr>
-      <w:r>
-        <w:rPr>
-          <w:rFonts w:ascii="Consolas" w:hAnsi="Consolas" w:eastAsia="宋体" w:hint="eastAsia"/>
-          <w:sz w:val="17"/>
-          <w:szCs w:val="17"/>
-        </w:rPr>
-        <w:t xml:space="preserve">  int second      = 0;</w:t>
-      </w:r>
-    </w:p>
-    <w:p>
-      <w:pPr>
-        <w:spacing w:line="240" w:lineRule="auto" w:before="0" w:after="0"/>
-      </w:pPr>
-      <w:r>
-        <w:rPr>
-          <w:rFonts w:ascii="Consolas" w:hAnsi="Consolas" w:eastAsia="宋体" w:hint="eastAsia"/>
-          <w:sz w:val="17"/>
-          <w:szCs w:val="17"/>
-        </w:rPr>
-        <w:t xml:space="preserve">  int hundredth   = 0;</w:t>
-      </w:r>
-    </w:p>
-    <w:p>
-      <w:pPr>
-        <w:spacing w:line="240" w:lineRule="auto" w:before="0" w:after="0"/>
-      </w:pPr>
-      <w:r>
-        <w:rPr>
-          <w:rFonts w:ascii="Consolas" w:hAnsi="Consolas" w:eastAsia="宋体" w:hint="eastAsia"/>
-          <w:sz w:val="17"/>
-          <w:szCs w:val="17"/>
-        </w:rPr>
-        <w:t xml:space="preserve"/>
-      </w:r>
-    </w:p>
-    <w:p>
-      <w:pPr>
-        <w:spacing w:line="240" w:lineRule="auto" w:before="0" w:after="0"/>
-      </w:pPr>
-      <w:r>
-        <w:rPr>
-          <w:rFonts w:ascii="Consolas" w:hAnsi="Consolas" w:eastAsia="宋体" w:hint="eastAsia"/>
-          <w:sz w:val="17"/>
-          <w:szCs w:val="17"/>
-        </w:rPr>
-        <w:t xml:space="preserve">  if (launchFailed == 0) {</w:t>
-      </w:r>
-    </w:p>
-    <w:p>
-      <w:pPr>
-        <w:spacing w:line="240" w:lineRule="auto" w:before="0" w:after="0"/>
-      </w:pPr>
-      <w:r>
-        <w:rPr>
-          <w:rFonts w:ascii="Consolas" w:hAnsi="Consolas" w:eastAsia="宋体" w:hint="eastAsia"/>
-          <w:sz w:val="17"/>
-          <w:szCs w:val="17"/>
-        </w:rPr>
-        <w:t xml:space="preserve">    while (true) {</w:t>
-      </w:r>
-    </w:p>
-    <w:p>
-      <w:pPr>
-        <w:spacing w:line="240" w:lineRule="auto" w:before="0" w:after="0"/>
-      </w:pPr>
-      <w:r>
-        <w:rPr>
-          <w:rFonts w:ascii="Consolas" w:hAnsi="Consolas" w:eastAsia="宋体" w:hint="eastAsia"/>
-          <w:sz w:val="17"/>
-          <w:szCs w:val="17"/>
-        </w:rPr>
-        <w:t xml:space="preserve">      // ---------- ① 读传感器，判断黑白 ----------</w:t>
-      </w:r>
-    </w:p>
-    <w:p>
-      <w:pPr>
-        <w:spacing w:line="240" w:lineRule="auto" w:before="0" w:after="0"/>
-      </w:pPr>
-      <w:r>
-        <w:rPr>
-          <w:rFonts w:ascii="Consolas" w:hAnsi="Consolas" w:eastAsia="宋体" w:hint="eastAsia"/>
-          <w:sz w:val="17"/>
-          <w:szCs w:val="17"/>
-        </w:rPr>
-        <w:t xml:space="preserve">      int leftValue  = analogRead(leftSensorPin);</w:t>
-      </w:r>
-    </w:p>
-    <w:p>
-      <w:pPr>
-        <w:spacing w:line="240" w:lineRule="auto" w:before="0" w:after="0"/>
-      </w:pPr>
-      <w:r>
-        <w:rPr>
-          <w:rFonts w:ascii="Consolas" w:hAnsi="Consolas" w:eastAsia="宋体" w:hint="eastAsia"/>
-          <w:sz w:val="17"/>
-          <w:szCs w:val="17"/>
-        </w:rPr>
-        <w:t xml:space="preserve">      int rightValue = analogRead(rightSensorPin);</w:t>
-      </w:r>
-    </w:p>
-    <w:p>
-      <w:pPr>
-        <w:spacing w:line="240" w:lineRule="auto" w:before="0" w:after="0"/>
-      </w:pPr>
-      <w:r>
-        <w:rPr>
-          <w:rFonts w:ascii="Consolas" w:hAnsi="Consolas" w:eastAsia="宋体" w:hint="eastAsia"/>
-          <w:sz w:val="17"/>
-          <w:szCs w:val="17"/>
-        </w:rPr>
-        <w:t xml:space="preserve"/>
-      </w:r>
-    </w:p>
-    <w:p>
-      <w:pPr>
-        <w:spacing w:line="240" w:lineRule="auto" w:before="0" w:after="0"/>
-      </w:pPr>
-      <w:r>
-        <w:rPr>
-          <w:rFonts w:ascii="Consolas" w:hAnsi="Consolas" w:eastAsia="宋体" w:hint="eastAsia"/>
-          <w:sz w:val="17"/>
-          <w:szCs w:val="17"/>
-        </w:rPr>
-        <w:t xml:space="preserve">      int leftBlack  = 0;      // 1 = 这个传感器压到黑线了</w:t>
-      </w:r>
-    </w:p>
-    <w:p>
-      <w:pPr>
-        <w:spacing w:line="240" w:lineRule="auto" w:before="0" w:after="0"/>
-      </w:pPr>
-      <w:r>
-        <w:rPr>
-          <w:rFonts w:ascii="Consolas" w:hAnsi="Consolas" w:eastAsia="宋体" w:hint="eastAsia"/>
-          <w:sz w:val="17"/>
-          <w:szCs w:val="17"/>
-        </w:rPr>
-        <w:t xml:space="preserve">      int rightBlack = 0;</w:t>
-      </w:r>
-    </w:p>
-    <w:p>
-      <w:pPr>
-        <w:spacing w:line="240" w:lineRule="auto" w:before="0" w:after="0"/>
-      </w:pPr>
-      <w:r>
-        <w:rPr>
-          <w:rFonts w:ascii="Consolas" w:hAnsi="Consolas" w:eastAsia="宋体" w:hint="eastAsia"/>
-          <w:sz w:val="17"/>
-          <w:szCs w:val="17"/>
-        </w:rPr>
-        <w:t xml:space="preserve">      if (blackHigh == 1) {</w:t>
-      </w:r>
-    </w:p>
-    <w:p>
-      <w:pPr>
-        <w:spacing w:line="240" w:lineRule="auto" w:before="0" w:after="0"/>
-      </w:pPr>
-      <w:r>
-        <w:rPr>
-          <w:rFonts w:ascii="Consolas" w:hAnsi="Consolas" w:eastAsia="宋体" w:hint="eastAsia"/>
-          <w:sz w:val="17"/>
-          <w:szCs w:val="17"/>
-        </w:rPr>
-        <w:t xml:space="preserve">        if (leftValue  &gt; threshold) leftBlack  = 1;</w:t>
-      </w:r>
-    </w:p>
-    <w:p>
-      <w:pPr>
-        <w:spacing w:line="240" w:lineRule="auto" w:before="0" w:after="0"/>
-      </w:pPr>
-      <w:r>
-        <w:rPr>
-          <w:rFonts w:ascii="Consolas" w:hAnsi="Consolas" w:eastAsia="宋体" w:hint="eastAsia"/>
-          <w:sz w:val="17"/>
-          <w:szCs w:val="17"/>
-        </w:rPr>
-        <w:t xml:space="preserve">        if (rightValue &gt; threshold) rightBlack = 1;</w:t>
-      </w:r>
-    </w:p>
-    <w:p>
-      <w:pPr>
-        <w:spacing w:line="240" w:lineRule="auto" w:before="0" w:after="0"/>
-      </w:pPr>
-      <w:r>
-        <w:rPr>
-          <w:rFonts w:ascii="Consolas" w:hAnsi="Consolas" w:eastAsia="宋体" w:hint="eastAsia"/>
-          <w:sz w:val="17"/>
-          <w:szCs w:val="17"/>
-        </w:rPr>
-        <w:t xml:space="preserve">      } else {</w:t>
-      </w:r>
-    </w:p>
-    <w:p>
-      <w:pPr>
-        <w:spacing w:line="240" w:lineRule="auto" w:before="0" w:after="0"/>
-      </w:pPr>
-      <w:r>
-        <w:rPr>
-          <w:rFonts w:ascii="Consolas" w:hAnsi="Consolas" w:eastAsia="宋体" w:hint="eastAsia"/>
-          <w:sz w:val="17"/>
-          <w:szCs w:val="17"/>
-        </w:rPr>
-        <w:t xml:space="preserve">        if (leftValue  &lt; threshold) leftBlack  = 1;</w:t>
-      </w:r>
-    </w:p>
-    <w:p>
-      <w:pPr>
-        <w:spacing w:line="240" w:lineRule="auto" w:before="0" w:after="0"/>
-      </w:pPr>
-      <w:r>
-        <w:rPr>
-          <w:rFonts w:ascii="Consolas" w:hAnsi="Consolas" w:eastAsia="宋体" w:hint="eastAsia"/>
-          <w:sz w:val="17"/>
-          <w:szCs w:val="17"/>
-        </w:rPr>
-        <w:t xml:space="preserve">        if (rightValue &lt; threshold) rightBlack = 1;</w:t>
-      </w:r>
-    </w:p>
-    <w:p>
-      <w:pPr>
-        <w:spacing w:line="240" w:lineRule="auto" w:before="0" w:after="0"/>
-      </w:pPr>
-      <w:r>
-        <w:rPr>
-          <w:rFonts w:ascii="Consolas" w:hAnsi="Consolas" w:eastAsia="宋体" w:hint="eastAsia"/>
-          <w:sz w:val="17"/>
-          <w:szCs w:val="17"/>
-        </w:rPr>
-        <w:t xml:space="preserve">      }</w:t>
-      </w:r>
-    </w:p>
-    <w:p>
-      <w:pPr>
-        <w:spacing w:line="240" w:lineRule="auto" w:before="0" w:after="0"/>
-      </w:pPr>
-      <w:r>
-        <w:rPr>
-          <w:rFonts w:ascii="Consolas" w:hAnsi="Consolas" w:eastAsia="宋体" w:hint="eastAsia"/>
-          <w:sz w:val="17"/>
-          <w:szCs w:val="17"/>
-        </w:rPr>
-        <w:t xml:space="preserve"/>
-      </w:r>
-    </w:p>
-    <w:p>
-      <w:pPr>
-        <w:spacing w:line="240" w:lineRule="auto" w:before="0" w:after="0"/>
-      </w:pPr>
-      <w:r>
-        <w:rPr>
-          <w:rFonts w:ascii="Consolas" w:hAnsi="Consolas" w:eastAsia="宋体" w:hint="eastAsia"/>
-          <w:sz w:val="17"/>
-          <w:szCs w:val="17"/>
-        </w:rPr>
-        <w:t xml:space="preserve">      // ---------- ② 判圈 ----------</w:t>
-      </w:r>
-    </w:p>
-    <w:p>
-      <w:pPr>
-        <w:spacing w:line="240" w:lineRule="auto" w:before="0" w:after="0"/>
-      </w:pPr>
-      <w:r>
-        <w:rPr>
-          <w:rFonts w:ascii="Consolas" w:hAnsi="Consolas" w:eastAsia="宋体" w:hint="eastAsia"/>
-          <w:sz w:val="17"/>
-          <w:szCs w:val="17"/>
-        </w:rPr>
-        <w:t xml:space="preserve">      // 单独拿出来判，不和电机控制混在一起。</w:t>
-      </w:r>
-    </w:p>
-    <w:p>
-      <w:pPr>
-        <w:spacing w:line="240" w:lineRule="auto" w:before="0" w:after="0"/>
-      </w:pPr>
-      <w:r>
-        <w:rPr>
-          <w:rFonts w:ascii="Consolas" w:hAnsi="Consolas" w:eastAsia="宋体" w:hint="eastAsia"/>
-          <w:sz w:val="17"/>
-          <w:szCs w:val="17"/>
-        </w:rPr>
-        <w:t xml:space="preserve">      // 条件：两个传感器同时压黑线，持续超过 startLineMs，</w:t>
-      </w:r>
-    </w:p>
-    <w:p>
-      <w:pPr>
-        <w:spacing w:line="240" w:lineRule="auto" w:before="0" w:after="0"/>
-      </w:pPr>
-      <w:r>
-        <w:rPr>
-          <w:rFonts w:ascii="Consolas" w:hAnsi="Consolas" w:eastAsia="宋体" w:hint="eastAsia"/>
-          <w:sz w:val="17"/>
-          <w:szCs w:val="17"/>
-        </w:rPr>
-        <w:t xml:space="preserve">      //       而且已经跑了超过 lapMinMs（防止刚出发就被误判）</w:t>
-      </w:r>
-    </w:p>
-    <w:p>
-      <w:pPr>
-        <w:spacing w:line="240" w:lineRule="auto" w:before="0" w:after="0"/>
-      </w:pPr>
-      <w:r>
-        <w:rPr>
-          <w:rFonts w:ascii="Consolas" w:hAnsi="Consolas" w:eastAsia="宋体" w:hint="eastAsia"/>
-          <w:sz w:val="17"/>
-          <w:szCs w:val="17"/>
-        </w:rPr>
-        <w:t xml:space="preserve">      if (leftBlack == 1 &amp;&amp; rightBlack == 1) {</w:t>
-      </w:r>
-    </w:p>
-    <w:p>
-      <w:pPr>
-        <w:spacing w:line="240" w:lineRule="auto" w:before="0" w:after="0"/>
-      </w:pPr>
-      <w:r>
-        <w:rPr>
-          <w:rFonts w:ascii="Consolas" w:hAnsi="Consolas" w:eastAsia="宋体" w:hint="eastAsia"/>
-          <w:sz w:val="17"/>
-          <w:szCs w:val="17"/>
-        </w:rPr>
-        <w:t xml:space="preserve">        if (bothBlackTime == 0) {</w:t>
-      </w:r>
-    </w:p>
-    <w:p>
-      <w:pPr>
-        <w:spacing w:line="240" w:lineRule="auto" w:before="0" w:after="0"/>
-      </w:pPr>
-      <w:r>
-        <w:rPr>
-          <w:rFonts w:ascii="Consolas" w:hAnsi="Consolas" w:eastAsia="宋体" w:hint="eastAsia"/>
-          <w:sz w:val="17"/>
-          <w:szCs w:val="17"/>
-        </w:rPr>
-        <w:t xml:space="preserve">          bothBlackTime = millis();   // 刚刚同时压上，记下时刻</w:t>
-      </w:r>
-    </w:p>
-    <w:p>
-      <w:pPr>
-        <w:spacing w:line="240" w:lineRule="auto" w:before="0" w:after="0"/>
-      </w:pPr>
-      <w:r>
-        <w:rPr>
-          <w:rFonts w:ascii="Consolas" w:hAnsi="Consolas" w:eastAsia="宋体" w:hint="eastAsia"/>
-          <w:sz w:val="17"/>
-          <w:szCs w:val="17"/>
-        </w:rPr>
-        <w:t xml:space="preserve">        }</w:t>
-      </w:r>
-    </w:p>
-    <w:p>
-      <w:pPr>
-        <w:spacing w:line="240" w:lineRule="auto" w:before="0" w:after="0"/>
-      </w:pPr>
-      <w:r>
-        <w:rPr>
-          <w:rFonts w:ascii="Consolas" w:hAnsi="Consolas" w:eastAsia="宋体" w:hint="eastAsia"/>
-          <w:sz w:val="17"/>
-          <w:szCs w:val="17"/>
-        </w:rPr>
-        <w:t xml:space="preserve">        if (millis() - bothBlackTime &gt; startLineMs &amp;&amp; millis() - startTime &gt; lapMinMs) {</w:t>
-      </w:r>
-    </w:p>
-    <w:p>
-      <w:pPr>
-        <w:spacing w:line="240" w:lineRule="auto" w:before="0" w:after="0"/>
-      </w:pPr>
-      <w:r>
-        <w:rPr>
-          <w:rFonts w:ascii="Consolas" w:hAnsi="Consolas" w:eastAsia="宋体" w:hint="eastAsia"/>
-          <w:sz w:val="17"/>
-          <w:szCs w:val="17"/>
-        </w:rPr>
-        <w:t xml:space="preserve">          finished = 1;</w:t>
-      </w:r>
-    </w:p>
-    <w:p>
-      <w:pPr>
-        <w:spacing w:line="240" w:lineRule="auto" w:before="0" w:after="0"/>
-      </w:pPr>
-      <w:r>
-        <w:rPr>
-          <w:rFonts w:ascii="Consolas" w:hAnsi="Consolas" w:eastAsia="宋体" w:hint="eastAsia"/>
-          <w:sz w:val="17"/>
-          <w:szCs w:val="17"/>
-        </w:rPr>
-        <w:t xml:space="preserve">          break;</w:t>
-      </w:r>
-    </w:p>
-    <w:p>
-      <w:pPr>
-        <w:spacing w:line="240" w:lineRule="auto" w:before="0" w:after="0"/>
-      </w:pPr>
-      <w:r>
-        <w:rPr>
-          <w:rFonts w:ascii="Consolas" w:hAnsi="Consolas" w:eastAsia="宋体" w:hint="eastAsia"/>
-          <w:sz w:val="17"/>
-          <w:szCs w:val="17"/>
-        </w:rPr>
-        <w:t xml:space="preserve">        }</w:t>
-      </w:r>
-    </w:p>
-    <w:p>
-      <w:pPr>
-        <w:spacing w:line="240" w:lineRule="auto" w:before="0" w:after="0"/>
-      </w:pPr>
-      <w:r>
-        <w:rPr>
-          <w:rFonts w:ascii="Consolas" w:hAnsi="Consolas" w:eastAsia="宋体" w:hint="eastAsia"/>
-          <w:sz w:val="17"/>
-          <w:szCs w:val="17"/>
-        </w:rPr>
-        <w:t xml:space="preserve">      } else {</w:t>
-      </w:r>
-    </w:p>
-    <w:p>
-      <w:pPr>
-        <w:spacing w:line="240" w:lineRule="auto" w:before="0" w:after="0"/>
-      </w:pPr>
-      <w:r>
-        <w:rPr>
-          <w:rFonts w:ascii="Consolas" w:hAnsi="Consolas" w:eastAsia="宋体" w:hint="eastAsia"/>
-          <w:sz w:val="17"/>
-          <w:szCs w:val="17"/>
-        </w:rPr>
-        <w:t xml:space="preserve">        bothBlackTime = 0;            // 只要不是双黑，就重新计时</w:t>
-      </w:r>
-    </w:p>
-    <w:p>
-      <w:pPr>
-        <w:spacing w:line="240" w:lineRule="auto" w:before="0" w:after="0"/>
-      </w:pPr>
-      <w:r>
-        <w:rPr>
-          <w:rFonts w:ascii="Consolas" w:hAnsi="Consolas" w:eastAsia="宋体" w:hint="eastAsia"/>
-          <w:sz w:val="17"/>
-          <w:szCs w:val="17"/>
-        </w:rPr>
-        <w:t xml:space="preserve">      }</w:t>
-      </w:r>
-    </w:p>
-    <w:p>
-      <w:pPr>
-        <w:spacing w:line="240" w:lineRule="auto" w:before="0" w:after="0"/>
-      </w:pPr>
-      <w:r>
-        <w:rPr>
-          <w:rFonts w:ascii="Consolas" w:hAnsi="Consolas" w:eastAsia="宋体" w:hint="eastAsia"/>
-          <w:sz w:val="17"/>
-          <w:szCs w:val="17"/>
-        </w:rPr>
-        <w:t xml:space="preserve"/>
-      </w:r>
-    </w:p>
-    <w:p>
-      <w:pPr>
-        <w:spacing w:line="240" w:lineRule="auto" w:before="0" w:after="0"/>
-      </w:pPr>
-      <w:r>
-        <w:rPr>
-          <w:rFonts w:ascii="Consolas" w:hAnsi="Consolas" w:eastAsia="宋体" w:hint="eastAsia"/>
-          <w:sz w:val="17"/>
-          <w:szCs w:val="17"/>
-        </w:rPr>
-        <w:t xml:space="preserve">      // ---------- ③ 决定 4 个脚各给多少 ----------</w:t>
-      </w:r>
-    </w:p>
-    <w:p>
-      <w:pPr>
-        <w:spacing w:line="240" w:lineRule="auto" w:before="0" w:after="0"/>
-      </w:pPr>
-      <w:r>
-        <w:rPr>
-          <w:rFonts w:ascii="Consolas" w:hAnsi="Consolas" w:eastAsia="宋体" w:hint="eastAsia"/>
-          <w:sz w:val="17"/>
-          <w:szCs w:val="17"/>
-        </w:rPr>
-        <w:t xml:space="preserve">      // 先按"直行"把 4 个值都填好，下面只在需要转弯时改动其中几个。</w:t>
-      </w:r>
-    </w:p>
-    <w:p>
-      <w:pPr>
-        <w:spacing w:line="240" w:lineRule="auto" w:before="0" w:after="0"/>
-      </w:pPr>
-      <w:r>
-        <w:rPr>
-          <w:rFonts w:ascii="Consolas" w:hAnsi="Consolas" w:eastAsia="宋体" w:hint="eastAsia"/>
-          <w:sz w:val="17"/>
-          <w:szCs w:val="17"/>
-        </w:rPr>
-        <w:t xml:space="preserve">      // 这样就不用每个分支都写一遍，也不会漏掉某个脚。</w:t>
-      </w:r>
-    </w:p>
-    <w:p>
-      <w:pPr>
-        <w:spacing w:line="240" w:lineRule="auto" w:before="0" w:after="0"/>
-      </w:pPr>
-      <w:r>
-        <w:rPr>
-          <w:rFonts w:ascii="Consolas" w:hAnsi="Consolas" w:eastAsia="宋体" w:hint="eastAsia"/>
-          <w:sz w:val="17"/>
-          <w:szCs w:val="17"/>
-        </w:rPr>
-        <w:t xml:space="preserve">      int leftGo   = fastLeft;    // 左轮 前进值</w:t>
-      </w:r>
-    </w:p>
-    <w:p>
-      <w:pPr>
-        <w:spacing w:line="240" w:lineRule="auto" w:before="0" w:after="0"/>
-      </w:pPr>
-      <w:r>
-        <w:rPr>
-          <w:rFonts w:ascii="Consolas" w:hAnsi="Consolas" w:eastAsia="宋体" w:hint="eastAsia"/>
-          <w:sz w:val="17"/>
-          <w:szCs w:val="17"/>
-        </w:rPr>
-        <w:t xml:space="preserve">      int leftRev  = 0;           // 左轮 反转值</w:t>
-      </w:r>
-    </w:p>
-    <w:p>
-      <w:pPr>
-        <w:spacing w:line="240" w:lineRule="auto" w:before="0" w:after="0"/>
-      </w:pPr>
-      <w:r>
-        <w:rPr>
-          <w:rFonts w:ascii="Consolas" w:hAnsi="Consolas" w:eastAsia="宋体" w:hint="eastAsia"/>
-          <w:sz w:val="17"/>
-          <w:szCs w:val="17"/>
-        </w:rPr>
-        <w:t xml:space="preserve">      int rightGo  = speedFast;   // 右轮 前进值</w:t>
-      </w:r>
-    </w:p>
-    <w:p>
-      <w:pPr>
-        <w:spacing w:line="240" w:lineRule="auto" w:before="0" w:after="0"/>
-      </w:pPr>
-      <w:r>
-        <w:rPr>
-          <w:rFonts w:ascii="Consolas" w:hAnsi="Consolas" w:eastAsia="宋体" w:hint="eastAsia"/>
-          <w:sz w:val="17"/>
-          <w:szCs w:val="17"/>
-        </w:rPr>
-        <w:t xml:space="preserve">      int rightRev = 0;           // 右轮 反转值</w:t>
-      </w:r>
-    </w:p>
-    <w:p>
-      <w:pPr>
-        <w:spacing w:line="240" w:lineRule="auto" w:before="0" w:after="0"/>
-      </w:pPr>
-      <w:r>
-        <w:rPr>
-          <w:rFonts w:ascii="Consolas" w:hAnsi="Consolas" w:eastAsia="宋体" w:hint="eastAsia"/>
-          <w:sz w:val="17"/>
-          <w:szCs w:val="17"/>
-        </w:rPr>
-        <w:t xml:space="preserve"/>
-      </w:r>
-    </w:p>
-    <w:p>
-      <w:pPr>
-        <w:spacing w:line="240" w:lineRule="auto" w:before="0" w:after="0"/>
-      </w:pPr>
-      <w:r>
-        <w:rPr>
-          <w:rFonts w:ascii="Consolas" w:hAnsi="Consolas" w:eastAsia="宋体" w:hint="eastAsia"/>
-          <w:sz w:val="17"/>
-          <w:szCs w:val="17"/>
-        </w:rPr>
-        <w:t xml:space="preserve">      if (leftBlack == 1 &amp;&amp; rightBlack == 0) {</w:t>
-      </w:r>
-    </w:p>
-    <w:p>
-      <w:pPr>
-        <w:spacing w:line="240" w:lineRule="auto" w:before="0" w:after="0"/>
-      </w:pPr>
-      <w:r>
-        <w:rPr>
-          <w:rFonts w:ascii="Consolas" w:hAnsi="Consolas" w:eastAsia="宋体" w:hint="eastAsia"/>
-          <w:sz w:val="17"/>
-          <w:szCs w:val="17"/>
-        </w:rPr>
-        <w:t xml:space="preserve">        // 只有左边压到黑线 -&gt; 线在车的左边 -&gt; 车偏右 -&gt; 向左转。</w:t>
-      </w:r>
-    </w:p>
-    <w:p>
-      <w:pPr>
-        <w:spacing w:line="240" w:lineRule="auto" w:before="0" w:after="0"/>
-      </w:pPr>
-      <w:r>
-        <w:rPr>
-          <w:rFonts w:ascii="Consolas" w:hAnsi="Consolas" w:eastAsia="宋体" w:hint="eastAsia"/>
-          <w:sz w:val="17"/>
-          <w:szCs w:val="17"/>
-        </w:rPr>
-        <w:t xml:space="preserve">        // 左轮当"内侧"往后倒，右轮当"外侧"往前冲，车身几乎是原地转。</w:t>
-      </w:r>
-    </w:p>
-    <w:p>
-      <w:pPr>
-        <w:spacing w:line="240" w:lineRule="auto" w:before="0" w:after="0"/>
-      </w:pPr>
-      <w:r>
-        <w:rPr>
-          <w:rFonts w:ascii="Consolas" w:hAnsi="Consolas" w:eastAsia="宋体" w:hint="eastAsia"/>
-          <w:sz w:val="17"/>
-          <w:szCs w:val="17"/>
-        </w:rPr>
-        <w:t xml:space="preserve">        leftGo   = 0;</w:t>
-      </w:r>
-    </w:p>
-    <w:p>
-      <w:pPr>
-        <w:spacing w:line="240" w:lineRule="auto" w:before="0" w:after="0"/>
-      </w:pPr>
-      <w:r>
-        <w:rPr>
-          <w:rFonts w:ascii="Consolas" w:hAnsi="Consolas" w:eastAsia="宋体" w:hint="eastAsia"/>
-          <w:sz w:val="17"/>
-          <w:szCs w:val="17"/>
-        </w:rPr>
-        <w:t xml:space="preserve">        leftRev  = speedBack;</w:t>
-      </w:r>
-    </w:p>
-    <w:p>
-      <w:pPr>
-        <w:spacing w:line="240" w:lineRule="auto" w:before="0" w:after="0"/>
-      </w:pPr>
-      <w:r>
-        <w:rPr>
-          <w:rFonts w:ascii="Consolas" w:hAnsi="Consolas" w:eastAsia="宋体" w:hint="eastAsia"/>
-          <w:sz w:val="17"/>
-          <w:szCs w:val="17"/>
-        </w:rPr>
-        <w:t xml:space="preserve">        rightGo  = speedTurn;</w:t>
-      </w:r>
-    </w:p>
-    <w:p>
-      <w:pPr>
-        <w:spacing w:line="240" w:lineRule="auto" w:before="0" w:after="0"/>
-      </w:pPr>
-      <w:r>
-        <w:rPr>
-          <w:rFonts w:ascii="Consolas" w:hAnsi="Consolas" w:eastAsia="宋体" w:hint="eastAsia"/>
-          <w:sz w:val="17"/>
-          <w:szCs w:val="17"/>
-        </w:rPr>
-        <w:t xml:space="preserve">      }</w:t>
-      </w:r>
-    </w:p>
-    <w:p>
-      <w:pPr>
-        <w:spacing w:line="240" w:lineRule="auto" w:before="0" w:after="0"/>
-      </w:pPr>
-      <w:r>
-        <w:rPr>
-          <w:rFonts w:ascii="Consolas" w:hAnsi="Consolas" w:eastAsia="宋体" w:hint="eastAsia"/>
-          <w:sz w:val="17"/>
-          <w:szCs w:val="17"/>
-        </w:rPr>
-        <w:t xml:space="preserve">      else if (leftBlack == 0 &amp;&amp; rightBlack == 1) {</w:t>
-      </w:r>
-    </w:p>
-    <w:p>
-      <w:pPr>
-        <w:spacing w:line="240" w:lineRule="auto" w:before="0" w:after="0"/>
-      </w:pPr>
-      <w:r>
-        <w:rPr>
-          <w:rFonts w:ascii="Consolas" w:hAnsi="Consolas" w:eastAsia="宋体" w:hint="eastAsia"/>
-          <w:sz w:val="17"/>
-          <w:szCs w:val="17"/>
-        </w:rPr>
-        <w:t xml:space="preserve">        // 只有右边压到黑线 -&gt; 线在车的右边 -&gt; 车偏左 -&gt; 向右转。</w:t>
-      </w:r>
-    </w:p>
-    <w:p>
-      <w:pPr>
-        <w:spacing w:line="240" w:lineRule="auto" w:before="0" w:after="0"/>
-      </w:pPr>
-      <w:r>
-        <w:rPr>
-          <w:rFonts w:ascii="Consolas" w:hAnsi="Consolas" w:eastAsia="宋体" w:hint="eastAsia"/>
-          <w:sz w:val="17"/>
-          <w:szCs w:val="17"/>
-        </w:rPr>
-        <w:t xml:space="preserve">        leftGo   = turnLeft;</w:t>
-      </w:r>
-    </w:p>
-    <w:p>
-      <w:pPr>
-        <w:spacing w:line="240" w:lineRule="auto" w:before="0" w:after="0"/>
-      </w:pPr>
-      <w:r>
-        <w:rPr>
-          <w:rFonts w:ascii="Consolas" w:hAnsi="Consolas" w:eastAsia="宋体" w:hint="eastAsia"/>
-          <w:sz w:val="17"/>
-          <w:szCs w:val="17"/>
-        </w:rPr>
-        <w:t xml:space="preserve">        rightGo  = 0;</w:t>
-      </w:r>
-    </w:p>
-    <w:p>
-      <w:pPr>
-        <w:spacing w:line="240" w:lineRule="auto" w:before="0" w:after="0"/>
-      </w:pPr>
-      <w:r>
-        <w:rPr>
-          <w:rFonts w:ascii="Consolas" w:hAnsi="Consolas" w:eastAsia="宋体" w:hint="eastAsia"/>
-          <w:sz w:val="17"/>
-          <w:szCs w:val="17"/>
-        </w:rPr>
-        <w:t xml:space="preserve">        rightRev = speedBack;</w:t>
-      </w:r>
-    </w:p>
-    <w:p>
-      <w:pPr>
-        <w:spacing w:line="240" w:lineRule="auto" w:before="0" w:after="0"/>
-      </w:pPr>
-      <w:r>
-        <w:rPr>
-          <w:rFonts w:ascii="Consolas" w:hAnsi="Consolas" w:eastAsia="宋体" w:hint="eastAsia"/>
-          <w:sz w:val="17"/>
-          <w:szCs w:val="17"/>
-        </w:rPr>
-        <w:t xml:space="preserve">      }</w:t>
-      </w:r>
-    </w:p>
-    <w:p>
-      <w:pPr>
-        <w:spacing w:line="240" w:lineRule="auto" w:before="0" w:after="0"/>
-      </w:pPr>
-      <w:r>
-        <w:rPr>
-          <w:rFonts w:ascii="Consolas" w:hAnsi="Consolas" w:eastAsia="宋体" w:hint="eastAsia"/>
-          <w:sz w:val="17"/>
-          <w:szCs w:val="17"/>
-        </w:rPr>
-        <w:t xml:space="preserve">      // 剩下两种情况都是直行，直接用上面填好的默认值：</w:t>
-      </w:r>
-    </w:p>
-    <w:p>
-      <w:pPr>
-        <w:spacing w:line="240" w:lineRule="auto" w:before="0" w:after="0"/>
-      </w:pPr>
-      <w:r>
-        <w:rPr>
-          <w:rFonts w:ascii="Consolas" w:hAnsi="Consolas" w:eastAsia="宋体" w:hint="eastAsia"/>
-          <w:sz w:val="17"/>
-          <w:szCs w:val="17"/>
-        </w:rPr>
-        <w:t xml:space="preserve">      //   两个都白 = 车正正压在线上（本车是"夹住线"的摆法）</w:t>
-      </w:r>
-    </w:p>
-    <w:p>
-      <w:pPr>
-        <w:spacing w:line="240" w:lineRule="auto" w:before="0" w:after="0"/>
-      </w:pPr>
-      <w:r>
-        <w:rPr>
-          <w:rFonts w:ascii="Consolas" w:hAnsi="Consolas" w:eastAsia="宋体" w:hint="eastAsia"/>
-          <w:sz w:val="17"/>
-          <w:szCs w:val="17"/>
-        </w:rPr>
-        <w:t xml:space="preserve">      //   两个都黑 = 起始线</w:t>
-      </w:r>
-    </w:p>
-    <w:p>
-      <w:pPr>
-        <w:spacing w:line="240" w:lineRule="auto" w:before="0" w:after="0"/>
-      </w:pPr>
-      <w:r>
-        <w:rPr>
-          <w:rFonts w:ascii="Consolas" w:hAnsi="Consolas" w:eastAsia="宋体" w:hint="eastAsia"/>
-          <w:sz w:val="17"/>
-          <w:szCs w:val="17"/>
-        </w:rPr>
-        <w:t xml:space="preserve"/>
-      </w:r>
-    </w:p>
-    <w:p>
-      <w:pPr>
-        <w:spacing w:line="240" w:lineRule="auto" w:before="0" w:after="0"/>
-      </w:pPr>
-      <w:r>
-        <w:rPr>
-          <w:rFonts w:ascii="Consolas" w:hAnsi="Consolas" w:eastAsia="宋体" w:hint="eastAsia"/>
-          <w:sz w:val="17"/>
-          <w:szCs w:val="17"/>
-        </w:rPr>
-        <w:t xml:space="preserve">      // ---------- ④ 一次性把 4 个脚写出去 ----------</w:t>
-      </w:r>
-    </w:p>
-    <w:p>
-      <w:pPr>
-        <w:spacing w:line="240" w:lineRule="auto" w:before="0" w:after="0"/>
-      </w:pPr>
-      <w:r>
-        <w:rPr>
-          <w:rFonts w:ascii="Consolas" w:hAnsi="Consolas" w:eastAsia="宋体" w:hint="eastAsia"/>
-          <w:sz w:val="17"/>
-          <w:szCs w:val="17"/>
-        </w:rPr>
-        <w:t xml:space="preserve">      // 只在这一处写，就不会出现"某个脚忘了写、残留上一次的反转"</w:t>
-      </w:r>
-    </w:p>
-    <w:p>
-      <w:pPr>
-        <w:spacing w:line="240" w:lineRule="auto" w:before="0" w:after="0"/>
-      </w:pPr>
-      <w:r>
-        <w:rPr>
-          <w:rFonts w:ascii="Consolas" w:hAnsi="Consolas" w:eastAsia="宋体" w:hint="eastAsia"/>
-          <w:sz w:val="17"/>
-          <w:szCs w:val="17"/>
-        </w:rPr>
-        <w:t xml:space="preserve">      analogWrite(leftForward,  leftGo);</w:t>
-      </w:r>
-    </w:p>
-    <w:p>
-      <w:pPr>
-        <w:spacing w:line="240" w:lineRule="auto" w:before="0" w:after="0"/>
-      </w:pPr>
-      <w:r>
-        <w:rPr>
-          <w:rFonts w:ascii="Consolas" w:hAnsi="Consolas" w:eastAsia="宋体" w:hint="eastAsia"/>
-          <w:sz w:val="17"/>
-          <w:szCs w:val="17"/>
-        </w:rPr>
-        <w:t xml:space="preserve">      analogWrite(leftBack,     leftRev);</w:t>
-      </w:r>
-    </w:p>
-    <w:p>
-      <w:pPr>
-        <w:spacing w:line="240" w:lineRule="auto" w:before="0" w:after="0"/>
-      </w:pPr>
-      <w:r>
-        <w:rPr>
-          <w:rFonts w:ascii="Consolas" w:hAnsi="Consolas" w:eastAsia="宋体" w:hint="eastAsia"/>
-          <w:sz w:val="17"/>
-          <w:szCs w:val="17"/>
-        </w:rPr>
-        <w:t xml:space="preserve">      analogWrite(rightForward, rightGo);</w:t>
-      </w:r>
-    </w:p>
-    <w:p>
-      <w:pPr>
-        <w:spacing w:line="240" w:lineRule="auto" w:before="0" w:after="0"/>
-      </w:pPr>
-      <w:r>
-        <w:rPr>
-          <w:rFonts w:ascii="Consolas" w:hAnsi="Consolas" w:eastAsia="宋体" w:hint="eastAsia"/>
-          <w:sz w:val="17"/>
-          <w:szCs w:val="17"/>
-        </w:rPr>
-        <w:t xml:space="preserve">      analogWrite(rightBack,    rightRev);</w:t>
-      </w:r>
-    </w:p>
-    <w:p>
-      <w:pPr>
-        <w:spacing w:line="240" w:lineRule="auto" w:before="0" w:after="0"/>
-      </w:pPr>
-      <w:r>
-        <w:rPr>
-          <w:rFonts w:ascii="Consolas" w:hAnsi="Consolas" w:eastAsia="宋体" w:hint="eastAsia"/>
-          <w:sz w:val="17"/>
-          <w:szCs w:val="17"/>
-        </w:rPr>
-        <w:t xml:space="preserve"/>
-      </w:r>
-    </w:p>
-    <w:p>
-      <w:pPr>
-        <w:spacing w:line="240" w:lineRule="auto" w:before="0" w:after="0"/>
-      </w:pPr>
-      <w:r>
-        <w:rPr>
-          <w:rFonts w:ascii="Consolas" w:hAnsi="Consolas" w:eastAsia="宋体" w:hint="eastAsia"/>
-          <w:sz w:val="17"/>
-          <w:szCs w:val="17"/>
-        </w:rPr>
-        <w:t xml:space="preserve">      // ---- 3 分钟超时保护 ----</w:t>
-      </w:r>
-    </w:p>
-    <w:p>
-      <w:pPr>
-        <w:spacing w:line="240" w:lineRule="auto" w:before="0" w:after="0"/>
-      </w:pPr>
-      <w:r>
-        <w:rPr>
-          <w:rFonts w:ascii="Consolas" w:hAnsi="Consolas" w:eastAsia="宋体" w:hint="eastAsia"/>
-          <w:sz w:val="17"/>
-          <w:szCs w:val="17"/>
-        </w:rPr>
-        <w:t xml:space="preserve">      if (millis() - startTime &gt; lapMaxMs) {</w:t>
-      </w:r>
-    </w:p>
-    <w:p>
-      <w:pPr>
-        <w:spacing w:line="240" w:lineRule="auto" w:before="0" w:after="0"/>
-      </w:pPr>
-      <w:r>
-        <w:rPr>
-          <w:rFonts w:ascii="Consolas" w:hAnsi="Consolas" w:eastAsia="宋体" w:hint="eastAsia"/>
-          <w:sz w:val="17"/>
-          <w:szCs w:val="17"/>
-        </w:rPr>
-        <w:t xml:space="preserve">        finished = 0;</w:t>
-      </w:r>
-    </w:p>
-    <w:p>
-      <w:pPr>
-        <w:spacing w:line="240" w:lineRule="auto" w:before="0" w:after="0"/>
-      </w:pPr>
-      <w:r>
-        <w:rPr>
-          <w:rFonts w:ascii="Consolas" w:hAnsi="Consolas" w:eastAsia="宋体" w:hint="eastAsia"/>
-          <w:sz w:val="17"/>
-          <w:szCs w:val="17"/>
-        </w:rPr>
-        <w:t xml:space="preserve">        break;</w:t>
-      </w:r>
-    </w:p>
-    <w:p>
-      <w:pPr>
-        <w:spacing w:line="240" w:lineRule="auto" w:before="0" w:after="0"/>
-      </w:pPr>
-      <w:r>
-        <w:rPr>
-          <w:rFonts w:ascii="Consolas" w:hAnsi="Consolas" w:eastAsia="宋体" w:hint="eastAsia"/>
-          <w:sz w:val="17"/>
-          <w:szCs w:val="17"/>
-        </w:rPr>
-        <w:t xml:space="preserve">      }</w:t>
-      </w:r>
-    </w:p>
-    <w:p>
-      <w:pPr>
-        <w:spacing w:line="240" w:lineRule="auto" w:before="0" w:after="0"/>
-      </w:pPr>
-      <w:r>
-        <w:rPr>
-          <w:rFonts w:ascii="Consolas" w:hAnsi="Consolas" w:eastAsia="宋体" w:hint="eastAsia"/>
-          <w:sz w:val="17"/>
-          <w:szCs w:val="17"/>
-        </w:rPr>
-        <w:t xml:space="preserve"/>
-      </w:r>
-    </w:p>
-    <w:p>
-      <w:pPr>
-        <w:spacing w:line="240" w:lineRule="auto" w:before="0" w:after="0"/>
-      </w:pPr>
-      <w:r>
-        <w:rPr>
-          <w:rFonts w:ascii="Consolas" w:hAnsi="Consolas" w:eastAsia="宋体" w:hint="eastAsia"/>
-          <w:sz w:val="17"/>
-          <w:szCs w:val="17"/>
-        </w:rPr>
-        <w:t xml:space="preserve">      // ---- 每 100 毫秒刷新一次屏幕 ----</w:t>
-      </w:r>
-    </w:p>
-    <w:p>
-      <w:pPr>
-        <w:spacing w:line="240" w:lineRule="auto" w:before="0" w:after="0"/>
-      </w:pPr>
-      <w:r>
-        <w:rPr>
-          <w:rFonts w:ascii="Consolas" w:hAnsi="Consolas" w:eastAsia="宋体" w:hint="eastAsia"/>
-          <w:sz w:val="17"/>
-          <w:szCs w:val="17"/>
-        </w:rPr>
-        <w:t xml:space="preserve">      if (millis() - oledTime &gt; oledMs) {</w:t>
-      </w:r>
-    </w:p>
-    <w:p>
-      <w:pPr>
-        <w:spacing w:line="240" w:lineRule="auto" w:before="0" w:after="0"/>
-      </w:pPr>
-      <w:r>
-        <w:rPr>
-          <w:rFonts w:ascii="Consolas" w:hAnsi="Consolas" w:eastAsia="宋体" w:hint="eastAsia"/>
-          <w:sz w:val="17"/>
-          <w:szCs w:val="17"/>
-        </w:rPr>
-        <w:t xml:space="preserve">        oledTime = millis();</w:t>
-      </w:r>
-    </w:p>
-    <w:p>
-      <w:pPr>
-        <w:spacing w:line="240" w:lineRule="auto" w:before="0" w:after="0"/>
-      </w:pPr>
-      <w:r>
-        <w:rPr>
-          <w:rFonts w:ascii="Consolas" w:hAnsi="Consolas" w:eastAsia="宋体" w:hint="eastAsia"/>
-          <w:sz w:val="17"/>
-          <w:szCs w:val="17"/>
-        </w:rPr>
-        <w:t xml:space="preserve"/>
-      </w:r>
-    </w:p>
-    <w:p>
-      <w:pPr>
-        <w:spacing w:line="240" w:lineRule="auto" w:before="0" w:after="0"/>
-      </w:pPr>
-      <w:r>
-        <w:rPr>
-          <w:rFonts w:ascii="Consolas" w:hAnsi="Consolas" w:eastAsia="宋体" w:hint="eastAsia"/>
-          <w:sz w:val="17"/>
-          <w:szCs w:val="17"/>
-        </w:rPr>
-        <w:t xml:space="preserve">        passed      = millis() - startTime;   // 已经过去多少毫秒</w:t>
-      </w:r>
-    </w:p>
-    <w:p>
-      <w:pPr>
-        <w:spacing w:line="240" w:lineRule="auto" w:before="0" w:after="0"/>
-      </w:pPr>
-      <w:r>
-        <w:rPr>
-          <w:rFonts w:ascii="Consolas" w:hAnsi="Consolas" w:eastAsia="宋体" w:hint="eastAsia"/>
-          <w:sz w:val="17"/>
-          <w:szCs w:val="17"/>
-        </w:rPr>
-        <w:t xml:space="preserve">        totalSecond = passed / 1000;          // 换算成整秒</w:t>
-      </w:r>
-    </w:p>
-    <w:p>
-      <w:pPr>
-        <w:spacing w:line="240" w:lineRule="auto" w:before="0" w:after="0"/>
-      </w:pPr>
-      <w:r>
-        <w:rPr>
-          <w:rFonts w:ascii="Consolas" w:hAnsi="Consolas" w:eastAsia="宋体" w:hint="eastAsia"/>
-          <w:sz w:val="17"/>
-          <w:szCs w:val="17"/>
-        </w:rPr>
-        <w:t xml:space="preserve">        minute      = totalSecond / 60;       // 分钟</w:t>
-      </w:r>
-    </w:p>
-    <w:p>
-      <w:pPr>
-        <w:spacing w:line="240" w:lineRule="auto" w:before="0" w:after="0"/>
-      </w:pPr>
-      <w:r>
-        <w:rPr>
-          <w:rFonts w:ascii="Consolas" w:hAnsi="Consolas" w:eastAsia="宋体" w:hint="eastAsia"/>
-          <w:sz w:val="17"/>
-          <w:szCs w:val="17"/>
-        </w:rPr>
-        <w:t xml:space="preserve">        second      = totalSecond % 60;       // 秒（% 是取余数）</w:t>
-      </w:r>
-    </w:p>
-    <w:p>
-      <w:pPr>
-        <w:spacing w:line="240" w:lineRule="auto" w:before="0" w:after="0"/>
-      </w:pPr>
-      <w:r>
-        <w:rPr>
-          <w:rFonts w:ascii="Consolas" w:hAnsi="Consolas" w:eastAsia="宋体" w:hint="eastAsia"/>
-          <w:sz w:val="17"/>
-          <w:szCs w:val="17"/>
-        </w:rPr>
-        <w:t xml:space="preserve">        hundredth   = (passed % 1000) / 10;   // 百分秒</w:t>
-      </w:r>
-    </w:p>
-    <w:p>
-      <w:pPr>
-        <w:spacing w:line="240" w:lineRule="auto" w:before="0" w:after="0"/>
-      </w:pPr>
-      <w:r>
-        <w:rPr>
-          <w:rFonts w:ascii="Consolas" w:hAnsi="Consolas" w:eastAsia="宋体" w:hint="eastAsia"/>
-          <w:sz w:val="17"/>
-          <w:szCs w:val="17"/>
-        </w:rPr>
-        <w:t xml:space="preserve"/>
-      </w:r>
-    </w:p>
-    <w:p>
-      <w:pPr>
-        <w:spacing w:line="240" w:lineRule="auto" w:before="0" w:after="0"/>
-      </w:pPr>
-      <w:r>
-        <w:rPr>
-          <w:rFonts w:ascii="Consolas" w:hAnsi="Consolas" w:eastAsia="宋体" w:hint="eastAsia"/>
-          <w:sz w:val="17"/>
-          <w:szCs w:val="17"/>
-        </w:rPr>
-        <w:t xml:space="preserve">        oled.clearDisplay();</w:t>
-      </w:r>
-    </w:p>
-    <w:p>
-      <w:pPr>
-        <w:spacing w:line="240" w:lineRule="auto" w:before="0" w:after="0"/>
-      </w:pPr>
-      <w:r>
-        <w:rPr>
-          <w:rFonts w:ascii="Consolas" w:hAnsi="Consolas" w:eastAsia="宋体" w:hint="eastAsia"/>
-          <w:sz w:val="17"/>
-          <w:szCs w:val="17"/>
-        </w:rPr>
-        <w:t xml:space="preserve">        oled.setTextSize(1);</w:t>
-      </w:r>
-    </w:p>
-    <w:p>
-      <w:pPr>
-        <w:spacing w:line="240" w:lineRule="auto" w:before="0" w:after="0"/>
-      </w:pPr>
-      <w:r>
-        <w:rPr>
-          <w:rFonts w:ascii="Consolas" w:hAnsi="Consolas" w:eastAsia="宋体" w:hint="eastAsia"/>
-          <w:sz w:val="17"/>
-          <w:szCs w:val="17"/>
-        </w:rPr>
-        <w:t xml:space="preserve">        oled.setCursor(0, 0);</w:t>
-      </w:r>
-    </w:p>
-    <w:p>
-      <w:pPr>
-        <w:spacing w:line="240" w:lineRule="auto" w:before="0" w:after="0"/>
-      </w:pPr>
-      <w:r>
-        <w:rPr>
-          <w:rFonts w:ascii="Consolas" w:hAnsi="Consolas" w:eastAsia="宋体" w:hint="eastAsia"/>
-          <w:sz w:val="17"/>
-          <w:szCs w:val="17"/>
-        </w:rPr>
-        <w:t xml:space="preserve">        oled.println(F("Running"));</w:t>
-      </w:r>
-    </w:p>
-    <w:p>
-      <w:pPr>
-        <w:spacing w:line="240" w:lineRule="auto" w:before="0" w:after="0"/>
-      </w:pPr>
-      <w:r>
-        <w:rPr>
-          <w:rFonts w:ascii="Consolas" w:hAnsi="Consolas" w:eastAsia="宋体" w:hint="eastAsia"/>
-          <w:sz w:val="17"/>
-          <w:szCs w:val="17"/>
-        </w:rPr>
-        <w:t xml:space="preserve"/>
-      </w:r>
-    </w:p>
-    <w:p>
-      <w:pPr>
-        <w:spacing w:line="240" w:lineRule="auto" w:before="0" w:after="0"/>
-      </w:pPr>
-      <w:r>
-        <w:rPr>
-          <w:rFonts w:ascii="Consolas" w:hAnsi="Consolas" w:eastAsia="宋体" w:hint="eastAsia"/>
-          <w:sz w:val="17"/>
-          <w:szCs w:val="17"/>
-        </w:rPr>
-        <w:t xml:space="preserve">        // 大号字显示  分:秒.百分秒</w:t>
-      </w:r>
-    </w:p>
-    <w:p>
-      <w:pPr>
-        <w:spacing w:line="240" w:lineRule="auto" w:before="0" w:after="0"/>
-      </w:pPr>
-      <w:r>
-        <w:rPr>
-          <w:rFonts w:ascii="Consolas" w:hAnsi="Consolas" w:eastAsia="宋体" w:hint="eastAsia"/>
-          <w:sz w:val="17"/>
-          <w:szCs w:val="17"/>
-        </w:rPr>
-        <w:t xml:space="preserve">        oled.setTextSize(2);</w:t>
-      </w:r>
-    </w:p>
-    <w:p>
-      <w:pPr>
-        <w:spacing w:line="240" w:lineRule="auto" w:before="0" w:after="0"/>
-      </w:pPr>
-      <w:r>
-        <w:rPr>
-          <w:rFonts w:ascii="Consolas" w:hAnsi="Consolas" w:eastAsia="宋体" w:hint="eastAsia"/>
-          <w:sz w:val="17"/>
-          <w:szCs w:val="17"/>
-        </w:rPr>
-        <w:t xml:space="preserve">        oled.setCursor(0, 20);</w:t>
-      </w:r>
-    </w:p>
-    <w:p>
-      <w:pPr>
-        <w:spacing w:line="240" w:lineRule="auto" w:before="0" w:after="0"/>
-      </w:pPr>
-      <w:r>
-        <w:rPr>
-          <w:rFonts w:ascii="Consolas" w:hAnsi="Consolas" w:eastAsia="宋体" w:hint="eastAsia"/>
-          <w:sz w:val="17"/>
-          <w:szCs w:val="17"/>
-        </w:rPr>
-        <w:t xml:space="preserve">        if (minute &lt; 10) oled.print(F("0"));     // 补 0，让数字宽度固定，看着不跳</w:t>
-      </w:r>
-    </w:p>
-    <w:p>
-      <w:pPr>
-        <w:spacing w:line="240" w:lineRule="auto" w:before="0" w:after="0"/>
-      </w:pPr>
-      <w:r>
-        <w:rPr>
-          <w:rFonts w:ascii="Consolas" w:hAnsi="Consolas" w:eastAsia="宋体" w:hint="eastAsia"/>
-          <w:sz w:val="17"/>
-          <w:szCs w:val="17"/>
-        </w:rPr>
-        <w:t xml:space="preserve">        oled.print(minute);</w:t>
-      </w:r>
-    </w:p>
-    <w:p>
-      <w:pPr>
-        <w:spacing w:line="240" w:lineRule="auto" w:before="0" w:after="0"/>
-      </w:pPr>
-      <w:r>
-        <w:rPr>
-          <w:rFonts w:ascii="Consolas" w:hAnsi="Consolas" w:eastAsia="宋体" w:hint="eastAsia"/>
-          <w:sz w:val="17"/>
-          <w:szCs w:val="17"/>
-        </w:rPr>
-        <w:t xml:space="preserve">        oled.print(F(":"));</w:t>
-      </w:r>
-    </w:p>
-    <w:p>
-      <w:pPr>
-        <w:spacing w:line="240" w:lineRule="auto" w:before="0" w:after="0"/>
-      </w:pPr>
-      <w:r>
-        <w:rPr>
-          <w:rFonts w:ascii="Consolas" w:hAnsi="Consolas" w:eastAsia="宋体" w:hint="eastAsia"/>
-          <w:sz w:val="17"/>
-          <w:szCs w:val="17"/>
-        </w:rPr>
-        <w:t xml:space="preserve">        if (second &lt; 10) oled.print(F("0"));</w:t>
-      </w:r>
-    </w:p>
-    <w:p>
-      <w:pPr>
-        <w:spacing w:line="240" w:lineRule="auto" w:before="0" w:after="0"/>
-      </w:pPr>
-      <w:r>
-        <w:rPr>
-          <w:rFonts w:ascii="Consolas" w:hAnsi="Consolas" w:eastAsia="宋体" w:hint="eastAsia"/>
-          <w:sz w:val="17"/>
-          <w:szCs w:val="17"/>
-        </w:rPr>
-        <w:t xml:space="preserve">        oled.print(second);</w:t>
-      </w:r>
-    </w:p>
-    <w:p>
-      <w:pPr>
-        <w:spacing w:line="240" w:lineRule="auto" w:before="0" w:after="0"/>
-      </w:pPr>
-      <w:r>
-        <w:rPr>
-          <w:rFonts w:ascii="Consolas" w:hAnsi="Consolas" w:eastAsia="宋体" w:hint="eastAsia"/>
-          <w:sz w:val="17"/>
-          <w:szCs w:val="17"/>
-        </w:rPr>
-        <w:t xml:space="preserve">        oled.print(F("."));</w:t>
-      </w:r>
-    </w:p>
-    <w:p>
-      <w:pPr>
-        <w:spacing w:line="240" w:lineRule="auto" w:before="0" w:after="0"/>
-      </w:pPr>
-      <w:r>
-        <w:rPr>
-          <w:rFonts w:ascii="Consolas" w:hAnsi="Consolas" w:eastAsia="宋体" w:hint="eastAsia"/>
-          <w:sz w:val="17"/>
-          <w:szCs w:val="17"/>
-        </w:rPr>
-        <w:t xml:space="preserve">        if (hundredth &lt; 10) oled.print(F("0"));</w:t>
-      </w:r>
-    </w:p>
-    <w:p>
-      <w:pPr>
-        <w:spacing w:line="240" w:lineRule="auto" w:before="0" w:after="0"/>
-      </w:pPr>
-      <w:r>
-        <w:rPr>
-          <w:rFonts w:ascii="Consolas" w:hAnsi="Consolas" w:eastAsia="宋体" w:hint="eastAsia"/>
-          <w:sz w:val="17"/>
-          <w:szCs w:val="17"/>
-        </w:rPr>
-        <w:t xml:space="preserve">        oled.print(hundredth);</w:t>
-      </w:r>
-    </w:p>
-    <w:p>
-      <w:pPr>
-        <w:spacing w:line="240" w:lineRule="auto" w:before="0" w:after="0"/>
-      </w:pPr>
-      <w:r>
-        <w:rPr>
-          <w:rFonts w:ascii="Consolas" w:hAnsi="Consolas" w:eastAsia="宋体" w:hint="eastAsia"/>
-          <w:sz w:val="17"/>
-          <w:szCs w:val="17"/>
-        </w:rPr>
-        <w:t xml:space="preserve"/>
-      </w:r>
-    </w:p>
-    <w:p>
-      <w:pPr>
-        <w:spacing w:line="240" w:lineRule="auto" w:before="0" w:after="0"/>
-      </w:pPr>
-      <w:r>
-        <w:rPr>
-          <w:rFonts w:ascii="Consolas" w:hAnsi="Consolas" w:eastAsia="宋体" w:hint="eastAsia"/>
-          <w:sz w:val="17"/>
-          <w:szCs w:val="17"/>
-        </w:rPr>
-        <w:t xml:space="preserve">        // 画 3 分钟进度条</w:t>
-      </w:r>
-    </w:p>
-    <w:p>
-      <w:pPr>
-        <w:spacing w:line="240" w:lineRule="auto" w:before="0" w:after="0"/>
-      </w:pPr>
-      <w:r>
-        <w:rPr>
-          <w:rFonts w:ascii="Consolas" w:hAnsi="Consolas" w:eastAsia="宋体" w:hint="eastAsia"/>
-          <w:sz w:val="17"/>
-          <w:szCs w:val="17"/>
-        </w:rPr>
-        <w:t xml:space="preserve">        int bar = (int)((millis() - startTime) * 100 / lapMaxMs);</w:t>
-      </w:r>
-    </w:p>
-    <w:p>
-      <w:pPr>
-        <w:spacing w:line="240" w:lineRule="auto" w:before="0" w:after="0"/>
-      </w:pPr>
-      <w:r>
-        <w:rPr>
-          <w:rFonts w:ascii="Consolas" w:hAnsi="Consolas" w:eastAsia="宋体" w:hint="eastAsia"/>
-          <w:sz w:val="17"/>
-          <w:szCs w:val="17"/>
-        </w:rPr>
-        <w:t xml:space="preserve">        if (bar &gt; 100) bar = 100;</w:t>
-      </w:r>
-    </w:p>
-    <w:p>
-      <w:pPr>
-        <w:spacing w:line="240" w:lineRule="auto" w:before="0" w:after="0"/>
-      </w:pPr>
-      <w:r>
-        <w:rPr>
-          <w:rFonts w:ascii="Consolas" w:hAnsi="Consolas" w:eastAsia="宋体" w:hint="eastAsia"/>
-          <w:sz w:val="17"/>
-          <w:szCs w:val="17"/>
-        </w:rPr>
-        <w:t xml:space="preserve">        oled.drawRect(0, 54, 104, 10, SSD1306_WHITE);   // 先画外面的方框</w:t>
-      </w:r>
-    </w:p>
-    <w:p>
-      <w:pPr>
-        <w:spacing w:line="240" w:lineRule="auto" w:before="0" w:after="0"/>
-      </w:pPr>
-      <w:r>
-        <w:rPr>
-          <w:rFonts w:ascii="Consolas" w:hAnsi="Consolas" w:eastAsia="宋体" w:hint="eastAsia"/>
-          <w:sz w:val="17"/>
-          <w:szCs w:val="17"/>
-        </w:rPr>
-        <w:t xml:space="preserve">        oled.fillRect(2, 56, bar, 6, SSD1306_WHITE);    // 再用实心块表示进度</w:t>
-      </w:r>
-    </w:p>
-    <w:p>
-      <w:pPr>
-        <w:spacing w:line="240" w:lineRule="auto" w:before="0" w:after="0"/>
-      </w:pPr>
-      <w:r>
-        <w:rPr>
-          <w:rFonts w:ascii="Consolas" w:hAnsi="Consolas" w:eastAsia="宋体" w:hint="eastAsia"/>
-          <w:sz w:val="17"/>
-          <w:szCs w:val="17"/>
-        </w:rPr>
-        <w:t xml:space="preserve"/>
-      </w:r>
-    </w:p>
-    <w:p>
-      <w:pPr>
-        <w:spacing w:line="240" w:lineRule="auto" w:before="0" w:after="0"/>
-      </w:pPr>
-      <w:r>
-        <w:rPr>
-          <w:rFonts w:ascii="Consolas" w:hAnsi="Consolas" w:eastAsia="宋体" w:hint="eastAsia"/>
-          <w:sz w:val="17"/>
-          <w:szCs w:val="17"/>
-        </w:rPr>
-        <w:t xml:space="preserve">        oled.display();</w:t>
-      </w:r>
-    </w:p>
-    <w:p>
-      <w:pPr>
-        <w:spacing w:line="240" w:lineRule="auto" w:before="0" w:after="0"/>
-      </w:pPr>
-      <w:r>
-        <w:rPr>
-          <w:rFonts w:ascii="Consolas" w:hAnsi="Consolas" w:eastAsia="宋体" w:hint="eastAsia"/>
-          <w:sz w:val="17"/>
-          <w:szCs w:val="17"/>
-        </w:rPr>
-        <w:t xml:space="preserve">      }</w:t>
-      </w:r>
-    </w:p>
-    <w:p>
-      <w:pPr>
-        <w:spacing w:line="240" w:lineRule="auto" w:before="0" w:after="0"/>
-      </w:pPr>
-      <w:r>
-        <w:rPr>
-          <w:rFonts w:ascii="Consolas" w:hAnsi="Consolas" w:eastAsia="宋体" w:hint="eastAsia"/>
-          <w:sz w:val="17"/>
-          <w:szCs w:val="17"/>
-        </w:rPr>
-        <w:t xml:space="preserve">    }</w:t>
-      </w:r>
-    </w:p>
-    <w:p>
-      <w:pPr>
-        <w:spacing w:line="240" w:lineRule="auto" w:before="0" w:after="0"/>
-      </w:pPr>
-      <w:r>
-        <w:rPr>
-          <w:rFonts w:ascii="Consolas" w:hAnsi="Consolas" w:eastAsia="宋体" w:hint="eastAsia"/>
-          <w:sz w:val="17"/>
-          <w:szCs w:val="17"/>
-        </w:rPr>
-        <w:t xml:space="preserve">  }</w:t>
-      </w:r>
-    </w:p>
-    <w:p>
-      <w:pPr>
-        <w:spacing w:line="240" w:lineRule="auto" w:before="0" w:after="0"/>
-      </w:pPr>
-      <w:r>
-        <w:rPr>
-          <w:rFonts w:ascii="Consolas" w:hAnsi="Consolas" w:eastAsia="宋体" w:hint="eastAsia"/>
-          <w:sz w:val="17"/>
-          <w:szCs w:val="17"/>
-        </w:rPr>
-        <w:t xml:space="preserve"/>
-      </w:r>
-    </w:p>
-    <w:p>
-      <w:pPr>
-        <w:spacing w:line="240" w:lineRule="auto" w:before="0" w:after="0"/>
-      </w:pPr>
-      <w:r>
-        <w:rPr>
-          <w:rFonts w:ascii="Consolas" w:hAnsi="Consolas" w:eastAsia="宋体" w:hint="eastAsia"/>
-          <w:sz w:val="17"/>
-          <w:szCs w:val="17"/>
-        </w:rPr>
-        <w:t xml:space="preserve">  // -----------------------------------------------------------------</w:t>
-      </w:r>
-    </w:p>
-    <w:p>
-      <w:pPr>
-        <w:spacing w:line="240" w:lineRule="auto" w:before="0" w:after="0"/>
-      </w:pPr>
-      <w:r>
-        <w:rPr>
-          <w:rFonts w:ascii="Consolas" w:hAnsi="Consolas" w:eastAsia="宋体" w:hint="eastAsia"/>
-          <w:sz w:val="17"/>
-          <w:szCs w:val="17"/>
-        </w:rPr>
-        <w:t xml:space="preserve">  // 第五步：停车，显示成绩</w:t>
-      </w:r>
-    </w:p>
-    <w:p>
-      <w:pPr>
-        <w:spacing w:line="240" w:lineRule="auto" w:before="0" w:after="0"/>
-      </w:pPr>
-      <w:r>
-        <w:rPr>
-          <w:rFonts w:ascii="Consolas" w:hAnsi="Consolas" w:eastAsia="宋体" w:hint="eastAsia"/>
-          <w:sz w:val="17"/>
-          <w:szCs w:val="17"/>
-        </w:rPr>
-        <w:t xml:space="preserve">  // -----------------------------------------------------------------</w:t>
-      </w:r>
-    </w:p>
-    <w:p>
-      <w:pPr>
-        <w:spacing w:line="240" w:lineRule="auto" w:before="0" w:after="0"/>
-      </w:pPr>
-      <w:r>
-        <w:rPr>
-          <w:rFonts w:ascii="Consolas" w:hAnsi="Consolas" w:eastAsia="宋体" w:hint="eastAsia"/>
-          <w:sz w:val="17"/>
-          <w:szCs w:val="17"/>
-        </w:rPr>
-        <w:t xml:space="preserve">  analogWrite(leftForward, 0);</w:t>
-      </w:r>
-    </w:p>
-    <w:p>
-      <w:pPr>
-        <w:spacing w:line="240" w:lineRule="auto" w:before="0" w:after="0"/>
-      </w:pPr>
-      <w:r>
-        <w:rPr>
-          <w:rFonts w:ascii="Consolas" w:hAnsi="Consolas" w:eastAsia="宋体" w:hint="eastAsia"/>
-          <w:sz w:val="17"/>
-          <w:szCs w:val="17"/>
-        </w:rPr>
-        <w:t xml:space="preserve">  analogWrite(leftBack, 0);</w:t>
-      </w:r>
-    </w:p>
-    <w:p>
-      <w:pPr>
-        <w:spacing w:line="240" w:lineRule="auto" w:before="0" w:after="0"/>
-      </w:pPr>
-      <w:r>
-        <w:rPr>
-          <w:rFonts w:ascii="Consolas" w:hAnsi="Consolas" w:eastAsia="宋体" w:hint="eastAsia"/>
-          <w:sz w:val="17"/>
-          <w:szCs w:val="17"/>
-        </w:rPr>
-        <w:t xml:space="preserve">  analogWrite(rightForward, 0);</w:t>
-      </w:r>
-    </w:p>
-    <w:p>
-      <w:pPr>
-        <w:spacing w:line="240" w:lineRule="auto" w:before="0" w:after="0"/>
-      </w:pPr>
-      <w:r>
-        <w:rPr>
-          <w:rFonts w:ascii="Consolas" w:hAnsi="Consolas" w:eastAsia="宋体" w:hint="eastAsia"/>
-          <w:sz w:val="17"/>
-          <w:szCs w:val="17"/>
-        </w:rPr>
-        <w:t xml:space="preserve">  analogWrite(rightBack, 0);</w:t>
-      </w:r>
-    </w:p>
-    <w:p>
-      <w:pPr>
-        <w:spacing w:line="240" w:lineRule="auto" w:before="0" w:after="0"/>
-      </w:pPr>
-      <w:r>
-        <w:rPr>
-          <w:rFonts w:ascii="Consolas" w:hAnsi="Consolas" w:eastAsia="宋体" w:hint="eastAsia"/>
-          <w:sz w:val="17"/>
-          <w:szCs w:val="17"/>
-        </w:rPr>
-        <w:t xml:space="preserve">  digitalWrite(ledRun, LOW);</w:t>
-      </w:r>
-    </w:p>
-    <w:p>
-      <w:pPr>
-        <w:spacing w:line="240" w:lineRule="auto" w:before="0" w:after="0"/>
-      </w:pPr>
-      <w:r>
-        <w:rPr>
-          <w:rFonts w:ascii="Consolas" w:hAnsi="Consolas" w:eastAsia="宋体" w:hint="eastAsia"/>
-          <w:sz w:val="17"/>
-          <w:szCs w:val="17"/>
-        </w:rPr>
-        <w:t xml:space="preserve">  digitalWrite(ledStat, LOW);</w:t>
-      </w:r>
-    </w:p>
-    <w:p>
-      <w:pPr>
-        <w:spacing w:line="240" w:lineRule="auto" w:before="0" w:after="0"/>
-      </w:pPr>
-      <w:r>
-        <w:rPr>
-          <w:rFonts w:ascii="Consolas" w:hAnsi="Consolas" w:eastAsia="宋体" w:hint="eastAsia"/>
-          <w:sz w:val="17"/>
-          <w:szCs w:val="17"/>
-        </w:rPr>
-        <w:t xml:space="preserve"/>
-      </w:r>
-    </w:p>
-    <w:p>
-      <w:pPr>
-        <w:spacing w:line="240" w:lineRule="auto" w:before="0" w:after="0"/>
-      </w:pPr>
-      <w:r>
-        <w:rPr>
-          <w:rFonts w:ascii="Consolas" w:hAnsi="Consolas" w:eastAsia="宋体" w:hint="eastAsia"/>
-          <w:sz w:val="17"/>
-          <w:szCs w:val="17"/>
-        </w:rPr>
-        <w:t xml:space="preserve">  passed      = millis() - startTime;</w:t>
       </w:r>
     </w:p>
     <w:p>
@@ -14562,6 +15329,32 @@
           <w:sz w:val="17"/>
           <w:szCs w:val="17"/>
         </w:rPr>
+        <w:t xml:space="preserve">/* =====================================================================</w:t>
+      </w:r>
+    </w:p>
+    <w:p>
+      <w:pPr>
+        <w:spacing w:line="240" w:lineRule="auto" w:before="0" w:after="0"/>
+      </w:pPr>
+      <w:r>
+        <w:rPr>
+          <w:rFonts w:ascii="Consolas" w:hAnsi="Consolas" w:eastAsia="宋体" w:hint="eastAsia"/>
+          <w:sz w:val="17"/>
+          <w:szCs w:val="17"/>
+        </w:rPr>
+        <w:t xml:space="preserve"> *  分步测试程序（bringup）—— 装车之前先用它把每个部件单独试一遍</w:t>
+      </w:r>
+    </w:p>
+    <w:p>
+      <w:pPr>
+        <w:spacing w:line="240" w:lineRule="auto" w:before="0" w:after="0"/>
+      </w:pPr>
+      <w:r>
+        <w:rPr>
+          <w:rFonts w:ascii="Consolas" w:hAnsi="Consolas" w:eastAsia="宋体" w:hint="eastAsia"/>
+          <w:sz w:val="17"/>
+          <w:szCs w:val="17"/>
+        </w:rPr>
         <w:t xml:space="preserve"> *</w:t>
       </w:r>
     </w:p>
@@ -14757,7 +15550,7 @@
           <w:sz w:val="17"/>
           <w:szCs w:val="17"/>
         </w:rPr>
-        <w:t xml:space="preserve"> *      r = 打印 20 组传感器读数（左 A1、右 A0）</w:t>
+        <w:t xml:space="preserve"> *      r = 打印 20 组传感器读数（左 A0、右 A1）</w:t>
       </w:r>
     </w:p>
     <w:p>
@@ -14952,7 +15745,7 @@
           <w:sz w:val="17"/>
           <w:szCs w:val="17"/>
         </w:rPr>
-        <w:t xml:space="preserve">// 【实测结论】扩展板丝印标的左右和实际是反的，这里按实测写死，和丝印不一致是正常的。</w:t>
+        <w:t xml:space="preserve">// 【新接口定义】重新接线后实测确认，和旧版（D5/D6/D9/D10 + 按键 D7 + 蜂鸣器 D4）不同。</w:t>
       </w:r>
     </w:p>
     <w:p>
@@ -15004,20 +15797,20 @@
           <w:sz w:val="17"/>
           <w:szCs w:val="17"/>
         </w:rPr>
-        <w:t xml:space="preserve">int leftSensorPin  = A0;   // 实测：车左侧的传感器接在 A0</w:t>
-      </w:r>
-    </w:p>
-    <w:p>
-      <w:pPr>
-        <w:spacing w:line="240" w:lineRule="auto" w:before="0" w:after="0"/>
-      </w:pPr>
-      <w:r>
-        <w:rPr>
-          <w:rFonts w:ascii="Consolas" w:hAnsi="Consolas" w:eastAsia="宋体" w:hint="eastAsia"/>
-          <w:sz w:val="17"/>
-          <w:szCs w:val="17"/>
-        </w:rPr>
-        <w:t xml:space="preserve">int rightSensorPin = A1;   // 实测：车右侧的传感器接在 A1</w:t>
+        <w:t xml:space="preserve">int leftSensorPin  = A0;   // 车左侧的传感器 OUT</w:t>
+      </w:r>
+    </w:p>
+    <w:p>
+      <w:pPr>
+        <w:spacing w:line="240" w:lineRule="auto" w:before="0" w:after="0"/>
+      </w:pPr>
+      <w:r>
+        <w:rPr>
+          <w:rFonts w:ascii="Consolas" w:hAnsi="Consolas" w:eastAsia="宋体" w:hint="eastAsia"/>
+          <w:sz w:val="17"/>
+          <w:szCs w:val="17"/>
+        </w:rPr>
+        <w:t xml:space="preserve">int rightSensorPin = A1;   // 车右侧的传感器 OUT</w:t>
       </w:r>
     </w:p>
     <w:p>
@@ -15043,85 +15836,85 @@
           <w:sz w:val="17"/>
           <w:szCs w:val="17"/>
         </w:rPr>
-        <w:t xml:space="preserve">// MX1508：换了驱动模块之后实测，MOTOR-B(D9/D10) 驱动左轮，MOTOR-A(D5/D6) 驱动右轮</w:t>
-      </w:r>
-    </w:p>
-    <w:p>
-      <w:pPr>
-        <w:spacing w:line="240" w:lineRule="auto" w:before="0" w:after="0"/>
-      </w:pPr>
-      <w:r>
-        <w:rPr>
-          <w:rFonts w:ascii="Consolas" w:hAnsi="Consolas" w:eastAsia="宋体" w:hint="eastAsia"/>
-          <w:sz w:val="17"/>
-          <w:szCs w:val="17"/>
-        </w:rPr>
-        <w:t xml:space="preserve">// 某轮前进方向不对，就在两个程序里交换该轮 Forward/Back 的引脚值</w:t>
-      </w:r>
-    </w:p>
-    <w:p>
-      <w:pPr>
-        <w:spacing w:line="240" w:lineRule="auto" w:before="0" w:after="0"/>
-      </w:pPr>
-      <w:r>
-        <w:rPr>
-          <w:rFonts w:ascii="Consolas" w:hAnsi="Consolas" w:eastAsia="宋体" w:hint="eastAsia"/>
-          <w:sz w:val="17"/>
-          <w:szCs w:val="17"/>
-        </w:rPr>
-        <w:t xml:space="preserve">// 换了新的驱动板之后这张映射要重新用 bringup 的 q 命令验一遍</w:t>
-      </w:r>
-    </w:p>
-    <w:p>
-      <w:pPr>
-        <w:spacing w:line="240" w:lineRule="auto" w:before="0" w:after="0"/>
-      </w:pPr>
-      <w:r>
-        <w:rPr>
-          <w:rFonts w:ascii="Consolas" w:hAnsi="Consolas" w:eastAsia="宋体" w:hint="eastAsia"/>
-          <w:sz w:val="17"/>
-          <w:szCs w:val="17"/>
-        </w:rPr>
-        <w:t xml:space="preserve">int leftForward  = 9;</w:t>
-      </w:r>
-    </w:p>
-    <w:p>
-      <w:pPr>
-        <w:spacing w:line="240" w:lineRule="auto" w:before="0" w:after="0"/>
-      </w:pPr>
-      <w:r>
-        <w:rPr>
-          <w:rFonts w:ascii="Consolas" w:hAnsi="Consolas" w:eastAsia="宋体" w:hint="eastAsia"/>
-          <w:sz w:val="17"/>
-          <w:szCs w:val="17"/>
-        </w:rPr>
-        <w:t xml:space="preserve">int leftBack     = 10;</w:t>
-      </w:r>
-    </w:p>
-    <w:p>
-      <w:pPr>
-        <w:spacing w:line="240" w:lineRule="auto" w:before="0" w:after="0"/>
-      </w:pPr>
-      <w:r>
-        <w:rPr>
-          <w:rFonts w:ascii="Consolas" w:hAnsi="Consolas" w:eastAsia="宋体" w:hint="eastAsia"/>
-          <w:sz w:val="17"/>
-          <w:szCs w:val="17"/>
-        </w:rPr>
-        <w:t xml:space="preserve">int rightForward = 5;</w:t>
-      </w:r>
-    </w:p>
-    <w:p>
-      <w:pPr>
-        <w:spacing w:line="240" w:lineRule="auto" w:before="0" w:after="0"/>
-      </w:pPr>
-      <w:r>
-        <w:rPr>
-          <w:rFonts w:ascii="Consolas" w:hAnsi="Consolas" w:eastAsia="宋体" w:hint="eastAsia"/>
-          <w:sz w:val="17"/>
-          <w:szCs w:val="17"/>
-        </w:rPr>
-        <w:t xml:space="preserve">int rightBack    = 6;</w:t>
+        <w:t xml:space="preserve">// MX1508：IN1/IN2 控制 MOTOR-A，IN3/IN4 控制 MOTOR-B。</w:t>
+      </w:r>
+    </w:p>
+    <w:p>
+      <w:pPr>
+        <w:spacing w:line="240" w:lineRule="auto" w:before="0" w:after="0"/>
+      </w:pPr>
+      <w:r>
+        <w:rPr>
+          <w:rFonts w:ascii="Consolas" w:hAnsi="Consolas" w:eastAsia="宋体" w:hint="eastAsia"/>
+          <w:sz w:val="17"/>
+          <w:szCs w:val="17"/>
+        </w:rPr>
+        <w:t xml:space="preserve">// 新接线实测：MOTOR-A → 左轮，MOTOR-B → 右轮。</w:t>
+      </w:r>
+    </w:p>
+    <w:p>
+      <w:pPr>
+        <w:spacing w:line="240" w:lineRule="auto" w:before="0" w:after="0"/>
+      </w:pPr>
+      <w:r>
+        <w:rPr>
+          <w:rFonts w:ascii="Consolas" w:hAnsi="Consolas" w:eastAsia="宋体" w:hint="eastAsia"/>
+          <w:sz w:val="17"/>
+          <w:szCs w:val="17"/>
+        </w:rPr>
+        <w:t xml:space="preserve">// 某轮方向反了，就在两个程序里交换该轮 Forward/Back 的引脚值（不要改接线）</w:t>
+      </w:r>
+    </w:p>
+    <w:p>
+      <w:pPr>
+        <w:spacing w:line="240" w:lineRule="auto" w:before="0" w:after="0"/>
+      </w:pPr>
+      <w:r>
+        <w:rPr>
+          <w:rFonts w:ascii="Consolas" w:hAnsi="Consolas" w:eastAsia="宋体" w:hint="eastAsia"/>
+          <w:sz w:val="17"/>
+          <w:szCs w:val="17"/>
+        </w:rPr>
+        <w:t xml:space="preserve">int leftForward  = 6;    // IN1</w:t>
+      </w:r>
+    </w:p>
+    <w:p>
+      <w:pPr>
+        <w:spacing w:line="240" w:lineRule="auto" w:before="0" w:after="0"/>
+      </w:pPr>
+      <w:r>
+        <w:rPr>
+          <w:rFonts w:ascii="Consolas" w:hAnsi="Consolas" w:eastAsia="宋体" w:hint="eastAsia"/>
+          <w:sz w:val="17"/>
+          <w:szCs w:val="17"/>
+        </w:rPr>
+        <w:t xml:space="preserve">int leftBack     = 7;    // IN2</w:t>
+      </w:r>
+    </w:p>
+    <w:p>
+      <w:pPr>
+        <w:spacing w:line="240" w:lineRule="auto" w:before="0" w:after="0"/>
+      </w:pPr>
+      <w:r>
+        <w:rPr>
+          <w:rFonts w:ascii="Consolas" w:hAnsi="Consolas" w:eastAsia="宋体" w:hint="eastAsia"/>
+          <w:sz w:val="17"/>
+          <w:szCs w:val="17"/>
+        </w:rPr>
+        <w:t xml:space="preserve">int rightForward = 8;    // IN3</w:t>
+      </w:r>
+    </w:p>
+    <w:p>
+      <w:pPr>
+        <w:spacing w:line="240" w:lineRule="auto" w:before="0" w:after="0"/>
+      </w:pPr>
+      <w:r>
+        <w:rPr>
+          <w:rFonts w:ascii="Consolas" w:hAnsi="Consolas" w:eastAsia="宋体" w:hint="eastAsia"/>
+          <w:sz w:val="17"/>
+          <w:szCs w:val="17"/>
+        </w:rPr>
+        <w:t xml:space="preserve">int rightBack    = 9;    // IN4</w:t>
       </w:r>
     </w:p>
     <w:p>
@@ -15160,20 +15953,20 @@
           <w:sz w:val="17"/>
           <w:szCs w:val="17"/>
         </w:rPr>
-        <w:t xml:space="preserve">int buzzer      = 4;    // 扩展板 BUZ 实测接在 D4（用 z 命令扫描出来的）</w:t>
-      </w:r>
-    </w:p>
-    <w:p>
-      <w:pPr>
-        <w:spacing w:line="240" w:lineRule="auto" w:before="0" w:after="0"/>
-      </w:pPr>
-      <w:r>
-        <w:rPr>
-          <w:rFonts w:ascii="Consolas" w:hAnsi="Consolas" w:eastAsia="宋体" w:hint="eastAsia"/>
-          <w:sz w:val="17"/>
-          <w:szCs w:val="17"/>
-        </w:rPr>
-        <w:t xml:space="preserve">int startButton = 7;</w:t>
+        <w:t xml:space="preserve">int buzzer      = 10;   // 扩展板只有一个 buz 脚，新接在 D10</w:t>
+      </w:r>
+    </w:p>
+    <w:p>
+      <w:pPr>
+        <w:spacing w:line="240" w:lineRule="auto" w:before="0" w:after="0"/>
+      </w:pPr>
+      <w:r>
+        <w:rPr>
+          <w:rFonts w:ascii="Consolas" w:hAnsi="Consolas" w:eastAsia="宋体" w:hint="eastAsia"/>
+          <w:sz w:val="17"/>
+          <w:szCs w:val="17"/>
+        </w:rPr>
+        <w:t xml:space="preserve">int startButton = 2;    // S1 新接在 D2</w:t>
       </w:r>
     </w:p>
     <w:p>
@@ -15277,7 +16070,46 @@
           <w:sz w:val="17"/>
           <w:szCs w:val="17"/>
         </w:rPr>
-        <w:t xml:space="preserve">int speedNow = 130;    // 当前速度</w:t>
+        <w:t xml:space="preserve">// 【这几个数必须和 src/main.cpp 完全一致】循迹测试模式调出来的值是要直接抄进主程序的，</w:t>
+      </w:r>
+    </w:p>
+    <w:p>
+      <w:pPr>
+        <w:spacing w:line="240" w:lineRule="auto" w:before="0" w:after="0"/>
+      </w:pPr>
+      <w:r>
+        <w:rPr>
+          <w:rFonts w:ascii="Consolas" w:hAnsi="Consolas" w:eastAsia="宋体" w:hint="eastAsia"/>
+          <w:sz w:val="17"/>
+          <w:szCs w:val="17"/>
+        </w:rPr>
+        <w:t xml:space="preserve">// 两边不一样的话，这里调着好用、搬过去表现却不同，白调。</w:t>
+      </w:r>
+    </w:p>
+    <w:p>
+      <w:pPr>
+        <w:spacing w:line="240" w:lineRule="auto" w:before="0" w:after="0"/>
+      </w:pPr>
+      <w:r>
+        <w:rPr>
+          <w:rFonts w:ascii="Consolas" w:hAnsi="Consolas" w:eastAsia="宋体" w:hint="eastAsia"/>
+          <w:sz w:val="17"/>
+          <w:szCs w:val="17"/>
+        </w:rPr>
+        <w:t xml:space="preserve">// src/main.cpp 当前值：speedFast=85  speedTurn=90  speedBack=30  startKickMs=100</w:t>
+      </w:r>
+    </w:p>
+    <w:p>
+      <w:pPr>
+        <w:spacing w:line="240" w:lineRule="auto" w:before="0" w:after="0"/>
+      </w:pPr>
+      <w:r>
+        <w:rPr>
+          <w:rFonts w:ascii="Consolas" w:hAnsi="Consolas" w:eastAsia="宋体" w:hint="eastAsia"/>
+          <w:sz w:val="17"/>
+          <w:szCs w:val="17"/>
+        </w:rPr>
+        <w:t xml:space="preserve">int speedNow = 85;     // 当前速度（对应主程序的 speedFast）</w:t>
       </w:r>
     </w:p>
     <w:p>
@@ -15303,20 +16135,20 @@
           <w:sz w:val="17"/>
           <w:szCs w:val="17"/>
         </w:rPr>
-        <w:t xml:space="preserve">int speedTurn = 155;   // 转弯时外侧轮速度，和 src/main.cpp 保持一致</w:t>
-      </w:r>
-    </w:p>
-    <w:p>
-      <w:pPr>
-        <w:spacing w:line="240" w:lineRule="auto" w:before="0" w:after="0"/>
-      </w:pPr>
-      <w:r>
-        <w:rPr>
-          <w:rFonts w:ascii="Consolas" w:hAnsi="Consolas" w:eastAsia="宋体" w:hint="eastAsia"/>
-          <w:sz w:val="17"/>
-          <w:szCs w:val="17"/>
-        </w:rPr>
-        <w:t xml:space="preserve">int speedBack = 100;   // 转弯时内侧轮反转速度，和 src/main.cpp 保持一致</w:t>
+        <w:t xml:space="preserve">int speedTurn = 90;    // 转弯时外侧轮速度，和 src/main.cpp 保持一致</w:t>
+      </w:r>
+    </w:p>
+    <w:p>
+      <w:pPr>
+        <w:spacing w:line="240" w:lineRule="auto" w:before="0" w:after="0"/>
+      </w:pPr>
+      <w:r>
+        <w:rPr>
+          <w:rFonts w:ascii="Consolas" w:hAnsi="Consolas" w:eastAsia="宋体" w:hint="eastAsia"/>
+          <w:sz w:val="17"/>
+          <w:szCs w:val="17"/>
+        </w:rPr>
+        <w:t xml:space="preserve">int speedBack = 30;    // 转弯时内侧轮反转速度，和 src/main.cpp 保持一致</w:t>
       </w:r>
     </w:p>
     <w:p>
@@ -15342,7 +16174,7 @@
           <w:sz w:val="17"/>
           <w:szCs w:val="17"/>
         </w:rPr>
-        <w:t xml:space="preserve">int startKickMs = 150; // 起步踢一脚的时长（毫秒），和 src/main.cpp 保持一致</w:t>
+        <w:t xml:space="preserve">int startKickMs = 100; // 起步踢一脚的时长（毫秒），和 src/main.cpp 保持一致</w:t>
       </w:r>
     </w:p>
     <w:p>
@@ -16395,7 +17227,20 @@
           <w:sz w:val="17"/>
           <w:szCs w:val="17"/>
         </w:rPr>
-        <w:t xml:space="preserve">  Serial.println(F("r 打印 20 组左 A1、右 A0 读数，用它找阈值"));</w:t>
+        <w:t xml:space="preserve">  Serial.println(F("y=duty sweep (找电压撑得住的最高占空比)"));</w:t>
+      </w:r>
+    </w:p>
+    <w:p>
+      <w:pPr>
+        <w:spacing w:line="240" w:lineRule="auto" w:before="0" w:after="0"/>
+      </w:pPr>
+      <w:r>
+        <w:rPr>
+          <w:rFonts w:ascii="Consolas" w:hAnsi="Consolas" w:eastAsia="宋体" w:hint="eastAsia"/>
+          <w:sz w:val="17"/>
+          <w:szCs w:val="17"/>
+        </w:rPr>
+        <w:t xml:space="preserve">  Serial.println(F("r 打印 20 组左 A0、右 A1 读数，用它找阈值"));</w:t>
       </w:r>
     </w:p>
     <w:p>
@@ -17916,6 +18761,32 @@
           <w:sz w:val="17"/>
           <w:szCs w:val="17"/>
         </w:rPr>
+        <w:t xml:space="preserve">        // 【四个脚都要清】只清前进脚不够：如果按 f 时正好在转弯，内侧轮的反转值</w:t>
+      </w:r>
+    </w:p>
+    <w:p>
+      <w:pPr>
+        <w:spacing w:line="240" w:lineRule="auto" w:before="0" w:after="0"/>
+      </w:pPr>
+      <w:r>
+        <w:rPr>
+          <w:rFonts w:ascii="Consolas" w:hAnsi="Consolas" w:eastAsia="宋体" w:hint="eastAsia"/>
+          <w:sz w:val="17"/>
+          <w:szCs w:val="17"/>
+        </w:rPr>
+        <w:t xml:space="preserve">        // 还留在 leftBack / rightBack 上，那个轮子会一直倒转不停。</w:t>
+      </w:r>
+    </w:p>
+    <w:p>
+      <w:pPr>
+        <w:spacing w:line="240" w:lineRule="auto" w:before="0" w:after="0"/>
+      </w:pPr>
+      <w:r>
+        <w:rPr>
+          <w:rFonts w:ascii="Consolas" w:hAnsi="Consolas" w:eastAsia="宋体" w:hint="eastAsia"/>
+          <w:sz w:val="17"/>
+          <w:szCs w:val="17"/>
+        </w:rPr>
         <w:t xml:space="preserve">        analogWrite(leftForward, 0);</w:t>
       </w:r>
     </w:p>
@@ -17929,6 +18800,19 @@
           <w:sz w:val="17"/>
           <w:szCs w:val="17"/>
         </w:rPr>
+        <w:t xml:space="preserve">        analogWrite(leftBack, 0);</w:t>
+      </w:r>
+    </w:p>
+    <w:p>
+      <w:pPr>
+        <w:spacing w:line="240" w:lineRule="auto" w:before="0" w:after="0"/>
+      </w:pPr>
+      <w:r>
+        <w:rPr>
+          <w:rFonts w:ascii="Consolas" w:hAnsi="Consolas" w:eastAsia="宋体" w:hint="eastAsia"/>
+          <w:sz w:val="17"/>
+          <w:szCs w:val="17"/>
+        </w:rPr>
         <w:t xml:space="preserve">        analogWrite(rightForward, 0);</w:t>
       </w:r>
     </w:p>
@@ -17942,6 +18826,19 @@
           <w:sz w:val="17"/>
           <w:szCs w:val="17"/>
         </w:rPr>
+        <w:t xml:space="preserve">        analogWrite(rightBack, 0);</w:t>
+      </w:r>
+    </w:p>
+    <w:p>
+      <w:pPr>
+        <w:spacing w:line="240" w:lineRule="auto" w:before="0" w:after="0"/>
+      </w:pPr>
+      <w:r>
+        <w:rPr>
+          <w:rFonts w:ascii="Consolas" w:hAnsi="Consolas" w:eastAsia="宋体" w:hint="eastAsia"/>
+          <w:sz w:val="17"/>
+          <w:szCs w:val="17"/>
+        </w:rPr>
         <w:t xml:space="preserve">        Serial.println(F("follow mode OFF"));</w:t>
       </w:r>
     </w:p>
@@ -18072,7 +18969,7 @@
           <w:sz w:val="17"/>
           <w:szCs w:val="17"/>
         </w:rPr>
-        <w:t xml:space="preserve">      Serial.println(F("motors ON. press any key to stop"));</w:t>
+        <w:t xml:space="preserve">      Serial.println(F("motors ON. press any key to stop (30s 自动停)"));</w:t>
       </w:r>
     </w:p>
     <w:p>
@@ -18228,7 +19125,7 @@
           <w:sz w:val="17"/>
           <w:szCs w:val="17"/>
         </w:rPr>
-        <w:t xml:space="preserve">      while (Serial.available() == 0) {</w:t>
+        <w:t xml:space="preserve">      while (Serial.available() == 0 &amp;&amp; millis() - t0 &lt; 30000) {</w:t>
       </w:r>
     </w:p>
     <w:p>
@@ -18761,7 +19658,7 @@
           <w:sz w:val="17"/>
           <w:szCs w:val="17"/>
         </w:rPr>
-        <w:t xml:space="preserve">      Serial.println(F("switching direction every 2s. press any key to stop"));</w:t>
+        <w:t xml:space="preserve">      Serial.println(F("switching direction every 2s. press any key to stop (30s 自动停)"));</w:t>
       </w:r>
     </w:p>
     <w:p>
@@ -18852,7 +19749,7 @@
           <w:sz w:val="17"/>
           <w:szCs w:val="17"/>
         </w:rPr>
-        <w:t xml:space="preserve">      while (Serial.available() == 0) {</w:t>
+        <w:t xml:space="preserve">      while (Serial.available() == 0 &amp;&amp; millis() - t0 &lt; 30000) {</w:t>
       </w:r>
     </w:p>
     <w:p>
@@ -19645,6 +20542,617 @@
           <w:sz w:val="17"/>
           <w:szCs w:val="17"/>
         </w:rPr>
+        <w:t xml:space="preserve">    else if (c == 'y') {</w:t>
+      </w:r>
+    </w:p>
+    <w:p>
+      <w:pPr>
+        <w:spacing w:line="240" w:lineRule="auto" w:before="0" w:after="0"/>
+      </w:pPr>
+      <w:r>
+        <w:rPr>
+          <w:rFonts w:ascii="Consolas" w:hAnsi="Consolas" w:eastAsia="宋体" w:hint="eastAsia"/>
+          <w:sz w:val="17"/>
+          <w:szCs w:val="17"/>
+        </w:rPr>
+        <w:t xml:space="preserve">      // 【占空比扫描】找出"5V 还撑得住"的最高占空比</w:t>
+      </w:r>
+    </w:p>
+    <w:p>
+      <w:pPr>
+        <w:spacing w:line="240" w:lineRule="auto" w:before="0" w:after="0"/>
+      </w:pPr>
+      <w:r>
+        <w:rPr>
+          <w:rFonts w:ascii="Consolas" w:hAnsi="Consolas" w:eastAsia="宋体" w:hint="eastAsia"/>
+          <w:sz w:val="17"/>
+          <w:szCs w:val="17"/>
+        </w:rPr>
+        <w:t xml:space="preserve">      // 这一步是为了解决"电机接在 Arduino 5V 上 -&gt; 500mA 保险丝限流 -&gt; 单片机复位"。</w:t>
+      </w:r>
+    </w:p>
+    <w:p>
+      <w:pPr>
+        <w:spacing w:line="240" w:lineRule="auto" w:before="0" w:after="0"/>
+      </w:pPr>
+      <w:r>
+        <w:rPr>
+          <w:rFonts w:ascii="Consolas" w:hAnsi="Consolas" w:eastAsia="宋体" w:hint="eastAsia"/>
+          <w:sz w:val="17"/>
+          <w:szCs w:val="17"/>
+        </w:rPr>
+        <w:t xml:space="preserve">      // 电机电流基本和占空比成正比，所以只要找到电压开始往下掉的那一档，</w:t>
+      </w:r>
+    </w:p>
+    <w:p>
+      <w:pPr>
+        <w:spacing w:line="240" w:lineRule="auto" w:before="0" w:after="0"/>
+      </w:pPr>
+      <w:r>
+        <w:rPr>
+          <w:rFonts w:ascii="Consolas" w:hAnsi="Consolas" w:eastAsia="宋体" w:hint="eastAsia"/>
+          <w:sz w:val="17"/>
+          <w:szCs w:val="17"/>
+        </w:rPr>
+        <w:t xml:space="preserve">      // 主程序的 speedFast 取它的 60% 左右（这里轮子悬空，比实际跑轻，要留余量）。</w:t>
+      </w:r>
+    </w:p>
+    <w:p>
+      <w:pPr>
+        <w:spacing w:line="240" w:lineRule="auto" w:before="0" w:after="0"/>
+      </w:pPr>
+      <w:r>
+        <w:rPr>
+          <w:rFonts w:ascii="Consolas" w:hAnsi="Consolas" w:eastAsia="宋体" w:hint="eastAsia"/>
+          <w:sz w:val="17"/>
+          <w:szCs w:val="17"/>
+        </w:rPr>
+        <w:t xml:space="preserve">      // 把车架空（轮子离地）再按 y，两个电机从 20 一档一档加到 255。</w:t>
+      </w:r>
+    </w:p>
+    <w:p>
+      <w:pPr>
+        <w:spacing w:line="240" w:lineRule="auto" w:before="0" w:after="0"/>
+      </w:pPr>
+      <w:r>
+        <w:rPr>
+          <w:rFonts w:ascii="Consolas" w:hAnsi="Consolas" w:eastAsia="宋体" w:hint="eastAsia"/>
+          <w:sz w:val="17"/>
+          <w:szCs w:val="17"/>
+        </w:rPr>
+        <w:t xml:space="preserve">      Serial.println(F("=== duty sweep (raise the car!) ==="));</w:t>
+      </w:r>
+    </w:p>
+    <w:p>
+      <w:pPr>
+        <w:spacing w:line="240" w:lineRule="auto" w:before="0" w:after="0"/>
+      </w:pPr>
+      <w:r>
+        <w:rPr>
+          <w:rFonts w:ascii="Consolas" w:hAnsi="Consolas" w:eastAsia="宋体" w:hint="eastAsia"/>
+          <w:sz w:val="17"/>
+          <w:szCs w:val="17"/>
+        </w:rPr>
+        <w:t xml:space="preserve">      Serial.println(F("duty   VCCmin(mV)   VM(A2)(mV)"));</w:t>
+      </w:r>
+    </w:p>
+    <w:p>
+      <w:pPr>
+        <w:spacing w:line="240" w:lineRule="auto" w:before="0" w:after="0"/>
+      </w:pPr>
+      <w:r>
+        <w:rPr>
+          <w:rFonts w:ascii="Consolas" w:hAnsi="Consolas" w:eastAsia="宋体" w:hint="eastAsia"/>
+          <w:sz w:val="17"/>
+          <w:szCs w:val="17"/>
+        </w:rPr>
+        <w:t xml:space="preserve">      analogWrite(leftBack, 0);</w:t>
+      </w:r>
+    </w:p>
+    <w:p>
+      <w:pPr>
+        <w:spacing w:line="240" w:lineRule="auto" w:before="0" w:after="0"/>
+      </w:pPr>
+      <w:r>
+        <w:rPr>
+          <w:rFonts w:ascii="Consolas" w:hAnsi="Consolas" w:eastAsia="宋体" w:hint="eastAsia"/>
+          <w:sz w:val="17"/>
+          <w:szCs w:val="17"/>
+        </w:rPr>
+        <w:t xml:space="preserve">      analogWrite(rightBack, 0);</w:t>
+      </w:r>
+    </w:p>
+    <w:p>
+      <w:pPr>
+        <w:spacing w:line="240" w:lineRule="auto" w:before="0" w:after="0"/>
+      </w:pPr>
+      <w:r>
+        <w:rPr>
+          <w:rFonts w:ascii="Consolas" w:hAnsi="Consolas" w:eastAsia="宋体" w:hint="eastAsia"/>
+          <w:sz w:val="17"/>
+          <w:szCs w:val="17"/>
+        </w:rPr>
+        <w:t xml:space="preserve">      for (int duty = 20; duty &lt;= 255; duty = duty + 15) {</w:t>
+      </w:r>
+    </w:p>
+    <w:p>
+      <w:pPr>
+        <w:spacing w:line="240" w:lineRule="auto" w:before="0" w:after="0"/>
+      </w:pPr>
+      <w:r>
+        <w:rPr>
+          <w:rFonts w:ascii="Consolas" w:hAnsi="Consolas" w:eastAsia="宋体" w:hint="eastAsia"/>
+          <w:sz w:val="17"/>
+          <w:szCs w:val="17"/>
+        </w:rPr>
+        <w:t xml:space="preserve">        analogWrite(leftForward, duty);</w:t>
+      </w:r>
+    </w:p>
+    <w:p>
+      <w:pPr>
+        <w:spacing w:line="240" w:lineRule="auto" w:before="0" w:after="0"/>
+      </w:pPr>
+      <w:r>
+        <w:rPr>
+          <w:rFonts w:ascii="Consolas" w:hAnsi="Consolas" w:eastAsia="宋体" w:hint="eastAsia"/>
+          <w:sz w:val="17"/>
+          <w:szCs w:val="17"/>
+        </w:rPr>
+        <w:t xml:space="preserve">        analogWrite(rightForward, duty);</w:t>
+      </w:r>
+    </w:p>
+    <w:p>
+      <w:pPr>
+        <w:spacing w:line="240" w:lineRule="auto" w:before="0" w:after="0"/>
+      </w:pPr>
+      <w:r>
+        <w:rPr>
+          <w:rFonts w:ascii="Consolas" w:hAnsi="Consolas" w:eastAsia="宋体" w:hint="eastAsia"/>
+          <w:sz w:val="17"/>
+          <w:szCs w:val="17"/>
+        </w:rPr>
+        <w:t xml:space="preserve"/>
+      </w:r>
+    </w:p>
+    <w:p>
+      <w:pPr>
+        <w:spacing w:line="240" w:lineRule="auto" w:before="0" w:after="0"/>
+      </w:pPr>
+      <w:r>
+        <w:rPr>
+          <w:rFonts w:ascii="Consolas" w:hAnsi="Consolas" w:eastAsia="宋体" w:hint="eastAsia"/>
+          <w:sz w:val="17"/>
+          <w:szCs w:val="17"/>
+        </w:rPr>
+        <w:t xml:space="preserve">        // 这一档停 1.5 秒，每秒测 50 次，记下最低的那个电压</w:t>
+      </w:r>
+    </w:p>
+    <w:p>
+      <w:pPr>
+        <w:spacing w:line="240" w:lineRule="auto" w:before="0" w:after="0"/>
+      </w:pPr>
+      <w:r>
+        <w:rPr>
+          <w:rFonts w:ascii="Consolas" w:hAnsi="Consolas" w:eastAsia="宋体" w:hint="eastAsia"/>
+          <w:sz w:val="17"/>
+          <w:szCs w:val="17"/>
+        </w:rPr>
+        <w:t xml:space="preserve">        int vmin = 30000;                     // 注意不能用 99999，Uno 上 int 最大 32767</w:t>
+      </w:r>
+    </w:p>
+    <w:p>
+      <w:pPr>
+        <w:spacing w:line="240" w:lineRule="auto" w:before="0" w:after="0"/>
+      </w:pPr>
+      <w:r>
+        <w:rPr>
+          <w:rFonts w:ascii="Consolas" w:hAnsi="Consolas" w:eastAsia="宋体" w:hint="eastAsia"/>
+          <w:sz w:val="17"/>
+          <w:szCs w:val="17"/>
+        </w:rPr>
+        <w:t xml:space="preserve">        unsigned long t0 = millis();</w:t>
+      </w:r>
+    </w:p>
+    <w:p>
+      <w:pPr>
+        <w:spacing w:line="240" w:lineRule="auto" w:before="0" w:after="0"/>
+      </w:pPr>
+      <w:r>
+        <w:rPr>
+          <w:rFonts w:ascii="Consolas" w:hAnsi="Consolas" w:eastAsia="宋体" w:hint="eastAsia"/>
+          <w:sz w:val="17"/>
+          <w:szCs w:val="17"/>
+        </w:rPr>
+        <w:t xml:space="preserve">        while (millis() - t0 &lt; 1500) {</w:t>
+      </w:r>
+    </w:p>
+    <w:p>
+      <w:pPr>
+        <w:spacing w:line="240" w:lineRule="auto" w:before="0" w:after="0"/>
+      </w:pPr>
+      <w:r>
+        <w:rPr>
+          <w:rFonts w:ascii="Consolas" w:hAnsi="Consolas" w:eastAsia="宋体" w:hint="eastAsia"/>
+          <w:sz w:val="17"/>
+          <w:szCs w:val="17"/>
+        </w:rPr>
+        <w:t xml:space="preserve">          ADMUX = _BV(REFS0) | _BV(MUX3) | _BV(MUX2) | _BV(MUX1);</w:t>
+      </w:r>
+    </w:p>
+    <w:p>
+      <w:pPr>
+        <w:spacing w:line="240" w:lineRule="auto" w:before="0" w:after="0"/>
+      </w:pPr>
+      <w:r>
+        <w:rPr>
+          <w:rFonts w:ascii="Consolas" w:hAnsi="Consolas" w:eastAsia="宋体" w:hint="eastAsia"/>
+          <w:sz w:val="17"/>
+          <w:szCs w:val="17"/>
+        </w:rPr>
+        <w:t xml:space="preserve">          delay(2);</w:t>
+      </w:r>
+    </w:p>
+    <w:p>
+      <w:pPr>
+        <w:spacing w:line="240" w:lineRule="auto" w:before="0" w:after="0"/>
+      </w:pPr>
+      <w:r>
+        <w:rPr>
+          <w:rFonts w:ascii="Consolas" w:hAnsi="Consolas" w:eastAsia="宋体" w:hint="eastAsia"/>
+          <w:sz w:val="17"/>
+          <w:szCs w:val="17"/>
+        </w:rPr>
+        <w:t xml:space="preserve">          ADCSRA |= _BV(ADSC);</w:t>
+      </w:r>
+    </w:p>
+    <w:p>
+      <w:pPr>
+        <w:spacing w:line="240" w:lineRule="auto" w:before="0" w:after="0"/>
+      </w:pPr>
+      <w:r>
+        <w:rPr>
+          <w:rFonts w:ascii="Consolas" w:hAnsi="Consolas" w:eastAsia="宋体" w:hint="eastAsia"/>
+          <w:sz w:val="17"/>
+          <w:szCs w:val="17"/>
+        </w:rPr>
+        <w:t xml:space="preserve">          while (ADCSRA &amp; _BV(ADSC)) { }</w:t>
+      </w:r>
+    </w:p>
+    <w:p>
+      <w:pPr>
+        <w:spacing w:line="240" w:lineRule="auto" w:before="0" w:after="0"/>
+      </w:pPr>
+      <w:r>
+        <w:rPr>
+          <w:rFonts w:ascii="Consolas" w:hAnsi="Consolas" w:eastAsia="宋体" w:hint="eastAsia"/>
+          <w:sz w:val="17"/>
+          <w:szCs w:val="17"/>
+        </w:rPr>
+        <w:t xml:space="preserve">          long raw = ADCL;</w:t>
+      </w:r>
+    </w:p>
+    <w:p>
+      <w:pPr>
+        <w:spacing w:line="240" w:lineRule="auto" w:before="0" w:after="0"/>
+      </w:pPr>
+      <w:r>
+        <w:rPr>
+          <w:rFonts w:ascii="Consolas" w:hAnsi="Consolas" w:eastAsia="宋体" w:hint="eastAsia"/>
+          <w:sz w:val="17"/>
+          <w:szCs w:val="17"/>
+        </w:rPr>
+        <w:t xml:space="preserve">          raw |= ADCH &lt;&lt; 8;</w:t>
+      </w:r>
+    </w:p>
+    <w:p>
+      <w:pPr>
+        <w:spacing w:line="240" w:lineRule="auto" w:before="0" w:after="0"/>
+      </w:pPr>
+      <w:r>
+        <w:rPr>
+          <w:rFonts w:ascii="Consolas" w:hAnsi="Consolas" w:eastAsia="宋体" w:hint="eastAsia"/>
+          <w:sz w:val="17"/>
+          <w:szCs w:val="17"/>
+        </w:rPr>
+        <w:t xml:space="preserve">          if (raw &gt; 0) {</w:t>
+      </w:r>
+    </w:p>
+    <w:p>
+      <w:pPr>
+        <w:spacing w:line="240" w:lineRule="auto" w:before="0" w:after="0"/>
+      </w:pPr>
+      <w:r>
+        <w:rPr>
+          <w:rFonts w:ascii="Consolas" w:hAnsi="Consolas" w:eastAsia="宋体" w:hint="eastAsia"/>
+          <w:sz w:val="17"/>
+          <w:szCs w:val="17"/>
+        </w:rPr>
+        <w:t xml:space="preserve">            int v = (int)(1125300L / raw);</w:t>
+      </w:r>
+    </w:p>
+    <w:p>
+      <w:pPr>
+        <w:spacing w:line="240" w:lineRule="auto" w:before="0" w:after="0"/>
+      </w:pPr>
+      <w:r>
+        <w:rPr>
+          <w:rFonts w:ascii="Consolas" w:hAnsi="Consolas" w:eastAsia="宋体" w:hint="eastAsia"/>
+          <w:sz w:val="17"/>
+          <w:szCs w:val="17"/>
+        </w:rPr>
+        <w:t xml:space="preserve">            if (v &lt; vmin) vmin = v;</w:t>
+      </w:r>
+    </w:p>
+    <w:p>
+      <w:pPr>
+        <w:spacing w:line="240" w:lineRule="auto" w:before="0" w:after="0"/>
+      </w:pPr>
+      <w:r>
+        <w:rPr>
+          <w:rFonts w:ascii="Consolas" w:hAnsi="Consolas" w:eastAsia="宋体" w:hint="eastAsia"/>
+          <w:sz w:val="17"/>
+          <w:szCs w:val="17"/>
+        </w:rPr>
+        <w:t xml:space="preserve">          }</w:t>
+      </w:r>
+    </w:p>
+    <w:p>
+      <w:pPr>
+        <w:spacing w:line="240" w:lineRule="auto" w:before="0" w:after="0"/>
+      </w:pPr>
+      <w:r>
+        <w:rPr>
+          <w:rFonts w:ascii="Consolas" w:hAnsi="Consolas" w:eastAsia="宋体" w:hint="eastAsia"/>
+          <w:sz w:val="17"/>
+          <w:szCs w:val="17"/>
+        </w:rPr>
+        <w:t xml:space="preserve">          delay(18);</w:t>
+      </w:r>
+    </w:p>
+    <w:p>
+      <w:pPr>
+        <w:spacing w:line="240" w:lineRule="auto" w:before="0" w:after="0"/>
+      </w:pPr>
+      <w:r>
+        <w:rPr>
+          <w:rFonts w:ascii="Consolas" w:hAnsi="Consolas" w:eastAsia="宋体" w:hint="eastAsia"/>
+          <w:sz w:val="17"/>
+          <w:szCs w:val="17"/>
+        </w:rPr>
+        <w:t xml:space="preserve">        }</w:t>
+      </w:r>
+    </w:p>
+    <w:p>
+      <w:pPr>
+        <w:spacing w:line="240" w:lineRule="auto" w:before="0" w:after="0"/>
+      </w:pPr>
+      <w:r>
+        <w:rPr>
+          <w:rFonts w:ascii="Consolas" w:hAnsi="Consolas" w:eastAsia="宋体" w:hint="eastAsia"/>
+          <w:sz w:val="17"/>
+          <w:szCs w:val="17"/>
+        </w:rPr>
+        <w:t xml:space="preserve"/>
+      </w:r>
+    </w:p>
+    <w:p>
+      <w:pPr>
+        <w:spacing w:line="240" w:lineRule="auto" w:before="0" w:after="0"/>
+      </w:pPr>
+      <w:r>
+        <w:rPr>
+          <w:rFonts w:ascii="Consolas" w:hAnsi="Consolas" w:eastAsia="宋体" w:hint="eastAsia"/>
+          <w:sz w:val="17"/>
+          <w:szCs w:val="17"/>
+        </w:rPr>
+        <w:t xml:space="preserve">        // 顺便量一下 MX1508 的 VM（要从 VM 接一根线到 A2）</w:t>
+      </w:r>
+    </w:p>
+    <w:p>
+      <w:pPr>
+        <w:spacing w:line="240" w:lineRule="auto" w:before="0" w:after="0"/>
+      </w:pPr>
+      <w:r>
+        <w:rPr>
+          <w:rFonts w:ascii="Consolas" w:hAnsi="Consolas" w:eastAsia="宋体" w:hint="eastAsia"/>
+          <w:sz w:val="17"/>
+          <w:szCs w:val="17"/>
+        </w:rPr>
+        <w:t xml:space="preserve">        analogRead(A2);</w:t>
+      </w:r>
+    </w:p>
+    <w:p>
+      <w:pPr>
+        <w:spacing w:line="240" w:lineRule="auto" w:before="0" w:after="0"/>
+      </w:pPr>
+      <w:r>
+        <w:rPr>
+          <w:rFonts w:ascii="Consolas" w:hAnsi="Consolas" w:eastAsia="宋体" w:hint="eastAsia"/>
+          <w:sz w:val="17"/>
+          <w:szCs w:val="17"/>
+        </w:rPr>
+        <w:t xml:space="preserve">        int vmRaw = analogRead(A2);</w:t>
+      </w:r>
+    </w:p>
+    <w:p>
+      <w:pPr>
+        <w:spacing w:line="240" w:lineRule="auto" w:before="0" w:after="0"/>
+      </w:pPr>
+      <w:r>
+        <w:rPr>
+          <w:rFonts w:ascii="Consolas" w:hAnsi="Consolas" w:eastAsia="宋体" w:hint="eastAsia"/>
+          <w:sz w:val="17"/>
+          <w:szCs w:val="17"/>
+        </w:rPr>
+        <w:t xml:space="preserve">        int vm = (int)((long)vmRaw * vmin / 1023);</w:t>
+      </w:r>
+    </w:p>
+    <w:p>
+      <w:pPr>
+        <w:spacing w:line="240" w:lineRule="auto" w:before="0" w:after="0"/>
+      </w:pPr>
+      <w:r>
+        <w:rPr>
+          <w:rFonts w:ascii="Consolas" w:hAnsi="Consolas" w:eastAsia="宋体" w:hint="eastAsia"/>
+          <w:sz w:val="17"/>
+          <w:szCs w:val="17"/>
+        </w:rPr>
+        <w:t xml:space="preserve"/>
+      </w:r>
+    </w:p>
+    <w:p>
+      <w:pPr>
+        <w:spacing w:line="240" w:lineRule="auto" w:before="0" w:after="0"/>
+      </w:pPr>
+      <w:r>
+        <w:rPr>
+          <w:rFonts w:ascii="Consolas" w:hAnsi="Consolas" w:eastAsia="宋体" w:hint="eastAsia"/>
+          <w:sz w:val="17"/>
+          <w:szCs w:val="17"/>
+        </w:rPr>
+        <w:t xml:space="preserve">        Serial.print(duty);</w:t>
+      </w:r>
+    </w:p>
+    <w:p>
+      <w:pPr>
+        <w:spacing w:line="240" w:lineRule="auto" w:before="0" w:after="0"/>
+      </w:pPr>
+      <w:r>
+        <w:rPr>
+          <w:rFonts w:ascii="Consolas" w:hAnsi="Consolas" w:eastAsia="宋体" w:hint="eastAsia"/>
+          <w:sz w:val="17"/>
+          <w:szCs w:val="17"/>
+        </w:rPr>
+        <w:t xml:space="preserve">        Serial.print(F("     "));</w:t>
+      </w:r>
+    </w:p>
+    <w:p>
+      <w:pPr>
+        <w:spacing w:line="240" w:lineRule="auto" w:before="0" w:after="0"/>
+      </w:pPr>
+      <w:r>
+        <w:rPr>
+          <w:rFonts w:ascii="Consolas" w:hAnsi="Consolas" w:eastAsia="宋体" w:hint="eastAsia"/>
+          <w:sz w:val="17"/>
+          <w:szCs w:val="17"/>
+        </w:rPr>
+        <w:t xml:space="preserve">        Serial.print(vmin);</w:t>
+      </w:r>
+    </w:p>
+    <w:p>
+      <w:pPr>
+        <w:spacing w:line="240" w:lineRule="auto" w:before="0" w:after="0"/>
+      </w:pPr>
+      <w:r>
+        <w:rPr>
+          <w:rFonts w:ascii="Consolas" w:hAnsi="Consolas" w:eastAsia="宋体" w:hint="eastAsia"/>
+          <w:sz w:val="17"/>
+          <w:szCs w:val="17"/>
+        </w:rPr>
+        <w:t xml:space="preserve">        Serial.print(F("       "));</w:t>
+      </w:r>
+    </w:p>
+    <w:p>
+      <w:pPr>
+        <w:spacing w:line="240" w:lineRule="auto" w:before="0" w:after="0"/>
+      </w:pPr>
+      <w:r>
+        <w:rPr>
+          <w:rFonts w:ascii="Consolas" w:hAnsi="Consolas" w:eastAsia="宋体" w:hint="eastAsia"/>
+          <w:sz w:val="17"/>
+          <w:szCs w:val="17"/>
+        </w:rPr>
+        <w:t xml:space="preserve">        Serial.println(vm);</w:t>
+      </w:r>
+    </w:p>
+    <w:p>
+      <w:pPr>
+        <w:spacing w:line="240" w:lineRule="auto" w:before="0" w:after="0"/>
+      </w:pPr>
+      <w:r>
+        <w:rPr>
+          <w:rFonts w:ascii="Consolas" w:hAnsi="Consolas" w:eastAsia="宋体" w:hint="eastAsia"/>
+          <w:sz w:val="17"/>
+          <w:szCs w:val="17"/>
+        </w:rPr>
+        <w:t xml:space="preserve">      }</w:t>
+      </w:r>
+    </w:p>
+    <w:p>
+      <w:pPr>
+        <w:spacing w:line="240" w:lineRule="auto" w:before="0" w:after="0"/>
+      </w:pPr>
+      <w:r>
+        <w:rPr>
+          <w:rFonts w:ascii="Consolas" w:hAnsi="Consolas" w:eastAsia="宋体" w:hint="eastAsia"/>
+          <w:sz w:val="17"/>
+          <w:szCs w:val="17"/>
+        </w:rPr>
+        <w:t xml:space="preserve">      analogWrite(leftForward, 0);</w:t>
+      </w:r>
+    </w:p>
+    <w:p>
+      <w:pPr>
+        <w:spacing w:line="240" w:lineRule="auto" w:before="0" w:after="0"/>
+      </w:pPr>
+      <w:r>
+        <w:rPr>
+          <w:rFonts w:ascii="Consolas" w:hAnsi="Consolas" w:eastAsia="宋体" w:hint="eastAsia"/>
+          <w:sz w:val="17"/>
+          <w:szCs w:val="17"/>
+        </w:rPr>
+        <w:t xml:space="preserve">      analogWrite(rightForward, 0);</w:t>
+      </w:r>
+    </w:p>
+    <w:p>
+      <w:pPr>
+        <w:spacing w:line="240" w:lineRule="auto" w:before="0" w:after="0"/>
+      </w:pPr>
+      <w:r>
+        <w:rPr>
+          <w:rFonts w:ascii="Consolas" w:hAnsi="Consolas" w:eastAsia="宋体" w:hint="eastAsia"/>
+          <w:sz w:val="17"/>
+          <w:szCs w:val="17"/>
+        </w:rPr>
+        <w:t xml:space="preserve">      Serial.println(F("=== sweep done, motors OFF ==="));</w:t>
+      </w:r>
+    </w:p>
+    <w:p>
+      <w:pPr>
+        <w:spacing w:line="240" w:lineRule="auto" w:before="0" w:after="0"/>
+      </w:pPr>
+      <w:r>
+        <w:rPr>
+          <w:rFonts w:ascii="Consolas" w:hAnsi="Consolas" w:eastAsia="宋体" w:hint="eastAsia"/>
+          <w:sz w:val="17"/>
+          <w:szCs w:val="17"/>
+        </w:rPr>
+        <w:t xml:space="preserve">      Serial.println(F("电压从哪一档开始掉，speedFast 就取那一档的 60%"));</w:t>
+      </w:r>
+    </w:p>
+    <w:p>
+      <w:pPr>
+        <w:spacing w:line="240" w:lineRule="auto" w:before="0" w:after="0"/>
+      </w:pPr>
+      <w:r>
+        <w:rPr>
+          <w:rFonts w:ascii="Consolas" w:hAnsi="Consolas" w:eastAsia="宋体" w:hint="eastAsia"/>
+          <w:sz w:val="17"/>
+          <w:szCs w:val="17"/>
+        </w:rPr>
+        <w:t xml:space="preserve">    }</w:t>
+      </w:r>
+    </w:p>
+    <w:p>
+      <w:pPr>
+        <w:spacing w:line="240" w:lineRule="auto" w:before="0" w:after="0"/>
+      </w:pPr>
+      <w:r>
+        <w:rPr>
+          <w:rFonts w:ascii="Consolas" w:hAnsi="Consolas" w:eastAsia="宋体" w:hint="eastAsia"/>
+          <w:sz w:val="17"/>
+          <w:szCs w:val="17"/>
+        </w:rPr>
         <w:t xml:space="preserve">    else if (c == 'z') {</w:t>
       </w:r>
     </w:p>
@@ -19697,7 +21205,7 @@
           <w:sz w:val="17"/>
           <w:szCs w:val="17"/>
         </w:rPr>
-        <w:t xml:space="preserve">      Serial.println(F("--- buzzer pin sweep ---"));</w:t>
+        <w:t xml:space="preserve">      Serial.println(F("--- buzzer pin sweep (D2 跳过: 启动键) ---"));</w:t>
       </w:r>
     </w:p>
     <w:p>
@@ -19723,7 +21231,7 @@
           <w:sz w:val="17"/>
           <w:szCs w:val="17"/>
         </w:rPr>
-        <w:t xml:space="preserve">      Serial.println(F("D5 D6 D9 D10 will twitch the motors - raise the car!"));</w:t>
+        <w:t xml:space="preserve">      Serial.println(F("D6 D7 D8 D9 will twitch the motors - raise the car!"));</w:t>
       </w:r>
     </w:p>
     <w:p>
@@ -19749,111 +21257,189 @@
           <w:sz w:val="17"/>
           <w:szCs w:val="17"/>
         </w:rPr>
-        <w:t xml:space="preserve">        pinMode(pin, OUTPUT);</w:t>
-      </w:r>
-    </w:p>
-    <w:p>
-      <w:pPr>
-        <w:spacing w:line="240" w:lineRule="auto" w:before="0" w:after="0"/>
-      </w:pPr>
-      <w:r>
-        <w:rPr>
-          <w:rFonts w:ascii="Consolas" w:hAnsi="Consolas" w:eastAsia="宋体" w:hint="eastAsia"/>
-          <w:sz w:val="17"/>
-          <w:szCs w:val="17"/>
-        </w:rPr>
-        <w:t xml:space="preserve">        Serial.print(F("  testing D"));</w:t>
-      </w:r>
-    </w:p>
-    <w:p>
-      <w:pPr>
-        <w:spacing w:line="240" w:lineRule="auto" w:before="0" w:after="0"/>
-      </w:pPr>
-      <w:r>
-        <w:rPr>
-          <w:rFonts w:ascii="Consolas" w:hAnsi="Consolas" w:eastAsia="宋体" w:hint="eastAsia"/>
-          <w:sz w:val="17"/>
-          <w:szCs w:val="17"/>
-        </w:rPr>
-        <w:t xml:space="preserve">        Serial.println(pin);</w:t>
-      </w:r>
-    </w:p>
-    <w:p>
-      <w:pPr>
-        <w:spacing w:line="240" w:lineRule="auto" w:before="0" w:after="0"/>
-      </w:pPr>
-      <w:r>
-        <w:rPr>
-          <w:rFonts w:ascii="Consolas" w:hAnsi="Consolas" w:eastAsia="宋体" w:hint="eastAsia"/>
-          <w:sz w:val="17"/>
-          <w:szCs w:val="17"/>
-        </w:rPr>
-        <w:t xml:space="preserve">        // delayMicroseconds(250) = 等 250 微秒。一高一低是一个周期，约 2kHz</w:t>
-      </w:r>
-    </w:p>
-    <w:p>
-      <w:pPr>
-        <w:spacing w:line="240" w:lineRule="auto" w:before="0" w:after="0"/>
-      </w:pPr>
-      <w:r>
-        <w:rPr>
-          <w:rFonts w:ascii="Consolas" w:hAnsi="Consolas" w:eastAsia="宋体" w:hint="eastAsia"/>
-          <w:sz w:val="17"/>
-          <w:szCs w:val="17"/>
-        </w:rPr>
-        <w:t xml:space="preserve">        for (int i = 0; i &lt; 600; i = i + 1) {</w:t>
-      </w:r>
-    </w:p>
-    <w:p>
-      <w:pPr>
-        <w:spacing w:line="240" w:lineRule="auto" w:before="0" w:after="0"/>
-      </w:pPr>
-      <w:r>
-        <w:rPr>
-          <w:rFonts w:ascii="Consolas" w:hAnsi="Consolas" w:eastAsia="宋体" w:hint="eastAsia"/>
-          <w:sz w:val="17"/>
-          <w:szCs w:val="17"/>
-        </w:rPr>
-        <w:t xml:space="preserve">          digitalWrite(pin, HIGH);</w:t>
-      </w:r>
-    </w:p>
-    <w:p>
-      <w:pPr>
-        <w:spacing w:line="240" w:lineRule="auto" w:before="0" w:after="0"/>
-      </w:pPr>
-      <w:r>
-        <w:rPr>
-          <w:rFonts w:ascii="Consolas" w:hAnsi="Consolas" w:eastAsia="宋体" w:hint="eastAsia"/>
-          <w:sz w:val="17"/>
-          <w:szCs w:val="17"/>
-        </w:rPr>
-        <w:t xml:space="preserve">          delayMicroseconds(250);</w:t>
-      </w:r>
-    </w:p>
-    <w:p>
-      <w:pPr>
-        <w:spacing w:line="240" w:lineRule="auto" w:before="0" w:after="0"/>
-      </w:pPr>
-      <w:r>
-        <w:rPr>
-          <w:rFonts w:ascii="Consolas" w:hAnsi="Consolas" w:eastAsia="宋体" w:hint="eastAsia"/>
-          <w:sz w:val="17"/>
-          <w:szCs w:val="17"/>
-        </w:rPr>
-        <w:t xml:space="preserve">          digitalWrite(pin, LOW);</w:t>
-      </w:r>
-    </w:p>
-    <w:p>
-      <w:pPr>
-        <w:spacing w:line="240" w:lineRule="auto" w:before="0" w:after="0"/>
-      </w:pPr>
-      <w:r>
-        <w:rPr>
-          <w:rFonts w:ascii="Consolas" w:hAnsi="Consolas" w:eastAsia="宋体" w:hint="eastAsia"/>
-          <w:sz w:val="17"/>
-          <w:szCs w:val="17"/>
-        </w:rPr>
-        <w:t xml:space="preserve">          delayMicroseconds(250);</w:t>
+        <w:t xml:space="preserve">        // 【必须跳过 D7】D7 是启动键，按键另一端接的是 HIGH。</w:t>
+      </w:r>
+    </w:p>
+    <w:p>
+      <w:pPr>
+        <w:spacing w:line="240" w:lineRule="auto" w:before="0" w:after="0"/>
+      </w:pPr>
+      <w:r>
+        <w:rPr>
+          <w:rFonts w:ascii="Consolas" w:hAnsi="Consolas" w:eastAsia="宋体" w:hint="eastAsia"/>
+          <w:sz w:val="17"/>
+          <w:szCs w:val="17"/>
+        </w:rPr>
+        <w:t xml:space="preserve">        // 把 D7 推成输出再驱动 LOW，一按按键就等于把 HIGH 直接短到地，</w:t>
+      </w:r>
+    </w:p>
+    <w:p>
+      <w:pPr>
+        <w:spacing w:line="240" w:lineRule="auto" w:before="0" w:after="0"/>
+      </w:pPr>
+      <w:r>
+        <w:rPr>
+          <w:rFonts w:ascii="Consolas" w:hAnsi="Consolas" w:eastAsia="宋体" w:hint="eastAsia"/>
+          <w:sz w:val="17"/>
+          <w:szCs w:val="17"/>
+        </w:rPr>
+        <w:t xml:space="preserve">        // 而且扫完之后 D7 会一直留在"输出 LOW"状态，一直有这个风险。</w:t>
+      </w:r>
+    </w:p>
+    <w:p>
+      <w:pPr>
+        <w:spacing w:line="240" w:lineRule="auto" w:before="0" w:after="0"/>
+      </w:pPr>
+      <w:r>
+        <w:rPr>
+          <w:rFonts w:ascii="Consolas" w:hAnsi="Consolas" w:eastAsia="宋体" w:hint="eastAsia"/>
+          <w:sz w:val="17"/>
+          <w:szCs w:val="17"/>
+        </w:rPr>
+        <w:t xml:space="preserve">        if (pin != startButton) {</w:t>
+      </w:r>
+    </w:p>
+    <w:p>
+      <w:pPr>
+        <w:spacing w:line="240" w:lineRule="auto" w:before="0" w:after="0"/>
+      </w:pPr>
+      <w:r>
+        <w:rPr>
+          <w:rFonts w:ascii="Consolas" w:hAnsi="Consolas" w:eastAsia="宋体" w:hint="eastAsia"/>
+          <w:sz w:val="17"/>
+          <w:szCs w:val="17"/>
+        </w:rPr>
+        <w:t xml:space="preserve">          pinMode(pin, OUTPUT);</w:t>
+      </w:r>
+    </w:p>
+    <w:p>
+      <w:pPr>
+        <w:spacing w:line="240" w:lineRule="auto" w:before="0" w:after="0"/>
+      </w:pPr>
+      <w:r>
+        <w:rPr>
+          <w:rFonts w:ascii="Consolas" w:hAnsi="Consolas" w:eastAsia="宋体" w:hint="eastAsia"/>
+          <w:sz w:val="17"/>
+          <w:szCs w:val="17"/>
+        </w:rPr>
+        <w:t xml:space="preserve">          Serial.print(F("  testing D"));</w:t>
+      </w:r>
+    </w:p>
+    <w:p>
+      <w:pPr>
+        <w:spacing w:line="240" w:lineRule="auto" w:before="0" w:after="0"/>
+      </w:pPr>
+      <w:r>
+        <w:rPr>
+          <w:rFonts w:ascii="Consolas" w:hAnsi="Consolas" w:eastAsia="宋体" w:hint="eastAsia"/>
+          <w:sz w:val="17"/>
+          <w:szCs w:val="17"/>
+        </w:rPr>
+        <w:t xml:space="preserve">          Serial.println(pin);</w:t>
+      </w:r>
+    </w:p>
+    <w:p>
+      <w:pPr>
+        <w:spacing w:line="240" w:lineRule="auto" w:before="0" w:after="0"/>
+      </w:pPr>
+      <w:r>
+        <w:rPr>
+          <w:rFonts w:ascii="Consolas" w:hAnsi="Consolas" w:eastAsia="宋体" w:hint="eastAsia"/>
+          <w:sz w:val="17"/>
+          <w:szCs w:val="17"/>
+        </w:rPr>
+        <w:t xml:space="preserve">          // delayMicroseconds(250) = 等 250 微秒。一高一低是一个周期，约 2kHz</w:t>
+      </w:r>
+    </w:p>
+    <w:p>
+      <w:pPr>
+        <w:spacing w:line="240" w:lineRule="auto" w:before="0" w:after="0"/>
+      </w:pPr>
+      <w:r>
+        <w:rPr>
+          <w:rFonts w:ascii="Consolas" w:hAnsi="Consolas" w:eastAsia="宋体" w:hint="eastAsia"/>
+          <w:sz w:val="17"/>
+          <w:szCs w:val="17"/>
+        </w:rPr>
+        <w:t xml:space="preserve">          for (int i = 0; i &lt; 600; i = i + 1) {</w:t>
+      </w:r>
+    </w:p>
+    <w:p>
+      <w:pPr>
+        <w:spacing w:line="240" w:lineRule="auto" w:before="0" w:after="0"/>
+      </w:pPr>
+      <w:r>
+        <w:rPr>
+          <w:rFonts w:ascii="Consolas" w:hAnsi="Consolas" w:eastAsia="宋体" w:hint="eastAsia"/>
+          <w:sz w:val="17"/>
+          <w:szCs w:val="17"/>
+        </w:rPr>
+        <w:t xml:space="preserve">            digitalWrite(pin, HIGH);</w:t>
+      </w:r>
+    </w:p>
+    <w:p>
+      <w:pPr>
+        <w:spacing w:line="240" w:lineRule="auto" w:before="0" w:after="0"/>
+      </w:pPr>
+      <w:r>
+        <w:rPr>
+          <w:rFonts w:ascii="Consolas" w:hAnsi="Consolas" w:eastAsia="宋体" w:hint="eastAsia"/>
+          <w:sz w:val="17"/>
+          <w:szCs w:val="17"/>
+        </w:rPr>
+        <w:t xml:space="preserve">            delayMicroseconds(250);</w:t>
+      </w:r>
+    </w:p>
+    <w:p>
+      <w:pPr>
+        <w:spacing w:line="240" w:lineRule="auto" w:before="0" w:after="0"/>
+      </w:pPr>
+      <w:r>
+        <w:rPr>
+          <w:rFonts w:ascii="Consolas" w:hAnsi="Consolas" w:eastAsia="宋体" w:hint="eastAsia"/>
+          <w:sz w:val="17"/>
+          <w:szCs w:val="17"/>
+        </w:rPr>
+        <w:t xml:space="preserve">            digitalWrite(pin, LOW);</w:t>
+      </w:r>
+    </w:p>
+    <w:p>
+      <w:pPr>
+        <w:spacing w:line="240" w:lineRule="auto" w:before="0" w:after="0"/>
+      </w:pPr>
+      <w:r>
+        <w:rPr>
+          <w:rFonts w:ascii="Consolas" w:hAnsi="Consolas" w:eastAsia="宋体" w:hint="eastAsia"/>
+          <w:sz w:val="17"/>
+          <w:szCs w:val="17"/>
+        </w:rPr>
+        <w:t xml:space="preserve">            delayMicroseconds(250);</w:t>
+      </w:r>
+    </w:p>
+    <w:p>
+      <w:pPr>
+        <w:spacing w:line="240" w:lineRule="auto" w:before="0" w:after="0"/>
+      </w:pPr>
+      <w:r>
+        <w:rPr>
+          <w:rFonts w:ascii="Consolas" w:hAnsi="Consolas" w:eastAsia="宋体" w:hint="eastAsia"/>
+          <w:sz w:val="17"/>
+          <w:szCs w:val="17"/>
+        </w:rPr>
+        <w:t xml:space="preserve">          }</w:t>
+      </w:r>
+    </w:p>
+    <w:p>
+      <w:pPr>
+        <w:spacing w:line="240" w:lineRule="auto" w:before="0" w:after="0"/>
+      </w:pPr>
+      <w:r>
+        <w:rPr>
+          <w:rFonts w:ascii="Consolas" w:hAnsi="Consolas" w:eastAsia="宋体" w:hint="eastAsia"/>
+          <w:sz w:val="17"/>
+          <w:szCs w:val="17"/>
+        </w:rPr>
+        <w:t xml:space="preserve">          delay(300);   // 停一下，方便分辨是哪个脚在响</w:t>
       </w:r>
     </w:p>
     <w:p>
@@ -19879,19 +21465,6 @@
           <w:sz w:val="17"/>
           <w:szCs w:val="17"/>
         </w:rPr>
-        <w:t xml:space="preserve">        delay(300);   // 停一下，方便分辨是哪个脚在响</w:t>
-      </w:r>
-    </w:p>
-    <w:p>
-      <w:pPr>
-        <w:spacing w:line="240" w:lineRule="auto" w:before="0" w:after="0"/>
-      </w:pPr>
-      <w:r>
-        <w:rPr>
-          <w:rFonts w:ascii="Consolas" w:hAnsi="Consolas" w:eastAsia="宋体" w:hint="eastAsia"/>
-          <w:sz w:val="17"/>
-          <w:szCs w:val="17"/>
-        </w:rPr>
         <w:t xml:space="preserve">      }</w:t>
       </w:r>
     </w:p>
@@ -19970,7 +21543,7 @@
           <w:sz w:val="17"/>
           <w:szCs w:val="17"/>
         </w:rPr>
-        <w:t xml:space="preserve">      Serial.println(F("--- left(A1) right(A0) ---"));</w:t>
+        <w:t xml:space="preserve">      Serial.println(F("--- left(A0) right(A1) ---"));</w:t>
       </w:r>
     </w:p>
     <w:p>
